--- a/output/06_北塩原村第10期_計画素案.docx
+++ b/output/06_北塩原村第10期_計画素案.docx
@@ -531,6 +531,19 @@
           <w:szCs w:val="21"/>
         </w:rPr>
         <w:t xml:space="preserve">同時に、本村を支える生産年齢人口は令和7年の1,192人から令和12年には1,008人へと、5年間で15.4%減少する見込みです。支え手が急速に細るなかで、必要な方に必要な支援を届ける仕組みをどう組み立てるかが、本計画の中心的な課題です。</w:t>
+      </w:r>
+    </w:p>
+    <w:p>
+      <w:pPr>
+        <w:spacing w:after="120" w:line="300"/>
+      </w:pPr>
+      <w:r>
+        <w:rPr>
+          <w:rFonts w:ascii="游明朝" w:cs="游明朝" w:eastAsia="游明朝" w:hAnsi="游明朝"/>
+          <w:sz w:val="21"/>
+          <w:szCs w:val="21"/>
+        </w:rPr>
+        <w:t xml:space="preserve">また、第10期の国の基本指針では、令和22年（2040年）を見据えた中長期的な推計を基本としつつ、「中山間・人口減少地域」「大都市部」「一般市等」の地域類型ごとにサービス基盤の確保策を整理する方向が示される見込みです。本村は村内全域を一つの日常生活圏域とし、北山・大塩・桧原・裏磐梯の4地区に集落が分散する中山間地域であり、この「中山間・人口減少地域」に該当します。人材の確保と地域の実情に応じたサービス提供体制の整理が、第10期の中心的な論点になります。</w:t>
       </w:r>
     </w:p>
     <w:p>
@@ -1531,6 +1544,19 @@
           <w:szCs w:val="21"/>
         </w:rPr>
         <w:t xml:space="preserve">本村の総人口は、平成22年（2010年）の3,185人から令和7年（2025年）の2,315人へと、15年間で870人（27.3%）減少しました。高齢化率は同期間に28.0%から40.5%へと12.5ポイント上昇しています。</w:t>
+      </w:r>
+    </w:p>
+    <w:p>
+      <w:pPr>
+        <w:spacing w:after="120" w:line="300"/>
+      </w:pPr>
+      <w:r>
+        <w:rPr>
+          <w:rFonts w:ascii="游明朝" w:cs="游明朝" w:eastAsia="游明朝" w:hAnsi="游明朝"/>
+          <w:sz w:val="21"/>
+          <w:szCs w:val="21"/>
+        </w:rPr>
+        <w:t xml:space="preserve">本村は磐梯山の北麓に位置し、北山・大塩・桧原・裏磐梯の4地区に集落が分散しています。積雪の多い中山間地域であり、地区により生活環境や交通条件が異なります。第9期のアンケート調査は全設問を地区別に集計しており、本計画でも地区ごとの状況を踏まえて施策を組み立てます。</w:t>
       </w:r>
     </w:p>
     <w:tbl>
@@ -11796,6 +11822,19 @@
     </w:p>
     <w:p>
       <w:pPr>
+        <w:spacing w:after="120" w:line="300"/>
+      </w:pPr>
+      <w:r>
+        <w:rPr>
+          <w:rFonts w:ascii="游明朝" w:cs="游明朝" w:eastAsia="游明朝" w:hAnsi="游明朝"/>
+          <w:sz w:val="21"/>
+          <w:szCs w:val="21"/>
+        </w:rPr>
+        <w:t xml:space="preserve">一般介護予防事業としては、はつらつ貯筋教室、シニア元気アップ教室、住民主体の通いの場であるいきいき百歳体操などを実施しています。第9期のアンケート調査では、介護予防のための通いの場に参加している方は11.2%（509人中57人）であり、地区による差が大きいことが確認されています。とりわけ大塩地区は参加率・参加意向がいずれも最も低い状況です。</w:t>
+      </w:r>
+    </w:p>
+    <w:p>
+      <w:pPr>
         <w:pBdr>
           <w:left w:val="single" w:color="C00000" w:sz="18" w:space="8"/>
         </w:pBdr>
@@ -11810,7 +11849,7 @@
           <w:sz w:val="18"/>
           <w:szCs w:val="18"/>
         </w:rPr>
-        <w:t xml:space="preserve">⚙ 編集注記：通いの場の箇所数・参加者数・参加率は、地域包括ケア「見える化」システムのデータが令和2年度で更新を終えており、村の実数の提供を受けたうえで記載します。</w:t>
+        <w:t xml:space="preserve">⚙ 編集注記：通いの場の箇所数・参加者数・参加率は、地域包括ケア「見える化」システムのデータが令和2年度で更新を終えており、村の実数の提供を受けたうえで記載します。上記の11.2%は第9期アンケート調査による数値です。</w:t>
       </w:r>
     </w:p>
     <w:p>
@@ -16239,7 +16278,1164 @@
           <w:sz w:val="18"/>
           <w:szCs w:val="18"/>
         </w:rPr>
-        <w:t xml:space="preserve">⚙ 編集注記：介護予防・日常生活圏域ニーズ調査および在宅介護実態調査の結果は、調査実施後に記載します。リスク判定11種の結果および第8期・第9期調査との時系列比較を含めます。</w:t>
+        <w:t xml:space="preserve">⚙ 編集注記：本節には、令和8年度に実施する介護予防・日常生活圏域ニーズ調査および在宅介護実態調査の結果を記載します。リスク判定11種の結果および第8期・第9期調査との時系列比較を含めます。以下は、比較の基礎となる第9期調査（令和5年度実施）の主な結果です。</w:t>
+      </w:r>
+    </w:p>
+    <w:p>
+      <w:pPr>
+        <w:spacing w:after="100" w:line="300"/>
+      </w:pPr>
+      <w:r>
+        <w:rPr>
+          <w:rFonts w:ascii="游ゴシック" w:cs="游ゴシック" w:eastAsia="游ゴシック" w:hAnsi="游ゴシック"/>
+          <w:b/>
+          <w:bCs/>
+          <w:color w:val="2E75B6"/>
+          <w:sz w:val="21"/>
+          <w:szCs w:val="21"/>
+        </w:rPr>
+        <w:t xml:space="preserve">参考：第9期調査の実施状況</w:t>
+      </w:r>
+    </w:p>
+    <w:tbl>
+      <w:tblPr>
+        <w:tblW w:type="dxa" w:w="9360"/>
+        <w:tblBorders>
+          <w:top w:val="single" w:color="auto" w:sz="4"/>
+          <w:left w:val="single" w:color="auto" w:sz="4"/>
+          <w:bottom w:val="single" w:color="auto" w:sz="4"/>
+          <w:right w:val="single" w:color="auto" w:sz="4"/>
+          <w:insideH w:val="single" w:color="auto" w:sz="4"/>
+          <w:insideV w:val="single" w:color="auto" w:sz="4"/>
+        </w:tblBorders>
+      </w:tblPr>
+      <w:tblGrid>
+        <w:gridCol w:w="3931"/>
+        <w:gridCol w:w="1872"/>
+        <w:gridCol w:w="1685"/>
+        <w:gridCol w:w="1872"/>
+      </w:tblGrid>
+      <w:tr>
+        <w:trPr>
+          <w:tblHeader/>
+        </w:trPr>
+        <w:tc>
+          <w:tcPr>
+            <w:tcW w:type="dxa" w:w="3931"/>
+            <w:shd w:fill="2E75B6" w:val="clear"/>
+            <w:tcMar>
+              <w:top w:type="dxa" w:w="60"/>
+              <w:left w:type="dxa" w:w="90"/>
+              <w:bottom w:type="dxa" w:w="60"/>
+              <w:right w:type="dxa" w:w="90"/>
+            </w:tcMar>
+          </w:tcPr>
+          <w:p>
+            <w:pPr>
+              <w:spacing w:after="0" w:line="240"/>
+              <w:jc w:val="center"/>
+            </w:pPr>
+            <w:r>
+              <w:rPr>
+                <w:rFonts w:ascii="游ゴシック" w:cs="游ゴシック" w:eastAsia="游ゴシック" w:hAnsi="游ゴシック"/>
+                <w:b/>
+                <w:bCs/>
+                <w:color w:val="FFFFFF"/>
+                <w:sz w:val="17"/>
+                <w:szCs w:val="17"/>
+              </w:rPr>
+              <w:t xml:space="preserve">調査</w:t>
+            </w:r>
+          </w:p>
+        </w:tc>
+        <w:tc>
+          <w:tcPr>
+            <w:tcW w:type="dxa" w:w="1872"/>
+            <w:shd w:fill="2E75B6" w:val="clear"/>
+            <w:tcMar>
+              <w:top w:type="dxa" w:w="60"/>
+              <w:left w:type="dxa" w:w="90"/>
+              <w:bottom w:type="dxa" w:w="60"/>
+              <w:right w:type="dxa" w:w="90"/>
+            </w:tcMar>
+          </w:tcPr>
+          <w:p>
+            <w:pPr>
+              <w:spacing w:after="0" w:line="240"/>
+              <w:jc w:val="center"/>
+            </w:pPr>
+            <w:r>
+              <w:rPr>
+                <w:rFonts w:ascii="游ゴシック" w:cs="游ゴシック" w:eastAsia="游ゴシック" w:hAnsi="游ゴシック"/>
+                <w:b/>
+                <w:bCs/>
+                <w:color w:val="FFFFFF"/>
+                <w:sz w:val="17"/>
+                <w:szCs w:val="17"/>
+              </w:rPr>
+              <w:t xml:space="preserve">対象者数</w:t>
+            </w:r>
+          </w:p>
+        </w:tc>
+        <w:tc>
+          <w:tcPr>
+            <w:tcW w:type="dxa" w:w="1685"/>
+            <w:shd w:fill="2E75B6" w:val="clear"/>
+            <w:tcMar>
+              <w:top w:type="dxa" w:w="60"/>
+              <w:left w:type="dxa" w:w="90"/>
+              <w:bottom w:type="dxa" w:w="60"/>
+              <w:right w:type="dxa" w:w="90"/>
+            </w:tcMar>
+          </w:tcPr>
+          <w:p>
+            <w:pPr>
+              <w:spacing w:after="0" w:line="240"/>
+              <w:jc w:val="center"/>
+            </w:pPr>
+            <w:r>
+              <w:rPr>
+                <w:rFonts w:ascii="游ゴシック" w:cs="游ゴシック" w:eastAsia="游ゴシック" w:hAnsi="游ゴシック"/>
+                <w:b/>
+                <w:bCs/>
+                <w:color w:val="FFFFFF"/>
+                <w:sz w:val="17"/>
+                <w:szCs w:val="17"/>
+              </w:rPr>
+              <w:t xml:space="preserve">回収数</w:t>
+            </w:r>
+          </w:p>
+        </w:tc>
+        <w:tc>
+          <w:tcPr>
+            <w:tcW w:type="dxa" w:w="1872"/>
+            <w:shd w:fill="2E75B6" w:val="clear"/>
+            <w:tcMar>
+              <w:top w:type="dxa" w:w="60"/>
+              <w:left w:type="dxa" w:w="90"/>
+              <w:bottom w:type="dxa" w:w="60"/>
+              <w:right w:type="dxa" w:w="90"/>
+            </w:tcMar>
+          </w:tcPr>
+          <w:p>
+            <w:pPr>
+              <w:spacing w:after="0" w:line="240"/>
+              <w:jc w:val="center"/>
+            </w:pPr>
+            <w:r>
+              <w:rPr>
+                <w:rFonts w:ascii="游ゴシック" w:cs="游ゴシック" w:eastAsia="游ゴシック" w:hAnsi="游ゴシック"/>
+                <w:b/>
+                <w:bCs/>
+                <w:color w:val="FFFFFF"/>
+                <w:sz w:val="17"/>
+                <w:szCs w:val="17"/>
+              </w:rPr>
+              <w:t xml:space="preserve">有効回収率</w:t>
+            </w:r>
+          </w:p>
+        </w:tc>
+      </w:tr>
+      <w:tr>
+        <w:tc>
+          <w:tcPr>
+            <w:tcW w:type="dxa" w:w="3931"/>
+            <w:shd w:fill="FFFFFF" w:val="clear"/>
+            <w:tcMar>
+              <w:top w:type="dxa" w:w="60"/>
+              <w:left w:type="dxa" w:w="90"/>
+              <w:bottom w:type="dxa" w:w="60"/>
+              <w:right w:type="dxa" w:w="90"/>
+            </w:tcMar>
+          </w:tcPr>
+          <w:p>
+            <w:pPr>
+              <w:spacing w:after="0" w:line="240"/>
+            </w:pPr>
+            <w:r>
+              <w:rPr>
+                <w:rFonts w:ascii="游ゴシック" w:cs="游ゴシック" w:eastAsia="游ゴシック" w:hAnsi="游ゴシック"/>
+                <w:b w:val="false"/>
+                <w:bCs w:val="false"/>
+                <w:color w:val="000000"/>
+                <w:sz w:val="17"/>
+                <w:szCs w:val="17"/>
+              </w:rPr>
+              <w:t xml:space="preserve">介護予防・日常生活圏域ニーズ調査</w:t>
+            </w:r>
+          </w:p>
+        </w:tc>
+        <w:tc>
+          <w:tcPr>
+            <w:tcW w:type="dxa" w:w="1872"/>
+            <w:shd w:fill="FFFFFF" w:val="clear"/>
+            <w:tcMar>
+              <w:top w:type="dxa" w:w="60"/>
+              <w:left w:type="dxa" w:w="90"/>
+              <w:bottom w:type="dxa" w:w="60"/>
+              <w:right w:type="dxa" w:w="90"/>
+            </w:tcMar>
+          </w:tcPr>
+          <w:p>
+            <w:pPr>
+              <w:spacing w:after="0" w:line="240"/>
+            </w:pPr>
+            <w:r>
+              <w:rPr>
+                <w:rFonts w:ascii="游ゴシック" w:cs="游ゴシック" w:eastAsia="游ゴシック" w:hAnsi="游ゴシック"/>
+                <w:b w:val="false"/>
+                <w:bCs w:val="false"/>
+                <w:color w:val="000000"/>
+                <w:sz w:val="17"/>
+                <w:szCs w:val="17"/>
+              </w:rPr>
+              <w:t xml:space="preserve">883人</w:t>
+            </w:r>
+          </w:p>
+        </w:tc>
+        <w:tc>
+          <w:tcPr>
+            <w:tcW w:type="dxa" w:w="1685"/>
+            <w:shd w:fill="FFFFFF" w:val="clear"/>
+            <w:tcMar>
+              <w:top w:type="dxa" w:w="60"/>
+              <w:left w:type="dxa" w:w="90"/>
+              <w:bottom w:type="dxa" w:w="60"/>
+              <w:right w:type="dxa" w:w="90"/>
+            </w:tcMar>
+          </w:tcPr>
+          <w:p>
+            <w:pPr>
+              <w:spacing w:after="0" w:line="240"/>
+            </w:pPr>
+            <w:r>
+              <w:rPr>
+                <w:rFonts w:ascii="游ゴシック" w:cs="游ゴシック" w:eastAsia="游ゴシック" w:hAnsi="游ゴシック"/>
+                <w:b w:val="false"/>
+                <w:bCs w:val="false"/>
+                <w:color w:val="000000"/>
+                <w:sz w:val="17"/>
+                <w:szCs w:val="17"/>
+              </w:rPr>
+              <w:t xml:space="preserve">509人</w:t>
+            </w:r>
+          </w:p>
+        </w:tc>
+        <w:tc>
+          <w:tcPr>
+            <w:tcW w:type="dxa" w:w="1872"/>
+            <w:shd w:fill="FFFFFF" w:val="clear"/>
+            <w:tcMar>
+              <w:top w:type="dxa" w:w="60"/>
+              <w:left w:type="dxa" w:w="90"/>
+              <w:bottom w:type="dxa" w:w="60"/>
+              <w:right w:type="dxa" w:w="90"/>
+            </w:tcMar>
+          </w:tcPr>
+          <w:p>
+            <w:pPr>
+              <w:spacing w:after="0" w:line="240"/>
+            </w:pPr>
+            <w:r>
+              <w:rPr>
+                <w:rFonts w:ascii="游ゴシック" w:cs="游ゴシック" w:eastAsia="游ゴシック" w:hAnsi="游ゴシック"/>
+                <w:b w:val="false"/>
+                <w:bCs w:val="false"/>
+                <w:color w:val="000000"/>
+                <w:sz w:val="17"/>
+                <w:szCs w:val="17"/>
+              </w:rPr>
+              <w:t xml:space="preserve">57.6%</w:t>
+            </w:r>
+          </w:p>
+        </w:tc>
+      </w:tr>
+      <w:tr>
+        <w:tc>
+          <w:tcPr>
+            <w:tcW w:type="dxa" w:w="3931"/>
+            <w:shd w:fill="FFFFFF" w:val="clear"/>
+            <w:tcMar>
+              <w:top w:type="dxa" w:w="60"/>
+              <w:left w:type="dxa" w:w="90"/>
+              <w:bottom w:type="dxa" w:w="60"/>
+              <w:right w:type="dxa" w:w="90"/>
+            </w:tcMar>
+          </w:tcPr>
+          <w:p>
+            <w:pPr>
+              <w:spacing w:after="0" w:line="240"/>
+            </w:pPr>
+            <w:r>
+              <w:rPr>
+                <w:rFonts w:ascii="游ゴシック" w:cs="游ゴシック" w:eastAsia="游ゴシック" w:hAnsi="游ゴシック"/>
+                <w:b w:val="false"/>
+                <w:bCs w:val="false"/>
+                <w:color w:val="000000"/>
+                <w:sz w:val="17"/>
+                <w:szCs w:val="17"/>
+              </w:rPr>
+              <w:t xml:space="preserve">在宅介護実態調査</w:t>
+            </w:r>
+          </w:p>
+        </w:tc>
+        <w:tc>
+          <w:tcPr>
+            <w:tcW w:type="dxa" w:w="1872"/>
+            <w:shd w:fill="FFFFFF" w:val="clear"/>
+            <w:tcMar>
+              <w:top w:type="dxa" w:w="60"/>
+              <w:left w:type="dxa" w:w="90"/>
+              <w:bottom w:type="dxa" w:w="60"/>
+              <w:right w:type="dxa" w:w="90"/>
+            </w:tcMar>
+          </w:tcPr>
+          <w:p>
+            <w:pPr>
+              <w:spacing w:after="0" w:line="240"/>
+            </w:pPr>
+            <w:r>
+              <w:rPr>
+                <w:rFonts w:ascii="游ゴシック" w:cs="游ゴシック" w:eastAsia="游ゴシック" w:hAnsi="游ゴシック"/>
+                <w:b w:val="false"/>
+                <w:bCs w:val="false"/>
+                <w:color w:val="000000"/>
+                <w:sz w:val="17"/>
+                <w:szCs w:val="17"/>
+              </w:rPr>
+              <w:t xml:space="preserve">72人</w:t>
+            </w:r>
+          </w:p>
+        </w:tc>
+        <w:tc>
+          <w:tcPr>
+            <w:tcW w:type="dxa" w:w="1685"/>
+            <w:shd w:fill="FFFFFF" w:val="clear"/>
+            <w:tcMar>
+              <w:top w:type="dxa" w:w="60"/>
+              <w:left w:type="dxa" w:w="90"/>
+              <w:bottom w:type="dxa" w:w="60"/>
+              <w:right w:type="dxa" w:w="90"/>
+            </w:tcMar>
+          </w:tcPr>
+          <w:p>
+            <w:pPr>
+              <w:spacing w:after="0" w:line="240"/>
+            </w:pPr>
+            <w:r>
+              <w:rPr>
+                <w:rFonts w:ascii="游ゴシック" w:cs="游ゴシック" w:eastAsia="游ゴシック" w:hAnsi="游ゴシック"/>
+                <w:b w:val="false"/>
+                <w:bCs w:val="false"/>
+                <w:color w:val="000000"/>
+                <w:sz w:val="17"/>
+                <w:szCs w:val="17"/>
+              </w:rPr>
+              <w:t xml:space="preserve">33人</w:t>
+            </w:r>
+          </w:p>
+        </w:tc>
+        <w:tc>
+          <w:tcPr>
+            <w:tcW w:type="dxa" w:w="1872"/>
+            <w:shd w:fill="FFFFFF" w:val="clear"/>
+            <w:tcMar>
+              <w:top w:type="dxa" w:w="60"/>
+              <w:left w:type="dxa" w:w="90"/>
+              <w:bottom w:type="dxa" w:w="60"/>
+              <w:right w:type="dxa" w:w="90"/>
+            </w:tcMar>
+          </w:tcPr>
+          <w:p>
+            <w:pPr>
+              <w:spacing w:after="0" w:line="240"/>
+            </w:pPr>
+            <w:r>
+              <w:rPr>
+                <w:rFonts w:ascii="游ゴシック" w:cs="游ゴシック" w:eastAsia="游ゴシック" w:hAnsi="游ゴシック"/>
+                <w:b w:val="false"/>
+                <w:bCs w:val="false"/>
+                <w:color w:val="000000"/>
+                <w:sz w:val="17"/>
+                <w:szCs w:val="17"/>
+              </w:rPr>
+              <w:t xml:space="preserve">45.8%</w:t>
+            </w:r>
+          </w:p>
+        </w:tc>
+      </w:tr>
+    </w:tbl>
+    <w:p>
+      <w:pPr>
+        <w:spacing w:after="160" w:line="300"/>
+      </w:pPr>
+      <w:r>
+        <w:rPr>
+          <w:rFonts w:ascii="游明朝" w:cs="游明朝" w:eastAsia="游明朝" w:hAnsi="游明朝"/>
+          <w:sz w:val="21"/>
+          <w:szCs w:val="21"/>
+        </w:rPr>
+        <w:t xml:space="preserve"/>
+      </w:r>
+    </w:p>
+    <w:p>
+      <w:pPr>
+        <w:spacing w:after="100" w:line="300"/>
+      </w:pPr>
+      <w:r>
+        <w:rPr>
+          <w:rFonts w:ascii="游ゴシック" w:cs="游ゴシック" w:eastAsia="游ゴシック" w:hAnsi="游ゴシック"/>
+          <w:b/>
+          <w:bCs/>
+          <w:color w:val="2E75B6"/>
+          <w:sz w:val="21"/>
+          <w:szCs w:val="21"/>
+        </w:rPr>
+        <w:t xml:space="preserve">参考：第9期調査の主な結果</w:t>
+      </w:r>
+    </w:p>
+    <w:tbl>
+      <w:tblPr>
+        <w:tblW w:type="dxa" w:w="9360"/>
+        <w:tblBorders>
+          <w:top w:val="single" w:color="auto" w:sz="4"/>
+          <w:left w:val="single" w:color="auto" w:sz="4"/>
+          <w:bottom w:val="single" w:color="auto" w:sz="4"/>
+          <w:right w:val="single" w:color="auto" w:sz="4"/>
+          <w:insideH w:val="single" w:color="auto" w:sz="4"/>
+          <w:insideV w:val="single" w:color="auto" w:sz="4"/>
+        </w:tblBorders>
+      </w:tblPr>
+      <w:tblGrid>
+        <w:gridCol w:w="3182"/>
+        <w:gridCol w:w="2434"/>
+        <w:gridCol w:w="3744"/>
+      </w:tblGrid>
+      <w:tr>
+        <w:trPr>
+          <w:tblHeader/>
+        </w:trPr>
+        <w:tc>
+          <w:tcPr>
+            <w:tcW w:type="dxa" w:w="3182"/>
+            <w:shd w:fill="2E75B6" w:val="clear"/>
+            <w:tcMar>
+              <w:top w:type="dxa" w:w="60"/>
+              <w:left w:type="dxa" w:w="90"/>
+              <w:bottom w:type="dxa" w:w="60"/>
+              <w:right w:type="dxa" w:w="90"/>
+            </w:tcMar>
+          </w:tcPr>
+          <w:p>
+            <w:pPr>
+              <w:spacing w:after="0" w:line="240"/>
+              <w:jc w:val="center"/>
+            </w:pPr>
+            <w:r>
+              <w:rPr>
+                <w:rFonts w:ascii="游ゴシック" w:cs="游ゴシック" w:eastAsia="游ゴシック" w:hAnsi="游ゴシック"/>
+                <w:b/>
+                <w:bCs/>
+                <w:color w:val="FFFFFF"/>
+                <w:sz w:val="17"/>
+                <w:szCs w:val="17"/>
+              </w:rPr>
+              <w:t xml:space="preserve">項目</w:t>
+            </w:r>
+          </w:p>
+        </w:tc>
+        <w:tc>
+          <w:tcPr>
+            <w:tcW w:type="dxa" w:w="2434"/>
+            <w:shd w:fill="2E75B6" w:val="clear"/>
+            <w:tcMar>
+              <w:top w:type="dxa" w:w="60"/>
+              <w:left w:type="dxa" w:w="90"/>
+              <w:bottom w:type="dxa" w:w="60"/>
+              <w:right w:type="dxa" w:w="90"/>
+            </w:tcMar>
+          </w:tcPr>
+          <w:p>
+            <w:pPr>
+              <w:spacing w:after="0" w:line="240"/>
+              <w:jc w:val="center"/>
+            </w:pPr>
+            <w:r>
+              <w:rPr>
+                <w:rFonts w:ascii="游ゴシック" w:cs="游ゴシック" w:eastAsia="游ゴシック" w:hAnsi="游ゴシック"/>
+                <w:b/>
+                <w:bCs/>
+                <w:color w:val="FFFFFF"/>
+                <w:sz w:val="17"/>
+                <w:szCs w:val="17"/>
+              </w:rPr>
+              <w:t xml:space="preserve">結果</w:t>
+            </w:r>
+          </w:p>
+        </w:tc>
+        <w:tc>
+          <w:tcPr>
+            <w:tcW w:type="dxa" w:w="3744"/>
+            <w:shd w:fill="2E75B6" w:val="clear"/>
+            <w:tcMar>
+              <w:top w:type="dxa" w:w="60"/>
+              <w:left w:type="dxa" w:w="90"/>
+              <w:bottom w:type="dxa" w:w="60"/>
+              <w:right w:type="dxa" w:w="90"/>
+            </w:tcMar>
+          </w:tcPr>
+          <w:p>
+            <w:pPr>
+              <w:spacing w:after="0" w:line="240"/>
+              <w:jc w:val="center"/>
+            </w:pPr>
+            <w:r>
+              <w:rPr>
+                <w:rFonts w:ascii="游ゴシック" w:cs="游ゴシック" w:eastAsia="游ゴシック" w:hAnsi="游ゴシック"/>
+                <w:b/>
+                <w:bCs/>
+                <w:color w:val="FFFFFF"/>
+                <w:sz w:val="17"/>
+                <w:szCs w:val="17"/>
+              </w:rPr>
+              <w:t xml:space="preserve">備考</w:t>
+            </w:r>
+          </w:p>
+        </w:tc>
+      </w:tr>
+      <w:tr>
+        <w:tc>
+          <w:tcPr>
+            <w:tcW w:type="dxa" w:w="3182"/>
+            <w:shd w:fill="FFFFFF" w:val="clear"/>
+            <w:tcMar>
+              <w:top w:type="dxa" w:w="60"/>
+              <w:left w:type="dxa" w:w="90"/>
+              <w:bottom w:type="dxa" w:w="60"/>
+              <w:right w:type="dxa" w:w="90"/>
+            </w:tcMar>
+          </w:tcPr>
+          <w:p>
+            <w:pPr>
+              <w:spacing w:after="0" w:line="240"/>
+            </w:pPr>
+            <w:r>
+              <w:rPr>
+                <w:rFonts w:ascii="游ゴシック" w:cs="游ゴシック" w:eastAsia="游ゴシック" w:hAnsi="游ゴシック"/>
+                <w:b w:val="false"/>
+                <w:bCs w:val="false"/>
+                <w:color w:val="000000"/>
+                <w:sz w:val="17"/>
+                <w:szCs w:val="17"/>
+              </w:rPr>
+              <w:t xml:space="preserve">今後必要と感じる支援　第1位</w:t>
+            </w:r>
+          </w:p>
+        </w:tc>
+        <w:tc>
+          <w:tcPr>
+            <w:tcW w:type="dxa" w:w="2434"/>
+            <w:shd w:fill="FFFFFF" w:val="clear"/>
+            <w:tcMar>
+              <w:top w:type="dxa" w:w="60"/>
+              <w:left w:type="dxa" w:w="90"/>
+              <w:bottom w:type="dxa" w:w="60"/>
+              <w:right w:type="dxa" w:w="90"/>
+            </w:tcMar>
+          </w:tcPr>
+          <w:p>
+            <w:pPr>
+              <w:spacing w:after="0" w:line="240"/>
+            </w:pPr>
+            <w:r>
+              <w:rPr>
+                <w:rFonts w:ascii="游ゴシック" w:cs="游ゴシック" w:eastAsia="游ゴシック" w:hAnsi="游ゴシック"/>
+                <w:b w:val="false"/>
+                <w:bCs w:val="false"/>
+                <w:color w:val="000000"/>
+                <w:sz w:val="17"/>
+                <w:szCs w:val="17"/>
+              </w:rPr>
+              <w:t xml:space="preserve">除雪 27.5%</w:t>
+            </w:r>
+          </w:p>
+        </w:tc>
+        <w:tc>
+          <w:tcPr>
+            <w:tcW w:type="dxa" w:w="3744"/>
+            <w:shd w:fill="FFFFFF" w:val="clear"/>
+            <w:tcMar>
+              <w:top w:type="dxa" w:w="60"/>
+              <w:left w:type="dxa" w:w="90"/>
+              <w:bottom w:type="dxa" w:w="60"/>
+              <w:right w:type="dxa" w:w="90"/>
+            </w:tcMar>
+          </w:tcPr>
+          <w:p>
+            <w:pPr>
+              <w:spacing w:after="0" w:line="240"/>
+            </w:pPr>
+            <w:r>
+              <w:rPr>
+                <w:rFonts w:ascii="游ゴシック" w:cs="游ゴシック" w:eastAsia="游ゴシック" w:hAnsi="游ゴシック"/>
+                <w:b w:val="false"/>
+                <w:bCs w:val="false"/>
+                <w:color w:val="000000"/>
+                <w:sz w:val="17"/>
+                <w:szCs w:val="17"/>
+              </w:rPr>
+              <w:t xml:space="preserve">509人中約140人。在宅介護実態調査でも24.2%</w:t>
+            </w:r>
+          </w:p>
+        </w:tc>
+      </w:tr>
+      <w:tr>
+        <w:tc>
+          <w:tcPr>
+            <w:tcW w:type="dxa" w:w="3182"/>
+            <w:shd w:fill="FFFFFF" w:val="clear"/>
+            <w:tcMar>
+              <w:top w:type="dxa" w:w="60"/>
+              <w:left w:type="dxa" w:w="90"/>
+              <w:bottom w:type="dxa" w:w="60"/>
+              <w:right w:type="dxa" w:w="90"/>
+            </w:tcMar>
+          </w:tcPr>
+          <w:p>
+            <w:pPr>
+              <w:spacing w:after="0" w:line="240"/>
+            </w:pPr>
+            <w:r>
+              <w:rPr>
+                <w:rFonts w:ascii="游ゴシック" w:cs="游ゴシック" w:eastAsia="游ゴシック" w:hAnsi="游ゴシック"/>
+                <w:b w:val="false"/>
+                <w:bCs w:val="false"/>
+                <w:color w:val="000000"/>
+                <w:sz w:val="17"/>
+                <w:szCs w:val="17"/>
+              </w:rPr>
+              <w:t xml:space="preserve">同　第2位以下</w:t>
+            </w:r>
+          </w:p>
+        </w:tc>
+        <w:tc>
+          <w:tcPr>
+            <w:tcW w:type="dxa" w:w="2434"/>
+            <w:shd w:fill="FFFFFF" w:val="clear"/>
+            <w:tcMar>
+              <w:top w:type="dxa" w:w="60"/>
+              <w:left w:type="dxa" w:w="90"/>
+              <w:bottom w:type="dxa" w:w="60"/>
+              <w:right w:type="dxa" w:w="90"/>
+            </w:tcMar>
+          </w:tcPr>
+          <w:p>
+            <w:pPr>
+              <w:spacing w:after="0" w:line="240"/>
+            </w:pPr>
+            <w:r>
+              <w:rPr>
+                <w:rFonts w:ascii="游ゴシック" w:cs="游ゴシック" w:eastAsia="游ゴシック" w:hAnsi="游ゴシック"/>
+                <w:b w:val="false"/>
+                <w:bCs w:val="false"/>
+                <w:color w:val="000000"/>
+                <w:sz w:val="17"/>
+                <w:szCs w:val="17"/>
+              </w:rPr>
+              <w:t xml:space="preserve">移送サービス10.8%、地域・近所の見守り、声かけ、外出同行10.4%</w:t>
+            </w:r>
+          </w:p>
+        </w:tc>
+        <w:tc>
+          <w:tcPr>
+            <w:tcW w:type="dxa" w:w="3744"/>
+            <w:shd w:fill="FFFFFF" w:val="clear"/>
+            <w:tcMar>
+              <w:top w:type="dxa" w:w="60"/>
+              <w:left w:type="dxa" w:w="90"/>
+              <w:bottom w:type="dxa" w:w="60"/>
+              <w:right w:type="dxa" w:w="90"/>
+            </w:tcMar>
+          </w:tcPr>
+          <w:p>
+            <w:pPr>
+              <w:spacing w:after="0" w:line="240"/>
+            </w:pPr>
+            <w:r>
+              <w:rPr>
+                <w:rFonts w:ascii="游ゴシック" w:cs="游ゴシック" w:eastAsia="游ゴシック" w:hAnsi="游ゴシック"/>
+                <w:b w:val="false"/>
+                <w:bCs w:val="false"/>
+                <w:color w:val="000000"/>
+                <w:sz w:val="17"/>
+                <w:szCs w:val="17"/>
+              </w:rPr>
+              <w:t xml:space="preserve">―</w:t>
+            </w:r>
+          </w:p>
+        </w:tc>
+      </w:tr>
+      <w:tr>
+        <w:tc>
+          <w:tcPr>
+            <w:tcW w:type="dxa" w:w="3182"/>
+            <w:shd w:fill="FFFFFF" w:val="clear"/>
+            <w:tcMar>
+              <w:top w:type="dxa" w:w="60"/>
+              <w:left w:type="dxa" w:w="90"/>
+              <w:bottom w:type="dxa" w:w="60"/>
+              <w:right w:type="dxa" w:w="90"/>
+            </w:tcMar>
+          </w:tcPr>
+          <w:p>
+            <w:pPr>
+              <w:spacing w:after="0" w:line="240"/>
+            </w:pPr>
+            <w:r>
+              <w:rPr>
+                <w:rFonts w:ascii="游ゴシック" w:cs="游ゴシック" w:eastAsia="游ゴシック" w:hAnsi="游ゴシック"/>
+                <w:b w:val="false"/>
+                <w:bCs w:val="false"/>
+                <w:color w:val="000000"/>
+                <w:sz w:val="17"/>
+                <w:szCs w:val="17"/>
+              </w:rPr>
+              <w:t xml:space="preserve">介護予防のための通いの場への参加</w:t>
+            </w:r>
+          </w:p>
+        </w:tc>
+        <w:tc>
+          <w:tcPr>
+            <w:tcW w:type="dxa" w:w="2434"/>
+            <w:shd w:fill="FFFFFF" w:val="clear"/>
+            <w:tcMar>
+              <w:top w:type="dxa" w:w="60"/>
+              <w:left w:type="dxa" w:w="90"/>
+              <w:bottom w:type="dxa" w:w="60"/>
+              <w:right w:type="dxa" w:w="90"/>
+            </w:tcMar>
+          </w:tcPr>
+          <w:p>
+            <w:pPr>
+              <w:spacing w:after="0" w:line="240"/>
+            </w:pPr>
+            <w:r>
+              <w:rPr>
+                <w:rFonts w:ascii="游ゴシック" w:cs="游ゴシック" w:eastAsia="游ゴシック" w:hAnsi="游ゴシック"/>
+                <w:b w:val="false"/>
+                <w:bCs w:val="false"/>
+                <w:color w:val="000000"/>
+                <w:sz w:val="17"/>
+                <w:szCs w:val="17"/>
+              </w:rPr>
+              <w:t xml:space="preserve">11.2%</w:t>
+            </w:r>
+          </w:p>
+        </w:tc>
+        <w:tc>
+          <w:tcPr>
+            <w:tcW w:type="dxa" w:w="3744"/>
+            <w:shd w:fill="FFFFFF" w:val="clear"/>
+            <w:tcMar>
+              <w:top w:type="dxa" w:w="60"/>
+              <w:left w:type="dxa" w:w="90"/>
+              <w:bottom w:type="dxa" w:w="60"/>
+              <w:right w:type="dxa" w:w="90"/>
+            </w:tcMar>
+          </w:tcPr>
+          <w:p>
+            <w:pPr>
+              <w:spacing w:after="0" w:line="240"/>
+            </w:pPr>
+            <w:r>
+              <w:rPr>
+                <w:rFonts w:ascii="游ゴシック" w:cs="游ゴシック" w:eastAsia="游ゴシック" w:hAnsi="游ゴシック"/>
+                <w:b w:val="false"/>
+                <w:bCs w:val="false"/>
+                <w:color w:val="000000"/>
+                <w:sz w:val="17"/>
+                <w:szCs w:val="17"/>
+              </w:rPr>
+              <w:t xml:space="preserve">地区差が大きい。大塩地区が最も低い</w:t>
+            </w:r>
+          </w:p>
+        </w:tc>
+      </w:tr>
+      <w:tr>
+        <w:tc>
+          <w:tcPr>
+            <w:tcW w:type="dxa" w:w="3182"/>
+            <w:shd w:fill="FFFFFF" w:val="clear"/>
+            <w:tcMar>
+              <w:top w:type="dxa" w:w="60"/>
+              <w:left w:type="dxa" w:w="90"/>
+              <w:bottom w:type="dxa" w:w="60"/>
+              <w:right w:type="dxa" w:w="90"/>
+            </w:tcMar>
+          </w:tcPr>
+          <w:p>
+            <w:pPr>
+              <w:spacing w:after="0" w:line="240"/>
+            </w:pPr>
+            <w:r>
+              <w:rPr>
+                <w:rFonts w:ascii="游ゴシック" w:cs="游ゴシック" w:eastAsia="游ゴシック" w:hAnsi="游ゴシック"/>
+                <w:b w:val="false"/>
+                <w:bCs w:val="false"/>
+                <w:color w:val="000000"/>
+                <w:sz w:val="17"/>
+                <w:szCs w:val="17"/>
+              </w:rPr>
+              <w:t xml:space="preserve">認知症の相談窓口を知っている</w:t>
+            </w:r>
+          </w:p>
+        </w:tc>
+        <w:tc>
+          <w:tcPr>
+            <w:tcW w:type="dxa" w:w="2434"/>
+            <w:shd w:fill="FFFFFF" w:val="clear"/>
+            <w:tcMar>
+              <w:top w:type="dxa" w:w="60"/>
+              <w:left w:type="dxa" w:w="90"/>
+              <w:bottom w:type="dxa" w:w="60"/>
+              <w:right w:type="dxa" w:w="90"/>
+            </w:tcMar>
+          </w:tcPr>
+          <w:p>
+            <w:pPr>
+              <w:spacing w:after="0" w:line="240"/>
+            </w:pPr>
+            <w:r>
+              <w:rPr>
+                <w:rFonts w:ascii="游ゴシック" w:cs="游ゴシック" w:eastAsia="游ゴシック" w:hAnsi="游ゴシック"/>
+                <w:b w:val="false"/>
+                <w:bCs w:val="false"/>
+                <w:color w:val="000000"/>
+                <w:sz w:val="17"/>
+                <w:szCs w:val="17"/>
+              </w:rPr>
+              <w:t xml:space="preserve">31.2%</w:t>
+            </w:r>
+          </w:p>
+        </w:tc>
+        <w:tc>
+          <w:tcPr>
+            <w:tcW w:type="dxa" w:w="3744"/>
+            <w:shd w:fill="FFFFFF" w:val="clear"/>
+            <w:tcMar>
+              <w:top w:type="dxa" w:w="60"/>
+              <w:left w:type="dxa" w:w="90"/>
+              <w:bottom w:type="dxa" w:w="60"/>
+              <w:right w:type="dxa" w:w="90"/>
+            </w:tcMar>
+          </w:tcPr>
+          <w:p>
+            <w:pPr>
+              <w:spacing w:after="0" w:line="240"/>
+            </w:pPr>
+            <w:r>
+              <w:rPr>
+                <w:rFonts w:ascii="游ゴシック" w:cs="游ゴシック" w:eastAsia="游ゴシック" w:hAnsi="游ゴシック"/>
+                <w:b w:val="false"/>
+                <w:bCs w:val="false"/>
+                <w:color w:val="000000"/>
+                <w:sz w:val="17"/>
+                <w:szCs w:val="17"/>
+              </w:rPr>
+              <w:t xml:space="preserve">前回36.7%から低下。裏磐梯地区は20.6%</w:t>
+            </w:r>
+          </w:p>
+        </w:tc>
+      </w:tr>
+      <w:tr>
+        <w:tc>
+          <w:tcPr>
+            <w:tcW w:type="dxa" w:w="3182"/>
+            <w:shd w:fill="FFFFFF" w:val="clear"/>
+            <w:tcMar>
+              <w:top w:type="dxa" w:w="60"/>
+              <w:left w:type="dxa" w:w="90"/>
+              <w:bottom w:type="dxa" w:w="60"/>
+              <w:right w:type="dxa" w:w="90"/>
+            </w:tcMar>
+          </w:tcPr>
+          <w:p>
+            <w:pPr>
+              <w:spacing w:after="0" w:line="240"/>
+            </w:pPr>
+            <w:r>
+              <w:rPr>
+                <w:rFonts w:ascii="游ゴシック" w:cs="游ゴシック" w:eastAsia="游ゴシック" w:hAnsi="游ゴシック"/>
+                <w:b w:val="false"/>
+                <w:bCs w:val="false"/>
+                <w:color w:val="000000"/>
+                <w:sz w:val="17"/>
+                <w:szCs w:val="17"/>
+              </w:rPr>
+              <w:t xml:space="preserve">成年後見制度を「わからない」</w:t>
+            </w:r>
+          </w:p>
+        </w:tc>
+        <w:tc>
+          <w:tcPr>
+            <w:tcW w:type="dxa" w:w="2434"/>
+            <w:shd w:fill="FFFFFF" w:val="clear"/>
+            <w:tcMar>
+              <w:top w:type="dxa" w:w="60"/>
+              <w:left w:type="dxa" w:w="90"/>
+              <w:bottom w:type="dxa" w:w="60"/>
+              <w:right w:type="dxa" w:w="90"/>
+            </w:tcMar>
+          </w:tcPr>
+          <w:p>
+            <w:pPr>
+              <w:spacing w:after="0" w:line="240"/>
+            </w:pPr>
+            <w:r>
+              <w:rPr>
+                <w:rFonts w:ascii="游ゴシック" w:cs="游ゴシック" w:eastAsia="游ゴシック" w:hAnsi="游ゴシック"/>
+                <w:b w:val="false"/>
+                <w:bCs w:val="false"/>
+                <w:color w:val="000000"/>
+                <w:sz w:val="17"/>
+                <w:szCs w:val="17"/>
+              </w:rPr>
+              <w:t xml:space="preserve">30.3%</w:t>
+            </w:r>
+          </w:p>
+        </w:tc>
+        <w:tc>
+          <w:tcPr>
+            <w:tcW w:type="dxa" w:w="3744"/>
+            <w:shd w:fill="FFFFFF" w:val="clear"/>
+            <w:tcMar>
+              <w:top w:type="dxa" w:w="60"/>
+              <w:left w:type="dxa" w:w="90"/>
+              <w:bottom w:type="dxa" w:w="60"/>
+              <w:right w:type="dxa" w:w="90"/>
+            </w:tcMar>
+          </w:tcPr>
+          <w:p>
+            <w:pPr>
+              <w:spacing w:after="0" w:line="240"/>
+            </w:pPr>
+            <w:r>
+              <w:rPr>
+                <w:rFonts w:ascii="游ゴシック" w:cs="游ゴシック" w:eastAsia="游ゴシック" w:hAnsi="游ゴシック"/>
+                <w:b w:val="false"/>
+                <w:bCs w:val="false"/>
+                <w:color w:val="000000"/>
+                <w:sz w:val="17"/>
+                <w:szCs w:val="17"/>
+              </w:rPr>
+              <w:t xml:space="preserve">判断能力低下に備えた家族との話し合いは27.7%</w:t>
+            </w:r>
+          </w:p>
+        </w:tc>
+      </w:tr>
+      <w:tr>
+        <w:tc>
+          <w:tcPr>
+            <w:tcW w:type="dxa" w:w="3182"/>
+            <w:shd w:fill="FFFFFF" w:val="clear"/>
+            <w:tcMar>
+              <w:top w:type="dxa" w:w="60"/>
+              <w:left w:type="dxa" w:w="90"/>
+              <w:bottom w:type="dxa" w:w="60"/>
+              <w:right w:type="dxa" w:w="90"/>
+            </w:tcMar>
+          </w:tcPr>
+          <w:p>
+            <w:pPr>
+              <w:spacing w:after="0" w:line="240"/>
+            </w:pPr>
+            <w:r>
+              <w:rPr>
+                <w:rFonts w:ascii="游ゴシック" w:cs="游ゴシック" w:eastAsia="游ゴシック" w:hAnsi="游ゴシック"/>
+                <w:b w:val="false"/>
+                <w:bCs w:val="false"/>
+                <w:color w:val="000000"/>
+                <w:sz w:val="17"/>
+                <w:szCs w:val="17"/>
+              </w:rPr>
+              <w:t xml:space="preserve">人生の最期を過ごしたい場所「自宅」</w:t>
+            </w:r>
+          </w:p>
+        </w:tc>
+        <w:tc>
+          <w:tcPr>
+            <w:tcW w:type="dxa" w:w="2434"/>
+            <w:shd w:fill="FFFFFF" w:val="clear"/>
+            <w:tcMar>
+              <w:top w:type="dxa" w:w="60"/>
+              <w:left w:type="dxa" w:w="90"/>
+              <w:bottom w:type="dxa" w:w="60"/>
+              <w:right w:type="dxa" w:w="90"/>
+            </w:tcMar>
+          </w:tcPr>
+          <w:p>
+            <w:pPr>
+              <w:spacing w:after="0" w:line="240"/>
+            </w:pPr>
+            <w:r>
+              <w:rPr>
+                <w:rFonts w:ascii="游ゴシック" w:cs="游ゴシック" w:eastAsia="游ゴシック" w:hAnsi="游ゴシック"/>
+                <w:b w:val="false"/>
+                <w:bCs w:val="false"/>
+                <w:color w:val="000000"/>
+                <w:sz w:val="17"/>
+                <w:szCs w:val="17"/>
+              </w:rPr>
+              <w:t xml:space="preserve">48.5%</w:t>
+            </w:r>
+          </w:p>
+        </w:tc>
+        <w:tc>
+          <w:tcPr>
+            <w:tcW w:type="dxa" w:w="3744"/>
+            <w:shd w:fill="FFFFFF" w:val="clear"/>
+            <w:tcMar>
+              <w:top w:type="dxa" w:w="60"/>
+              <w:left w:type="dxa" w:w="90"/>
+              <w:bottom w:type="dxa" w:w="60"/>
+              <w:right w:type="dxa" w:w="90"/>
+            </w:tcMar>
+          </w:tcPr>
+          <w:p>
+            <w:pPr>
+              <w:spacing w:after="0" w:line="240"/>
+            </w:pPr>
+            <w:r>
+              <w:rPr>
+                <w:rFonts w:ascii="游ゴシック" w:cs="游ゴシック" w:eastAsia="游ゴシック" w:hAnsi="游ゴシック"/>
+                <w:b w:val="false"/>
+                <w:bCs w:val="false"/>
+                <w:color w:val="000000"/>
+                <w:sz w:val="17"/>
+                <w:szCs w:val="17"/>
+              </w:rPr>
+              <w:t xml:space="preserve">家族と話したことがある38.3%</w:t>
+            </w:r>
+          </w:p>
+        </w:tc>
+      </w:tr>
+      <w:tr>
+        <w:tc>
+          <w:tcPr>
+            <w:tcW w:type="dxa" w:w="3182"/>
+            <w:shd w:fill="FFFFFF" w:val="clear"/>
+            <w:tcMar>
+              <w:top w:type="dxa" w:w="60"/>
+              <w:left w:type="dxa" w:w="90"/>
+              <w:bottom w:type="dxa" w:w="60"/>
+              <w:right w:type="dxa" w:w="90"/>
+            </w:tcMar>
+          </w:tcPr>
+          <w:p>
+            <w:pPr>
+              <w:spacing w:after="0" w:line="240"/>
+            </w:pPr>
+            <w:r>
+              <w:rPr>
+                <w:rFonts w:ascii="游ゴシック" w:cs="游ゴシック" w:eastAsia="游ゴシック" w:hAnsi="游ゴシック"/>
+                <w:b w:val="false"/>
+                <w:bCs w:val="false"/>
+                <w:color w:val="000000"/>
+                <w:sz w:val="17"/>
+                <w:szCs w:val="17"/>
+              </w:rPr>
+              <w:t xml:space="preserve">村内に施設等があれば将来的に入所したい</w:t>
+            </w:r>
+          </w:p>
+        </w:tc>
+        <w:tc>
+          <w:tcPr>
+            <w:tcW w:type="dxa" w:w="2434"/>
+            <w:shd w:fill="FFFFFF" w:val="clear"/>
+            <w:tcMar>
+              <w:top w:type="dxa" w:w="60"/>
+              <w:left w:type="dxa" w:w="90"/>
+              <w:bottom w:type="dxa" w:w="60"/>
+              <w:right w:type="dxa" w:w="90"/>
+            </w:tcMar>
+          </w:tcPr>
+          <w:p>
+            <w:pPr>
+              <w:spacing w:after="0" w:line="240"/>
+            </w:pPr>
+            <w:r>
+              <w:rPr>
+                <w:rFonts w:ascii="游ゴシック" w:cs="游ゴシック" w:eastAsia="游ゴシック" w:hAnsi="游ゴシック"/>
+                <w:b w:val="false"/>
+                <w:bCs w:val="false"/>
+                <w:color w:val="000000"/>
+                <w:sz w:val="17"/>
+                <w:szCs w:val="17"/>
+              </w:rPr>
+              <w:t xml:space="preserve">48.5%</w:t>
+            </w:r>
+          </w:p>
+        </w:tc>
+        <w:tc>
+          <w:tcPr>
+            <w:tcW w:type="dxa" w:w="3744"/>
+            <w:shd w:fill="FFFFFF" w:val="clear"/>
+            <w:tcMar>
+              <w:top w:type="dxa" w:w="60"/>
+              <w:left w:type="dxa" w:w="90"/>
+              <w:bottom w:type="dxa" w:w="60"/>
+              <w:right w:type="dxa" w:w="90"/>
+            </w:tcMar>
+          </w:tcPr>
+          <w:p>
+            <w:pPr>
+              <w:spacing w:after="0" w:line="240"/>
+            </w:pPr>
+            <w:r>
+              <w:rPr>
+                <w:rFonts w:ascii="游ゴシック" w:cs="游ゴシック" w:eastAsia="游ゴシック" w:hAnsi="游ゴシック"/>
+                <w:b w:val="false"/>
+                <w:bCs w:val="false"/>
+                <w:color w:val="000000"/>
+                <w:sz w:val="17"/>
+                <w:szCs w:val="17"/>
+              </w:rPr>
+              <w:t xml:space="preserve">在宅介護実態調査。回収33人中16人</w:t>
+            </w:r>
+          </w:p>
+        </w:tc>
+      </w:tr>
+    </w:tbl>
+    <w:p>
+      <w:pPr>
+        <w:spacing w:after="160" w:line="300"/>
+      </w:pPr>
+      <w:r>
+        <w:rPr>
+          <w:rFonts w:ascii="游明朝" w:cs="游明朝" w:eastAsia="游明朝" w:hAnsi="游明朝"/>
+          <w:sz w:val="21"/>
+          <w:szCs w:val="21"/>
+        </w:rPr>
+        <w:t xml:space="preserve"/>
+      </w:r>
+    </w:p>
+    <w:p>
+      <w:pPr>
+        <w:pBdr>
+          <w:left w:val="single" w:color="C00000" w:sz="18" w:space="8"/>
+        </w:pBdr>
+        <w:shd w:fill="FFF3F3" w:val="clear"/>
+        <w:spacing w:after="160" w:before="100" w:line="280"/>
+        <w:ind w:left="200" w:right="200"/>
+      </w:pPr>
+      <w:r>
+        <w:rPr>
+          <w:rFonts w:ascii="游ゴシック" w:cs="游ゴシック" w:eastAsia="游ゴシック" w:hAnsi="游ゴシック"/>
+          <w:color w:val="595959"/>
+          <w:sz w:val="18"/>
+          <w:szCs w:val="18"/>
+        </w:rPr>
+        <w:t xml:space="preserve">⚙ 編集注記：「村内に施設等があれば将来的に入所したい」48.5%は、回収33件中16人の回答です。標本が小さいため、この数値のみを施設整備の判断根拠とすることは避け、2-5で示した供給体制の状況とあわせて読む必要があります。第10期の在宅介護実態調査は対象を約150人に拡大しており、改めて確認します。</w:t>
       </w:r>
     </w:p>
     <w:p>
@@ -16306,6 +17502,19 @@
     </w:p>
     <w:p>
       <w:pPr>
+        <w:spacing w:after="120" w:line="300"/>
+      </w:pPr>
+      <w:r>
+        <w:rPr>
+          <w:rFonts w:ascii="游明朝" w:cs="游明朝" w:eastAsia="游明朝" w:hAnsi="游明朝"/>
+          <w:sz w:val="21"/>
+          <w:szCs w:val="21"/>
+        </w:rPr>
+        <w:t xml:space="preserve">第9期の在宅介護実態調査では「村内に施設等があれば将来的に入所したい」との回答が48.5%（回収33人中16人）ありました。標本は小さいものの、供給側のデータと方向が一致しています。</w:t>
+      </w:r>
+    </w:p>
+    <w:p>
+      <w:pPr>
         <w:spacing w:after="100" w:line="300"/>
       </w:pPr>
       <w:r>
@@ -16418,6 +17627,48 @@
           <w:szCs w:val="21"/>
         </w:rPr>
         <w:t xml:space="preserve">高齢者の総数は減少局面に入りましたが、75歳以上は令和12年まで増加します。認定率は前期高齢者の6.5%に対し後期高齢者は34.9%であり、高齢者総数が減っても認定者は増えていきます。同時に生産年齢人口は5年間で15.4%減少します。</w:t>
+      </w:r>
+    </w:p>
+    <w:p>
+      <w:pPr>
+        <w:spacing w:after="100" w:line="300"/>
+      </w:pPr>
+      <w:r>
+        <w:rPr>
+          <w:rFonts w:ascii="游ゴシック" w:cs="游ゴシック" w:eastAsia="游ゴシック" w:hAnsi="游ゴシック"/>
+          <w:b/>
+          <w:bCs/>
+          <w:color w:val="2E75B6"/>
+          <w:sz w:val="21"/>
+          <w:szCs w:val="21"/>
+        </w:rPr>
+        <w:t xml:space="preserve">課題6　冬期の生活と移動を支える必要があります</w:t>
+      </w:r>
+    </w:p>
+    <w:p>
+      <w:pPr>
+        <w:spacing w:after="120" w:line="300"/>
+      </w:pPr>
+      <w:r>
+        <w:rPr>
+          <w:rFonts w:ascii="游明朝" w:cs="游明朝" w:eastAsia="游明朝" w:hAnsi="游明朝"/>
+          <w:sz w:val="21"/>
+          <w:szCs w:val="21"/>
+        </w:rPr>
+        <w:t xml:space="preserve">第9期のアンケート調査で、今後必要と感じる支援の第1位は「除雪」27.5%（509人中約140人）でした。在宅介護実態調査でも24.2%と、要介護認定を受けている方でも同様の傾向です。第2位以下も移送サービス10.8%、地域・近所の見守り、声かけ、外出同行10.4%と、積雪と地理的条件に根差した生活支援のニーズが明確に表れています。</w:t>
+      </w:r>
+    </w:p>
+    <w:p>
+      <w:pPr>
+        <w:spacing w:after="120" w:line="300"/>
+      </w:pPr>
+      <w:r>
+        <w:rPr>
+          <w:rFonts w:ascii="游明朝" w:cs="游明朝" w:eastAsia="游明朝" w:hAnsi="游明朝"/>
+          <w:sz w:val="21"/>
+          <w:szCs w:val="21"/>
+        </w:rPr>
+        <w:t xml:space="preserve">第9期計画では、除雪は「在宅生活の継続支援」の一部として扱われており、独立した施策としては位置づけられていませんでした。住民が最も必要と感じている支援である以上、本計画では正面から扱います。</w:t>
       </w:r>
     </w:p>
     <w:p>
@@ -17169,7 +18420,7 @@
           <w:sz w:val="21"/>
           <w:szCs w:val="21"/>
         </w:rPr>
-        <w:t xml:space="preserve">2-11で整理した5つの課題を踏まえ、本計画では次の3点を重点として取り組みます。</w:t>
+        <w:t xml:space="preserve">2-11で整理した6つの課題を踏まえ、本計画では次の4点を重点として取り組みます。</w:t>
       </w:r>
     </w:p>
     <w:p>
@@ -17227,7 +18478,7 @@
           <w:sz w:val="21"/>
           <w:szCs w:val="21"/>
         </w:rPr>
-        <w:t xml:space="preserve">高齢者の総数は減少しますが、75歳以上は令和12年まで増加します。認定者が増えることを前提に、サービスの供給体制と支え手の確保を進めます。（課題1・課題5に対応）</w:t>
+        <w:t xml:space="preserve">高齢者の総数は減少しますが、75歳以上は令和12年まで増加します。認定者が増えることを前提に、サービスの供給体制と支え手の確保を進めます。国の基本指針が示す「中山間・人口減少地域」の類型に即し、人材確保と地域の実情に応じた提供体制を整理します。（課題1・課題5に対応）</w:t>
       </w:r>
     </w:p>
     <w:p>
@@ -17243,7 +18494,36 @@
           <w:sz w:val="21"/>
           <w:szCs w:val="21"/>
         </w:rPr>
-        <w:t xml:space="preserve">重点3　計画を評価し改善する仕組みをつくります</w:t>
+        <w:t xml:space="preserve">重点3　冬期の生活と移動を支えます</w:t>
+      </w:r>
+    </w:p>
+    <w:p>
+      <w:pPr>
+        <w:spacing w:after="120" w:line="300"/>
+      </w:pPr>
+      <w:r>
+        <w:rPr>
+          <w:rFonts w:ascii="游明朝" w:cs="游明朝" w:eastAsia="游明朝" w:hAnsi="游明朝"/>
+          <w:sz w:val="21"/>
+          <w:szCs w:val="21"/>
+        </w:rPr>
+        <w:t xml:space="preserve">住民が最も必要と感じている支援は「除雪」です。公的サービスと住民互助の役割分担を整理し、移動・外出支援とあわせて、積雪地・中山間地域の生活を支える仕組みを組み立てます。（課題6に対応）</w:t>
+      </w:r>
+    </w:p>
+    <w:p>
+      <w:pPr>
+        <w:spacing w:after="100" w:line="300"/>
+      </w:pPr>
+      <w:r>
+        <w:rPr>
+          <w:rFonts w:ascii="游ゴシック" w:cs="游ゴシック" w:eastAsia="游ゴシック" w:hAnsi="游ゴシック"/>
+          <w:b/>
+          <w:bCs/>
+          <w:color w:val="2E75B6"/>
+          <w:sz w:val="21"/>
+          <w:szCs w:val="21"/>
+        </w:rPr>
+        <w:t xml:space="preserve">重点4　計画を評価し改善する仕組みをつくります</w:t>
       </w:r>
     </w:p>
     <w:p>
@@ -17469,7 +18749,7 @@
                 <w:sz w:val="17"/>
                 <w:szCs w:val="17"/>
               </w:rPr>
-              <w:t xml:space="preserve">2-1 高齢者の移動に関する支援／2-2 社会参加の促進とインセンティブの検討／2-3 住まいの安定的な確保と生活困難者支援／2-4 日常生活の安全確保／2-5 地域支え合い活動の促進</w:t>
+              <w:t xml:space="preserve">2-1 高齢者の移動に関する支援／2-2 社会参加の促進とインセンティブの検討／2-3 住まいの安定的な確保と生活困難者支援／2-4 日常生活の安全確保／2-5 地域支え合い活動の促進／2-6 冬期の生活支援（除雪）【新規】</w:t>
             </w:r>
           </w:p>
         </w:tc>
@@ -17764,7 +19044,7 @@
           <w:sz w:val="21"/>
           <w:szCs w:val="21"/>
         </w:rPr>
-        <w:t xml:space="preserve">通いの場の箇所数・参加者数は、国の調査における報告が令和2年度で途絶えており、現在の実態が把握できていません。まず実数を把握し、そのうえで参加率の目標を設定します。</w:t>
+        <w:t xml:space="preserve">はつらつ貯筋教室、シニア元気アップ教室、住民主体の通いの場であるいきいき百歳体操などを実施しています。第9期の調査では参加率は11.2%で、地区による差が大きく、大塩地区が最も低い状況です。また通いの場の箇所数・参加者数は、国の調査における報告が令和2年度で途絶えており、現在の実態が把握できていません。まず実数を把握し、そのうえで参加率の目標を設定します。</w:t>
       </w:r>
     </w:p>
     <w:p>
@@ -17799,6 +19079,24 @@
           <w:szCs w:val="21"/>
         </w:rPr>
         <w:t xml:space="preserve">通いの場の実施状況を悉皆で調査し、基準値を確定します</w:t>
+      </w:r>
+    </w:p>
+    <w:p>
+      <w:pPr>
+        <w:pStyle w:val="ListParagraph"/>
+        <w:numPr>
+          <w:ilvl w:val="0"/>
+          <w:numId w:val="2"/>
+        </w:numPr>
+        <w:spacing w:after="60" w:line="300"/>
+      </w:pPr>
+      <w:r>
+        <w:rPr>
+          <w:rFonts w:ascii="游明朝" w:cs="游明朝" w:eastAsia="游明朝" w:hAnsi="游明朝"/>
+          <w:sz w:val="21"/>
+          <w:szCs w:val="21"/>
+        </w:rPr>
+        <w:t xml:space="preserve">地区別の参加状況を把握し、参加率の低い地区に重点的に働きかけます</w:t>
       </w:r>
     </w:p>
     <w:p>
@@ -18222,6 +19520,120 @@
           </w:p>
         </w:tc>
       </w:tr>
+      <w:tr>
+        <w:tc>
+          <w:tcPr>
+            <w:tcW w:type="dxa" w:w="3931"/>
+            <w:shd w:fill="FFFFFF" w:val="clear"/>
+            <w:tcMar>
+              <w:top w:type="dxa" w:w="60"/>
+              <w:left w:type="dxa" w:w="90"/>
+              <w:bottom w:type="dxa" w:w="60"/>
+              <w:right w:type="dxa" w:w="90"/>
+            </w:tcMar>
+          </w:tcPr>
+          <w:p>
+            <w:pPr>
+              <w:spacing w:after="0" w:line="240"/>
+            </w:pPr>
+            <w:r>
+              <w:rPr>
+                <w:rFonts w:ascii="游ゴシック" w:cs="游ゴシック" w:eastAsia="游ゴシック" w:hAnsi="游ゴシック"/>
+                <w:b w:val="false"/>
+                <w:bCs w:val="false"/>
+                <w:color w:val="000000"/>
+                <w:sz w:val="17"/>
+                <w:szCs w:val="17"/>
+              </w:rPr>
+              <w:t xml:space="preserve">参加率が最も低い地区との差</w:t>
+            </w:r>
+          </w:p>
+        </w:tc>
+        <w:tc>
+          <w:tcPr>
+            <w:tcW w:type="dxa" w:w="2059"/>
+            <w:shd w:fill="FFFFFF" w:val="clear"/>
+            <w:tcMar>
+              <w:top w:type="dxa" w:w="60"/>
+              <w:left w:type="dxa" w:w="90"/>
+              <w:bottom w:type="dxa" w:w="60"/>
+              <w:right w:type="dxa" w:w="90"/>
+            </w:tcMar>
+          </w:tcPr>
+          <w:p>
+            <w:pPr>
+              <w:spacing w:after="0" w:line="240"/>
+            </w:pPr>
+            <w:r>
+              <w:rPr>
+                <w:rFonts w:ascii="游ゴシック" w:cs="游ゴシック" w:eastAsia="游ゴシック" w:hAnsi="游ゴシック"/>
+                <w:b w:val="false"/>
+                <w:bCs w:val="false"/>
+                <w:color w:val="000000"/>
+                <w:sz w:val="17"/>
+                <w:szCs w:val="17"/>
+              </w:rPr>
+              <w:t xml:space="preserve">【調査により確定】</w:t>
+            </w:r>
+          </w:p>
+        </w:tc>
+        <w:tc>
+          <w:tcPr>
+            <w:tcW w:type="dxa" w:w="1685"/>
+            <w:shd w:fill="FFFFFF" w:val="clear"/>
+            <w:tcMar>
+              <w:top w:type="dxa" w:w="60"/>
+              <w:left w:type="dxa" w:w="90"/>
+              <w:bottom w:type="dxa" w:w="60"/>
+              <w:right w:type="dxa" w:w="90"/>
+            </w:tcMar>
+          </w:tcPr>
+          <w:p>
+            <w:pPr>
+              <w:spacing w:after="0" w:line="240"/>
+            </w:pPr>
+            <w:r>
+              <w:rPr>
+                <w:rFonts w:ascii="游ゴシック" w:cs="游ゴシック" w:eastAsia="游ゴシック" w:hAnsi="游ゴシック"/>
+                <w:b w:val="false"/>
+                <w:bCs w:val="false"/>
+                <w:color w:val="000000"/>
+                <w:sz w:val="17"/>
+                <w:szCs w:val="17"/>
+              </w:rPr>
+              <w:t xml:space="preserve">縮小</w:t>
+            </w:r>
+          </w:p>
+        </w:tc>
+        <w:tc>
+          <w:tcPr>
+            <w:tcW w:type="dxa" w:w="1685"/>
+            <w:shd w:fill="FFFFFF" w:val="clear"/>
+            <w:tcMar>
+              <w:top w:type="dxa" w:w="60"/>
+              <w:left w:type="dxa" w:w="90"/>
+              <w:bottom w:type="dxa" w:w="60"/>
+              <w:right w:type="dxa" w:w="90"/>
+            </w:tcMar>
+          </w:tcPr>
+          <w:p>
+            <w:pPr>
+              <w:spacing w:after="0" w:line="240"/>
+            </w:pPr>
+            <w:r>
+              <w:rPr>
+                <w:rFonts w:ascii="游ゴシック" w:cs="游ゴシック" w:eastAsia="游ゴシック" w:hAnsi="游ゴシック"/>
+                <w:b w:val="false"/>
+                <w:bCs w:val="false"/>
+                <w:color w:val="000000"/>
+                <w:sz w:val="17"/>
+                <w:szCs w:val="17"/>
+              </w:rPr>
+              <w:t xml:space="preserve">アンケート調査</w:t>
+            </w:r>
+          </w:p>
+        </w:tc>
+      </w:tr>
     </w:tbl>
     <w:p>
       <w:pPr>
@@ -18800,7 +20212,7 @@
           <w:sz w:val="21"/>
           <w:szCs w:val="21"/>
         </w:rPr>
-        <w:t xml:space="preserve">一般介護予防事業費は10年近く180万円前後で推移しており、事業量が伸びていません。介護予防を強化するには予算的な裏付けが必要です。</w:t>
+        <w:t xml:space="preserve">はつらつ貯筋教室・シニア元気アップ教室等を実施していますが、一般介護予防事業費は10年近く180万円前後で推移しており、事業量が伸びていません。介護予防を強化するには予算的な裏付けが必要です。</w:t>
       </w:r>
     </w:p>
     <w:p>
@@ -20256,7 +21668,7 @@
           <w:sz w:val="21"/>
           <w:szCs w:val="21"/>
         </w:rPr>
-        <w:t xml:space="preserve">高齢者が住み慣れた地域で自分らしく暮らし続けられるよう、移動・住まい・安全・社会参加の各面から支援します。</w:t>
+        <w:t xml:space="preserve">高齢者が住み慣れた地域で自分らしく暮らし続けられるよう、移動・住まい・安全・社会参加・冬期の生活の各面から支援します。第9期の調査で住民が最も必要と感じている支援は「除雪」であり、積雪地・中山間地域としての生活支援を正面から扱います。</w:t>
       </w:r>
     </w:p>
     <w:p>
@@ -20305,7 +21717,7 @@
           <w:sz w:val="21"/>
           <w:szCs w:val="21"/>
         </w:rPr>
-        <w:t xml:space="preserve">高齢者の移動に関する支援は、国の評価指標において令和3年度5点から令和4年度15点へと改善しました。公共交通担当部局との連携体制の構築、取組の実施、取組の見直しで得点しています。一方、移動に関する課題の把握は0点のままです。</w:t>
+        <w:t xml:space="preserve">第9期の調査では、今後必要と感じる支援として移送サービス10.8%、外出同行10.4%が上位に挙がっています。国の評価指標では令和3年度5点から令和4年度15点へと改善し、公共交通担当部局との連携体制の構築、取組の実施、取組の見直しで得点しています。一方、移動に関する課題の把握は0点のままです。</w:t>
       </w:r>
     </w:p>
     <w:p>
@@ -21077,7 +22489,7 @@
           <w:sz w:val="21"/>
           <w:szCs w:val="21"/>
         </w:rPr>
-        <w:t xml:space="preserve">生活に困難を抱えた高齢者等の住まいの確保・生活支援について、国の評価指標では0点です。また管内の住宅型有料老人ホーム・サービス付き高齢者向け住宅の情報を計画策定に活用することについても0点となっています。</w:t>
+        <w:t xml:space="preserve">生活支援ハウスにより在宅での生活が困難な方の受入れを行っています。一方、生活に困難を抱えた高齢者等の住まいの確保・生活支援について、国の評価指標では0点です。また管内の住宅型有料老人ホーム・サービス付き高齢者向け住宅の情報を計画策定に活用することについても0点となっています。</w:t>
       </w:r>
     </w:p>
     <w:p>
@@ -21463,7 +22875,7 @@
           <w:sz w:val="21"/>
           <w:szCs w:val="21"/>
         </w:rPr>
-        <w:t xml:space="preserve">防災・防犯・交通安全・感染症・消費生活の各分野において、高齢者の安全を確保する取組を進めています。介護事業所との災害に関する訓練は令和4年度に新たに得点しました。</w:t>
+        <w:t xml:space="preserve">防災・防犯・交通安全・感染症・消費生活の各分野において、高齢者の安全を確保する取組を進めています。緊急通報体制の整備により、ひとり暮らし高齢者等の急変時に対応しています。介護事業所との災害に関する訓練は令和4年度に新たに得点しました。</w:t>
       </w:r>
     </w:p>
     <w:p>
@@ -21820,7 +23232,7 @@
           <w:sz w:val="24"/>
           <w:szCs w:val="24"/>
         </w:rPr>
-        <w:t xml:space="preserve">2-5　地域支え合い活動の促進　【継続】</w:t>
+        <w:t xml:space="preserve">2-6　冬期の生活支援（除雪）　【新規】</w:t>
       </w:r>
     </w:p>
     <w:p>
@@ -21849,7 +23261,7 @@
           <w:sz w:val="21"/>
           <w:szCs w:val="21"/>
         </w:rPr>
-        <w:t xml:space="preserve">生活支援コーディネーターが配置され、第2層協議体が4地区に設置されています。地域ケア会議への参加割合は50%です。</w:t>
+        <w:t xml:space="preserve">第9期のアンケート調査で、今後必要と感じる支援の第1位は「除雪」27.5%（509人中約140人）でした。在宅介護実態調査でも24.2%と、要介護認定を受けている方でも同様の傾向です。ひとり暮らし高齢者世帯等除雪サービス事業を実施していますが、第9期計画では「在宅生活の継続支援」の一部として扱われ、独立した施策としては位置づけられていませんでした。</w:t>
       </w:r>
     </w:p>
     <w:p>
@@ -21883,7 +23295,7 @@
           <w:sz w:val="21"/>
           <w:szCs w:val="21"/>
         </w:rPr>
-        <w:t xml:space="preserve">生活支援コーディネーターの活動を強化します</w:t>
+        <w:t xml:space="preserve">ひとり暮らし高齢者世帯等除雪サービス事業の対象要件と実施体制を検証します</w:t>
       </w:r>
     </w:p>
     <w:p>
@@ -21901,7 +23313,7 @@
           <w:sz w:val="21"/>
           <w:szCs w:val="21"/>
         </w:rPr>
-        <w:t xml:space="preserve">第2層協議体の活動を支援します</w:t>
+        <w:t xml:space="preserve">公的サービスと住民互助・シルバー人材センター等との役割分担を整理します</w:t>
       </w:r>
     </w:p>
     <w:p>
@@ -21919,7 +23331,43 @@
           <w:sz w:val="21"/>
           <w:szCs w:val="21"/>
         </w:rPr>
-        <w:t xml:space="preserve">ボランティアネットワークの整備を促進します</w:t>
+        <w:t xml:space="preserve">除雪の担い手の確保に取り組みます</w:t>
+      </w:r>
+    </w:p>
+    <w:p>
+      <w:pPr>
+        <w:pStyle w:val="ListParagraph"/>
+        <w:numPr>
+          <w:ilvl w:val="0"/>
+          <w:numId w:val="2"/>
+        </w:numPr>
+        <w:spacing w:after="60" w:line="300"/>
+      </w:pPr>
+      <w:r>
+        <w:rPr>
+          <w:rFonts w:ascii="游明朝" w:cs="游明朝" w:eastAsia="游明朝" w:hAnsi="游明朝"/>
+          <w:sz w:val="21"/>
+          <w:szCs w:val="21"/>
+        </w:rPr>
+        <w:t xml:space="preserve">介護予防・生活支援サービス事業による対応の可能性を検討します</w:t>
+      </w:r>
+    </w:p>
+    <w:p>
+      <w:pPr>
+        <w:pStyle w:val="ListParagraph"/>
+        <w:numPr>
+          <w:ilvl w:val="0"/>
+          <w:numId w:val="2"/>
+        </w:numPr>
+        <w:spacing w:after="60" w:line="300"/>
+      </w:pPr>
+      <w:r>
+        <w:rPr>
+          <w:rFonts w:ascii="游明朝" w:cs="游明朝" w:eastAsia="游明朝" w:hAnsi="游明朝"/>
+          <w:sz w:val="21"/>
+          <w:szCs w:val="21"/>
+        </w:rPr>
+        <w:t xml:space="preserve">地区ごとの積雪状況と支援の充足状況を把握します</w:t>
       </w:r>
     </w:p>
     <w:tbl>
@@ -22086,7 +23534,7 @@
                 <w:sz w:val="17"/>
                 <w:szCs w:val="17"/>
               </w:rPr>
-              <w:t xml:space="preserve">生活支援コーディネーターの地域ケア会議参加割合</w:t>
+              <w:t xml:space="preserve">除雪サービス事業の利用世帯数</w:t>
             </w:r>
           </w:p>
         </w:tc>
@@ -22114,7 +23562,7 @@
                 <w:sz w:val="17"/>
                 <w:szCs w:val="17"/>
               </w:rPr>
-              <w:t xml:space="preserve">50.0%（令和5年度）</w:t>
+              <w:t xml:space="preserve">【村データにより確定】</w:t>
             </w:r>
           </w:p>
         </w:tc>
@@ -22142,7 +23590,7 @@
                 <w:sz w:val="17"/>
                 <w:szCs w:val="17"/>
               </w:rPr>
-              <w:t xml:space="preserve">100%</w:t>
+              <w:t xml:space="preserve">【要設定】</w:t>
             </w:r>
           </w:p>
         </w:tc>
@@ -22170,7 +23618,121 @@
                 <w:sz w:val="17"/>
                 <w:szCs w:val="17"/>
               </w:rPr>
-              <w:t xml:space="preserve">国 評価指標</w:t>
+              <w:t xml:space="preserve">村実績</w:t>
+            </w:r>
+          </w:p>
+        </w:tc>
+      </w:tr>
+      <w:tr>
+        <w:tc>
+          <w:tcPr>
+            <w:tcW w:type="dxa" w:w="3931"/>
+            <w:shd w:fill="FFFFFF" w:val="clear"/>
+            <w:tcMar>
+              <w:top w:type="dxa" w:w="60"/>
+              <w:left w:type="dxa" w:w="90"/>
+              <w:bottom w:type="dxa" w:w="60"/>
+              <w:right w:type="dxa" w:w="90"/>
+            </w:tcMar>
+          </w:tcPr>
+          <w:p>
+            <w:pPr>
+              <w:spacing w:after="0" w:line="240"/>
+            </w:pPr>
+            <w:r>
+              <w:rPr>
+                <w:rFonts w:ascii="游ゴシック" w:cs="游ゴシック" w:eastAsia="游ゴシック" w:hAnsi="游ゴシック"/>
+                <w:b w:val="false"/>
+                <w:bCs w:val="false"/>
+                <w:color w:val="000000"/>
+                <w:sz w:val="17"/>
+                <w:szCs w:val="17"/>
+              </w:rPr>
+              <w:t xml:space="preserve">除雪を必要と感じる方の割合</w:t>
+            </w:r>
+          </w:p>
+        </w:tc>
+        <w:tc>
+          <w:tcPr>
+            <w:tcW w:type="dxa" w:w="2059"/>
+            <w:shd w:fill="FFFFFF" w:val="clear"/>
+            <w:tcMar>
+              <w:top w:type="dxa" w:w="60"/>
+              <w:left w:type="dxa" w:w="90"/>
+              <w:bottom w:type="dxa" w:w="60"/>
+              <w:right w:type="dxa" w:w="90"/>
+            </w:tcMar>
+          </w:tcPr>
+          <w:p>
+            <w:pPr>
+              <w:spacing w:after="0" w:line="240"/>
+            </w:pPr>
+            <w:r>
+              <w:rPr>
+                <w:rFonts w:ascii="游ゴシック" w:cs="游ゴシック" w:eastAsia="游ゴシック" w:hAnsi="游ゴシック"/>
+                <w:b w:val="false"/>
+                <w:bCs w:val="false"/>
+                <w:color w:val="000000"/>
+                <w:sz w:val="17"/>
+                <w:szCs w:val="17"/>
+              </w:rPr>
+              <w:t xml:space="preserve">27.5%（第9期調査）</w:t>
+            </w:r>
+          </w:p>
+        </w:tc>
+        <w:tc>
+          <w:tcPr>
+            <w:tcW w:type="dxa" w:w="1685"/>
+            <w:shd w:fill="FFFFFF" w:val="clear"/>
+            <w:tcMar>
+              <w:top w:type="dxa" w:w="60"/>
+              <w:left w:type="dxa" w:w="90"/>
+              <w:bottom w:type="dxa" w:w="60"/>
+              <w:right w:type="dxa" w:w="90"/>
+            </w:tcMar>
+          </w:tcPr>
+          <w:p>
+            <w:pPr>
+              <w:spacing w:after="0" w:line="240"/>
+            </w:pPr>
+            <w:r>
+              <w:rPr>
+                <w:rFonts w:ascii="游ゴシック" w:cs="游ゴシック" w:eastAsia="游ゴシック" w:hAnsi="游ゴシック"/>
+                <w:b w:val="false"/>
+                <w:bCs w:val="false"/>
+                <w:color w:val="000000"/>
+                <w:sz w:val="17"/>
+                <w:szCs w:val="17"/>
+              </w:rPr>
+              <w:t xml:space="preserve">【要設定】</w:t>
+            </w:r>
+          </w:p>
+        </w:tc>
+        <w:tc>
+          <w:tcPr>
+            <w:tcW w:type="dxa" w:w="1685"/>
+            <w:shd w:fill="FFFFFF" w:val="clear"/>
+            <w:tcMar>
+              <w:top w:type="dxa" w:w="60"/>
+              <w:left w:type="dxa" w:w="90"/>
+              <w:bottom w:type="dxa" w:w="60"/>
+              <w:right w:type="dxa" w:w="90"/>
+            </w:tcMar>
+          </w:tcPr>
+          <w:p>
+            <w:pPr>
+              <w:spacing w:after="0" w:line="240"/>
+            </w:pPr>
+            <w:r>
+              <w:rPr>
+                <w:rFonts w:ascii="游ゴシック" w:cs="游ゴシック" w:eastAsia="游ゴシック" w:hAnsi="游ゴシック"/>
+                <w:b w:val="false"/>
+                <w:bCs w:val="false"/>
+                <w:color w:val="000000"/>
+                <w:sz w:val="17"/>
+                <w:szCs w:val="17"/>
+              </w:rPr>
+              <w:t xml:space="preserve">アンケート調査</w:t>
             </w:r>
           </w:p>
         </w:tc>
@@ -22206,40 +23768,7 @@
           <w:sz w:val="24"/>
           <w:szCs w:val="24"/>
         </w:rPr>
-        <w:t xml:space="preserve">4-3　基本目標3　質の高い介護サービスの充実</w:t>
-      </w:r>
-    </w:p>
-    <w:p>
-      <w:pPr>
-        <w:spacing w:after="120" w:line="300"/>
-      </w:pPr>
-      <w:r>
-        <w:rPr>
-          <w:rFonts w:ascii="游明朝" w:cs="游明朝" w:eastAsia="游明朝" w:hAnsi="游明朝"/>
-          <w:sz w:val="21"/>
-          <w:szCs w:val="21"/>
-        </w:rPr>
-        <w:t xml:space="preserve">村内で提供されるサービスは認知症対応型共同生活介護と通所介護の2種類に限られ、施設サービスはすべて村外を利用しています。この実態を前提として、必要なサービスが必要な方に届く体制を整えます。</w:t>
-      </w:r>
-    </w:p>
-    <w:p>
-      <w:pPr>
-        <w:pStyle w:val="Heading2"/>
-        <w:pBdr>
-          <w:bottom w:val="single" w:color="2E75B6" w:sz="12" w:space="4"/>
-        </w:pBdr>
-        <w:spacing w:after="180" w:before="320"/>
-      </w:pPr>
-      <w:r>
-        <w:rPr>
-          <w:rFonts w:ascii="游ゴシック" w:cs="游ゴシック" w:eastAsia="游ゴシック" w:hAnsi="游ゴシック"/>
-          <w:b/>
-          <w:bCs/>
-          <w:color w:val="1F3864"/>
-          <w:sz w:val="24"/>
-          <w:szCs w:val="24"/>
-        </w:rPr>
-        <w:t xml:space="preserve">3-1　居宅サービスの確保　【継続】</w:t>
+        <w:t xml:space="preserve">2-5　地域支え合い活動の促進　【継続】</w:t>
       </w:r>
     </w:p>
     <w:p>
@@ -22268,7 +23797,7 @@
           <w:sz w:val="21"/>
           <w:szCs w:val="21"/>
         </w:rPr>
-        <w:t xml:space="preserve">在宅サービスの費用額は平成29年度から令和4年度にかけて28.1%減少した後、回復に転じています。訪問介護・訪問看護等の担い手の確保が課題です。</w:t>
+        <w:t xml:space="preserve">生活支援コーディネーターが配置され、令和元年度に北山・大塩・桧原・裏磐梯の4地区に第2層協議体が設置されています。地域ケア会議への参加割合は50%です。第9期の調査では「地域・近所の見守り、声かけ」を必要と感じる方が10.4%ありました。</w:t>
       </w:r>
     </w:p>
     <w:p>
@@ -22302,7 +23831,7 @@
           <w:sz w:val="21"/>
           <w:szCs w:val="21"/>
         </w:rPr>
-        <w:t xml:space="preserve">居宅サービス事業者との連携を維持し、必要なサービス量を確保します</w:t>
+        <w:t xml:space="preserve">生活支援コーディネーターの活動を強化します</w:t>
       </w:r>
     </w:p>
     <w:p>
@@ -22320,7 +23849,25 @@
           <w:sz w:val="21"/>
           <w:szCs w:val="21"/>
         </w:rPr>
-        <w:t xml:space="preserve">福祉用具貸与・住宅改修についてリハビリテーション専門職が関与する仕組みを継続します</w:t>
+        <w:t xml:space="preserve">第2層協議体の活動を支援します</w:t>
+      </w:r>
+    </w:p>
+    <w:p>
+      <w:pPr>
+        <w:pStyle w:val="ListParagraph"/>
+        <w:numPr>
+          <w:ilvl w:val="0"/>
+          <w:numId w:val="2"/>
+        </w:numPr>
+        <w:spacing w:after="60" w:line="300"/>
+      </w:pPr>
+      <w:r>
+        <w:rPr>
+          <w:rFonts w:ascii="游明朝" w:cs="游明朝" w:eastAsia="游明朝" w:hAnsi="游明朝"/>
+          <w:sz w:val="21"/>
+          <w:szCs w:val="21"/>
+        </w:rPr>
+        <w:t xml:space="preserve">ボランティアネットワークの整備を促進します</w:t>
       </w:r>
     </w:p>
     <w:tbl>
@@ -22487,7 +24034,7 @@
                 <w:sz w:val="17"/>
                 <w:szCs w:val="17"/>
               </w:rPr>
-              <w:t xml:space="preserve">在宅サービス費用額</w:t>
+              <w:t xml:space="preserve">生活支援コーディネーターの地域ケア会議参加割合</w:t>
             </w:r>
           </w:p>
         </w:tc>
@@ -22515,7 +24062,7 @@
                 <w:sz w:val="17"/>
                 <w:szCs w:val="17"/>
               </w:rPr>
-              <w:t xml:space="preserve">95,383千円（令和7年度）</w:t>
+              <w:t xml:space="preserve">50.0%（令和5年度）</w:t>
             </w:r>
           </w:p>
         </w:tc>
@@ -22543,7 +24090,7 @@
                 <w:sz w:val="17"/>
                 <w:szCs w:val="17"/>
               </w:rPr>
-              <w:t xml:space="preserve">【算定後に設定】</w:t>
+              <w:t xml:space="preserve">100%</w:t>
             </w:r>
           </w:p>
         </w:tc>
@@ -22571,7 +24118,7 @@
                 <w:sz w:val="17"/>
                 <w:szCs w:val="17"/>
               </w:rPr>
-              <w:t xml:space="preserve">見える化</w:t>
+              <w:t xml:space="preserve">国 評価指標</w:t>
             </w:r>
           </w:p>
         </w:tc>
@@ -22607,7 +24154,40 @@
           <w:sz w:val="24"/>
           <w:szCs w:val="24"/>
         </w:rPr>
-        <w:t xml:space="preserve">3-2　地域密着型サービスの維持と定員の検討　【強化】</w:t>
+        <w:t xml:space="preserve">4-3　基本目標3　質の高い介護サービスの充実</w:t>
+      </w:r>
+    </w:p>
+    <w:p>
+      <w:pPr>
+        <w:spacing w:after="120" w:line="300"/>
+      </w:pPr>
+      <w:r>
+        <w:rPr>
+          <w:rFonts w:ascii="游明朝" w:cs="游明朝" w:eastAsia="游明朝" w:hAnsi="游明朝"/>
+          <w:sz w:val="21"/>
+          <w:szCs w:val="21"/>
+        </w:rPr>
+        <w:t xml:space="preserve">村内で提供されるサービスは認知症対応型共同生活介護と通所介護の2種類に限られ、施設サービスはすべて村外を利用しています。この実態を前提として、必要なサービスが必要な方に届く体制を整えます。</w:t>
+      </w:r>
+    </w:p>
+    <w:p>
+      <w:pPr>
+        <w:pStyle w:val="Heading2"/>
+        <w:pBdr>
+          <w:bottom w:val="single" w:color="2E75B6" w:sz="12" w:space="4"/>
+        </w:pBdr>
+        <w:spacing w:after="180" w:before="320"/>
+      </w:pPr>
+      <w:r>
+        <w:rPr>
+          <w:rFonts w:ascii="游ゴシック" w:cs="游ゴシック" w:eastAsia="游ゴシック" w:hAnsi="游ゴシック"/>
+          <w:b/>
+          <w:bCs/>
+          <w:color w:val="1F3864"/>
+          <w:sz w:val="24"/>
+          <w:szCs w:val="24"/>
+        </w:rPr>
+        <w:t xml:space="preserve">3-1　居宅サービスの確保　【継続】</w:t>
       </w:r>
     </w:p>
     <w:p>
@@ -22636,7 +24216,7 @@
           <w:sz w:val="21"/>
           <w:szCs w:val="21"/>
         </w:rPr>
-        <w:t xml:space="preserve">認知症対応型共同生活介護（定員27人）は平成28年度以降、通所介護（定員50人）は平成30年度以降、定員が変わっていません。認定者の増加により、認定者1人あたりの定員は低下を続けています。</w:t>
+        <w:t xml:space="preserve">在宅サービスの費用額は平成29年度から令和4年度にかけて28.1%減少した後、回復に転じています。訪問介護・訪問看護等の担い手の確保が課題です。</w:t>
       </w:r>
     </w:p>
     <w:p>
@@ -22670,7 +24250,7 @@
           <w:sz w:val="21"/>
           <w:szCs w:val="21"/>
         </w:rPr>
-        <w:t xml:space="preserve">既存事業所の運営を支援し、サービスの継続的な提供を確保します</w:t>
+        <w:t xml:space="preserve">居宅サービス事業者との連携を維持し、必要なサービス量を確保します</w:t>
       </w:r>
     </w:p>
     <w:p>
@@ -22688,25 +24268,7 @@
           <w:sz w:val="21"/>
           <w:szCs w:val="21"/>
         </w:rPr>
-        <w:t xml:space="preserve">認定者数の推移を踏まえ、定員の見直しの必要性を検討します</w:t>
-      </w:r>
-    </w:p>
-    <w:p>
-      <w:pPr>
-        <w:pStyle w:val="ListParagraph"/>
-        <w:numPr>
-          <w:ilvl w:val="0"/>
-          <w:numId w:val="2"/>
-        </w:numPr>
-        <w:spacing w:after="60" w:line="300"/>
-      </w:pPr>
-      <w:r>
-        <w:rPr>
-          <w:rFonts w:ascii="游明朝" w:cs="游明朝" w:eastAsia="游明朝" w:hAnsi="游明朝"/>
-          <w:sz w:val="21"/>
-          <w:szCs w:val="21"/>
-        </w:rPr>
-        <w:t xml:space="preserve">保険者の方針に沿った整備について、計画・実行・改善のプロセスを実行します</w:t>
+        <w:t xml:space="preserve">福祉用具貸与・住宅改修についてリハビリテーション専門職が関与する仕組みを継続します</w:t>
       </w:r>
     </w:p>
     <w:tbl>
@@ -22873,7 +24435,7 @@
                 <w:sz w:val="17"/>
                 <w:szCs w:val="17"/>
               </w:rPr>
-              <w:t xml:space="preserve">要支援・要介護者1人あたり定員（居住系）</w:t>
+              <w:t xml:space="preserve">在宅サービス費用額</w:t>
             </w:r>
           </w:p>
         </w:tc>
@@ -22901,7 +24463,7 @@
                 <w:sz w:val="17"/>
                 <w:szCs w:val="17"/>
               </w:rPr>
-              <w:t xml:space="preserve">0.126（令和7年度）</w:t>
+              <w:t xml:space="preserve">95,383千円（令和7年度）</w:t>
             </w:r>
           </w:p>
         </w:tc>
@@ -22929,121 +24491,7 @@
                 <w:sz w:val="17"/>
                 <w:szCs w:val="17"/>
               </w:rPr>
-              <w:t xml:space="preserve">【要設定】</w:t>
-            </w:r>
-          </w:p>
-        </w:tc>
-        <w:tc>
-          <w:tcPr>
-            <w:tcW w:type="dxa" w:w="1685"/>
-            <w:shd w:fill="FFFFFF" w:val="clear"/>
-            <w:tcMar>
-              <w:top w:type="dxa" w:w="60"/>
-              <w:left w:type="dxa" w:w="90"/>
-              <w:bottom w:type="dxa" w:w="60"/>
-              <w:right w:type="dxa" w:w="90"/>
-            </w:tcMar>
-          </w:tcPr>
-          <w:p>
-            <w:pPr>
-              <w:spacing w:after="0" w:line="240"/>
-            </w:pPr>
-            <w:r>
-              <w:rPr>
-                <w:rFonts w:ascii="游ゴシック" w:cs="游ゴシック" w:eastAsia="游ゴシック" w:hAnsi="游ゴシック"/>
-                <w:b w:val="false"/>
-                <w:bCs w:val="false"/>
-                <w:color w:val="000000"/>
-                <w:sz w:val="17"/>
-                <w:szCs w:val="17"/>
-              </w:rPr>
-              <w:t xml:space="preserve">見える化</w:t>
-            </w:r>
-          </w:p>
-        </w:tc>
-      </w:tr>
-      <w:tr>
-        <w:tc>
-          <w:tcPr>
-            <w:tcW w:type="dxa" w:w="3931"/>
-            <w:shd w:fill="FFFFFF" w:val="clear"/>
-            <w:tcMar>
-              <w:top w:type="dxa" w:w="60"/>
-              <w:left w:type="dxa" w:w="90"/>
-              <w:bottom w:type="dxa" w:w="60"/>
-              <w:right w:type="dxa" w:w="90"/>
-            </w:tcMar>
-          </w:tcPr>
-          <w:p>
-            <w:pPr>
-              <w:spacing w:after="0" w:line="240"/>
-            </w:pPr>
-            <w:r>
-              <w:rPr>
-                <w:rFonts w:ascii="游ゴシック" w:cs="游ゴシック" w:eastAsia="游ゴシック" w:hAnsi="游ゴシック"/>
-                <w:b w:val="false"/>
-                <w:bCs w:val="false"/>
-                <w:color w:val="000000"/>
-                <w:sz w:val="17"/>
-                <w:szCs w:val="17"/>
-              </w:rPr>
-              <w:t xml:space="preserve">同（通所系）</w:t>
-            </w:r>
-          </w:p>
-        </w:tc>
-        <w:tc>
-          <w:tcPr>
-            <w:tcW w:type="dxa" w:w="2059"/>
-            <w:shd w:fill="FFFFFF" w:val="clear"/>
-            <w:tcMar>
-              <w:top w:type="dxa" w:w="60"/>
-              <w:left w:type="dxa" w:w="90"/>
-              <w:bottom w:type="dxa" w:w="60"/>
-              <w:right w:type="dxa" w:w="90"/>
-            </w:tcMar>
-          </w:tcPr>
-          <w:p>
-            <w:pPr>
-              <w:spacing w:after="0" w:line="240"/>
-            </w:pPr>
-            <w:r>
-              <w:rPr>
-                <w:rFonts w:ascii="游ゴシック" w:cs="游ゴシック" w:eastAsia="游ゴシック" w:hAnsi="游ゴシック"/>
-                <w:b w:val="false"/>
-                <w:bCs w:val="false"/>
-                <w:color w:val="000000"/>
-                <w:sz w:val="17"/>
-                <w:szCs w:val="17"/>
-              </w:rPr>
-              <w:t xml:space="preserve">0.234（令和7年度）</w:t>
-            </w:r>
-          </w:p>
-        </w:tc>
-        <w:tc>
-          <w:tcPr>
-            <w:tcW w:type="dxa" w:w="1685"/>
-            <w:shd w:fill="FFFFFF" w:val="clear"/>
-            <w:tcMar>
-              <w:top w:type="dxa" w:w="60"/>
-              <w:left w:type="dxa" w:w="90"/>
-              <w:bottom w:type="dxa" w:w="60"/>
-              <w:right w:type="dxa" w:w="90"/>
-            </w:tcMar>
-          </w:tcPr>
-          <w:p>
-            <w:pPr>
-              <w:spacing w:after="0" w:line="240"/>
-            </w:pPr>
-            <w:r>
-              <w:rPr>
-                <w:rFonts w:ascii="游ゴシック" w:cs="游ゴシック" w:eastAsia="游ゴシック" w:hAnsi="游ゴシック"/>
-                <w:b w:val="false"/>
-                <w:bCs w:val="false"/>
-                <w:color w:val="000000"/>
-                <w:sz w:val="17"/>
-                <w:szCs w:val="17"/>
-              </w:rPr>
-              <w:t xml:space="preserve">【要設定】</w:t>
+              <w:t xml:space="preserve">【算定後に設定】</w:t>
             </w:r>
           </w:p>
         </w:tc>
@@ -23107,7 +24555,7 @@
           <w:sz w:val="24"/>
           <w:szCs w:val="24"/>
         </w:rPr>
-        <w:t xml:space="preserve">3-3　村外施設サービスの利用支援　【改称】</w:t>
+        <w:t xml:space="preserve">3-2　地域密着型サービスの維持と定員の検討　【強化】</w:t>
       </w:r>
     </w:p>
     <w:p>
@@ -23136,7 +24584,7 @@
           <w:sz w:val="21"/>
           <w:szCs w:val="21"/>
         </w:rPr>
-        <w:t xml:space="preserve">村内には介護老人福祉施設・介護老人保健施設・介護医療院がなく、施設サービスを必要とする方はすべて村外の施設を利用しています。第9期計画は施設の種類を列挙する記載でしたが、本計画では村外利用を前提とした支援策として位置づけます。</w:t>
+        <w:t xml:space="preserve">認知症対応型共同生活介護（定員27人）は平成28年度以降、通所介護（定員50人）は平成30年度以降、定員が変わっていません。認定者の増加により、認定者1人あたりの定員は低下を続けています。</w:t>
       </w:r>
     </w:p>
     <w:p>
@@ -23170,7 +24618,7 @@
           <w:sz w:val="21"/>
           <w:szCs w:val="21"/>
         </w:rPr>
-        <w:t xml:space="preserve">村外施設の空き状況等の情報提供を行います</w:t>
+        <w:t xml:space="preserve">既存事業所の運営を支援し、サービスの継続的な提供を確保します</w:t>
       </w:r>
     </w:p>
     <w:p>
@@ -23188,7 +24636,7 @@
           <w:sz w:val="21"/>
           <w:szCs w:val="21"/>
         </w:rPr>
-        <w:t xml:space="preserve">入所を希望する方の相談に応じ、必要な調整を支援します</w:t>
+        <w:t xml:space="preserve">認定者数の推移を踏まえ、定員の見直しの必要性を検討します</w:t>
       </w:r>
     </w:p>
     <w:p>
@@ -23206,25 +24654,7 @@
           <w:sz w:val="21"/>
           <w:szCs w:val="21"/>
         </w:rPr>
-        <w:t xml:space="preserve">遠隔地の施設を利用するご家族の負担軽減を図ります</w:t>
-      </w:r>
-    </w:p>
-    <w:p>
-      <w:pPr>
-        <w:pStyle w:val="ListParagraph"/>
-        <w:numPr>
-          <w:ilvl w:val="0"/>
-          <w:numId w:val="2"/>
-        </w:numPr>
-        <w:spacing w:after="60" w:line="300"/>
-      </w:pPr>
-      <w:r>
-        <w:rPr>
-          <w:rFonts w:ascii="游明朝" w:cs="游明朝" w:eastAsia="游明朝" w:hAnsi="游明朝"/>
-          <w:sz w:val="21"/>
-          <w:szCs w:val="21"/>
-        </w:rPr>
-        <w:t xml:space="preserve">施設サービスの利用状況を継続的に把握します</w:t>
+        <w:t xml:space="preserve">保険者の方針に沿った整備について、計画・実行・改善のプロセスを実行します</w:t>
       </w:r>
     </w:p>
     <w:tbl>
@@ -23391,7 +24821,7 @@
                 <w:sz w:val="17"/>
                 <w:szCs w:val="17"/>
               </w:rPr>
-              <w:t xml:space="preserve">施設サービス費用額</w:t>
+              <w:t xml:space="preserve">要支援・要介護者1人あたり定員（居住系）</w:t>
             </w:r>
           </w:p>
         </w:tc>
@@ -23419,7 +24849,7 @@
                 <w:sz w:val="17"/>
                 <w:szCs w:val="17"/>
               </w:rPr>
-              <w:t xml:space="preserve">120,232千円（令和7年度）</w:t>
+              <w:t xml:space="preserve">0.126（令和7年度）</w:t>
             </w:r>
           </w:p>
         </w:tc>
@@ -23447,7 +24877,121 @@
                 <w:sz w:val="17"/>
                 <w:szCs w:val="17"/>
               </w:rPr>
-              <w:t xml:space="preserve">【算定後に設定】</w:t>
+              <w:t xml:space="preserve">【要設定】</w:t>
+            </w:r>
+          </w:p>
+        </w:tc>
+        <w:tc>
+          <w:tcPr>
+            <w:tcW w:type="dxa" w:w="1685"/>
+            <w:shd w:fill="FFFFFF" w:val="clear"/>
+            <w:tcMar>
+              <w:top w:type="dxa" w:w="60"/>
+              <w:left w:type="dxa" w:w="90"/>
+              <w:bottom w:type="dxa" w:w="60"/>
+              <w:right w:type="dxa" w:w="90"/>
+            </w:tcMar>
+          </w:tcPr>
+          <w:p>
+            <w:pPr>
+              <w:spacing w:after="0" w:line="240"/>
+            </w:pPr>
+            <w:r>
+              <w:rPr>
+                <w:rFonts w:ascii="游ゴシック" w:cs="游ゴシック" w:eastAsia="游ゴシック" w:hAnsi="游ゴシック"/>
+                <w:b w:val="false"/>
+                <w:bCs w:val="false"/>
+                <w:color w:val="000000"/>
+                <w:sz w:val="17"/>
+                <w:szCs w:val="17"/>
+              </w:rPr>
+              <w:t xml:space="preserve">見える化</w:t>
+            </w:r>
+          </w:p>
+        </w:tc>
+      </w:tr>
+      <w:tr>
+        <w:tc>
+          <w:tcPr>
+            <w:tcW w:type="dxa" w:w="3931"/>
+            <w:shd w:fill="FFFFFF" w:val="clear"/>
+            <w:tcMar>
+              <w:top w:type="dxa" w:w="60"/>
+              <w:left w:type="dxa" w:w="90"/>
+              <w:bottom w:type="dxa" w:w="60"/>
+              <w:right w:type="dxa" w:w="90"/>
+            </w:tcMar>
+          </w:tcPr>
+          <w:p>
+            <w:pPr>
+              <w:spacing w:after="0" w:line="240"/>
+            </w:pPr>
+            <w:r>
+              <w:rPr>
+                <w:rFonts w:ascii="游ゴシック" w:cs="游ゴシック" w:eastAsia="游ゴシック" w:hAnsi="游ゴシック"/>
+                <w:b w:val="false"/>
+                <w:bCs w:val="false"/>
+                <w:color w:val="000000"/>
+                <w:sz w:val="17"/>
+                <w:szCs w:val="17"/>
+              </w:rPr>
+              <w:t xml:space="preserve">同（通所系）</w:t>
+            </w:r>
+          </w:p>
+        </w:tc>
+        <w:tc>
+          <w:tcPr>
+            <w:tcW w:type="dxa" w:w="2059"/>
+            <w:shd w:fill="FFFFFF" w:val="clear"/>
+            <w:tcMar>
+              <w:top w:type="dxa" w:w="60"/>
+              <w:left w:type="dxa" w:w="90"/>
+              <w:bottom w:type="dxa" w:w="60"/>
+              <w:right w:type="dxa" w:w="90"/>
+            </w:tcMar>
+          </w:tcPr>
+          <w:p>
+            <w:pPr>
+              <w:spacing w:after="0" w:line="240"/>
+            </w:pPr>
+            <w:r>
+              <w:rPr>
+                <w:rFonts w:ascii="游ゴシック" w:cs="游ゴシック" w:eastAsia="游ゴシック" w:hAnsi="游ゴシック"/>
+                <w:b w:val="false"/>
+                <w:bCs w:val="false"/>
+                <w:color w:val="000000"/>
+                <w:sz w:val="17"/>
+                <w:szCs w:val="17"/>
+              </w:rPr>
+              <w:t xml:space="preserve">0.234（令和7年度）</w:t>
+            </w:r>
+          </w:p>
+        </w:tc>
+        <w:tc>
+          <w:tcPr>
+            <w:tcW w:type="dxa" w:w="1685"/>
+            <w:shd w:fill="FFFFFF" w:val="clear"/>
+            <w:tcMar>
+              <w:top w:type="dxa" w:w="60"/>
+              <w:left w:type="dxa" w:w="90"/>
+              <w:bottom w:type="dxa" w:w="60"/>
+              <w:right w:type="dxa" w:w="90"/>
+            </w:tcMar>
+          </w:tcPr>
+          <w:p>
+            <w:pPr>
+              <w:spacing w:after="0" w:line="240"/>
+            </w:pPr>
+            <w:r>
+              <w:rPr>
+                <w:rFonts w:ascii="游ゴシック" w:cs="游ゴシック" w:eastAsia="游ゴシック" w:hAnsi="游ゴシック"/>
+                <w:b w:val="false"/>
+                <w:bCs w:val="false"/>
+                <w:color w:val="000000"/>
+                <w:sz w:val="17"/>
+                <w:szCs w:val="17"/>
+              </w:rPr>
+              <w:t xml:space="preserve">【要設定】</w:t>
             </w:r>
           </w:p>
         </w:tc>
@@ -23511,7 +25055,7 @@
           <w:sz w:val="24"/>
           <w:szCs w:val="24"/>
         </w:rPr>
-        <w:t xml:space="preserve">3-4　短期入所サービスの確保　【新規】</w:t>
+        <w:t xml:space="preserve">3-3　村外施設サービスの利用支援　【改称】</w:t>
       </w:r>
     </w:p>
     <w:p>
@@ -23540,7 +25084,7 @@
           <w:sz w:val="21"/>
           <w:szCs w:val="21"/>
         </w:rPr>
-        <w:t xml:space="preserve">短期入所生活介護の給付費は165%増加しています。村内に短期入所のサービスがないなかでの増加であり、ご家族の介護負担を一時的に軽減する需要が村外で現れているものと考えられます。</w:t>
+        <w:t xml:space="preserve">村内には介護老人福祉施設・介護老人保健施設・介護医療院がなく、施設サービスを必要とする方はすべて村外の施設を利用しています。第9期の在宅介護実態調査では「村内に施設等があれば将来的に入所したい」との回答が48.5%（回収33人中16人）ありました。第9期計画は施設の種類を列挙する記載でしたが、本計画では村外利用を前提とした支援策として位置づけます。</w:t>
       </w:r>
     </w:p>
     <w:p>
@@ -23574,7 +25118,7 @@
           <w:sz w:val="21"/>
           <w:szCs w:val="21"/>
         </w:rPr>
-        <w:t xml:space="preserve">短期入所の利用実態と、ご家族の負担の状況を把握します</w:t>
+        <w:t xml:space="preserve">村外施設の空き状況等の情報提供を行います</w:t>
       </w:r>
     </w:p>
     <w:p>
@@ -23592,7 +25136,7 @@
           <w:sz w:val="21"/>
           <w:szCs w:val="21"/>
         </w:rPr>
-        <w:t xml:space="preserve">在宅介護実態調査の結果を踏まえ、必要な支援を検討します</w:t>
+        <w:t xml:space="preserve">入所を希望する方の相談に応じ、必要な調整を支援します</w:t>
       </w:r>
     </w:p>
     <w:p>
@@ -23610,7 +25154,25 @@
           <w:sz w:val="21"/>
           <w:szCs w:val="21"/>
         </w:rPr>
-        <w:t xml:space="preserve">家族介護者支援の取組と一体的に進めます</w:t>
+        <w:t xml:space="preserve">遠隔地の施設を利用するご家族の負担軽減を図ります</w:t>
+      </w:r>
+    </w:p>
+    <w:p>
+      <w:pPr>
+        <w:pStyle w:val="ListParagraph"/>
+        <w:numPr>
+          <w:ilvl w:val="0"/>
+          <w:numId w:val="2"/>
+        </w:numPr>
+        <w:spacing w:after="60" w:line="300"/>
+      </w:pPr>
+      <w:r>
+        <w:rPr>
+          <w:rFonts w:ascii="游明朝" w:cs="游明朝" w:eastAsia="游明朝" w:hAnsi="游明朝"/>
+          <w:sz w:val="21"/>
+          <w:szCs w:val="21"/>
+        </w:rPr>
+        <w:t xml:space="preserve">施設サービスの利用状況を継続的に把握します</w:t>
       </w:r>
     </w:p>
     <w:tbl>
@@ -23777,7 +25339,7 @@
                 <w:sz w:val="17"/>
                 <w:szCs w:val="17"/>
               </w:rPr>
-              <w:t xml:space="preserve">短期入所生活介護の利用者数</w:t>
+              <w:t xml:space="preserve">施設サービス費用額</w:t>
             </w:r>
           </w:p>
         </w:tc>
@@ -23805,7 +25367,7 @@
                 <w:sz w:val="17"/>
                 <w:szCs w:val="17"/>
               </w:rPr>
-              <w:t xml:space="preserve">【調査により把握】</w:t>
+              <w:t xml:space="preserve">120,232千円（令和7年度）</w:t>
             </w:r>
           </w:p>
         </w:tc>
@@ -23833,7 +25395,7 @@
                 <w:sz w:val="17"/>
                 <w:szCs w:val="17"/>
               </w:rPr>
-              <w:t xml:space="preserve">【要設定】</w:t>
+              <w:t xml:space="preserve">【算定後に設定】</w:t>
             </w:r>
           </w:p>
         </w:tc>
@@ -23897,7 +25459,7 @@
           <w:sz w:val="24"/>
           <w:szCs w:val="24"/>
         </w:rPr>
-        <w:t xml:space="preserve">3-5　介護給付の適正化　【継続】</w:t>
+        <w:t xml:space="preserve">3-4　短期入所サービスの確保　【新規】</w:t>
       </w:r>
     </w:p>
     <w:p>
@@ -23926,7 +25488,7 @@
           <w:sz w:val="21"/>
           <w:szCs w:val="21"/>
         </w:rPr>
-        <w:t xml:space="preserve">介護給付適正化の主要5事業のうち4事業を実施しており、国の評価指標において35点を得ています。一方、縦覧点検については0点となっています。</w:t>
+        <w:t xml:space="preserve">短期入所生活介護の給付費は165%増加しています。村内に短期入所のサービスがなく自給率は0%であり、ご家族の介護負担を一時的に軽減する需要がすべて村外で現れているものと考えられます。</w:t>
       </w:r>
     </w:p>
     <w:p>
@@ -23960,7 +25522,7 @@
           <w:sz w:val="21"/>
           <w:szCs w:val="21"/>
         </w:rPr>
-        <w:t xml:space="preserve">主要5事業のうち未実施の事業への着手を検討します</w:t>
+        <w:t xml:space="preserve">短期入所の利用実態と、ご家族の負担の状況を把握します</w:t>
       </w:r>
     </w:p>
     <w:p>
@@ -23978,7 +25540,7 @@
           <w:sz w:val="21"/>
           <w:szCs w:val="21"/>
         </w:rPr>
-        <w:t xml:space="preserve">縦覧点検の実施帳票数を増やします</w:t>
+        <w:t xml:space="preserve">在宅介護実態調査の結果を踏まえ、必要な支援を検討します</w:t>
       </w:r>
     </w:p>
     <w:p>
@@ -23996,7 +25558,7 @@
           <w:sz w:val="21"/>
           <w:szCs w:val="21"/>
         </w:rPr>
-        <w:t xml:space="preserve">ケアプラン点検・医療情報との突合の実施を検討します</w:t>
+        <w:t xml:space="preserve">家族介護者支援の取組と一体的に進めます</w:t>
       </w:r>
     </w:p>
     <w:tbl>
@@ -24163,7 +25725,7 @@
                 <w:sz w:val="17"/>
                 <w:szCs w:val="17"/>
               </w:rPr>
-              <w:t xml:space="preserve">介護給付適正化 主要5事業の実施数</w:t>
+              <w:t xml:space="preserve">短期入所生活介護の利用者数</w:t>
             </w:r>
           </w:p>
         </w:tc>
@@ -24191,7 +25753,7 @@
                 <w:sz w:val="17"/>
                 <w:szCs w:val="17"/>
               </w:rPr>
-              <w:t xml:space="preserve">4事業</w:t>
+              <w:t xml:space="preserve">【調査により把握】</w:t>
             </w:r>
           </w:p>
         </w:tc>
@@ -24219,7 +25781,7 @@
                 <w:sz w:val="17"/>
                 <w:szCs w:val="17"/>
               </w:rPr>
-              <w:t xml:space="preserve">5事業</w:t>
+              <w:t xml:space="preserve">【要設定】</w:t>
             </w:r>
           </w:p>
         </w:tc>
@@ -24247,121 +25809,7 @@
                 <w:sz w:val="17"/>
                 <w:szCs w:val="17"/>
               </w:rPr>
-              <w:t xml:space="preserve">国 評価指標</w:t>
-            </w:r>
-          </w:p>
-        </w:tc>
-      </w:tr>
-      <w:tr>
-        <w:tc>
-          <w:tcPr>
-            <w:tcW w:type="dxa" w:w="3931"/>
-            <w:shd w:fill="FFFFFF" w:val="clear"/>
-            <w:tcMar>
-              <w:top w:type="dxa" w:w="60"/>
-              <w:left w:type="dxa" w:w="90"/>
-              <w:bottom w:type="dxa" w:w="60"/>
-              <w:right w:type="dxa" w:w="90"/>
-            </w:tcMar>
-          </w:tcPr>
-          <w:p>
-            <w:pPr>
-              <w:spacing w:after="0" w:line="240"/>
-            </w:pPr>
-            <w:r>
-              <w:rPr>
-                <w:rFonts w:ascii="游ゴシック" w:cs="游ゴシック" w:eastAsia="游ゴシック" w:hAnsi="游ゴシック"/>
-                <w:b w:val="false"/>
-                <w:bCs w:val="false"/>
-                <w:color w:val="000000"/>
-                <w:sz w:val="17"/>
-                <w:szCs w:val="17"/>
-              </w:rPr>
-              <w:t xml:space="preserve">縦覧点検の実施帳票数</w:t>
-            </w:r>
-          </w:p>
-        </w:tc>
-        <w:tc>
-          <w:tcPr>
-            <w:tcW w:type="dxa" w:w="2059"/>
-            <w:shd w:fill="FFFFFF" w:val="clear"/>
-            <w:tcMar>
-              <w:top w:type="dxa" w:w="60"/>
-              <w:left w:type="dxa" w:w="90"/>
-              <w:bottom w:type="dxa" w:w="60"/>
-              <w:right w:type="dxa" w:w="90"/>
-            </w:tcMar>
-          </w:tcPr>
-          <w:p>
-            <w:pPr>
-              <w:spacing w:after="0" w:line="240"/>
-            </w:pPr>
-            <w:r>
-              <w:rPr>
-                <w:rFonts w:ascii="游ゴシック" w:cs="游ゴシック" w:eastAsia="游ゴシック" w:hAnsi="游ゴシック"/>
-                <w:b w:val="false"/>
-                <w:bCs w:val="false"/>
-                <w:color w:val="000000"/>
-                <w:sz w:val="17"/>
-                <w:szCs w:val="17"/>
-              </w:rPr>
-              <w:t xml:space="preserve">0帳票</w:t>
-            </w:r>
-          </w:p>
-        </w:tc>
-        <w:tc>
-          <w:tcPr>
-            <w:tcW w:type="dxa" w:w="1685"/>
-            <w:shd w:fill="FFFFFF" w:val="clear"/>
-            <w:tcMar>
-              <w:top w:type="dxa" w:w="60"/>
-              <w:left w:type="dxa" w:w="90"/>
-              <w:bottom w:type="dxa" w:w="60"/>
-              <w:right w:type="dxa" w:w="90"/>
-            </w:tcMar>
-          </w:tcPr>
-          <w:p>
-            <w:pPr>
-              <w:spacing w:after="0" w:line="240"/>
-            </w:pPr>
-            <w:r>
-              <w:rPr>
-                <w:rFonts w:ascii="游ゴシック" w:cs="游ゴシック" w:eastAsia="游ゴシック" w:hAnsi="游ゴシック"/>
-                <w:b w:val="false"/>
-                <w:bCs w:val="false"/>
-                <w:color w:val="000000"/>
-                <w:sz w:val="17"/>
-                <w:szCs w:val="17"/>
-              </w:rPr>
-              <w:t xml:space="preserve">3帳票以上</w:t>
-            </w:r>
-          </w:p>
-        </w:tc>
-        <w:tc>
-          <w:tcPr>
-            <w:tcW w:type="dxa" w:w="1685"/>
-            <w:shd w:fill="FFFFFF" w:val="clear"/>
-            <w:tcMar>
-              <w:top w:type="dxa" w:w="60"/>
-              <w:left w:type="dxa" w:w="90"/>
-              <w:bottom w:type="dxa" w:w="60"/>
-              <w:right w:type="dxa" w:w="90"/>
-            </w:tcMar>
-          </w:tcPr>
-          <w:p>
-            <w:pPr>
-              <w:spacing w:after="0" w:line="240"/>
-            </w:pPr>
-            <w:r>
-              <w:rPr>
-                <w:rFonts w:ascii="游ゴシック" w:cs="游ゴシック" w:eastAsia="游ゴシック" w:hAnsi="游ゴシック"/>
-                <w:b w:val="false"/>
-                <w:bCs w:val="false"/>
-                <w:color w:val="000000"/>
-                <w:sz w:val="17"/>
-                <w:szCs w:val="17"/>
-              </w:rPr>
-              <w:t xml:space="preserve">国 評価指標</w:t>
+              <w:t xml:space="preserve">見える化</w:t>
             </w:r>
           </w:p>
         </w:tc>
@@ -24397,40 +25845,7 @@
           <w:sz w:val="24"/>
           <w:szCs w:val="24"/>
         </w:rPr>
-        <w:t xml:space="preserve">4-4　基本目標4　地域で支えあう仕組みづくり</w:t>
-      </w:r>
-    </w:p>
-    <w:p>
-      <w:pPr>
-        <w:spacing w:after="120" w:line="300"/>
-      </w:pPr>
-      <w:r>
-        <w:rPr>
-          <w:rFonts w:ascii="游明朝" w:cs="游明朝" w:eastAsia="游明朝" w:hAnsi="游明朝"/>
-          <w:sz w:val="21"/>
-          <w:szCs w:val="21"/>
-        </w:rPr>
-        <w:t xml:space="preserve">在宅医療・介護連携と認知症施策は、国の評価指標において高い評価を得ており、第9期の成果です。これらを維持しつつ、活動量の面で課題のある分野を強化します。</w:t>
-      </w:r>
-    </w:p>
-    <w:p>
-      <w:pPr>
-        <w:pStyle w:val="Heading2"/>
-        <w:pBdr>
-          <w:bottom w:val="single" w:color="2E75B6" w:sz="12" w:space="4"/>
-        </w:pBdr>
-        <w:spacing w:after="180" w:before="320"/>
-      </w:pPr>
-      <w:r>
-        <w:rPr>
-          <w:rFonts w:ascii="游ゴシック" w:cs="游ゴシック" w:eastAsia="游ゴシック" w:hAnsi="游ゴシック"/>
-          <w:b/>
-          <w:bCs/>
-          <w:color w:val="1F3864"/>
-          <w:sz w:val="24"/>
-          <w:szCs w:val="24"/>
-        </w:rPr>
-        <w:t xml:space="preserve">4-1　地域包括支援センターの機能強化　【継続】</w:t>
+        <w:t xml:space="preserve">3-5　介護給付の適正化　【継続】</w:t>
       </w:r>
     </w:p>
     <w:p>
@@ -24459,7 +25874,7 @@
           <w:sz w:val="21"/>
           <w:szCs w:val="21"/>
         </w:rPr>
-        <w:t xml:space="preserve">村内1か所に委託により設置し、3職種各1名の計3名で運営しています。主任介護支援専門員は令和4年度から配置されました。なお保健師については、保健師に準ずる者を配置している状況です。夜間・早朝等の窓口設置により15点を得ています。</w:t>
+        <w:t xml:space="preserve">介護給付適正化の主要5事業のうち4事業を実施しており、国の評価指標において35点を得ています。一方、縦覧点検については0点となっています。</w:t>
       </w:r>
     </w:p>
     <w:p>
@@ -24493,7 +25908,7 @@
           <w:sz w:val="21"/>
           <w:szCs w:val="21"/>
         </w:rPr>
-        <w:t xml:space="preserve">3職種の体制を維持します</w:t>
+        <w:t xml:space="preserve">主要5事業のうち未実施の事業への着手を検討します</w:t>
       </w:r>
     </w:p>
     <w:p>
@@ -24511,7 +25926,7 @@
           <w:sz w:val="21"/>
           <w:szCs w:val="21"/>
         </w:rPr>
-        <w:t xml:space="preserve">保健師の確保に努めます</w:t>
+        <w:t xml:space="preserve">縦覧点検の実施帳票数を増やします</w:t>
       </w:r>
     </w:p>
     <w:p>
@@ -24529,25 +25944,7 @@
           <w:sz w:val="21"/>
           <w:szCs w:val="21"/>
         </w:rPr>
-        <w:t xml:space="preserve">包括的支援事業・介護予防ケアマネジメントの適切な実施を継続します</w:t>
-      </w:r>
-    </w:p>
-    <w:p>
-      <w:pPr>
-        <w:pStyle w:val="ListParagraph"/>
-        <w:numPr>
-          <w:ilvl w:val="0"/>
-          <w:numId w:val="2"/>
-        </w:numPr>
-        <w:spacing w:after="60" w:line="300"/>
-      </w:pPr>
-      <w:r>
-        <w:rPr>
-          <w:rFonts w:ascii="游明朝" w:cs="游明朝" w:eastAsia="游明朝" w:hAnsi="游明朝"/>
-          <w:sz w:val="21"/>
-          <w:szCs w:val="21"/>
-        </w:rPr>
-        <w:t xml:space="preserve">家族等の介護離職防止に向けた支援に取り組みます</w:t>
+        <w:t xml:space="preserve">ケアプラン点検・医療情報との突合の実施を検討します</w:t>
       </w:r>
     </w:p>
     <w:tbl>
@@ -24714,7 +26111,7 @@
                 <w:sz w:val="17"/>
                 <w:szCs w:val="17"/>
               </w:rPr>
-              <w:t xml:space="preserve">3職種の配置数</w:t>
+              <w:t xml:space="preserve">介護給付適正化 主要5事業の実施数</w:t>
             </w:r>
           </w:p>
         </w:tc>
@@ -24742,7 +26139,7 @@
                 <w:sz w:val="17"/>
                 <w:szCs w:val="17"/>
               </w:rPr>
-              <w:t xml:space="preserve">3名</w:t>
+              <w:t xml:space="preserve">4事業</w:t>
             </w:r>
           </w:p>
         </w:tc>
@@ -24770,7 +26167,7 @@
                 <w:sz w:val="17"/>
                 <w:szCs w:val="17"/>
               </w:rPr>
-              <w:t xml:space="preserve">3名（維持）</w:t>
+              <w:t xml:space="preserve">5事業</w:t>
             </w:r>
           </w:p>
         </w:tc>
@@ -24828,7 +26225,7 @@
                 <w:sz w:val="17"/>
                 <w:szCs w:val="17"/>
               </w:rPr>
-              <w:t xml:space="preserve">家族の介護離職防止に向けた支援</w:t>
+              <w:t xml:space="preserve">縦覧点検の実施帳票数</w:t>
             </w:r>
           </w:p>
         </w:tc>
@@ -24856,7 +26253,7 @@
                 <w:sz w:val="17"/>
                 <w:szCs w:val="17"/>
               </w:rPr>
-              <w:t xml:space="preserve">未実施</w:t>
+              <w:t xml:space="preserve">0帳票</w:t>
             </w:r>
           </w:p>
         </w:tc>
@@ -24884,7 +26281,7 @@
                 <w:sz w:val="17"/>
                 <w:szCs w:val="17"/>
               </w:rPr>
-              <w:t xml:space="preserve">実施</w:t>
+              <w:t xml:space="preserve">3帳票以上</w:t>
             </w:r>
           </w:p>
         </w:tc>
@@ -24948,7 +26345,40 @@
           <w:sz w:val="24"/>
           <w:szCs w:val="24"/>
         </w:rPr>
-        <w:t xml:space="preserve">4-2　地域ケア会議の充実　【強化】</w:t>
+        <w:t xml:space="preserve">4-4　基本目標4　地域で支えあう仕組みづくり</w:t>
+      </w:r>
+    </w:p>
+    <w:p>
+      <w:pPr>
+        <w:spacing w:after="120" w:line="300"/>
+      </w:pPr>
+      <w:r>
+        <w:rPr>
+          <w:rFonts w:ascii="游明朝" w:cs="游明朝" w:eastAsia="游明朝" w:hAnsi="游明朝"/>
+          <w:sz w:val="21"/>
+          <w:szCs w:val="21"/>
+        </w:rPr>
+        <w:t xml:space="preserve">在宅医療・介護連携と認知症施策は、国の評価指標において高い評価を得ており、第9期の成果です。これらを維持しつつ、活動量の面で課題のある分野を強化します。</w:t>
+      </w:r>
+    </w:p>
+    <w:p>
+      <w:pPr>
+        <w:pStyle w:val="Heading2"/>
+        <w:pBdr>
+          <w:bottom w:val="single" w:color="2E75B6" w:sz="12" w:space="4"/>
+        </w:pBdr>
+        <w:spacing w:after="180" w:before="320"/>
+      </w:pPr>
+      <w:r>
+        <w:rPr>
+          <w:rFonts w:ascii="游ゴシック" w:cs="游ゴシック" w:eastAsia="游ゴシック" w:hAnsi="游ゴシック"/>
+          <w:b/>
+          <w:bCs/>
+          <w:color w:val="1F3864"/>
+          <w:sz w:val="24"/>
+          <w:szCs w:val="24"/>
+        </w:rPr>
+        <w:t xml:space="preserve">4-1　地域包括支援センターの機能強化　【継続】</w:t>
       </w:r>
     </w:p>
     <w:p>
@@ -24977,7 +26407,7 @@
           <w:sz w:val="21"/>
           <w:szCs w:val="21"/>
         </w:rPr>
-        <w:t xml:space="preserve">地域ケア個別会議を年3回、地域ケア推進会議を年3回開催しています。個別事例の検討割合は0.49%であり、自立支援に資するケアマネジメントの検討件数を増やす余地があります。</w:t>
+        <w:t xml:space="preserve">村内1か所に委託により設置し、3職種各1名の計3名で運営しています。主任介護支援専門員は令和4年度から配置されました。なお保健師については、保健師に準ずる者を配置している状況です。夜間・早朝等の窓口設置により15点を得ています。</w:t>
       </w:r>
     </w:p>
     <w:p>
@@ -25011,7 +26441,7 @@
           <w:sz w:val="21"/>
           <w:szCs w:val="21"/>
         </w:rPr>
-        <w:t xml:space="preserve">地域ケア個別会議の開催回数と検討事例数を増やします</w:t>
+        <w:t xml:space="preserve">3職種の体制を維持します</w:t>
       </w:r>
     </w:p>
     <w:p>
@@ -25029,7 +26459,7 @@
           <w:sz w:val="21"/>
           <w:szCs w:val="21"/>
         </w:rPr>
-        <w:t xml:space="preserve">複数の個別事例から地域課題を明らかにし、政策提言につなげます</w:t>
+        <w:t xml:space="preserve">保健師の確保に努めます</w:t>
       </w:r>
     </w:p>
     <w:p>
@@ -25047,7 +26477,25 @@
           <w:sz w:val="21"/>
           <w:szCs w:val="21"/>
         </w:rPr>
-        <w:t xml:space="preserve">自立支援・重度化防止に資するケアマネジメントの基本方針を定め、周知します</w:t>
+        <w:t xml:space="preserve">包括的支援事業・介護予防ケアマネジメントの適切な実施を継続します</w:t>
+      </w:r>
+    </w:p>
+    <w:p>
+      <w:pPr>
+        <w:pStyle w:val="ListParagraph"/>
+        <w:numPr>
+          <w:ilvl w:val="0"/>
+          <w:numId w:val="2"/>
+        </w:numPr>
+        <w:spacing w:after="60" w:line="300"/>
+      </w:pPr>
+      <w:r>
+        <w:rPr>
+          <w:rFonts w:ascii="游明朝" w:cs="游明朝" w:eastAsia="游明朝" w:hAnsi="游明朝"/>
+          <w:sz w:val="21"/>
+          <w:szCs w:val="21"/>
+        </w:rPr>
+        <w:t xml:space="preserve">家族等の介護離職防止に向けた支援に取り組みます</w:t>
       </w:r>
     </w:p>
     <w:tbl>
@@ -25214,7 +26662,7 @@
                 <w:sz w:val="17"/>
                 <w:szCs w:val="17"/>
               </w:rPr>
-              <w:t xml:space="preserve">地域ケア個別会議の個別事例検討割合</w:t>
+              <w:t xml:space="preserve">3職種の配置数</w:t>
             </w:r>
           </w:p>
         </w:tc>
@@ -25242,7 +26690,7 @@
                 <w:sz w:val="17"/>
                 <w:szCs w:val="17"/>
               </w:rPr>
-              <w:t xml:space="preserve">0.49%（令和5年度）</w:t>
+              <w:t xml:space="preserve">3名</w:t>
             </w:r>
           </w:p>
         </w:tc>
@@ -25270,7 +26718,7 @@
                 <w:sz w:val="17"/>
                 <w:szCs w:val="17"/>
               </w:rPr>
-              <w:t xml:space="preserve">【要設定】</w:t>
+              <w:t xml:space="preserve">3名（維持）</w:t>
             </w:r>
           </w:p>
         </w:tc>
@@ -25328,7 +26776,7 @@
                 <w:sz w:val="17"/>
                 <w:szCs w:val="17"/>
               </w:rPr>
-              <w:t xml:space="preserve">地域ケア個別会議の開催回数</w:t>
+              <w:t xml:space="preserve">家族の介護離職防止に向けた支援</w:t>
             </w:r>
           </w:p>
         </w:tc>
@@ -25356,7 +26804,7 @@
                 <w:sz w:val="17"/>
                 <w:szCs w:val="17"/>
               </w:rPr>
-              <w:t xml:space="preserve">年3回</w:t>
+              <w:t xml:space="preserve">未実施</w:t>
             </w:r>
           </w:p>
         </w:tc>
@@ -25384,7 +26832,7 @@
                 <w:sz w:val="17"/>
                 <w:szCs w:val="17"/>
               </w:rPr>
-              <w:t xml:space="preserve">【要設定】</w:t>
+              <w:t xml:space="preserve">実施</w:t>
             </w:r>
           </w:p>
         </w:tc>
@@ -25412,7 +26860,7 @@
                 <w:sz w:val="17"/>
                 <w:szCs w:val="17"/>
               </w:rPr>
-              <w:t xml:space="preserve">見える化</w:t>
+              <w:t xml:space="preserve">国 評価指標</w:t>
             </w:r>
           </w:p>
         </w:tc>
@@ -25448,7 +26896,7 @@
           <w:sz w:val="24"/>
           <w:szCs w:val="24"/>
         </w:rPr>
-        <w:t xml:space="preserve">4-3　在宅医療・介護連携の推進　【継続】</w:t>
+        <w:t xml:space="preserve">4-2　地域ケア会議の充実　【強化】</w:t>
       </w:r>
     </w:p>
     <w:p>
@@ -25477,7 +26925,7 @@
           <w:sz w:val="21"/>
           <w:szCs w:val="21"/>
         </w:rPr>
-        <w:t xml:space="preserve">在宅医療・介護連携は第9期の最大の成果です。多職種を対象とした研修会の開催で40点、医療・介護関係者への相談支援で15点、関係団体との連携で15点を得ています。一方、人生の最終段階における支援は0点となっています。</w:t>
+        <w:t xml:space="preserve">地域ケア個別会議を年3回、地域ケア推進会議を年3回開催しています。個別事例の検討割合は0.49%であり、自立支援に資するケアマネジメントの検討件数を増やす余地があります。</w:t>
       </w:r>
     </w:p>
     <w:p>
@@ -25511,7 +26959,7 @@
           <w:sz w:val="21"/>
           <w:szCs w:val="21"/>
         </w:rPr>
-        <w:t xml:space="preserve">多職種研修会の開催を継続します</w:t>
+        <w:t xml:space="preserve">地域ケア個別会議の開催回数と検討事例数を増やします</w:t>
       </w:r>
     </w:p>
     <w:p>
@@ -25529,7 +26977,7 @@
           <w:sz w:val="21"/>
           <w:szCs w:val="21"/>
         </w:rPr>
-        <w:t xml:space="preserve">医療・介護関係者間の情報共有の取組を継続します</w:t>
+        <w:t xml:space="preserve">複数の個別事例から地域課題を明らかにし、政策提言につなげます</w:t>
       </w:r>
     </w:p>
     <w:p>
@@ -25547,25 +26995,7 @@
           <w:sz w:val="21"/>
           <w:szCs w:val="21"/>
         </w:rPr>
-        <w:t xml:space="preserve">入退院支援の充実を図ります</w:t>
-      </w:r>
-    </w:p>
-    <w:p>
-      <w:pPr>
-        <w:pStyle w:val="ListParagraph"/>
-        <w:numPr>
-          <w:ilvl w:val="0"/>
-          <w:numId w:val="2"/>
-        </w:numPr>
-        <w:spacing w:after="60" w:line="300"/>
-      </w:pPr>
-      <w:r>
-        <w:rPr>
-          <w:rFonts w:ascii="游明朝" w:cs="游明朝" w:eastAsia="游明朝" w:hAnsi="游明朝"/>
-          <w:sz w:val="21"/>
-          <w:szCs w:val="21"/>
-        </w:rPr>
-        <w:t xml:space="preserve">人生の最終段階における医療・ケアの意思決定支援に取り組みます</w:t>
+        <w:t xml:space="preserve">自立支援・重度化防止に資するケアマネジメントの基本方針を定め、周知します</w:t>
       </w:r>
     </w:p>
     <w:tbl>
@@ -25732,7 +27162,7 @@
                 <w:sz w:val="17"/>
                 <w:szCs w:val="17"/>
               </w:rPr>
-              <w:t xml:space="preserve">多職種研修会の開催</w:t>
+              <w:t xml:space="preserve">地域ケア個別会議の個別事例検討割合</w:t>
             </w:r>
           </w:p>
         </w:tc>
@@ -25760,7 +27190,7 @@
                 <w:sz w:val="17"/>
                 <w:szCs w:val="17"/>
               </w:rPr>
-              <w:t xml:space="preserve">実施（40点）</w:t>
+              <w:t xml:space="preserve">0.49%（令和5年度）</w:t>
             </w:r>
           </w:p>
         </w:tc>
@@ -25788,7 +27218,7 @@
                 <w:sz w:val="17"/>
                 <w:szCs w:val="17"/>
               </w:rPr>
-              <w:t xml:space="preserve">維持</w:t>
+              <w:t xml:space="preserve">【要設定】</w:t>
             </w:r>
           </w:p>
         </w:tc>
@@ -25846,7 +27276,7 @@
                 <w:sz w:val="17"/>
                 <w:szCs w:val="17"/>
               </w:rPr>
-              <w:t xml:space="preserve">人生の最終段階における支援</w:t>
+              <w:t xml:space="preserve">地域ケア個別会議の開催回数</w:t>
             </w:r>
           </w:p>
         </w:tc>
@@ -25874,7 +27304,7 @@
                 <w:sz w:val="17"/>
                 <w:szCs w:val="17"/>
               </w:rPr>
-              <w:t xml:space="preserve">未実施</w:t>
+              <w:t xml:space="preserve">年3回</w:t>
             </w:r>
           </w:p>
         </w:tc>
@@ -25902,7 +27332,7 @@
                 <w:sz w:val="17"/>
                 <w:szCs w:val="17"/>
               </w:rPr>
-              <w:t xml:space="preserve">実施</w:t>
+              <w:t xml:space="preserve">【要設定】</w:t>
             </w:r>
           </w:p>
         </w:tc>
@@ -25930,7 +27360,7 @@
                 <w:sz w:val="17"/>
                 <w:szCs w:val="17"/>
               </w:rPr>
-              <w:t xml:space="preserve">国 評価指標</w:t>
+              <w:t xml:space="preserve">見える化</w:t>
             </w:r>
           </w:p>
         </w:tc>
@@ -25966,7 +27396,7 @@
           <w:sz w:val="24"/>
           <w:szCs w:val="24"/>
         </w:rPr>
-        <w:t xml:space="preserve">4-4　認知症施策の推進　【継続・強化】</w:t>
+        <w:t xml:space="preserve">4-3　在宅医療・介護連携の推進　【継続】</w:t>
       </w:r>
     </w:p>
     <w:p>
@@ -25995,7 +27425,7 @@
           <w:sz w:val="21"/>
           <w:szCs w:val="21"/>
         </w:rPr>
-        <w:t xml:space="preserve">認知症初期集中支援チームの活動で40点、早期診断・早期対応の体制構築で20点を得ています。一方、認知症サポーターは約237人（人口比9.8%）が養成されているものの、ステップアップ講座の修了者は0人であり、サポーターが活動に結びついていません。</w:t>
+        <w:t xml:space="preserve">在宅医療・介護連携は第9期の最大の成果です。多職種を対象とした研修会の開催で40点、医療・介護関係者への相談支援で15点、関係団体との連携で15点を得ています。村内には南東北裏磐梯診療所・桧原診療所があり、地域の医療を支えています。一方、人生の最終段階における支援は0点です。第9期の調査では、人生の最期を過ごしたい場所として「自宅」が48.5%を占める一方、そのことを家族と話したことがある方は38.3%にとどまっています。</w:t>
       </w:r>
     </w:p>
     <w:p>
@@ -26029,7 +27459,7 @@
           <w:sz w:val="21"/>
           <w:szCs w:val="21"/>
         </w:rPr>
-        <w:t xml:space="preserve">認知症初期集中支援チームの活動を継続します</w:t>
+        <w:t xml:space="preserve">多職種研修会の開催を継続します</w:t>
       </w:r>
     </w:p>
     <w:p>
@@ -26047,7 +27477,7 @@
           <w:sz w:val="21"/>
           <w:szCs w:val="21"/>
         </w:rPr>
-        <w:t xml:space="preserve">専門医療機関との連携による早期診断・早期対応の体制を維持します</w:t>
+        <w:t xml:space="preserve">医療・介護関係者間の情報共有の取組を継続します</w:t>
       </w:r>
     </w:p>
     <w:p>
@@ -26065,7 +27495,7 @@
           <w:sz w:val="21"/>
           <w:szCs w:val="21"/>
         </w:rPr>
-        <w:t xml:space="preserve">認知症サポーターのステップアップ講座を実施します</w:t>
+        <w:t xml:space="preserve">入退院支援の充実を図ります</w:t>
       </w:r>
     </w:p>
     <w:p>
@@ -26083,25 +27513,7 @@
           <w:sz w:val="21"/>
           <w:szCs w:val="21"/>
         </w:rPr>
-        <w:t xml:space="preserve">認知症サポーターを活用した地域支援体制を構築し、社会参加を支援します</w:t>
-      </w:r>
-    </w:p>
-    <w:p>
-      <w:pPr>
-        <w:pStyle w:val="ListParagraph"/>
-        <w:numPr>
-          <w:ilvl w:val="0"/>
-          <w:numId w:val="2"/>
-        </w:numPr>
-        <w:spacing w:after="60" w:line="300"/>
-      </w:pPr>
-      <w:r>
-        <w:rPr>
-          <w:rFonts w:ascii="游明朝" w:cs="游明朝" w:eastAsia="游明朝" w:hAnsi="游明朝"/>
-          <w:sz w:val="21"/>
-          <w:szCs w:val="21"/>
-        </w:rPr>
-        <w:t xml:space="preserve">認知症の人とご家族への支援を充実します</w:t>
+        <w:t xml:space="preserve">人生の最終段階における医療・ケアの意思決定支援（ACP・人生会議）の普及に取り組みます</w:t>
       </w:r>
     </w:p>
     <w:tbl>
@@ -26268,7 +27680,7 @@
                 <w:sz w:val="17"/>
                 <w:szCs w:val="17"/>
               </w:rPr>
-              <w:t xml:space="preserve">認知症サポーターステップアップ講座修了者数</w:t>
+              <w:t xml:space="preserve">多職種研修会の開催</w:t>
             </w:r>
           </w:p>
         </w:tc>
@@ -26296,7 +27708,7 @@
                 <w:sz w:val="17"/>
                 <w:szCs w:val="17"/>
               </w:rPr>
-              <w:t xml:space="preserve">0人（令和5年度）</w:t>
+              <w:t xml:space="preserve">実施（40点）</w:t>
             </w:r>
           </w:p>
         </w:tc>
@@ -26324,7 +27736,7 @@
                 <w:sz w:val="17"/>
                 <w:szCs w:val="17"/>
               </w:rPr>
-              <w:t xml:space="preserve">【要設定】</w:t>
+              <w:t xml:space="preserve">維持</w:t>
             </w:r>
           </w:p>
         </w:tc>
@@ -26382,7 +27794,7 @@
                 <w:sz w:val="17"/>
                 <w:szCs w:val="17"/>
               </w:rPr>
-              <w:t xml:space="preserve">認知症サポーター数</w:t>
+              <w:t xml:space="preserve">人生の最終段階における支援</w:t>
             </w:r>
           </w:p>
         </w:tc>
@@ -26410,7 +27822,7 @@
                 <w:sz w:val="17"/>
                 <w:szCs w:val="17"/>
               </w:rPr>
-              <w:t xml:space="preserve">約237人</w:t>
+              <w:t xml:space="preserve">未実施</w:t>
             </w:r>
           </w:p>
         </w:tc>
@@ -26438,6 +27850,120 @@
                 <w:sz w:val="17"/>
                 <w:szCs w:val="17"/>
               </w:rPr>
+              <w:t xml:space="preserve">実施</w:t>
+            </w:r>
+          </w:p>
+        </w:tc>
+        <w:tc>
+          <w:tcPr>
+            <w:tcW w:type="dxa" w:w="1685"/>
+            <w:shd w:fill="FFFFFF" w:val="clear"/>
+            <w:tcMar>
+              <w:top w:type="dxa" w:w="60"/>
+              <w:left w:type="dxa" w:w="90"/>
+              <w:bottom w:type="dxa" w:w="60"/>
+              <w:right w:type="dxa" w:w="90"/>
+            </w:tcMar>
+          </w:tcPr>
+          <w:p>
+            <w:pPr>
+              <w:spacing w:after="0" w:line="240"/>
+            </w:pPr>
+            <w:r>
+              <w:rPr>
+                <w:rFonts w:ascii="游ゴシック" w:cs="游ゴシック" w:eastAsia="游ゴシック" w:hAnsi="游ゴシック"/>
+                <w:b w:val="false"/>
+                <w:bCs w:val="false"/>
+                <w:color w:val="000000"/>
+                <w:sz w:val="17"/>
+                <w:szCs w:val="17"/>
+              </w:rPr>
+              <w:t xml:space="preserve">国 評価指標</w:t>
+            </w:r>
+          </w:p>
+        </w:tc>
+      </w:tr>
+      <w:tr>
+        <w:tc>
+          <w:tcPr>
+            <w:tcW w:type="dxa" w:w="3931"/>
+            <w:shd w:fill="FFFFFF" w:val="clear"/>
+            <w:tcMar>
+              <w:top w:type="dxa" w:w="60"/>
+              <w:left w:type="dxa" w:w="90"/>
+              <w:bottom w:type="dxa" w:w="60"/>
+              <w:right w:type="dxa" w:w="90"/>
+            </w:tcMar>
+          </w:tcPr>
+          <w:p>
+            <w:pPr>
+              <w:spacing w:after="0" w:line="240"/>
+            </w:pPr>
+            <w:r>
+              <w:rPr>
+                <w:rFonts w:ascii="游ゴシック" w:cs="游ゴシック" w:eastAsia="游ゴシック" w:hAnsi="游ゴシック"/>
+                <w:b w:val="false"/>
+                <w:bCs w:val="false"/>
+                <w:color w:val="000000"/>
+                <w:sz w:val="17"/>
+                <w:szCs w:val="17"/>
+              </w:rPr>
+              <w:t xml:space="preserve">最期の過ごし方を家族と話したことがある方の割合</w:t>
+            </w:r>
+          </w:p>
+        </w:tc>
+        <w:tc>
+          <w:tcPr>
+            <w:tcW w:type="dxa" w:w="2059"/>
+            <w:shd w:fill="FFFFFF" w:val="clear"/>
+            <w:tcMar>
+              <w:top w:type="dxa" w:w="60"/>
+              <w:left w:type="dxa" w:w="90"/>
+              <w:bottom w:type="dxa" w:w="60"/>
+              <w:right w:type="dxa" w:w="90"/>
+            </w:tcMar>
+          </w:tcPr>
+          <w:p>
+            <w:pPr>
+              <w:spacing w:after="0" w:line="240"/>
+            </w:pPr>
+            <w:r>
+              <w:rPr>
+                <w:rFonts w:ascii="游ゴシック" w:cs="游ゴシック" w:eastAsia="游ゴシック" w:hAnsi="游ゴシック"/>
+                <w:b w:val="false"/>
+                <w:bCs w:val="false"/>
+                <w:color w:val="000000"/>
+                <w:sz w:val="17"/>
+                <w:szCs w:val="17"/>
+              </w:rPr>
+              <w:t xml:space="preserve">38.3%（第9期調査）</w:t>
+            </w:r>
+          </w:p>
+        </w:tc>
+        <w:tc>
+          <w:tcPr>
+            <w:tcW w:type="dxa" w:w="1685"/>
+            <w:shd w:fill="FFFFFF" w:val="clear"/>
+            <w:tcMar>
+              <w:top w:type="dxa" w:w="60"/>
+              <w:left w:type="dxa" w:w="90"/>
+              <w:bottom w:type="dxa" w:w="60"/>
+              <w:right w:type="dxa" w:w="90"/>
+            </w:tcMar>
+          </w:tcPr>
+          <w:p>
+            <w:pPr>
+              <w:spacing w:after="0" w:line="240"/>
+            </w:pPr>
+            <w:r>
+              <w:rPr>
+                <w:rFonts w:ascii="游ゴシック" w:cs="游ゴシック" w:eastAsia="游ゴシック" w:hAnsi="游ゴシック"/>
+                <w:b w:val="false"/>
+                <w:bCs w:val="false"/>
+                <w:color w:val="000000"/>
+                <w:sz w:val="17"/>
+                <w:szCs w:val="17"/>
+              </w:rPr>
               <w:t xml:space="preserve">【要設定】</w:t>
             </w:r>
           </w:p>
@@ -26466,7 +27992,7 @@
                 <w:sz w:val="17"/>
                 <w:szCs w:val="17"/>
               </w:rPr>
-              <w:t xml:space="preserve">国 評価指標</w:t>
+              <w:t xml:space="preserve">アンケート調査</w:t>
             </w:r>
           </w:p>
         </w:tc>
@@ -26502,7 +28028,7 @@
           <w:sz w:val="24"/>
           <w:szCs w:val="24"/>
         </w:rPr>
-        <w:t xml:space="preserve">4-5　生活支援体制の整備　【継続】</w:t>
+        <w:t xml:space="preserve">4-4　認知症施策の推進　【継続・強化】</w:t>
       </w:r>
     </w:p>
     <w:p>
@@ -26531,7 +28057,7 @@
           <w:sz w:val="21"/>
           <w:szCs w:val="21"/>
         </w:rPr>
-        <w:t xml:space="preserve">生活支援コーディネーターが配置され、地域ケア会議への参加により20点を得ています。</w:t>
+        <w:t xml:space="preserve">認知症初期集中支援チームの活動で40点、早期診断・早期対応の体制構築で20点を得ています。一方、認知症サポーターは約237人（人口比9.8%）が養成されているものの、ステップアップ講座の修了者は0人であり、サポーターが活動に結びついていません。また第9期の調査では、認知症の相談窓口を知っている方は31.2%と前回の36.7%から低下しており、とくに裏磐梯地区は20.6%と他地区より低い状況です。認知症高齢者の日常生活自立度Ⅱ以上の方は3年間で132人から161人へと22%増加しています。</w:t>
       </w:r>
     </w:p>
     <w:p>
@@ -26565,7 +28091,7 @@
           <w:sz w:val="21"/>
           <w:szCs w:val="21"/>
         </w:rPr>
-        <w:t xml:space="preserve">生活支援コーディネーターの活動を継続します</w:t>
+        <w:t xml:space="preserve">認知症初期集中支援チームの活動を継続します</w:t>
       </w:r>
     </w:p>
     <w:p>
@@ -26583,7 +28109,97 @@
           <w:sz w:val="21"/>
           <w:szCs w:val="21"/>
         </w:rPr>
-        <w:t xml:space="preserve">第2層協議体の活動を支援します</w:t>
+        <w:t xml:space="preserve">専門医療機関との連携による早期診断・早期対応の体制を維持します</w:t>
+      </w:r>
+    </w:p>
+    <w:p>
+      <w:pPr>
+        <w:pStyle w:val="ListParagraph"/>
+        <w:numPr>
+          <w:ilvl w:val="0"/>
+          <w:numId w:val="2"/>
+        </w:numPr>
+        <w:spacing w:after="60" w:line="300"/>
+      </w:pPr>
+      <w:r>
+        <w:rPr>
+          <w:rFonts w:ascii="游明朝" w:cs="游明朝" w:eastAsia="游明朝" w:hAnsi="游明朝"/>
+          <w:sz w:val="21"/>
+          <w:szCs w:val="21"/>
+        </w:rPr>
+        <w:t xml:space="preserve">認知症サポーターのステップアップ講座を実施します</w:t>
+      </w:r>
+    </w:p>
+    <w:p>
+      <w:pPr>
+        <w:pStyle w:val="ListParagraph"/>
+        <w:numPr>
+          <w:ilvl w:val="0"/>
+          <w:numId w:val="2"/>
+        </w:numPr>
+        <w:spacing w:after="60" w:line="300"/>
+      </w:pPr>
+      <w:r>
+        <w:rPr>
+          <w:rFonts w:ascii="游明朝" w:cs="游明朝" w:eastAsia="游明朝" w:hAnsi="游明朝"/>
+          <w:sz w:val="21"/>
+          <w:szCs w:val="21"/>
+        </w:rPr>
+        <w:t xml:space="preserve">認知症サポーターを活用した地域支援体制を構築し、社会参加を支援します</w:t>
+      </w:r>
+    </w:p>
+    <w:p>
+      <w:pPr>
+        <w:pStyle w:val="ListParagraph"/>
+        <w:numPr>
+          <w:ilvl w:val="0"/>
+          <w:numId w:val="2"/>
+        </w:numPr>
+        <w:spacing w:after="60" w:line="300"/>
+      </w:pPr>
+      <w:r>
+        <w:rPr>
+          <w:rFonts w:ascii="游明朝" w:cs="游明朝" w:eastAsia="游明朝" w:hAnsi="游明朝"/>
+          <w:sz w:val="21"/>
+          <w:szCs w:val="21"/>
+        </w:rPr>
+        <w:t xml:space="preserve">認知症の人とご家族への支援を充実します</w:t>
+      </w:r>
+    </w:p>
+    <w:p>
+      <w:pPr>
+        <w:pStyle w:val="ListParagraph"/>
+        <w:numPr>
+          <w:ilvl w:val="0"/>
+          <w:numId w:val="2"/>
+        </w:numPr>
+        <w:spacing w:after="60" w:line="300"/>
+      </w:pPr>
+      <w:r>
+        <w:rPr>
+          <w:rFonts w:ascii="游明朝" w:cs="游明朝" w:eastAsia="游明朝" w:hAnsi="游明朝"/>
+          <w:sz w:val="21"/>
+          <w:szCs w:val="21"/>
+        </w:rPr>
+        <w:t xml:space="preserve">相談窓口の周知を強化します。とくに周知率の低い地区に重点的に働きかけます</w:t>
+      </w:r>
+    </w:p>
+    <w:p>
+      <w:pPr>
+        <w:pStyle w:val="ListParagraph"/>
+        <w:numPr>
+          <w:ilvl w:val="0"/>
+          <w:numId w:val="2"/>
+        </w:numPr>
+        <w:spacing w:after="60" w:line="300"/>
+      </w:pPr>
+      <w:r>
+        <w:rPr>
+          <w:rFonts w:ascii="游明朝" w:cs="游明朝" w:eastAsia="游明朝" w:hAnsi="游明朝"/>
+          <w:sz w:val="21"/>
+          <w:szCs w:val="21"/>
+        </w:rPr>
+        <w:t xml:space="preserve">チームオレンジ・見守り体制の整備を検討します</w:t>
       </w:r>
     </w:p>
     <w:tbl>
@@ -26750,7 +28366,7 @@
                 <w:sz w:val="17"/>
                 <w:szCs w:val="17"/>
               </w:rPr>
-              <w:t xml:space="preserve">生活支援コーディネーター数</w:t>
+              <w:t xml:space="preserve">認知症サポーターステップアップ講座修了者数</w:t>
             </w:r>
           </w:p>
         </w:tc>
@@ -26778,7 +28394,7 @@
                 <w:sz w:val="17"/>
                 <w:szCs w:val="17"/>
               </w:rPr>
-              <w:t xml:space="preserve">配置済</w:t>
+              <w:t xml:space="preserve">0人（令和5年度）</w:t>
             </w:r>
           </w:p>
         </w:tc>
@@ -26806,7 +28422,7 @@
                 <w:sz w:val="17"/>
                 <w:szCs w:val="17"/>
               </w:rPr>
-              <w:t xml:space="preserve">維持</w:t>
+              <w:t xml:space="preserve">【要設定】</w:t>
             </w:r>
           </w:p>
         </w:tc>
@@ -26835,6 +28451,234 @@
                 <w:szCs w:val="17"/>
               </w:rPr>
               <w:t xml:space="preserve">国 評価指標</w:t>
+            </w:r>
+          </w:p>
+        </w:tc>
+      </w:tr>
+      <w:tr>
+        <w:tc>
+          <w:tcPr>
+            <w:tcW w:type="dxa" w:w="3931"/>
+            <w:shd w:fill="FFFFFF" w:val="clear"/>
+            <w:tcMar>
+              <w:top w:type="dxa" w:w="60"/>
+              <w:left w:type="dxa" w:w="90"/>
+              <w:bottom w:type="dxa" w:w="60"/>
+              <w:right w:type="dxa" w:w="90"/>
+            </w:tcMar>
+          </w:tcPr>
+          <w:p>
+            <w:pPr>
+              <w:spacing w:after="0" w:line="240"/>
+            </w:pPr>
+            <w:r>
+              <w:rPr>
+                <w:rFonts w:ascii="游ゴシック" w:cs="游ゴシック" w:eastAsia="游ゴシック" w:hAnsi="游ゴシック"/>
+                <w:b w:val="false"/>
+                <w:bCs w:val="false"/>
+                <w:color w:val="000000"/>
+                <w:sz w:val="17"/>
+                <w:szCs w:val="17"/>
+              </w:rPr>
+              <w:t xml:space="preserve">認知症サポーター数</w:t>
+            </w:r>
+          </w:p>
+        </w:tc>
+        <w:tc>
+          <w:tcPr>
+            <w:tcW w:type="dxa" w:w="2059"/>
+            <w:shd w:fill="FFFFFF" w:val="clear"/>
+            <w:tcMar>
+              <w:top w:type="dxa" w:w="60"/>
+              <w:left w:type="dxa" w:w="90"/>
+              <w:bottom w:type="dxa" w:w="60"/>
+              <w:right w:type="dxa" w:w="90"/>
+            </w:tcMar>
+          </w:tcPr>
+          <w:p>
+            <w:pPr>
+              <w:spacing w:after="0" w:line="240"/>
+            </w:pPr>
+            <w:r>
+              <w:rPr>
+                <w:rFonts w:ascii="游ゴシック" w:cs="游ゴシック" w:eastAsia="游ゴシック" w:hAnsi="游ゴシック"/>
+                <w:b w:val="false"/>
+                <w:bCs w:val="false"/>
+                <w:color w:val="000000"/>
+                <w:sz w:val="17"/>
+                <w:szCs w:val="17"/>
+              </w:rPr>
+              <w:t xml:space="preserve">約237人</w:t>
+            </w:r>
+          </w:p>
+        </w:tc>
+        <w:tc>
+          <w:tcPr>
+            <w:tcW w:type="dxa" w:w="1685"/>
+            <w:shd w:fill="FFFFFF" w:val="clear"/>
+            <w:tcMar>
+              <w:top w:type="dxa" w:w="60"/>
+              <w:left w:type="dxa" w:w="90"/>
+              <w:bottom w:type="dxa" w:w="60"/>
+              <w:right w:type="dxa" w:w="90"/>
+            </w:tcMar>
+          </w:tcPr>
+          <w:p>
+            <w:pPr>
+              <w:spacing w:after="0" w:line="240"/>
+            </w:pPr>
+            <w:r>
+              <w:rPr>
+                <w:rFonts w:ascii="游ゴシック" w:cs="游ゴシック" w:eastAsia="游ゴシック" w:hAnsi="游ゴシック"/>
+                <w:b w:val="false"/>
+                <w:bCs w:val="false"/>
+                <w:color w:val="000000"/>
+                <w:sz w:val="17"/>
+                <w:szCs w:val="17"/>
+              </w:rPr>
+              <w:t xml:space="preserve">【要設定】</w:t>
+            </w:r>
+          </w:p>
+        </w:tc>
+        <w:tc>
+          <w:tcPr>
+            <w:tcW w:type="dxa" w:w="1685"/>
+            <w:shd w:fill="FFFFFF" w:val="clear"/>
+            <w:tcMar>
+              <w:top w:type="dxa" w:w="60"/>
+              <w:left w:type="dxa" w:w="90"/>
+              <w:bottom w:type="dxa" w:w="60"/>
+              <w:right w:type="dxa" w:w="90"/>
+            </w:tcMar>
+          </w:tcPr>
+          <w:p>
+            <w:pPr>
+              <w:spacing w:after="0" w:line="240"/>
+            </w:pPr>
+            <w:r>
+              <w:rPr>
+                <w:rFonts w:ascii="游ゴシック" w:cs="游ゴシック" w:eastAsia="游ゴシック" w:hAnsi="游ゴシック"/>
+                <w:b w:val="false"/>
+                <w:bCs w:val="false"/>
+                <w:color w:val="000000"/>
+                <w:sz w:val="17"/>
+                <w:szCs w:val="17"/>
+              </w:rPr>
+              <w:t xml:space="preserve">国 評価指標</w:t>
+            </w:r>
+          </w:p>
+        </w:tc>
+      </w:tr>
+      <w:tr>
+        <w:tc>
+          <w:tcPr>
+            <w:tcW w:type="dxa" w:w="3931"/>
+            <w:shd w:fill="FFFFFF" w:val="clear"/>
+            <w:tcMar>
+              <w:top w:type="dxa" w:w="60"/>
+              <w:left w:type="dxa" w:w="90"/>
+              <w:bottom w:type="dxa" w:w="60"/>
+              <w:right w:type="dxa" w:w="90"/>
+            </w:tcMar>
+          </w:tcPr>
+          <w:p>
+            <w:pPr>
+              <w:spacing w:after="0" w:line="240"/>
+            </w:pPr>
+            <w:r>
+              <w:rPr>
+                <w:rFonts w:ascii="游ゴシック" w:cs="游ゴシック" w:eastAsia="游ゴシック" w:hAnsi="游ゴシック"/>
+                <w:b w:val="false"/>
+                <w:bCs w:val="false"/>
+                <w:color w:val="000000"/>
+                <w:sz w:val="17"/>
+                <w:szCs w:val="17"/>
+              </w:rPr>
+              <w:t xml:space="preserve">認知症の相談窓口を知っている方の割合</w:t>
+            </w:r>
+          </w:p>
+        </w:tc>
+        <w:tc>
+          <w:tcPr>
+            <w:tcW w:type="dxa" w:w="2059"/>
+            <w:shd w:fill="FFFFFF" w:val="clear"/>
+            <w:tcMar>
+              <w:top w:type="dxa" w:w="60"/>
+              <w:left w:type="dxa" w:w="90"/>
+              <w:bottom w:type="dxa" w:w="60"/>
+              <w:right w:type="dxa" w:w="90"/>
+            </w:tcMar>
+          </w:tcPr>
+          <w:p>
+            <w:pPr>
+              <w:spacing w:after="0" w:line="240"/>
+            </w:pPr>
+            <w:r>
+              <w:rPr>
+                <w:rFonts w:ascii="游ゴシック" w:cs="游ゴシック" w:eastAsia="游ゴシック" w:hAnsi="游ゴシック"/>
+                <w:b w:val="false"/>
+                <w:bCs w:val="false"/>
+                <w:color w:val="000000"/>
+                <w:sz w:val="17"/>
+                <w:szCs w:val="17"/>
+              </w:rPr>
+              <w:t xml:space="preserve">31.2%（第9期調査）</w:t>
+            </w:r>
+          </w:p>
+        </w:tc>
+        <w:tc>
+          <w:tcPr>
+            <w:tcW w:type="dxa" w:w="1685"/>
+            <w:shd w:fill="FFFFFF" w:val="clear"/>
+            <w:tcMar>
+              <w:top w:type="dxa" w:w="60"/>
+              <w:left w:type="dxa" w:w="90"/>
+              <w:bottom w:type="dxa" w:w="60"/>
+              <w:right w:type="dxa" w:w="90"/>
+            </w:tcMar>
+          </w:tcPr>
+          <w:p>
+            <w:pPr>
+              <w:spacing w:after="0" w:line="240"/>
+            </w:pPr>
+            <w:r>
+              <w:rPr>
+                <w:rFonts w:ascii="游ゴシック" w:cs="游ゴシック" w:eastAsia="游ゴシック" w:hAnsi="游ゴシック"/>
+                <w:b w:val="false"/>
+                <w:bCs w:val="false"/>
+                <w:color w:val="000000"/>
+                <w:sz w:val="17"/>
+                <w:szCs w:val="17"/>
+              </w:rPr>
+              <w:t xml:space="preserve">【要設定】</w:t>
+            </w:r>
+          </w:p>
+        </w:tc>
+        <w:tc>
+          <w:tcPr>
+            <w:tcW w:type="dxa" w:w="1685"/>
+            <w:shd w:fill="FFFFFF" w:val="clear"/>
+            <w:tcMar>
+              <w:top w:type="dxa" w:w="60"/>
+              <w:left w:type="dxa" w:w="90"/>
+              <w:bottom w:type="dxa" w:w="60"/>
+              <w:right w:type="dxa" w:w="90"/>
+            </w:tcMar>
+          </w:tcPr>
+          <w:p>
+            <w:pPr>
+              <w:spacing w:after="0" w:line="240"/>
+            </w:pPr>
+            <w:r>
+              <w:rPr>
+                <w:rFonts w:ascii="游ゴシック" w:cs="游ゴシック" w:eastAsia="游ゴシック" w:hAnsi="游ゴシック"/>
+                <w:b w:val="false"/>
+                <w:bCs w:val="false"/>
+                <w:color w:val="000000"/>
+                <w:sz w:val="17"/>
+                <w:szCs w:val="17"/>
+              </w:rPr>
+              <w:t xml:space="preserve">アンケート調査</w:t>
             </w:r>
           </w:p>
         </w:tc>
@@ -26870,7 +28714,7 @@
           <w:sz w:val="24"/>
           <w:szCs w:val="24"/>
         </w:rPr>
-        <w:t xml:space="preserve">4-6　介護人材の確保と生産性向上　【強化】</w:t>
+        <w:t xml:space="preserve">4-5　生活支援体制の整備　【継続】</w:t>
       </w:r>
     </w:p>
     <w:p>
@@ -26899,7 +28743,7 @@
           <w:sz w:val="21"/>
           <w:szCs w:val="21"/>
         </w:rPr>
-        <w:t xml:space="preserve">介護人材の確保・定着の取組は令和4年度に新たに得点しましたが、研修の実施状況については実績が確認できていません。生産年齢人口が5年間で15.4%減少するなかで、担い手の確保は喫緊の課題です。</w:t>
+        <w:t xml:space="preserve">生活支援コーディネーターが配置され、地域ケア会議への参加により20点を得ています。</w:t>
       </w:r>
     </w:p>
     <w:p>
@@ -26933,7 +28777,7 @@
           <w:sz w:val="21"/>
           <w:szCs w:val="21"/>
         </w:rPr>
-        <w:t xml:space="preserve">定住自立圏（喜多方市・西会津町）の枠組みを活用した研修費用助成を継続します</w:t>
+        <w:t xml:space="preserve">生活支援コーディネーターの活動を継続します</w:t>
       </w:r>
     </w:p>
     <w:p>
@@ -26951,43 +28795,7 @@
           <w:sz w:val="21"/>
           <w:szCs w:val="21"/>
         </w:rPr>
-        <w:t xml:space="preserve">介護サービス事業者・教育関係者等と連携した取組を進めます</w:t>
-      </w:r>
-    </w:p>
-    <w:p>
-      <w:pPr>
-        <w:pStyle w:val="ListParagraph"/>
-        <w:numPr>
-          <w:ilvl w:val="0"/>
-          <w:numId w:val="2"/>
-        </w:numPr>
-        <w:spacing w:after="60" w:line="300"/>
-      </w:pPr>
-      <w:r>
-        <w:rPr>
-          <w:rFonts w:ascii="游明朝" w:cs="游明朝" w:eastAsia="游明朝" w:hAnsi="游明朝"/>
-          <w:sz w:val="21"/>
-          <w:szCs w:val="21"/>
-        </w:rPr>
-        <w:t xml:space="preserve">多様な人材・介護助手等、元気な高齢者の活躍の場を検討します</w:t>
-      </w:r>
-    </w:p>
-    <w:p>
-      <w:pPr>
-        <w:pStyle w:val="ListParagraph"/>
-        <w:numPr>
-          <w:ilvl w:val="0"/>
-          <w:numId w:val="2"/>
-        </w:numPr>
-        <w:spacing w:after="60" w:line="300"/>
-      </w:pPr>
-      <w:r>
-        <w:rPr>
-          <w:rFonts w:ascii="游明朝" w:cs="游明朝" w:eastAsia="游明朝" w:hAnsi="游明朝"/>
-          <w:sz w:val="21"/>
-          <w:szCs w:val="21"/>
-        </w:rPr>
-        <w:t xml:space="preserve">文書負担軽減に係る取組を進めます</w:t>
+        <w:t xml:space="preserve">第2層協議体の活動を支援します</w:t>
       </w:r>
     </w:p>
     <w:tbl>
@@ -27154,7 +28962,7 @@
                 <w:sz w:val="17"/>
                 <w:szCs w:val="17"/>
               </w:rPr>
-              <w:t xml:space="preserve">介護人材の確保・定着の取組</w:t>
+              <w:t xml:space="preserve">生活支援コーディネーター数</w:t>
             </w:r>
           </w:p>
         </w:tc>
@@ -27182,7 +28990,7 @@
                 <w:sz w:val="17"/>
                 <w:szCs w:val="17"/>
               </w:rPr>
-              <w:t xml:space="preserve">実施（12点）</w:t>
+              <w:t xml:space="preserve">配置済</w:t>
             </w:r>
           </w:p>
         </w:tc>
@@ -27210,121 +29018,7 @@
                 <w:sz w:val="17"/>
                 <w:szCs w:val="17"/>
               </w:rPr>
-              <w:t xml:space="preserve">【要設定】</w:t>
-            </w:r>
-          </w:p>
-        </w:tc>
-        <w:tc>
-          <w:tcPr>
-            <w:tcW w:type="dxa" w:w="1685"/>
-            <w:shd w:fill="FFFFFF" w:val="clear"/>
-            <w:tcMar>
-              <w:top w:type="dxa" w:w="60"/>
-              <w:left w:type="dxa" w:w="90"/>
-              <w:bottom w:type="dxa" w:w="60"/>
-              <w:right w:type="dxa" w:w="90"/>
-            </w:tcMar>
-          </w:tcPr>
-          <w:p>
-            <w:pPr>
-              <w:spacing w:after="0" w:line="240"/>
-            </w:pPr>
-            <w:r>
-              <w:rPr>
-                <w:rFonts w:ascii="游ゴシック" w:cs="游ゴシック" w:eastAsia="游ゴシック" w:hAnsi="游ゴシック"/>
-                <w:b w:val="false"/>
-                <w:bCs w:val="false"/>
-                <w:color w:val="000000"/>
-                <w:sz w:val="17"/>
-                <w:szCs w:val="17"/>
-              </w:rPr>
-              <w:t xml:space="preserve">国 評価指標</w:t>
-            </w:r>
-          </w:p>
-        </w:tc>
-      </w:tr>
-      <w:tr>
-        <w:tc>
-          <w:tcPr>
-            <w:tcW w:type="dxa" w:w="3931"/>
-            <w:shd w:fill="FFFFFF" w:val="clear"/>
-            <w:tcMar>
-              <w:top w:type="dxa" w:w="60"/>
-              <w:left w:type="dxa" w:w="90"/>
-              <w:bottom w:type="dxa" w:w="60"/>
-              <w:right w:type="dxa" w:w="90"/>
-            </w:tcMar>
-          </w:tcPr>
-          <w:p>
-            <w:pPr>
-              <w:spacing w:after="0" w:line="240"/>
-            </w:pPr>
-            <w:r>
-              <w:rPr>
-                <w:rFonts w:ascii="游ゴシック" w:cs="游ゴシック" w:eastAsia="游ゴシック" w:hAnsi="游ゴシック"/>
-                <w:b w:val="false"/>
-                <w:bCs w:val="false"/>
-                <w:color w:val="000000"/>
-                <w:sz w:val="17"/>
-                <w:szCs w:val="17"/>
-              </w:rPr>
-              <w:t xml:space="preserve">元気高齢者の活躍に向けた取組</w:t>
-            </w:r>
-          </w:p>
-        </w:tc>
-        <w:tc>
-          <w:tcPr>
-            <w:tcW w:type="dxa" w:w="2059"/>
-            <w:shd w:fill="FFFFFF" w:val="clear"/>
-            <w:tcMar>
-              <w:top w:type="dxa" w:w="60"/>
-              <w:left w:type="dxa" w:w="90"/>
-              <w:bottom w:type="dxa" w:w="60"/>
-              <w:right w:type="dxa" w:w="90"/>
-            </w:tcMar>
-          </w:tcPr>
-          <w:p>
-            <w:pPr>
-              <w:spacing w:after="0" w:line="240"/>
-            </w:pPr>
-            <w:r>
-              <w:rPr>
-                <w:rFonts w:ascii="游ゴシック" w:cs="游ゴシック" w:eastAsia="游ゴシック" w:hAnsi="游ゴシック"/>
-                <w:b w:val="false"/>
-                <w:bCs w:val="false"/>
-                <w:color w:val="000000"/>
-                <w:sz w:val="17"/>
-                <w:szCs w:val="17"/>
-              </w:rPr>
-              <w:t xml:space="preserve">未実施</w:t>
-            </w:r>
-          </w:p>
-        </w:tc>
-        <w:tc>
-          <w:tcPr>
-            <w:tcW w:type="dxa" w:w="1685"/>
-            <w:shd w:fill="FFFFFF" w:val="clear"/>
-            <w:tcMar>
-              <w:top w:type="dxa" w:w="60"/>
-              <w:left w:type="dxa" w:w="90"/>
-              <w:bottom w:type="dxa" w:w="60"/>
-              <w:right w:type="dxa" w:w="90"/>
-            </w:tcMar>
-          </w:tcPr>
-          <w:p>
-            <w:pPr>
-              <w:spacing w:after="0" w:line="240"/>
-            </w:pPr>
-            <w:r>
-              <w:rPr>
-                <w:rFonts w:ascii="游ゴシック" w:cs="游ゴシック" w:eastAsia="游ゴシック" w:hAnsi="游ゴシック"/>
-                <w:b w:val="false"/>
-                <w:bCs w:val="false"/>
-                <w:color w:val="000000"/>
-                <w:sz w:val="17"/>
-                <w:szCs w:val="17"/>
-              </w:rPr>
-              <w:t xml:space="preserve">実施</w:t>
+              <w:t xml:space="preserve">維持</w:t>
             </w:r>
           </w:p>
         </w:tc>
@@ -27388,7 +29082,7 @@
           <w:sz w:val="24"/>
           <w:szCs w:val="24"/>
         </w:rPr>
-        <w:t xml:space="preserve">4-7　成年後見制度の利用促進　【継続】</w:t>
+        <w:t xml:space="preserve">4-6　介護人材の確保と生産性向上　【強化】</w:t>
       </w:r>
     </w:p>
     <w:p>
@@ -27417,7 +29111,7 @@
           <w:sz w:val="21"/>
           <w:szCs w:val="21"/>
         </w:rPr>
-        <w:t xml:space="preserve">会津11自治体が連携する中核機関「会津権利擁護・成年後見センター」が令和4年度に設置されています。</w:t>
+        <w:t xml:space="preserve">介護人材の確保・定着の取組は令和4年度に新たに得点しましたが、研修の実施状況については実績が確認できていません。生産年齢人口が5年間で15.4%減少するなかで、担い手の確保は喫緊の課題です。国の基本指針では「中山間・人口減少地域」の類型に即した人材確保・生産性向上の整理が求められる見込みです。</w:t>
       </w:r>
     </w:p>
     <w:p>
@@ -27451,7 +29145,7 @@
           <w:sz w:val="21"/>
           <w:szCs w:val="21"/>
         </w:rPr>
-        <w:t xml:space="preserve">権利擁護支援のネットワークづくりを進めます</w:t>
+        <w:t xml:space="preserve">定住自立圏（喜多方市・西会津町・北塩原村）の枠組みを活用した研修費用助成を継続します</w:t>
       </w:r>
     </w:p>
     <w:p>
@@ -27469,7 +29163,7 @@
           <w:sz w:val="21"/>
           <w:szCs w:val="21"/>
         </w:rPr>
-        <w:t xml:space="preserve">制度の広報・周知と相談対応を行います</w:t>
+        <w:t xml:space="preserve">介護サービス事業者・教育関係者等と連携した取組を進めます</w:t>
       </w:r>
     </w:p>
     <w:p>
@@ -27487,7 +29181,7 @@
           <w:sz w:val="21"/>
           <w:szCs w:val="21"/>
         </w:rPr>
-        <w:t xml:space="preserve">市民後見人の養成について検討します</w:t>
+        <w:t xml:space="preserve">多様な人材・介護助手等、元気な高齢者の活躍の場を検討します</w:t>
       </w:r>
     </w:p>
     <w:p>
@@ -27505,7 +29199,7 @@
           <w:sz w:val="21"/>
           <w:szCs w:val="21"/>
         </w:rPr>
-        <w:t xml:space="preserve">利用支援事業を実施します</w:t>
+        <w:t xml:space="preserve">文書負担軽減に係る取組を進めます</w:t>
       </w:r>
     </w:p>
     <w:tbl>
@@ -27672,6 +29366,524 @@
                 <w:sz w:val="17"/>
                 <w:szCs w:val="17"/>
               </w:rPr>
+              <w:t xml:space="preserve">介護人材の確保・定着の取組</w:t>
+            </w:r>
+          </w:p>
+        </w:tc>
+        <w:tc>
+          <w:tcPr>
+            <w:tcW w:type="dxa" w:w="2059"/>
+            <w:shd w:fill="FFFFFF" w:val="clear"/>
+            <w:tcMar>
+              <w:top w:type="dxa" w:w="60"/>
+              <w:left w:type="dxa" w:w="90"/>
+              <w:bottom w:type="dxa" w:w="60"/>
+              <w:right w:type="dxa" w:w="90"/>
+            </w:tcMar>
+          </w:tcPr>
+          <w:p>
+            <w:pPr>
+              <w:spacing w:after="0" w:line="240"/>
+            </w:pPr>
+            <w:r>
+              <w:rPr>
+                <w:rFonts w:ascii="游ゴシック" w:cs="游ゴシック" w:eastAsia="游ゴシック" w:hAnsi="游ゴシック"/>
+                <w:b w:val="false"/>
+                <w:bCs w:val="false"/>
+                <w:color w:val="000000"/>
+                <w:sz w:val="17"/>
+                <w:szCs w:val="17"/>
+              </w:rPr>
+              <w:t xml:space="preserve">実施（12点）</w:t>
+            </w:r>
+          </w:p>
+        </w:tc>
+        <w:tc>
+          <w:tcPr>
+            <w:tcW w:type="dxa" w:w="1685"/>
+            <w:shd w:fill="FFFFFF" w:val="clear"/>
+            <w:tcMar>
+              <w:top w:type="dxa" w:w="60"/>
+              <w:left w:type="dxa" w:w="90"/>
+              <w:bottom w:type="dxa" w:w="60"/>
+              <w:right w:type="dxa" w:w="90"/>
+            </w:tcMar>
+          </w:tcPr>
+          <w:p>
+            <w:pPr>
+              <w:spacing w:after="0" w:line="240"/>
+            </w:pPr>
+            <w:r>
+              <w:rPr>
+                <w:rFonts w:ascii="游ゴシック" w:cs="游ゴシック" w:eastAsia="游ゴシック" w:hAnsi="游ゴシック"/>
+                <w:b w:val="false"/>
+                <w:bCs w:val="false"/>
+                <w:color w:val="000000"/>
+                <w:sz w:val="17"/>
+                <w:szCs w:val="17"/>
+              </w:rPr>
+              <w:t xml:space="preserve">【要設定】</w:t>
+            </w:r>
+          </w:p>
+        </w:tc>
+        <w:tc>
+          <w:tcPr>
+            <w:tcW w:type="dxa" w:w="1685"/>
+            <w:shd w:fill="FFFFFF" w:val="clear"/>
+            <w:tcMar>
+              <w:top w:type="dxa" w:w="60"/>
+              <w:left w:type="dxa" w:w="90"/>
+              <w:bottom w:type="dxa" w:w="60"/>
+              <w:right w:type="dxa" w:w="90"/>
+            </w:tcMar>
+          </w:tcPr>
+          <w:p>
+            <w:pPr>
+              <w:spacing w:after="0" w:line="240"/>
+            </w:pPr>
+            <w:r>
+              <w:rPr>
+                <w:rFonts w:ascii="游ゴシック" w:cs="游ゴシック" w:eastAsia="游ゴシック" w:hAnsi="游ゴシック"/>
+                <w:b w:val="false"/>
+                <w:bCs w:val="false"/>
+                <w:color w:val="000000"/>
+                <w:sz w:val="17"/>
+                <w:szCs w:val="17"/>
+              </w:rPr>
+              <w:t xml:space="preserve">国 評価指標</w:t>
+            </w:r>
+          </w:p>
+        </w:tc>
+      </w:tr>
+      <w:tr>
+        <w:tc>
+          <w:tcPr>
+            <w:tcW w:type="dxa" w:w="3931"/>
+            <w:shd w:fill="FFFFFF" w:val="clear"/>
+            <w:tcMar>
+              <w:top w:type="dxa" w:w="60"/>
+              <w:left w:type="dxa" w:w="90"/>
+              <w:bottom w:type="dxa" w:w="60"/>
+              <w:right w:type="dxa" w:w="90"/>
+            </w:tcMar>
+          </w:tcPr>
+          <w:p>
+            <w:pPr>
+              <w:spacing w:after="0" w:line="240"/>
+            </w:pPr>
+            <w:r>
+              <w:rPr>
+                <w:rFonts w:ascii="游ゴシック" w:cs="游ゴシック" w:eastAsia="游ゴシック" w:hAnsi="游ゴシック"/>
+                <w:b w:val="false"/>
+                <w:bCs w:val="false"/>
+                <w:color w:val="000000"/>
+                <w:sz w:val="17"/>
+                <w:szCs w:val="17"/>
+              </w:rPr>
+              <w:t xml:space="preserve">元気高齢者の活躍に向けた取組</w:t>
+            </w:r>
+          </w:p>
+        </w:tc>
+        <w:tc>
+          <w:tcPr>
+            <w:tcW w:type="dxa" w:w="2059"/>
+            <w:shd w:fill="FFFFFF" w:val="clear"/>
+            <w:tcMar>
+              <w:top w:type="dxa" w:w="60"/>
+              <w:left w:type="dxa" w:w="90"/>
+              <w:bottom w:type="dxa" w:w="60"/>
+              <w:right w:type="dxa" w:w="90"/>
+            </w:tcMar>
+          </w:tcPr>
+          <w:p>
+            <w:pPr>
+              <w:spacing w:after="0" w:line="240"/>
+            </w:pPr>
+            <w:r>
+              <w:rPr>
+                <w:rFonts w:ascii="游ゴシック" w:cs="游ゴシック" w:eastAsia="游ゴシック" w:hAnsi="游ゴシック"/>
+                <w:b w:val="false"/>
+                <w:bCs w:val="false"/>
+                <w:color w:val="000000"/>
+                <w:sz w:val="17"/>
+                <w:szCs w:val="17"/>
+              </w:rPr>
+              <w:t xml:space="preserve">未実施</w:t>
+            </w:r>
+          </w:p>
+        </w:tc>
+        <w:tc>
+          <w:tcPr>
+            <w:tcW w:type="dxa" w:w="1685"/>
+            <w:shd w:fill="FFFFFF" w:val="clear"/>
+            <w:tcMar>
+              <w:top w:type="dxa" w:w="60"/>
+              <w:left w:type="dxa" w:w="90"/>
+              <w:bottom w:type="dxa" w:w="60"/>
+              <w:right w:type="dxa" w:w="90"/>
+            </w:tcMar>
+          </w:tcPr>
+          <w:p>
+            <w:pPr>
+              <w:spacing w:after="0" w:line="240"/>
+            </w:pPr>
+            <w:r>
+              <w:rPr>
+                <w:rFonts w:ascii="游ゴシック" w:cs="游ゴシック" w:eastAsia="游ゴシック" w:hAnsi="游ゴシック"/>
+                <w:b w:val="false"/>
+                <w:bCs w:val="false"/>
+                <w:color w:val="000000"/>
+                <w:sz w:val="17"/>
+                <w:szCs w:val="17"/>
+              </w:rPr>
+              <w:t xml:space="preserve">実施</w:t>
+            </w:r>
+          </w:p>
+        </w:tc>
+        <w:tc>
+          <w:tcPr>
+            <w:tcW w:type="dxa" w:w="1685"/>
+            <w:shd w:fill="FFFFFF" w:val="clear"/>
+            <w:tcMar>
+              <w:top w:type="dxa" w:w="60"/>
+              <w:left w:type="dxa" w:w="90"/>
+              <w:bottom w:type="dxa" w:w="60"/>
+              <w:right w:type="dxa" w:w="90"/>
+            </w:tcMar>
+          </w:tcPr>
+          <w:p>
+            <w:pPr>
+              <w:spacing w:after="0" w:line="240"/>
+            </w:pPr>
+            <w:r>
+              <w:rPr>
+                <w:rFonts w:ascii="游ゴシック" w:cs="游ゴシック" w:eastAsia="游ゴシック" w:hAnsi="游ゴシック"/>
+                <w:b w:val="false"/>
+                <w:bCs w:val="false"/>
+                <w:color w:val="000000"/>
+                <w:sz w:val="17"/>
+                <w:szCs w:val="17"/>
+              </w:rPr>
+              <w:t xml:space="preserve">国 評価指標</w:t>
+            </w:r>
+          </w:p>
+        </w:tc>
+      </w:tr>
+    </w:tbl>
+    <w:p>
+      <w:pPr>
+        <w:spacing w:after="160" w:line="300"/>
+      </w:pPr>
+      <w:r>
+        <w:rPr>
+          <w:rFonts w:ascii="游明朝" w:cs="游明朝" w:eastAsia="游明朝" w:hAnsi="游明朝"/>
+          <w:sz w:val="21"/>
+          <w:szCs w:val="21"/>
+        </w:rPr>
+        <w:t xml:space="preserve"/>
+      </w:r>
+    </w:p>
+    <w:p>
+      <w:pPr>
+        <w:pStyle w:val="Heading2"/>
+        <w:pBdr>
+          <w:bottom w:val="single" w:color="2E75B6" w:sz="12" w:space="4"/>
+        </w:pBdr>
+        <w:spacing w:after="180" w:before="320"/>
+      </w:pPr>
+      <w:r>
+        <w:rPr>
+          <w:rFonts w:ascii="游ゴシック" w:cs="游ゴシック" w:eastAsia="游ゴシック" w:hAnsi="游ゴシック"/>
+          <w:b/>
+          <w:bCs/>
+          <w:color w:val="1F3864"/>
+          <w:sz w:val="24"/>
+          <w:szCs w:val="24"/>
+        </w:rPr>
+        <w:t xml:space="preserve">4-7　成年後見制度の利用促進　【継続】</w:t>
+      </w:r>
+    </w:p>
+    <w:p>
+      <w:pPr>
+        <w:spacing w:after="100" w:line="300"/>
+      </w:pPr>
+      <w:r>
+        <w:rPr>
+          <w:rFonts w:ascii="游ゴシック" w:cs="游ゴシック" w:eastAsia="游ゴシック" w:hAnsi="游ゴシック"/>
+          <w:b/>
+          <w:bCs/>
+          <w:color w:val="2E75B6"/>
+          <w:sz w:val="21"/>
+          <w:szCs w:val="21"/>
+        </w:rPr>
+        <w:t xml:space="preserve">現状と課題</w:t>
+      </w:r>
+    </w:p>
+    <w:p>
+      <w:pPr>
+        <w:spacing w:after="120" w:line="300"/>
+      </w:pPr>
+      <w:r>
+        <w:rPr>
+          <w:rFonts w:ascii="游明朝" w:cs="游明朝" w:eastAsia="游明朝" w:hAnsi="游明朝"/>
+          <w:sz w:val="21"/>
+          <w:szCs w:val="21"/>
+        </w:rPr>
+        <w:t xml:space="preserve">会津11自治体が連携する中核機関「会津権利擁護・成年後見センター」が令和4年度に設置されています。第9期の調査では、成年後見制度について「わからない」と回答した方が30.3%あり、判断能力が低下した場合に備えて家族と話し合ったことがある方は27.7%にとどまっています。</w:t>
+      </w:r>
+    </w:p>
+    <w:p>
+      <w:pPr>
+        <w:spacing w:after="100" w:line="300"/>
+      </w:pPr>
+      <w:r>
+        <w:rPr>
+          <w:rFonts w:ascii="游ゴシック" w:cs="游ゴシック" w:eastAsia="游ゴシック" w:hAnsi="游ゴシック"/>
+          <w:b/>
+          <w:bCs/>
+          <w:color w:val="2E75B6"/>
+          <w:sz w:val="21"/>
+          <w:szCs w:val="21"/>
+        </w:rPr>
+        <w:t xml:space="preserve">第10期の取組</w:t>
+      </w:r>
+    </w:p>
+    <w:p>
+      <w:pPr>
+        <w:pStyle w:val="ListParagraph"/>
+        <w:numPr>
+          <w:ilvl w:val="0"/>
+          <w:numId w:val="2"/>
+        </w:numPr>
+        <w:spacing w:after="60" w:line="300"/>
+      </w:pPr>
+      <w:r>
+        <w:rPr>
+          <w:rFonts w:ascii="游明朝" w:cs="游明朝" w:eastAsia="游明朝" w:hAnsi="游明朝"/>
+          <w:sz w:val="21"/>
+          <w:szCs w:val="21"/>
+        </w:rPr>
+        <w:t xml:space="preserve">権利擁護支援のネットワークづくりを進めます</w:t>
+      </w:r>
+    </w:p>
+    <w:p>
+      <w:pPr>
+        <w:pStyle w:val="ListParagraph"/>
+        <w:numPr>
+          <w:ilvl w:val="0"/>
+          <w:numId w:val="2"/>
+        </w:numPr>
+        <w:spacing w:after="60" w:line="300"/>
+      </w:pPr>
+      <w:r>
+        <w:rPr>
+          <w:rFonts w:ascii="游明朝" w:cs="游明朝" w:eastAsia="游明朝" w:hAnsi="游明朝"/>
+          <w:sz w:val="21"/>
+          <w:szCs w:val="21"/>
+        </w:rPr>
+        <w:t xml:space="preserve">制度の広報・周知と相談対応を行います</w:t>
+      </w:r>
+    </w:p>
+    <w:p>
+      <w:pPr>
+        <w:pStyle w:val="ListParagraph"/>
+        <w:numPr>
+          <w:ilvl w:val="0"/>
+          <w:numId w:val="2"/>
+        </w:numPr>
+        <w:spacing w:after="60" w:line="300"/>
+      </w:pPr>
+      <w:r>
+        <w:rPr>
+          <w:rFonts w:ascii="游明朝" w:cs="游明朝" w:eastAsia="游明朝" w:hAnsi="游明朝"/>
+          <w:sz w:val="21"/>
+          <w:szCs w:val="21"/>
+        </w:rPr>
+        <w:t xml:space="preserve">市民後見人の養成について検討します</w:t>
+      </w:r>
+    </w:p>
+    <w:p>
+      <w:pPr>
+        <w:pStyle w:val="ListParagraph"/>
+        <w:numPr>
+          <w:ilvl w:val="0"/>
+          <w:numId w:val="2"/>
+        </w:numPr>
+        <w:spacing w:after="60" w:line="300"/>
+      </w:pPr>
+      <w:r>
+        <w:rPr>
+          <w:rFonts w:ascii="游明朝" w:cs="游明朝" w:eastAsia="游明朝" w:hAnsi="游明朝"/>
+          <w:sz w:val="21"/>
+          <w:szCs w:val="21"/>
+        </w:rPr>
+        <w:t xml:space="preserve">利用支援事業を実施します</w:t>
+      </w:r>
+    </w:p>
+    <w:tbl>
+      <w:tblPr>
+        <w:tblW w:type="dxa" w:w="9360"/>
+        <w:tblBorders>
+          <w:top w:val="single" w:color="auto" w:sz="4"/>
+          <w:left w:val="single" w:color="auto" w:sz="4"/>
+          <w:bottom w:val="single" w:color="auto" w:sz="4"/>
+          <w:right w:val="single" w:color="auto" w:sz="4"/>
+          <w:insideH w:val="single" w:color="auto" w:sz="4"/>
+          <w:insideV w:val="single" w:color="auto" w:sz="4"/>
+        </w:tblBorders>
+      </w:tblPr>
+      <w:tblGrid>
+        <w:gridCol w:w="3931"/>
+        <w:gridCol w:w="2059"/>
+        <w:gridCol w:w="1685"/>
+        <w:gridCol w:w="1685"/>
+      </w:tblGrid>
+      <w:tr>
+        <w:trPr>
+          <w:tblHeader/>
+        </w:trPr>
+        <w:tc>
+          <w:tcPr>
+            <w:tcW w:type="dxa" w:w="3931"/>
+            <w:shd w:fill="2E75B6" w:val="clear"/>
+            <w:tcMar>
+              <w:top w:type="dxa" w:w="60"/>
+              <w:left w:type="dxa" w:w="90"/>
+              <w:bottom w:type="dxa" w:w="60"/>
+              <w:right w:type="dxa" w:w="90"/>
+            </w:tcMar>
+          </w:tcPr>
+          <w:p>
+            <w:pPr>
+              <w:spacing w:after="0" w:line="240"/>
+              <w:jc w:val="center"/>
+            </w:pPr>
+            <w:r>
+              <w:rPr>
+                <w:rFonts w:ascii="游ゴシック" w:cs="游ゴシック" w:eastAsia="游ゴシック" w:hAnsi="游ゴシック"/>
+                <w:b/>
+                <w:bCs/>
+                <w:color w:val="FFFFFF"/>
+                <w:sz w:val="17"/>
+                <w:szCs w:val="17"/>
+              </w:rPr>
+              <w:t xml:space="preserve">指標</w:t>
+            </w:r>
+          </w:p>
+        </w:tc>
+        <w:tc>
+          <w:tcPr>
+            <w:tcW w:type="dxa" w:w="2059"/>
+            <w:shd w:fill="2E75B6" w:val="clear"/>
+            <w:tcMar>
+              <w:top w:type="dxa" w:w="60"/>
+              <w:left w:type="dxa" w:w="90"/>
+              <w:bottom w:type="dxa" w:w="60"/>
+              <w:right w:type="dxa" w:w="90"/>
+            </w:tcMar>
+          </w:tcPr>
+          <w:p>
+            <w:pPr>
+              <w:spacing w:after="0" w:line="240"/>
+              <w:jc w:val="center"/>
+            </w:pPr>
+            <w:r>
+              <w:rPr>
+                <w:rFonts w:ascii="游ゴシック" w:cs="游ゴシック" w:eastAsia="游ゴシック" w:hAnsi="游ゴシック"/>
+                <w:b/>
+                <w:bCs/>
+                <w:color w:val="FFFFFF"/>
+                <w:sz w:val="17"/>
+                <w:szCs w:val="17"/>
+              </w:rPr>
+              <w:t xml:space="preserve">現状値</w:t>
+            </w:r>
+          </w:p>
+        </w:tc>
+        <w:tc>
+          <w:tcPr>
+            <w:tcW w:type="dxa" w:w="1685"/>
+            <w:shd w:fill="2E75B6" w:val="clear"/>
+            <w:tcMar>
+              <w:top w:type="dxa" w:w="60"/>
+              <w:left w:type="dxa" w:w="90"/>
+              <w:bottom w:type="dxa" w:w="60"/>
+              <w:right w:type="dxa" w:w="90"/>
+            </w:tcMar>
+          </w:tcPr>
+          <w:p>
+            <w:pPr>
+              <w:spacing w:after="0" w:line="240"/>
+              <w:jc w:val="center"/>
+            </w:pPr>
+            <w:r>
+              <w:rPr>
+                <w:rFonts w:ascii="游ゴシック" w:cs="游ゴシック" w:eastAsia="游ゴシック" w:hAnsi="游ゴシック"/>
+                <w:b/>
+                <w:bCs/>
+                <w:color w:val="FFFFFF"/>
+                <w:sz w:val="17"/>
+                <w:szCs w:val="17"/>
+              </w:rPr>
+              <w:t xml:space="preserve">目標値</w:t>
+            </w:r>
+          </w:p>
+        </w:tc>
+        <w:tc>
+          <w:tcPr>
+            <w:tcW w:type="dxa" w:w="1685"/>
+            <w:shd w:fill="2E75B6" w:val="clear"/>
+            <w:tcMar>
+              <w:top w:type="dxa" w:w="60"/>
+              <w:left w:type="dxa" w:w="90"/>
+              <w:bottom w:type="dxa" w:w="60"/>
+              <w:right w:type="dxa" w:w="90"/>
+            </w:tcMar>
+          </w:tcPr>
+          <w:p>
+            <w:pPr>
+              <w:spacing w:after="0" w:line="240"/>
+              <w:jc w:val="center"/>
+            </w:pPr>
+            <w:r>
+              <w:rPr>
+                <w:rFonts w:ascii="游ゴシック" w:cs="游ゴシック" w:eastAsia="游ゴシック" w:hAnsi="游ゴシック"/>
+                <w:b/>
+                <w:bCs/>
+                <w:color w:val="FFFFFF"/>
+                <w:sz w:val="17"/>
+                <w:szCs w:val="17"/>
+              </w:rPr>
+              <w:t xml:space="preserve">出所</w:t>
+            </w:r>
+          </w:p>
+        </w:tc>
+      </w:tr>
+      <w:tr>
+        <w:tc>
+          <w:tcPr>
+            <w:tcW w:type="dxa" w:w="3931"/>
+            <w:shd w:fill="FFFFFF" w:val="clear"/>
+            <w:tcMar>
+              <w:top w:type="dxa" w:w="60"/>
+              <w:left w:type="dxa" w:w="90"/>
+              <w:bottom w:type="dxa" w:w="60"/>
+              <w:right w:type="dxa" w:w="90"/>
+            </w:tcMar>
+          </w:tcPr>
+          <w:p>
+            <w:pPr>
+              <w:spacing w:after="0" w:line="240"/>
+            </w:pPr>
+            <w:r>
+              <w:rPr>
+                <w:rFonts w:ascii="游ゴシック" w:cs="游ゴシック" w:eastAsia="游ゴシック" w:hAnsi="游ゴシック"/>
+                <w:b w:val="false"/>
+                <w:bCs w:val="false"/>
+                <w:color w:val="000000"/>
+                <w:sz w:val="17"/>
+                <w:szCs w:val="17"/>
+              </w:rPr>
               <w:t xml:space="preserve">成年後見制度の利用者数</w:t>
             </w:r>
           </w:p>
@@ -27757,6 +29969,120 @@
                 <w:szCs w:val="17"/>
               </w:rPr>
               <w:t xml:space="preserve">村実績</w:t>
+            </w:r>
+          </w:p>
+        </w:tc>
+      </w:tr>
+      <w:tr>
+        <w:tc>
+          <w:tcPr>
+            <w:tcW w:type="dxa" w:w="3931"/>
+            <w:shd w:fill="FFFFFF" w:val="clear"/>
+            <w:tcMar>
+              <w:top w:type="dxa" w:w="60"/>
+              <w:left w:type="dxa" w:w="90"/>
+              <w:bottom w:type="dxa" w:w="60"/>
+              <w:right w:type="dxa" w:w="90"/>
+            </w:tcMar>
+          </w:tcPr>
+          <w:p>
+            <w:pPr>
+              <w:spacing w:after="0" w:line="240"/>
+            </w:pPr>
+            <w:r>
+              <w:rPr>
+                <w:rFonts w:ascii="游ゴシック" w:cs="游ゴシック" w:eastAsia="游ゴシック" w:hAnsi="游ゴシック"/>
+                <w:b w:val="false"/>
+                <w:bCs w:val="false"/>
+                <w:color w:val="000000"/>
+                <w:sz w:val="17"/>
+                <w:szCs w:val="17"/>
+              </w:rPr>
+              <w:t xml:space="preserve">制度を「わからない」と回答した方の割合</w:t>
+            </w:r>
+          </w:p>
+        </w:tc>
+        <w:tc>
+          <w:tcPr>
+            <w:tcW w:type="dxa" w:w="2059"/>
+            <w:shd w:fill="FFFFFF" w:val="clear"/>
+            <w:tcMar>
+              <w:top w:type="dxa" w:w="60"/>
+              <w:left w:type="dxa" w:w="90"/>
+              <w:bottom w:type="dxa" w:w="60"/>
+              <w:right w:type="dxa" w:w="90"/>
+            </w:tcMar>
+          </w:tcPr>
+          <w:p>
+            <w:pPr>
+              <w:spacing w:after="0" w:line="240"/>
+            </w:pPr>
+            <w:r>
+              <w:rPr>
+                <w:rFonts w:ascii="游ゴシック" w:cs="游ゴシック" w:eastAsia="游ゴシック" w:hAnsi="游ゴシック"/>
+                <w:b w:val="false"/>
+                <w:bCs w:val="false"/>
+                <w:color w:val="000000"/>
+                <w:sz w:val="17"/>
+                <w:szCs w:val="17"/>
+              </w:rPr>
+              <w:t xml:space="preserve">30.3%（第9期調査）</w:t>
+            </w:r>
+          </w:p>
+        </w:tc>
+        <w:tc>
+          <w:tcPr>
+            <w:tcW w:type="dxa" w:w="1685"/>
+            <w:shd w:fill="FFFFFF" w:val="clear"/>
+            <w:tcMar>
+              <w:top w:type="dxa" w:w="60"/>
+              <w:left w:type="dxa" w:w="90"/>
+              <w:bottom w:type="dxa" w:w="60"/>
+              <w:right w:type="dxa" w:w="90"/>
+            </w:tcMar>
+          </w:tcPr>
+          <w:p>
+            <w:pPr>
+              <w:spacing w:after="0" w:line="240"/>
+            </w:pPr>
+            <w:r>
+              <w:rPr>
+                <w:rFonts w:ascii="游ゴシック" w:cs="游ゴシック" w:eastAsia="游ゴシック" w:hAnsi="游ゴシック"/>
+                <w:b w:val="false"/>
+                <w:bCs w:val="false"/>
+                <w:color w:val="000000"/>
+                <w:sz w:val="17"/>
+                <w:szCs w:val="17"/>
+              </w:rPr>
+              <w:t xml:space="preserve">【要設定】</w:t>
+            </w:r>
+          </w:p>
+        </w:tc>
+        <w:tc>
+          <w:tcPr>
+            <w:tcW w:type="dxa" w:w="1685"/>
+            <w:shd w:fill="FFFFFF" w:val="clear"/>
+            <w:tcMar>
+              <w:top w:type="dxa" w:w="60"/>
+              <w:left w:type="dxa" w:w="90"/>
+              <w:bottom w:type="dxa" w:w="60"/>
+              <w:right w:type="dxa" w:w="90"/>
+            </w:tcMar>
+          </w:tcPr>
+          <w:p>
+            <w:pPr>
+              <w:spacing w:after="0" w:line="240"/>
+            </w:pPr>
+            <w:r>
+              <w:rPr>
+                <w:rFonts w:ascii="游ゴシック" w:cs="游ゴシック" w:eastAsia="游ゴシック" w:hAnsi="游ゴシック"/>
+                <w:b w:val="false"/>
+                <w:bCs w:val="false"/>
+                <w:color w:val="000000"/>
+                <w:sz w:val="17"/>
+                <w:szCs w:val="17"/>
+              </w:rPr>
+              <w:t xml:space="preserve">アンケート調査</w:t>
             </w:r>
           </w:p>
         </w:tc>

--- a/output/06_北塩原村第10期_計画素案.docx
+++ b/output/06_北塩原村第10期_計画素案.docx
@@ -1531,6 +1531,162 @@
           <w:szCs w:val="24"/>
         </w:rPr>
         <w:t xml:space="preserve">2-1　人口と世帯の状況</w:t>
+      </w:r>
+    </w:p>
+    <w:p>
+      <w:pPr>
+        <w:spacing w:after="60" w:before="160"/>
+        <w:jc w:val="center"/>
+      </w:pPr>
+      <w:r>
+        <w:drawing>
+          <wp:inline distT="0" distB="0" distL="0" distR="0">
+            <wp:extent cx="5762625" cy="2895600"/>
+            <wp:effectExtent t="0" r="0" b="0" l="0"/>
+            <wp:docPr id="1" name="" descr="" title=""/>
+            <wp:cNvGraphicFramePr>
+              <a:graphicFrameLocks xmlns:a="http://schemas.openxmlformats.org/drawingml/2006/main" noChangeAspect="1"/>
+            </wp:cNvGraphicFramePr>
+            <a:graphic xmlns:a="http://schemas.openxmlformats.org/drawingml/2006/main">
+              <a:graphicData uri="http://schemas.openxmlformats.org/drawingml/2006/picture">
+                <pic:pic xmlns:pic="http://schemas.openxmlformats.org/drawingml/2006/picture">
+                  <pic:nvPicPr>
+                    <pic:cNvPr id="0" name="" descr=""/>
+                    <pic:cNvPicPr>
+                      <a:picLocks noChangeAspect="1" noChangeArrowheads="1"/>
+                    </pic:cNvPicPr>
+                  </pic:nvPicPr>
+                  <pic:blipFill>
+                    <a:blip r:embed="rId9" cstate="none"/>
+                    <a:srcRect/>
+                    <a:stretch>
+                      <a:fillRect/>
+                    </a:stretch>
+                  </pic:blipFill>
+                  <pic:spPr bwMode="auto">
+                    <a:xfrm>
+                      <a:off x="0" y="0"/>
+                      <a:ext cx="5762625" cy="2895600"/>
+                    </a:xfrm>
+                    <a:prstGeom prst="rect">
+                      <a:avLst/>
+                    </a:prstGeom>
+                  </pic:spPr>
+                </pic:pic>
+              </a:graphicData>
+            </a:graphic>
+          </wp:inline>
+        </w:drawing>
+      </w:r>
+    </w:p>
+    <w:p>
+      <w:pPr>
+        <w:spacing w:after="40"/>
+        <w:jc w:val="center"/>
+      </w:pPr>
+      <w:r>
+        <w:rPr>
+          <w:rFonts w:ascii="游ゴシック" w:cs="游ゴシック" w:eastAsia="游ゴシック" w:hAnsi="游ゴシック"/>
+          <w:b/>
+          <w:bCs/>
+          <w:color w:val="1F3864"/>
+          <w:sz w:val="18"/>
+          <w:szCs w:val="18"/>
+        </w:rPr>
+        <w:t xml:space="preserve">図2-1　年齢階級別人口の比較（平成22年・令和7年）</w:t>
+      </w:r>
+    </w:p>
+    <w:p>
+      <w:pPr>
+        <w:spacing w:after="200"/>
+        <w:jc w:val="center"/>
+      </w:pPr>
+      <w:r>
+        <w:rPr>
+          <w:rFonts w:ascii="游ゴシック" w:cs="游ゴシック" w:eastAsia="游ゴシック" w:hAnsi="游ゴシック"/>
+          <w:color w:val="595959"/>
+          <w:sz w:val="15"/>
+          <w:szCs w:val="15"/>
+        </w:rPr>
+        <w:t xml:space="preserve">出典：総務省「国勢調査」、国立社会保障・人口問題研究所「日本の地域別将来推計人口」</w:t>
+      </w:r>
+    </w:p>
+    <w:p>
+      <w:pPr>
+        <w:spacing w:after="60" w:before="160"/>
+        <w:jc w:val="center"/>
+      </w:pPr>
+      <w:r>
+        <w:drawing>
+          <wp:inline distT="0" distB="0" distL="0" distR="0">
+            <wp:extent cx="5762625" cy="3057525"/>
+            <wp:effectExtent t="0" r="0" b="0" l="0"/>
+            <wp:docPr id="1" name="" descr="" title=""/>
+            <wp:cNvGraphicFramePr>
+              <a:graphicFrameLocks xmlns:a="http://schemas.openxmlformats.org/drawingml/2006/main" noChangeAspect="1"/>
+            </wp:cNvGraphicFramePr>
+            <a:graphic xmlns:a="http://schemas.openxmlformats.org/drawingml/2006/main">
+              <a:graphicData uri="http://schemas.openxmlformats.org/drawingml/2006/picture">
+                <pic:pic xmlns:pic="http://schemas.openxmlformats.org/drawingml/2006/picture">
+                  <pic:nvPicPr>
+                    <pic:cNvPr id="0" name="" descr=""/>
+                    <pic:cNvPicPr>
+                      <a:picLocks noChangeAspect="1" noChangeArrowheads="1"/>
+                    </pic:cNvPicPr>
+                  </pic:nvPicPr>
+                  <pic:blipFill>
+                    <a:blip r:embed="rId10" cstate="none"/>
+                    <a:srcRect/>
+                    <a:stretch>
+                      <a:fillRect/>
+                    </a:stretch>
+                  </pic:blipFill>
+                  <pic:spPr bwMode="auto">
+                    <a:xfrm>
+                      <a:off x="0" y="0"/>
+                      <a:ext cx="5762625" cy="3057525"/>
+                    </a:xfrm>
+                    <a:prstGeom prst="rect">
+                      <a:avLst/>
+                    </a:prstGeom>
+                  </pic:spPr>
+                </pic:pic>
+              </a:graphicData>
+            </a:graphic>
+          </wp:inline>
+        </w:drawing>
+      </w:r>
+    </w:p>
+    <w:p>
+      <w:pPr>
+        <w:spacing w:after="40"/>
+        <w:jc w:val="center"/>
+      </w:pPr>
+      <w:r>
+        <w:rPr>
+          <w:rFonts w:ascii="游ゴシック" w:cs="游ゴシック" w:eastAsia="游ゴシック" w:hAnsi="游ゴシック"/>
+          <w:b/>
+          <w:bCs/>
+          <w:color w:val="1F3864"/>
+          <w:sz w:val="18"/>
+          <w:szCs w:val="18"/>
+        </w:rPr>
+        <w:t xml:space="preserve">図2-2　高齢化率の推移と将来推計（村・福島県・全国）</w:t>
+      </w:r>
+    </w:p>
+    <w:p>
+      <w:pPr>
+        <w:spacing w:after="200"/>
+        <w:jc w:val="center"/>
+      </w:pPr>
+      <w:r>
+        <w:rPr>
+          <w:rFonts w:ascii="游ゴシック" w:cs="游ゴシック" w:eastAsia="游ゴシック" w:hAnsi="游ゴシック"/>
+          <w:color w:val="595959"/>
+          <w:sz w:val="15"/>
+          <w:szCs w:val="15"/>
+        </w:rPr>
+        <w:t xml:space="preserve">出典：地域包括ケア「見える化」システム</w:t>
       </w:r>
     </w:p>
     <w:p>
@@ -3564,6 +3720,162 @@
     </w:p>
     <w:p>
       <w:pPr>
+        <w:spacing w:after="60" w:before="160"/>
+        <w:jc w:val="center"/>
+      </w:pPr>
+      <w:r>
+        <w:drawing>
+          <wp:inline distT="0" distB="0" distL="0" distR="0">
+            <wp:extent cx="5762625" cy="3048000"/>
+            <wp:effectExtent t="0" r="0" b="0" l="0"/>
+            <wp:docPr id="1" name="" descr="" title=""/>
+            <wp:cNvGraphicFramePr>
+              <a:graphicFrameLocks xmlns:a="http://schemas.openxmlformats.org/drawingml/2006/main" noChangeAspect="1"/>
+            </wp:cNvGraphicFramePr>
+            <a:graphic xmlns:a="http://schemas.openxmlformats.org/drawingml/2006/main">
+              <a:graphicData uri="http://schemas.openxmlformats.org/drawingml/2006/picture">
+                <pic:pic xmlns:pic="http://schemas.openxmlformats.org/drawingml/2006/picture">
+                  <pic:nvPicPr>
+                    <pic:cNvPr id="0" name="" descr=""/>
+                    <pic:cNvPicPr>
+                      <a:picLocks noChangeAspect="1" noChangeArrowheads="1"/>
+                    </pic:cNvPicPr>
+                  </pic:nvPicPr>
+                  <pic:blipFill>
+                    <a:blip r:embed="rId11" cstate="none"/>
+                    <a:srcRect/>
+                    <a:stretch>
+                      <a:fillRect/>
+                    </a:stretch>
+                  </pic:blipFill>
+                  <pic:spPr bwMode="auto">
+                    <a:xfrm>
+                      <a:off x="0" y="0"/>
+                      <a:ext cx="5762625" cy="3048000"/>
+                    </a:xfrm>
+                    <a:prstGeom prst="rect">
+                      <a:avLst/>
+                    </a:prstGeom>
+                  </pic:spPr>
+                </pic:pic>
+              </a:graphicData>
+            </a:graphic>
+          </wp:inline>
+        </w:drawing>
+      </w:r>
+    </w:p>
+    <w:p>
+      <w:pPr>
+        <w:spacing w:after="40"/>
+        <w:jc w:val="center"/>
+      </w:pPr>
+      <w:r>
+        <w:rPr>
+          <w:rFonts w:ascii="游ゴシック" w:cs="游ゴシック" w:eastAsia="游ゴシック" w:hAnsi="游ゴシック"/>
+          <w:b/>
+          <w:bCs/>
+          <w:color w:val="1F3864"/>
+          <w:sz w:val="18"/>
+          <w:szCs w:val="18"/>
+        </w:rPr>
+        <w:t xml:space="preserve">図2-3　将来推計人口（年齢3区分）</w:t>
+      </w:r>
+    </w:p>
+    <w:p>
+      <w:pPr>
+        <w:spacing w:after="200"/>
+        <w:jc w:val="center"/>
+      </w:pPr>
+      <w:r>
+        <w:rPr>
+          <w:rFonts w:ascii="游ゴシック" w:cs="游ゴシック" w:eastAsia="游ゴシック" w:hAnsi="游ゴシック"/>
+          <w:color w:val="595959"/>
+          <w:sz w:val="15"/>
+          <w:szCs w:val="15"/>
+        </w:rPr>
+        <w:t xml:space="preserve">出典：国立社会保障・人口問題研究所「日本の地域別将来推計人口」</w:t>
+      </w:r>
+    </w:p>
+    <w:p>
+      <w:pPr>
+        <w:spacing w:after="60" w:before="160"/>
+        <w:jc w:val="center"/>
+      </w:pPr>
+      <w:r>
+        <w:drawing>
+          <wp:inline distT="0" distB="0" distL="0" distR="0">
+            <wp:extent cx="5762625" cy="3057525"/>
+            <wp:effectExtent t="0" r="0" b="0" l="0"/>
+            <wp:docPr id="1" name="" descr="" title=""/>
+            <wp:cNvGraphicFramePr>
+              <a:graphicFrameLocks xmlns:a="http://schemas.openxmlformats.org/drawingml/2006/main" noChangeAspect="1"/>
+            </wp:cNvGraphicFramePr>
+            <a:graphic xmlns:a="http://schemas.openxmlformats.org/drawingml/2006/main">
+              <a:graphicData uri="http://schemas.openxmlformats.org/drawingml/2006/picture">
+                <pic:pic xmlns:pic="http://schemas.openxmlformats.org/drawingml/2006/picture">
+                  <pic:nvPicPr>
+                    <pic:cNvPr id="0" name="" descr=""/>
+                    <pic:cNvPicPr>
+                      <a:picLocks noChangeAspect="1" noChangeArrowheads="1"/>
+                    </pic:cNvPicPr>
+                  </pic:nvPicPr>
+                  <pic:blipFill>
+                    <a:blip r:embed="rId12" cstate="none"/>
+                    <a:srcRect/>
+                    <a:stretch>
+                      <a:fillRect/>
+                    </a:stretch>
+                  </pic:blipFill>
+                  <pic:spPr bwMode="auto">
+                    <a:xfrm>
+                      <a:off x="0" y="0"/>
+                      <a:ext cx="5762625" cy="3057525"/>
+                    </a:xfrm>
+                    <a:prstGeom prst="rect">
+                      <a:avLst/>
+                    </a:prstGeom>
+                  </pic:spPr>
+                </pic:pic>
+              </a:graphicData>
+            </a:graphic>
+          </wp:inline>
+        </w:drawing>
+      </w:r>
+    </w:p>
+    <w:p>
+      <w:pPr>
+        <w:spacing w:after="40"/>
+        <w:jc w:val="center"/>
+      </w:pPr>
+      <w:r>
+        <w:rPr>
+          <w:rFonts w:ascii="游ゴシック" w:cs="游ゴシック" w:eastAsia="游ゴシック" w:hAnsi="游ゴシック"/>
+          <w:b/>
+          <w:bCs/>
+          <w:color w:val="1F3864"/>
+          <w:sz w:val="18"/>
+          <w:szCs w:val="18"/>
+        </w:rPr>
+        <w:t xml:space="preserve">図2-4　前期高齢者と後期高齢者の推移</w:t>
+      </w:r>
+    </w:p>
+    <w:p>
+      <w:pPr>
+        <w:spacing w:after="200"/>
+        <w:jc w:val="center"/>
+      </w:pPr>
+      <w:r>
+        <w:rPr>
+          <w:rFonts w:ascii="游ゴシック" w:cs="游ゴシック" w:eastAsia="游ゴシック" w:hAnsi="游ゴシック"/>
+          <w:color w:val="595959"/>
+          <w:sz w:val="15"/>
+          <w:szCs w:val="15"/>
+        </w:rPr>
+        <w:t xml:space="preserve">出典：国立社会保障・人口問題研究所「日本の地域別将来推計人口」</w:t>
+      </w:r>
+    </w:p>
+    <w:p>
+      <w:pPr>
         <w:spacing w:after="120" w:line="300"/>
       </w:pPr>
       <w:r>
@@ -5658,6 +5970,318 @@
           <w:szCs w:val="24"/>
         </w:rPr>
         <w:t xml:space="preserve">2-3　要支援・要介護認定の状況</w:t>
+      </w:r>
+    </w:p>
+    <w:p>
+      <w:pPr>
+        <w:spacing w:after="60" w:before="160"/>
+        <w:jc w:val="center"/>
+      </w:pPr>
+      <w:r>
+        <w:drawing>
+          <wp:inline distT="0" distB="0" distL="0" distR="0">
+            <wp:extent cx="5762625" cy="3057525"/>
+            <wp:effectExtent t="0" r="0" b="0" l="0"/>
+            <wp:docPr id="1" name="" descr="" title=""/>
+            <wp:cNvGraphicFramePr>
+              <a:graphicFrameLocks xmlns:a="http://schemas.openxmlformats.org/drawingml/2006/main" noChangeAspect="1"/>
+            </wp:cNvGraphicFramePr>
+            <a:graphic xmlns:a="http://schemas.openxmlformats.org/drawingml/2006/main">
+              <a:graphicData uri="http://schemas.openxmlformats.org/drawingml/2006/picture">
+                <pic:pic xmlns:pic="http://schemas.openxmlformats.org/drawingml/2006/picture">
+                  <pic:nvPicPr>
+                    <pic:cNvPr id="0" name="" descr=""/>
+                    <pic:cNvPicPr>
+                      <a:picLocks noChangeAspect="1" noChangeArrowheads="1"/>
+                    </pic:cNvPicPr>
+                  </pic:nvPicPr>
+                  <pic:blipFill>
+                    <a:blip r:embed="rId13" cstate="none"/>
+                    <a:srcRect/>
+                    <a:stretch>
+                      <a:fillRect/>
+                    </a:stretch>
+                  </pic:blipFill>
+                  <pic:spPr bwMode="auto">
+                    <a:xfrm>
+                      <a:off x="0" y="0"/>
+                      <a:ext cx="5762625" cy="3057525"/>
+                    </a:xfrm>
+                    <a:prstGeom prst="rect">
+                      <a:avLst/>
+                    </a:prstGeom>
+                  </pic:spPr>
+                </pic:pic>
+              </a:graphicData>
+            </a:graphic>
+          </wp:inline>
+        </w:drawing>
+      </w:r>
+    </w:p>
+    <w:p>
+      <w:pPr>
+        <w:spacing w:after="40"/>
+        <w:jc w:val="center"/>
+      </w:pPr>
+      <w:r>
+        <w:rPr>
+          <w:rFonts w:ascii="游ゴシック" w:cs="游ゴシック" w:eastAsia="游ゴシック" w:hAnsi="游ゴシック"/>
+          <w:b/>
+          <w:bCs/>
+          <w:color w:val="1F3864"/>
+          <w:sz w:val="18"/>
+          <w:szCs w:val="18"/>
+        </w:rPr>
+        <w:t xml:space="preserve">図2-5　要支援・要介護認定率の推移（村・福島県・全国）</w:t>
+      </w:r>
+    </w:p>
+    <w:p>
+      <w:pPr>
+        <w:spacing w:after="200"/>
+        <w:jc w:val="center"/>
+      </w:pPr>
+      <w:r>
+        <w:rPr>
+          <w:rFonts w:ascii="游ゴシック" w:cs="游ゴシック" w:eastAsia="游ゴシック" w:hAnsi="游ゴシック"/>
+          <w:color w:val="595959"/>
+          <w:sz w:val="15"/>
+          <w:szCs w:val="15"/>
+        </w:rPr>
+        <w:t xml:space="preserve">出典：地域包括ケア「見える化」システム</w:t>
+      </w:r>
+    </w:p>
+    <w:p>
+      <w:pPr>
+        <w:spacing w:after="60" w:before="160"/>
+        <w:jc w:val="center"/>
+      </w:pPr>
+      <w:r>
+        <w:drawing>
+          <wp:inline distT="0" distB="0" distL="0" distR="0">
+            <wp:extent cx="5762625" cy="3257550"/>
+            <wp:effectExtent t="0" r="0" b="0" l="0"/>
+            <wp:docPr id="1" name="" descr="" title=""/>
+            <wp:cNvGraphicFramePr>
+              <a:graphicFrameLocks xmlns:a="http://schemas.openxmlformats.org/drawingml/2006/main" noChangeAspect="1"/>
+            </wp:cNvGraphicFramePr>
+            <a:graphic xmlns:a="http://schemas.openxmlformats.org/drawingml/2006/main">
+              <a:graphicData uri="http://schemas.openxmlformats.org/drawingml/2006/picture">
+                <pic:pic xmlns:pic="http://schemas.openxmlformats.org/drawingml/2006/picture">
+                  <pic:nvPicPr>
+                    <pic:cNvPr id="0" name="" descr=""/>
+                    <pic:cNvPicPr>
+                      <a:picLocks noChangeAspect="1" noChangeArrowheads="1"/>
+                    </pic:cNvPicPr>
+                  </pic:nvPicPr>
+                  <pic:blipFill>
+                    <a:blip r:embed="rId14" cstate="none"/>
+                    <a:srcRect/>
+                    <a:stretch>
+                      <a:fillRect/>
+                    </a:stretch>
+                  </pic:blipFill>
+                  <pic:spPr bwMode="auto">
+                    <a:xfrm>
+                      <a:off x="0" y="0"/>
+                      <a:ext cx="5762625" cy="3257550"/>
+                    </a:xfrm>
+                    <a:prstGeom prst="rect">
+                      <a:avLst/>
+                    </a:prstGeom>
+                  </pic:spPr>
+                </pic:pic>
+              </a:graphicData>
+            </a:graphic>
+          </wp:inline>
+        </w:drawing>
+      </w:r>
+    </w:p>
+    <w:p>
+      <w:pPr>
+        <w:spacing w:after="40"/>
+        <w:jc w:val="center"/>
+      </w:pPr>
+      <w:r>
+        <w:rPr>
+          <w:rFonts w:ascii="游ゴシック" w:cs="游ゴシック" w:eastAsia="游ゴシック" w:hAnsi="游ゴシック"/>
+          <w:b/>
+          <w:bCs/>
+          <w:color w:val="1F3864"/>
+          <w:sz w:val="18"/>
+          <w:szCs w:val="18"/>
+        </w:rPr>
+        <w:t xml:space="preserve">図2-6　要介護度別 認定者数の推移</w:t>
+      </w:r>
+    </w:p>
+    <w:p>
+      <w:pPr>
+        <w:spacing w:after="200"/>
+        <w:jc w:val="center"/>
+      </w:pPr>
+      <w:r>
+        <w:rPr>
+          <w:rFonts w:ascii="游ゴシック" w:cs="游ゴシック" w:eastAsia="游ゴシック" w:hAnsi="游ゴシック"/>
+          <w:color w:val="595959"/>
+          <w:sz w:val="15"/>
+          <w:szCs w:val="15"/>
+        </w:rPr>
+        <w:t xml:space="preserve">出典：厚生労働省「介護保険事業状況報告」</w:t>
+      </w:r>
+    </w:p>
+    <w:p>
+      <w:pPr>
+        <w:spacing w:after="60" w:before="160"/>
+        <w:jc w:val="center"/>
+      </w:pPr>
+      <w:r>
+        <w:drawing>
+          <wp:inline distT="0" distB="0" distL="0" distR="0">
+            <wp:extent cx="5762625" cy="2895600"/>
+            <wp:effectExtent t="0" r="0" b="0" l="0"/>
+            <wp:docPr id="1" name="" descr="" title=""/>
+            <wp:cNvGraphicFramePr>
+              <a:graphicFrameLocks xmlns:a="http://schemas.openxmlformats.org/drawingml/2006/main" noChangeAspect="1"/>
+            </wp:cNvGraphicFramePr>
+            <a:graphic xmlns:a="http://schemas.openxmlformats.org/drawingml/2006/main">
+              <a:graphicData uri="http://schemas.openxmlformats.org/drawingml/2006/picture">
+                <pic:pic xmlns:pic="http://schemas.openxmlformats.org/drawingml/2006/picture">
+                  <pic:nvPicPr>
+                    <pic:cNvPr id="0" name="" descr=""/>
+                    <pic:cNvPicPr>
+                      <a:picLocks noChangeAspect="1" noChangeArrowheads="1"/>
+                    </pic:cNvPicPr>
+                  </pic:nvPicPr>
+                  <pic:blipFill>
+                    <a:blip r:embed="rId15" cstate="none"/>
+                    <a:srcRect/>
+                    <a:stretch>
+                      <a:fillRect/>
+                    </a:stretch>
+                  </pic:blipFill>
+                  <pic:spPr bwMode="auto">
+                    <a:xfrm>
+                      <a:off x="0" y="0"/>
+                      <a:ext cx="5762625" cy="2895600"/>
+                    </a:xfrm>
+                    <a:prstGeom prst="rect">
+                      <a:avLst/>
+                    </a:prstGeom>
+                  </pic:spPr>
+                </pic:pic>
+              </a:graphicData>
+            </a:graphic>
+          </wp:inline>
+        </w:drawing>
+      </w:r>
+    </w:p>
+    <w:p>
+      <w:pPr>
+        <w:spacing w:after="40"/>
+        <w:jc w:val="center"/>
+      </w:pPr>
+      <w:r>
+        <w:rPr>
+          <w:rFonts w:ascii="游ゴシック" w:cs="游ゴシック" w:eastAsia="游ゴシック" w:hAnsi="游ゴシック"/>
+          <w:b/>
+          <w:bCs/>
+          <w:color w:val="1F3864"/>
+          <w:sz w:val="18"/>
+          <w:szCs w:val="18"/>
+        </w:rPr>
+        <w:t xml:space="preserve">図2-7　要支援1の認定者数の推移</w:t>
+      </w:r>
+    </w:p>
+    <w:p>
+      <w:pPr>
+        <w:spacing w:after="200"/>
+        <w:jc w:val="center"/>
+      </w:pPr>
+      <w:r>
+        <w:rPr>
+          <w:rFonts w:ascii="游ゴシック" w:cs="游ゴシック" w:eastAsia="游ゴシック" w:hAnsi="游ゴシック"/>
+          <w:color w:val="595959"/>
+          <w:sz w:val="15"/>
+          <w:szCs w:val="15"/>
+        </w:rPr>
+        <w:t xml:space="preserve">出典：厚生労働省「介護保険事業状況報告」</w:t>
+      </w:r>
+    </w:p>
+    <w:p>
+      <w:pPr>
+        <w:spacing w:after="60" w:before="160"/>
+        <w:jc w:val="center"/>
+      </w:pPr>
+      <w:r>
+        <w:drawing>
+          <wp:inline distT="0" distB="0" distL="0" distR="0">
+            <wp:extent cx="5762625" cy="2733675"/>
+            <wp:effectExtent t="0" r="0" b="0" l="0"/>
+            <wp:docPr id="1" name="" descr="" title=""/>
+            <wp:cNvGraphicFramePr>
+              <a:graphicFrameLocks xmlns:a="http://schemas.openxmlformats.org/drawingml/2006/main" noChangeAspect="1"/>
+            </wp:cNvGraphicFramePr>
+            <a:graphic xmlns:a="http://schemas.openxmlformats.org/drawingml/2006/main">
+              <a:graphicData uri="http://schemas.openxmlformats.org/drawingml/2006/picture">
+                <pic:pic xmlns:pic="http://schemas.openxmlformats.org/drawingml/2006/picture">
+                  <pic:nvPicPr>
+                    <pic:cNvPr id="0" name="" descr=""/>
+                    <pic:cNvPicPr>
+                      <a:picLocks noChangeAspect="1" noChangeArrowheads="1"/>
+                    </pic:cNvPicPr>
+                  </pic:nvPicPr>
+                  <pic:blipFill>
+                    <a:blip r:embed="rId16" cstate="none"/>
+                    <a:srcRect/>
+                    <a:stretch>
+                      <a:fillRect/>
+                    </a:stretch>
+                  </pic:blipFill>
+                  <pic:spPr bwMode="auto">
+                    <a:xfrm>
+                      <a:off x="0" y="0"/>
+                      <a:ext cx="5762625" cy="2733675"/>
+                    </a:xfrm>
+                    <a:prstGeom prst="rect">
+                      <a:avLst/>
+                    </a:prstGeom>
+                  </pic:spPr>
+                </pic:pic>
+              </a:graphicData>
+            </a:graphic>
+          </wp:inline>
+        </w:drawing>
+      </w:r>
+    </w:p>
+    <w:p>
+      <w:pPr>
+        <w:spacing w:after="40"/>
+        <w:jc w:val="center"/>
+      </w:pPr>
+      <w:r>
+        <w:rPr>
+          <w:rFonts w:ascii="游ゴシック" w:cs="游ゴシック" w:eastAsia="游ゴシック" w:hAnsi="游ゴシック"/>
+          <w:b/>
+          <w:bCs/>
+          <w:color w:val="1F3864"/>
+          <w:sz w:val="18"/>
+          <w:szCs w:val="18"/>
+        </w:rPr>
+        <w:t xml:space="preserve">図2-8　新規認定者に占める要支援1の割合</w:t>
+      </w:r>
+    </w:p>
+    <w:p>
+      <w:pPr>
+        <w:spacing w:after="200"/>
+        <w:jc w:val="center"/>
+      </w:pPr>
+      <w:r>
+        <w:rPr>
+          <w:rFonts w:ascii="游ゴシック" w:cs="游ゴシック" w:eastAsia="游ゴシック" w:hAnsi="游ゴシック"/>
+          <w:color w:val="595959"/>
+          <w:sz w:val="15"/>
+          <w:szCs w:val="15"/>
+        </w:rPr>
+        <w:t xml:space="preserve">出典：地域包括ケア「見える化」システム</w:t>
       </w:r>
     </w:p>
     <w:p>
@@ -8345,6 +8969,162 @@
     </w:p>
     <w:p>
       <w:pPr>
+        <w:spacing w:after="60" w:before="160"/>
+        <w:jc w:val="center"/>
+      </w:pPr>
+      <w:r>
+        <w:drawing>
+          <wp:inline distT="0" distB="0" distL="0" distR="0">
+            <wp:extent cx="5762625" cy="3048000"/>
+            <wp:effectExtent t="0" r="0" b="0" l="0"/>
+            <wp:docPr id="1" name="" descr="" title=""/>
+            <wp:cNvGraphicFramePr>
+              <a:graphicFrameLocks xmlns:a="http://schemas.openxmlformats.org/drawingml/2006/main" noChangeAspect="1"/>
+            </wp:cNvGraphicFramePr>
+            <a:graphic xmlns:a="http://schemas.openxmlformats.org/drawingml/2006/main">
+              <a:graphicData uri="http://schemas.openxmlformats.org/drawingml/2006/picture">
+                <pic:pic xmlns:pic="http://schemas.openxmlformats.org/drawingml/2006/picture">
+                  <pic:nvPicPr>
+                    <pic:cNvPr id="0" name="" descr=""/>
+                    <pic:cNvPicPr>
+                      <a:picLocks noChangeAspect="1" noChangeArrowheads="1"/>
+                    </pic:cNvPicPr>
+                  </pic:nvPicPr>
+                  <pic:blipFill>
+                    <a:blip r:embed="rId17" cstate="none"/>
+                    <a:srcRect/>
+                    <a:stretch>
+                      <a:fillRect/>
+                    </a:stretch>
+                  </pic:blipFill>
+                  <pic:spPr bwMode="auto">
+                    <a:xfrm>
+                      <a:off x="0" y="0"/>
+                      <a:ext cx="5762625" cy="3048000"/>
+                    </a:xfrm>
+                    <a:prstGeom prst="rect">
+                      <a:avLst/>
+                    </a:prstGeom>
+                  </pic:spPr>
+                </pic:pic>
+              </a:graphicData>
+            </a:graphic>
+          </wp:inline>
+        </w:drawing>
+      </w:r>
+    </w:p>
+    <w:p>
+      <w:pPr>
+        <w:spacing w:after="40"/>
+        <w:jc w:val="center"/>
+      </w:pPr>
+      <w:r>
+        <w:rPr>
+          <w:rFonts w:ascii="游ゴシック" w:cs="游ゴシック" w:eastAsia="游ゴシック" w:hAnsi="游ゴシック"/>
+          <w:b/>
+          <w:bCs/>
+          <w:color w:val="1F3864"/>
+          <w:sz w:val="18"/>
+          <w:szCs w:val="18"/>
+        </w:rPr>
+        <w:t xml:space="preserve">図2-9　第1号被保険者1人1月あたり費用額（村・福島県・全国）</w:t>
+      </w:r>
+    </w:p>
+    <w:p>
+      <w:pPr>
+        <w:spacing w:after="200"/>
+        <w:jc w:val="center"/>
+      </w:pPr>
+      <w:r>
+        <w:rPr>
+          <w:rFonts w:ascii="游ゴシック" w:cs="游ゴシック" w:eastAsia="游ゴシック" w:hAnsi="游ゴシック"/>
+          <w:color w:val="595959"/>
+          <w:sz w:val="15"/>
+          <w:szCs w:val="15"/>
+        </w:rPr>
+        <w:t xml:space="preserve">出典：地域包括ケア「見える化」システム</w:t>
+      </w:r>
+    </w:p>
+    <w:p>
+      <w:pPr>
+        <w:spacing w:after="60" w:before="160"/>
+        <w:jc w:val="center"/>
+      </w:pPr>
+      <w:r>
+        <w:drawing>
+          <wp:inline distT="0" distB="0" distL="0" distR="0">
+            <wp:extent cx="5762625" cy="3124200"/>
+            <wp:effectExtent t="0" r="0" b="0" l="0"/>
+            <wp:docPr id="1" name="" descr="" title=""/>
+            <wp:cNvGraphicFramePr>
+              <a:graphicFrameLocks xmlns:a="http://schemas.openxmlformats.org/drawingml/2006/main" noChangeAspect="1"/>
+            </wp:cNvGraphicFramePr>
+            <a:graphic xmlns:a="http://schemas.openxmlformats.org/drawingml/2006/main">
+              <a:graphicData uri="http://schemas.openxmlformats.org/drawingml/2006/picture">
+                <pic:pic xmlns:pic="http://schemas.openxmlformats.org/drawingml/2006/picture">
+                  <pic:nvPicPr>
+                    <pic:cNvPr id="0" name="" descr=""/>
+                    <pic:cNvPicPr>
+                      <a:picLocks noChangeAspect="1" noChangeArrowheads="1"/>
+                    </pic:cNvPicPr>
+                  </pic:nvPicPr>
+                  <pic:blipFill>
+                    <a:blip r:embed="rId18" cstate="none"/>
+                    <a:srcRect/>
+                    <a:stretch>
+                      <a:fillRect/>
+                    </a:stretch>
+                  </pic:blipFill>
+                  <pic:spPr bwMode="auto">
+                    <a:xfrm>
+                      <a:off x="0" y="0"/>
+                      <a:ext cx="5762625" cy="3124200"/>
+                    </a:xfrm>
+                    <a:prstGeom prst="rect">
+                      <a:avLst/>
+                    </a:prstGeom>
+                  </pic:spPr>
+                </pic:pic>
+              </a:graphicData>
+            </a:graphic>
+          </wp:inline>
+        </w:drawing>
+      </w:r>
+    </w:p>
+    <w:p>
+      <w:pPr>
+        <w:spacing w:after="40"/>
+        <w:jc w:val="center"/>
+      </w:pPr>
+      <w:r>
+        <w:rPr>
+          <w:rFonts w:ascii="游ゴシック" w:cs="游ゴシック" w:eastAsia="游ゴシック" w:hAnsi="游ゴシック"/>
+          <w:b/>
+          <w:bCs/>
+          <w:color w:val="1F3864"/>
+          <w:sz w:val="18"/>
+          <w:szCs w:val="18"/>
+        </w:rPr>
+        <w:t xml:space="preserve">図2-10　サービス区分別 費用額の推移</w:t>
+      </w:r>
+    </w:p>
+    <w:p>
+      <w:pPr>
+        <w:spacing w:after="200"/>
+        <w:jc w:val="center"/>
+      </w:pPr>
+      <w:r>
+        <w:rPr>
+          <w:rFonts w:ascii="游ゴシック" w:cs="游ゴシック" w:eastAsia="游ゴシック" w:hAnsi="游ゴシック"/>
+          <w:color w:val="595959"/>
+          <w:sz w:val="15"/>
+          <w:szCs w:val="15"/>
+        </w:rPr>
+        <w:t xml:space="preserve">出典：地域包括ケア「見える化」システム</w:t>
+      </w:r>
+    </w:p>
+    <w:p>
+      <w:pPr>
         <w:spacing w:after="120" w:line="300"/>
       </w:pPr>
       <w:r>
@@ -10206,6 +10986,84 @@
     </w:p>
     <w:p>
       <w:pPr>
+        <w:spacing w:after="60" w:before="160"/>
+        <w:jc w:val="center"/>
+      </w:pPr>
+      <w:r>
+        <w:drawing>
+          <wp:inline distT="0" distB="0" distL="0" distR="0">
+            <wp:extent cx="5762625" cy="2895600"/>
+            <wp:effectExtent t="0" r="0" b="0" l="0"/>
+            <wp:docPr id="1" name="" descr="" title=""/>
+            <wp:cNvGraphicFramePr>
+              <a:graphicFrameLocks xmlns:a="http://schemas.openxmlformats.org/drawingml/2006/main" noChangeAspect="1"/>
+            </wp:cNvGraphicFramePr>
+            <a:graphic xmlns:a="http://schemas.openxmlformats.org/drawingml/2006/main">
+              <a:graphicData uri="http://schemas.openxmlformats.org/drawingml/2006/picture">
+                <pic:pic xmlns:pic="http://schemas.openxmlformats.org/drawingml/2006/picture">
+                  <pic:nvPicPr>
+                    <pic:cNvPr id="0" name="" descr=""/>
+                    <pic:cNvPicPr>
+                      <a:picLocks noChangeAspect="1" noChangeArrowheads="1"/>
+                    </pic:cNvPicPr>
+                  </pic:nvPicPr>
+                  <pic:blipFill>
+                    <a:blip r:embed="rId19" cstate="none"/>
+                    <a:srcRect/>
+                    <a:stretch>
+                      <a:fillRect/>
+                    </a:stretch>
+                  </pic:blipFill>
+                  <pic:spPr bwMode="auto">
+                    <a:xfrm>
+                      <a:off x="0" y="0"/>
+                      <a:ext cx="5762625" cy="2895600"/>
+                    </a:xfrm>
+                    <a:prstGeom prst="rect">
+                      <a:avLst/>
+                    </a:prstGeom>
+                  </pic:spPr>
+                </pic:pic>
+              </a:graphicData>
+            </a:graphic>
+          </wp:inline>
+        </w:drawing>
+      </w:r>
+    </w:p>
+    <w:p>
+      <w:pPr>
+        <w:spacing w:after="40"/>
+        <w:jc w:val="center"/>
+      </w:pPr>
+      <w:r>
+        <w:rPr>
+          <w:rFonts w:ascii="游ゴシック" w:cs="游ゴシック" w:eastAsia="游ゴシック" w:hAnsi="游ゴシック"/>
+          <w:b/>
+          <w:bCs/>
+          <w:color w:val="1F3864"/>
+          <w:sz w:val="18"/>
+          <w:szCs w:val="18"/>
+        </w:rPr>
+        <w:t xml:space="preserve">図2-12　要支援・要介護者1人あたり定員の推移</w:t>
+      </w:r>
+    </w:p>
+    <w:p>
+      <w:pPr>
+        <w:spacing w:after="200"/>
+        <w:jc w:val="center"/>
+      </w:pPr>
+      <w:r>
+        <w:rPr>
+          <w:rFonts w:ascii="游ゴシック" w:cs="游ゴシック" w:eastAsia="游ゴシック" w:hAnsi="游ゴシック"/>
+          <w:color w:val="595959"/>
+          <w:sz w:val="15"/>
+          <w:szCs w:val="15"/>
+        </w:rPr>
+        <w:t xml:space="preserve">出典：地域包括ケア「見える化」システム</w:t>
+      </w:r>
+    </w:p>
+    <w:p>
+      <w:pPr>
         <w:spacing w:after="120" w:line="300"/>
       </w:pPr>
       <w:r>
@@ -11174,6 +12032,84 @@
     </w:p>
     <w:p>
       <w:pPr>
+        <w:spacing w:after="60" w:before="160"/>
+        <w:jc w:val="center"/>
+      </w:pPr>
+      <w:r>
+        <w:drawing>
+          <wp:inline distT="0" distB="0" distL="0" distR="0">
+            <wp:extent cx="5762625" cy="3086100"/>
+            <wp:effectExtent t="0" r="0" b="0" l="0"/>
+            <wp:docPr id="1" name="" descr="" title=""/>
+            <wp:cNvGraphicFramePr>
+              <a:graphicFrameLocks xmlns:a="http://schemas.openxmlformats.org/drawingml/2006/main" noChangeAspect="1"/>
+            </wp:cNvGraphicFramePr>
+            <a:graphic xmlns:a="http://schemas.openxmlformats.org/drawingml/2006/main">
+              <a:graphicData uri="http://schemas.openxmlformats.org/drawingml/2006/picture">
+                <pic:pic xmlns:pic="http://schemas.openxmlformats.org/drawingml/2006/picture">
+                  <pic:nvPicPr>
+                    <pic:cNvPr id="0" name="" descr=""/>
+                    <pic:cNvPicPr>
+                      <a:picLocks noChangeAspect="1" noChangeArrowheads="1"/>
+                    </pic:cNvPicPr>
+                  </pic:nvPicPr>
+                  <pic:blipFill>
+                    <a:blip r:embed="rId20" cstate="none"/>
+                    <a:srcRect/>
+                    <a:stretch>
+                      <a:fillRect/>
+                    </a:stretch>
+                  </pic:blipFill>
+                  <pic:spPr bwMode="auto">
+                    <a:xfrm>
+                      <a:off x="0" y="0"/>
+                      <a:ext cx="5762625" cy="3086100"/>
+                    </a:xfrm>
+                    <a:prstGeom prst="rect">
+                      <a:avLst/>
+                    </a:prstGeom>
+                  </pic:spPr>
+                </pic:pic>
+              </a:graphicData>
+            </a:graphic>
+          </wp:inline>
+        </w:drawing>
+      </w:r>
+    </w:p>
+    <w:p>
+      <w:pPr>
+        <w:spacing w:after="40"/>
+        <w:jc w:val="center"/>
+      </w:pPr>
+      <w:r>
+        <w:rPr>
+          <w:rFonts w:ascii="游ゴシック" w:cs="游ゴシック" w:eastAsia="游ゴシック" w:hAnsi="游ゴシック"/>
+          <w:b/>
+          <w:bCs/>
+          <w:color w:val="1F3864"/>
+          <w:sz w:val="18"/>
+          <w:szCs w:val="18"/>
+        </w:rPr>
+        <w:t xml:space="preserve">図2-13　地域支援事業費の推移（内訳別）</w:t>
+      </w:r>
+    </w:p>
+    <w:p>
+      <w:pPr>
+        <w:spacing w:after="200"/>
+        <w:jc w:val="center"/>
+      </w:pPr>
+      <w:r>
+        <w:rPr>
+          <w:rFonts w:ascii="游ゴシック" w:cs="游ゴシック" w:eastAsia="游ゴシック" w:hAnsi="游ゴシック"/>
+          <w:color w:val="595959"/>
+          <w:sz w:val="15"/>
+          <w:szCs w:val="15"/>
+        </w:rPr>
+        <w:t xml:space="preserve">出典：介護保険特別会計決算</w:t>
+      </w:r>
+    </w:p>
+    <w:p>
+      <w:pPr>
         <w:spacing w:after="120" w:line="300"/>
       </w:pPr>
       <w:r>
@@ -11916,6 +12852,240 @@
     </w:p>
     <w:p>
       <w:pPr>
+        <w:spacing w:after="60" w:before="160"/>
+        <w:jc w:val="center"/>
+      </w:pPr>
+      <w:r>
+        <w:drawing>
+          <wp:inline distT="0" distB="0" distL="0" distR="0">
+            <wp:extent cx="5762625" cy="3057525"/>
+            <wp:effectExtent t="0" r="0" b="0" l="0"/>
+            <wp:docPr id="1" name="" descr="" title=""/>
+            <wp:cNvGraphicFramePr>
+              <a:graphicFrameLocks xmlns:a="http://schemas.openxmlformats.org/drawingml/2006/main" noChangeAspect="1"/>
+            </wp:cNvGraphicFramePr>
+            <a:graphic xmlns:a="http://schemas.openxmlformats.org/drawingml/2006/main">
+              <a:graphicData uri="http://schemas.openxmlformats.org/drawingml/2006/picture">
+                <pic:pic xmlns:pic="http://schemas.openxmlformats.org/drawingml/2006/picture">
+                  <pic:nvPicPr>
+                    <pic:cNvPr id="0" name="" descr=""/>
+                    <pic:cNvPicPr>
+                      <a:picLocks noChangeAspect="1" noChangeArrowheads="1"/>
+                    </pic:cNvPicPr>
+                  </pic:nvPicPr>
+                  <pic:blipFill>
+                    <a:blip r:embed="rId21" cstate="none"/>
+                    <a:srcRect/>
+                    <a:stretch>
+                      <a:fillRect/>
+                    </a:stretch>
+                  </pic:blipFill>
+                  <pic:spPr bwMode="auto">
+                    <a:xfrm>
+                      <a:off x="0" y="0"/>
+                      <a:ext cx="5762625" cy="3057525"/>
+                    </a:xfrm>
+                    <a:prstGeom prst="rect">
+                      <a:avLst/>
+                    </a:prstGeom>
+                  </pic:spPr>
+                </pic:pic>
+              </a:graphicData>
+            </a:graphic>
+          </wp:inline>
+        </w:drawing>
+      </w:r>
+    </w:p>
+    <w:p>
+      <w:pPr>
+        <w:spacing w:after="40"/>
+        <w:jc w:val="center"/>
+      </w:pPr>
+      <w:r>
+        <w:rPr>
+          <w:rFonts w:ascii="游ゴシック" w:cs="游ゴシック" w:eastAsia="游ゴシック" w:hAnsi="游ゴシック"/>
+          <w:b/>
+          <w:bCs/>
+          <w:color w:val="1F3864"/>
+          <w:sz w:val="18"/>
+          <w:szCs w:val="18"/>
+        </w:rPr>
+        <w:t xml:space="preserve">図2-15　保険給付費・地域支援事業費・保険料収入の推移</w:t>
+      </w:r>
+    </w:p>
+    <w:p>
+      <w:pPr>
+        <w:spacing w:after="200"/>
+        <w:jc w:val="center"/>
+      </w:pPr>
+      <w:r>
+        <w:rPr>
+          <w:rFonts w:ascii="游ゴシック" w:cs="游ゴシック" w:eastAsia="游ゴシック" w:hAnsi="游ゴシック"/>
+          <w:color w:val="595959"/>
+          <w:sz w:val="15"/>
+          <w:szCs w:val="15"/>
+        </w:rPr>
+        <w:t xml:space="preserve">出典：介護保険特別会計決算</w:t>
+      </w:r>
+    </w:p>
+    <w:p>
+      <w:pPr>
+        <w:spacing w:after="60" w:before="160"/>
+        <w:jc w:val="center"/>
+      </w:pPr>
+      <w:r>
+        <w:drawing>
+          <wp:inline distT="0" distB="0" distL="0" distR="0">
+            <wp:extent cx="5762625" cy="2971800"/>
+            <wp:effectExtent t="0" r="0" b="0" l="0"/>
+            <wp:docPr id="1" name="" descr="" title=""/>
+            <wp:cNvGraphicFramePr>
+              <a:graphicFrameLocks xmlns:a="http://schemas.openxmlformats.org/drawingml/2006/main" noChangeAspect="1"/>
+            </wp:cNvGraphicFramePr>
+            <a:graphic xmlns:a="http://schemas.openxmlformats.org/drawingml/2006/main">
+              <a:graphicData uri="http://schemas.openxmlformats.org/drawingml/2006/picture">
+                <pic:pic xmlns:pic="http://schemas.openxmlformats.org/drawingml/2006/picture">
+                  <pic:nvPicPr>
+                    <pic:cNvPr id="0" name="" descr=""/>
+                    <pic:cNvPicPr>
+                      <a:picLocks noChangeAspect="1" noChangeArrowheads="1"/>
+                    </pic:cNvPicPr>
+                  </pic:nvPicPr>
+                  <pic:blipFill>
+                    <a:blip r:embed="rId22" cstate="none"/>
+                    <a:srcRect/>
+                    <a:stretch>
+                      <a:fillRect/>
+                    </a:stretch>
+                  </pic:blipFill>
+                  <pic:spPr bwMode="auto">
+                    <a:xfrm>
+                      <a:off x="0" y="0"/>
+                      <a:ext cx="5762625" cy="2971800"/>
+                    </a:xfrm>
+                    <a:prstGeom prst="rect">
+                      <a:avLst/>
+                    </a:prstGeom>
+                  </pic:spPr>
+                </pic:pic>
+              </a:graphicData>
+            </a:graphic>
+          </wp:inline>
+        </w:drawing>
+      </w:r>
+    </w:p>
+    <w:p>
+      <w:pPr>
+        <w:spacing w:after="40"/>
+        <w:jc w:val="center"/>
+      </w:pPr>
+      <w:r>
+        <w:rPr>
+          <w:rFonts w:ascii="游ゴシック" w:cs="游ゴシック" w:eastAsia="游ゴシック" w:hAnsi="游ゴシック"/>
+          <w:b/>
+          <w:bCs/>
+          <w:color w:val="1F3864"/>
+          <w:sz w:val="18"/>
+          <w:szCs w:val="18"/>
+        </w:rPr>
+        <w:t xml:space="preserve">図2-16　介護保険料基準額の推移（村・福島県・全国）</w:t>
+      </w:r>
+    </w:p>
+    <w:p>
+      <w:pPr>
+        <w:spacing w:after="200"/>
+        <w:jc w:val="center"/>
+      </w:pPr>
+      <w:r>
+        <w:rPr>
+          <w:rFonts w:ascii="游ゴシック" w:cs="游ゴシック" w:eastAsia="游ゴシック" w:hAnsi="游ゴシック"/>
+          <w:color w:val="595959"/>
+          <w:sz w:val="15"/>
+          <w:szCs w:val="15"/>
+        </w:rPr>
+        <w:t xml:space="preserve">出典：地域包括ケア「見える化」システム</w:t>
+      </w:r>
+    </w:p>
+    <w:p>
+      <w:pPr>
+        <w:spacing w:after="60" w:before="160"/>
+        <w:jc w:val="center"/>
+      </w:pPr>
+      <w:r>
+        <w:drawing>
+          <wp:inline distT="0" distB="0" distL="0" distR="0">
+            <wp:extent cx="5762625" cy="3057525"/>
+            <wp:effectExtent t="0" r="0" b="0" l="0"/>
+            <wp:docPr id="1" name="" descr="" title=""/>
+            <wp:cNvGraphicFramePr>
+              <a:graphicFrameLocks xmlns:a="http://schemas.openxmlformats.org/drawingml/2006/main" noChangeAspect="1"/>
+            </wp:cNvGraphicFramePr>
+            <a:graphic xmlns:a="http://schemas.openxmlformats.org/drawingml/2006/main">
+              <a:graphicData uri="http://schemas.openxmlformats.org/drawingml/2006/picture">
+                <pic:pic xmlns:pic="http://schemas.openxmlformats.org/drawingml/2006/picture">
+                  <pic:nvPicPr>
+                    <pic:cNvPr id="0" name="" descr=""/>
+                    <pic:cNvPicPr>
+                      <a:picLocks noChangeAspect="1" noChangeArrowheads="1"/>
+                    </pic:cNvPicPr>
+                  </pic:nvPicPr>
+                  <pic:blipFill>
+                    <a:blip r:embed="rId23" cstate="none"/>
+                    <a:srcRect/>
+                    <a:stretch>
+                      <a:fillRect/>
+                    </a:stretch>
+                  </pic:blipFill>
+                  <pic:spPr bwMode="auto">
+                    <a:xfrm>
+                      <a:off x="0" y="0"/>
+                      <a:ext cx="5762625" cy="3057525"/>
+                    </a:xfrm>
+                    <a:prstGeom prst="rect">
+                      <a:avLst/>
+                    </a:prstGeom>
+                  </pic:spPr>
+                </pic:pic>
+              </a:graphicData>
+            </a:graphic>
+          </wp:inline>
+        </w:drawing>
+      </w:r>
+    </w:p>
+    <w:p>
+      <w:pPr>
+        <w:spacing w:after="40"/>
+        <w:jc w:val="center"/>
+      </w:pPr>
+      <w:r>
+        <w:rPr>
+          <w:rFonts w:ascii="游ゴシック" w:cs="游ゴシック" w:eastAsia="游ゴシック" w:hAnsi="游ゴシック"/>
+          <w:b/>
+          <w:bCs/>
+          <w:color w:val="1F3864"/>
+          <w:sz w:val="18"/>
+          <w:szCs w:val="18"/>
+        </w:rPr>
+        <w:t xml:space="preserve">図2-17　保険料基準額と必要保険料額の対比</w:t>
+      </w:r>
+    </w:p>
+    <w:p>
+      <w:pPr>
+        <w:spacing w:after="200"/>
+        <w:jc w:val="center"/>
+      </w:pPr>
+      <w:r>
+        <w:rPr>
+          <w:rFonts w:ascii="游ゴシック" w:cs="游ゴシック" w:eastAsia="游ゴシック" w:hAnsi="游ゴシック"/>
+          <w:color w:val="595959"/>
+          <w:sz w:val="15"/>
+          <w:szCs w:val="15"/>
+        </w:rPr>
+        <w:t xml:space="preserve">出典：地域包括ケア「見える化」システム</w:t>
+      </w:r>
+    </w:p>
+    <w:p>
+      <w:pPr>
         <w:spacing w:after="120" w:line="300"/>
       </w:pPr>
       <w:r>
@@ -13342,6 +14512,84 @@
     </w:p>
     <w:p>
       <w:pPr>
+        <w:spacing w:after="60" w:before="160"/>
+        <w:jc w:val="center"/>
+      </w:pPr>
+      <w:r>
+        <w:drawing>
+          <wp:inline distT="0" distB="0" distL="0" distR="0">
+            <wp:extent cx="5762625" cy="2971800"/>
+            <wp:effectExtent t="0" r="0" b="0" l="0"/>
+            <wp:docPr id="1" name="" descr="" title=""/>
+            <wp:cNvGraphicFramePr>
+              <a:graphicFrameLocks xmlns:a="http://schemas.openxmlformats.org/drawingml/2006/main" noChangeAspect="1"/>
+            </wp:cNvGraphicFramePr>
+            <a:graphic xmlns:a="http://schemas.openxmlformats.org/drawingml/2006/main">
+              <a:graphicData uri="http://schemas.openxmlformats.org/drawingml/2006/picture">
+                <pic:pic xmlns:pic="http://schemas.openxmlformats.org/drawingml/2006/picture">
+                  <pic:nvPicPr>
+                    <pic:cNvPr id="0" name="" descr=""/>
+                    <pic:cNvPicPr>
+                      <a:picLocks noChangeAspect="1" noChangeArrowheads="1"/>
+                    </pic:cNvPicPr>
+                  </pic:nvPicPr>
+                  <pic:blipFill>
+                    <a:blip r:embed="rId24" cstate="none"/>
+                    <a:srcRect/>
+                    <a:stretch>
+                      <a:fillRect/>
+                    </a:stretch>
+                  </pic:blipFill>
+                  <pic:spPr bwMode="auto">
+                    <a:xfrm>
+                      <a:off x="0" y="0"/>
+                      <a:ext cx="5762625" cy="2971800"/>
+                    </a:xfrm>
+                    <a:prstGeom prst="rect">
+                      <a:avLst/>
+                    </a:prstGeom>
+                  </pic:spPr>
+                </pic:pic>
+              </a:graphicData>
+            </a:graphic>
+          </wp:inline>
+        </w:drawing>
+      </w:r>
+    </w:p>
+    <w:p>
+      <w:pPr>
+        <w:spacing w:after="40"/>
+        <w:jc w:val="center"/>
+      </w:pPr>
+      <w:r>
+        <w:rPr>
+          <w:rFonts w:ascii="游ゴシック" w:cs="游ゴシック" w:eastAsia="游ゴシック" w:hAnsi="游ゴシック"/>
+          <w:b/>
+          <w:bCs/>
+          <w:color w:val="1F3864"/>
+          <w:sz w:val="18"/>
+          <w:szCs w:val="18"/>
+        </w:rPr>
+        <w:t xml:space="preserve">図2-18　保険者機能強化推進交付金等 指標群別得点（令和5年度）</w:t>
+      </w:r>
+    </w:p>
+    <w:p>
+      <w:pPr>
+        <w:spacing w:after="200"/>
+        <w:jc w:val="center"/>
+      </w:pPr>
+      <w:r>
+        <w:rPr>
+          <w:rFonts w:ascii="游ゴシック" w:cs="游ゴシック" w:eastAsia="游ゴシック" w:hAnsi="游ゴシック"/>
+          <w:color w:val="595959"/>
+          <w:sz w:val="15"/>
+          <w:szCs w:val="15"/>
+        </w:rPr>
+        <w:t xml:space="preserve">出典：厚生労働省「保険者機能強化推進交付金・介護保険保険者努力支援交付金に係る評価指標」</w:t>
+      </w:r>
+    </w:p>
+    <w:p>
+      <w:pPr>
         <w:spacing w:after="120" w:line="300"/>
       </w:pPr>
       <w:r>
@@ -21693,6 +22941,162 @@
     </w:p>
     <w:p>
       <w:pPr>
+        <w:spacing w:after="60" w:before="160"/>
+        <w:jc w:val="center"/>
+      </w:pPr>
+      <w:r>
+        <w:drawing>
+          <wp:inline distT="0" distB="0" distL="0" distR="0">
+            <wp:extent cx="5762625" cy="2895600"/>
+            <wp:effectExtent t="0" r="0" b="0" l="0"/>
+            <wp:docPr id="1" name="" descr="" title=""/>
+            <wp:cNvGraphicFramePr>
+              <a:graphicFrameLocks xmlns:a="http://schemas.openxmlformats.org/drawingml/2006/main" noChangeAspect="1"/>
+            </wp:cNvGraphicFramePr>
+            <a:graphic xmlns:a="http://schemas.openxmlformats.org/drawingml/2006/main">
+              <a:graphicData uri="http://schemas.openxmlformats.org/drawingml/2006/picture">
+                <pic:pic xmlns:pic="http://schemas.openxmlformats.org/drawingml/2006/picture">
+                  <pic:nvPicPr>
+                    <pic:cNvPr id="0" name="" descr=""/>
+                    <pic:cNvPicPr>
+                      <a:picLocks noChangeAspect="1" noChangeArrowheads="1"/>
+                    </pic:cNvPicPr>
+                  </pic:nvPicPr>
+                  <pic:blipFill>
+                    <a:blip r:embed="rId9" cstate="none"/>
+                    <a:srcRect/>
+                    <a:stretch>
+                      <a:fillRect/>
+                    </a:stretch>
+                  </pic:blipFill>
+                  <pic:spPr bwMode="auto">
+                    <a:xfrm>
+                      <a:off x="0" y="0"/>
+                      <a:ext cx="5762625" cy="2895600"/>
+                    </a:xfrm>
+                    <a:prstGeom prst="rect">
+                      <a:avLst/>
+                    </a:prstGeom>
+                  </pic:spPr>
+                </pic:pic>
+              </a:graphicData>
+            </a:graphic>
+          </wp:inline>
+        </w:drawing>
+      </w:r>
+    </w:p>
+    <w:p>
+      <w:pPr>
+        <w:spacing w:after="40"/>
+        <w:jc w:val="center"/>
+      </w:pPr>
+      <w:r>
+        <w:rPr>
+          <w:rFonts w:ascii="游ゴシック" w:cs="游ゴシック" w:eastAsia="游ゴシック" w:hAnsi="游ゴシック"/>
+          <w:b/>
+          <w:bCs/>
+          <w:color w:val="1F3864"/>
+          <w:sz w:val="18"/>
+          <w:szCs w:val="18"/>
+        </w:rPr>
+        <w:t xml:space="preserve">図2-1　年齢階級別人口の比較（平成22年・令和7年）</w:t>
+      </w:r>
+    </w:p>
+    <w:p>
+      <w:pPr>
+        <w:spacing w:after="200"/>
+        <w:jc w:val="center"/>
+      </w:pPr>
+      <w:r>
+        <w:rPr>
+          <w:rFonts w:ascii="游ゴシック" w:cs="游ゴシック" w:eastAsia="游ゴシック" w:hAnsi="游ゴシック"/>
+          <w:color w:val="595959"/>
+          <w:sz w:val="15"/>
+          <w:szCs w:val="15"/>
+        </w:rPr>
+        <w:t xml:space="preserve">出典：総務省「国勢調査」、国立社会保障・人口問題研究所「日本の地域別将来推計人口」</w:t>
+      </w:r>
+    </w:p>
+    <w:p>
+      <w:pPr>
+        <w:spacing w:after="60" w:before="160"/>
+        <w:jc w:val="center"/>
+      </w:pPr>
+      <w:r>
+        <w:drawing>
+          <wp:inline distT="0" distB="0" distL="0" distR="0">
+            <wp:extent cx="5762625" cy="3057525"/>
+            <wp:effectExtent t="0" r="0" b="0" l="0"/>
+            <wp:docPr id="1" name="" descr="" title=""/>
+            <wp:cNvGraphicFramePr>
+              <a:graphicFrameLocks xmlns:a="http://schemas.openxmlformats.org/drawingml/2006/main" noChangeAspect="1"/>
+            </wp:cNvGraphicFramePr>
+            <a:graphic xmlns:a="http://schemas.openxmlformats.org/drawingml/2006/main">
+              <a:graphicData uri="http://schemas.openxmlformats.org/drawingml/2006/picture">
+                <pic:pic xmlns:pic="http://schemas.openxmlformats.org/drawingml/2006/picture">
+                  <pic:nvPicPr>
+                    <pic:cNvPr id="0" name="" descr=""/>
+                    <pic:cNvPicPr>
+                      <a:picLocks noChangeAspect="1" noChangeArrowheads="1"/>
+                    </pic:cNvPicPr>
+                  </pic:nvPicPr>
+                  <pic:blipFill>
+                    <a:blip r:embed="rId10" cstate="none"/>
+                    <a:srcRect/>
+                    <a:stretch>
+                      <a:fillRect/>
+                    </a:stretch>
+                  </pic:blipFill>
+                  <pic:spPr bwMode="auto">
+                    <a:xfrm>
+                      <a:off x="0" y="0"/>
+                      <a:ext cx="5762625" cy="3057525"/>
+                    </a:xfrm>
+                    <a:prstGeom prst="rect">
+                      <a:avLst/>
+                    </a:prstGeom>
+                  </pic:spPr>
+                </pic:pic>
+              </a:graphicData>
+            </a:graphic>
+          </wp:inline>
+        </w:drawing>
+      </w:r>
+    </w:p>
+    <w:p>
+      <w:pPr>
+        <w:spacing w:after="40"/>
+        <w:jc w:val="center"/>
+      </w:pPr>
+      <w:r>
+        <w:rPr>
+          <w:rFonts w:ascii="游ゴシック" w:cs="游ゴシック" w:eastAsia="游ゴシック" w:hAnsi="游ゴシック"/>
+          <w:b/>
+          <w:bCs/>
+          <w:color w:val="1F3864"/>
+          <w:sz w:val="18"/>
+          <w:szCs w:val="18"/>
+        </w:rPr>
+        <w:t xml:space="preserve">図2-2　高齢化率の推移と将来推計（村・福島県・全国）</w:t>
+      </w:r>
+    </w:p>
+    <w:p>
+      <w:pPr>
+        <w:spacing w:after="200"/>
+        <w:jc w:val="center"/>
+      </w:pPr>
+      <w:r>
+        <w:rPr>
+          <w:rFonts w:ascii="游ゴシック" w:cs="游ゴシック" w:eastAsia="游ゴシック" w:hAnsi="游ゴシック"/>
+          <w:color w:val="595959"/>
+          <w:sz w:val="15"/>
+          <w:szCs w:val="15"/>
+        </w:rPr>
+        <w:t xml:space="preserve">出典：地域包括ケア「見える化」システム</w:t>
+      </w:r>
+    </w:p>
+    <w:p>
+      <w:pPr>
         <w:spacing w:after="100" w:line="300"/>
       </w:pPr>
       <w:r>
@@ -22079,6 +23483,162 @@
     </w:p>
     <w:p>
       <w:pPr>
+        <w:spacing w:after="60" w:before="160"/>
+        <w:jc w:val="center"/>
+      </w:pPr>
+      <w:r>
+        <w:drawing>
+          <wp:inline distT="0" distB="0" distL="0" distR="0">
+            <wp:extent cx="5762625" cy="3048000"/>
+            <wp:effectExtent t="0" r="0" b="0" l="0"/>
+            <wp:docPr id="1" name="" descr="" title=""/>
+            <wp:cNvGraphicFramePr>
+              <a:graphicFrameLocks xmlns:a="http://schemas.openxmlformats.org/drawingml/2006/main" noChangeAspect="1"/>
+            </wp:cNvGraphicFramePr>
+            <a:graphic xmlns:a="http://schemas.openxmlformats.org/drawingml/2006/main">
+              <a:graphicData uri="http://schemas.openxmlformats.org/drawingml/2006/picture">
+                <pic:pic xmlns:pic="http://schemas.openxmlformats.org/drawingml/2006/picture">
+                  <pic:nvPicPr>
+                    <pic:cNvPr id="0" name="" descr=""/>
+                    <pic:cNvPicPr>
+                      <a:picLocks noChangeAspect="1" noChangeArrowheads="1"/>
+                    </pic:cNvPicPr>
+                  </pic:nvPicPr>
+                  <pic:blipFill>
+                    <a:blip r:embed="rId11" cstate="none"/>
+                    <a:srcRect/>
+                    <a:stretch>
+                      <a:fillRect/>
+                    </a:stretch>
+                  </pic:blipFill>
+                  <pic:spPr bwMode="auto">
+                    <a:xfrm>
+                      <a:off x="0" y="0"/>
+                      <a:ext cx="5762625" cy="3048000"/>
+                    </a:xfrm>
+                    <a:prstGeom prst="rect">
+                      <a:avLst/>
+                    </a:prstGeom>
+                  </pic:spPr>
+                </pic:pic>
+              </a:graphicData>
+            </a:graphic>
+          </wp:inline>
+        </w:drawing>
+      </w:r>
+    </w:p>
+    <w:p>
+      <w:pPr>
+        <w:spacing w:after="40"/>
+        <w:jc w:val="center"/>
+      </w:pPr>
+      <w:r>
+        <w:rPr>
+          <w:rFonts w:ascii="游ゴシック" w:cs="游ゴシック" w:eastAsia="游ゴシック" w:hAnsi="游ゴシック"/>
+          <w:b/>
+          <w:bCs/>
+          <w:color w:val="1F3864"/>
+          <w:sz w:val="18"/>
+          <w:szCs w:val="18"/>
+        </w:rPr>
+        <w:t xml:space="preserve">図2-3　将来推計人口（年齢3区分）</w:t>
+      </w:r>
+    </w:p>
+    <w:p>
+      <w:pPr>
+        <w:spacing w:after="200"/>
+        <w:jc w:val="center"/>
+      </w:pPr>
+      <w:r>
+        <w:rPr>
+          <w:rFonts w:ascii="游ゴシック" w:cs="游ゴシック" w:eastAsia="游ゴシック" w:hAnsi="游ゴシック"/>
+          <w:color w:val="595959"/>
+          <w:sz w:val="15"/>
+          <w:szCs w:val="15"/>
+        </w:rPr>
+        <w:t xml:space="preserve">出典：国立社会保障・人口問題研究所「日本の地域別将来推計人口」</w:t>
+      </w:r>
+    </w:p>
+    <w:p>
+      <w:pPr>
+        <w:spacing w:after="60" w:before="160"/>
+        <w:jc w:val="center"/>
+      </w:pPr>
+      <w:r>
+        <w:drawing>
+          <wp:inline distT="0" distB="0" distL="0" distR="0">
+            <wp:extent cx="5762625" cy="3057525"/>
+            <wp:effectExtent t="0" r="0" b="0" l="0"/>
+            <wp:docPr id="1" name="" descr="" title=""/>
+            <wp:cNvGraphicFramePr>
+              <a:graphicFrameLocks xmlns:a="http://schemas.openxmlformats.org/drawingml/2006/main" noChangeAspect="1"/>
+            </wp:cNvGraphicFramePr>
+            <a:graphic xmlns:a="http://schemas.openxmlformats.org/drawingml/2006/main">
+              <a:graphicData uri="http://schemas.openxmlformats.org/drawingml/2006/picture">
+                <pic:pic xmlns:pic="http://schemas.openxmlformats.org/drawingml/2006/picture">
+                  <pic:nvPicPr>
+                    <pic:cNvPr id="0" name="" descr=""/>
+                    <pic:cNvPicPr>
+                      <a:picLocks noChangeAspect="1" noChangeArrowheads="1"/>
+                    </pic:cNvPicPr>
+                  </pic:nvPicPr>
+                  <pic:blipFill>
+                    <a:blip r:embed="rId12" cstate="none"/>
+                    <a:srcRect/>
+                    <a:stretch>
+                      <a:fillRect/>
+                    </a:stretch>
+                  </pic:blipFill>
+                  <pic:spPr bwMode="auto">
+                    <a:xfrm>
+                      <a:off x="0" y="0"/>
+                      <a:ext cx="5762625" cy="3057525"/>
+                    </a:xfrm>
+                    <a:prstGeom prst="rect">
+                      <a:avLst/>
+                    </a:prstGeom>
+                  </pic:spPr>
+                </pic:pic>
+              </a:graphicData>
+            </a:graphic>
+          </wp:inline>
+        </w:drawing>
+      </w:r>
+    </w:p>
+    <w:p>
+      <w:pPr>
+        <w:spacing w:after="40"/>
+        <w:jc w:val="center"/>
+      </w:pPr>
+      <w:r>
+        <w:rPr>
+          <w:rFonts w:ascii="游ゴシック" w:cs="游ゴシック" w:eastAsia="游ゴシック" w:hAnsi="游ゴシック"/>
+          <w:b/>
+          <w:bCs/>
+          <w:color w:val="1F3864"/>
+          <w:sz w:val="18"/>
+          <w:szCs w:val="18"/>
+        </w:rPr>
+        <w:t xml:space="preserve">図2-4　前期高齢者と後期高齢者の推移</w:t>
+      </w:r>
+    </w:p>
+    <w:p>
+      <w:pPr>
+        <w:spacing w:after="200"/>
+        <w:jc w:val="center"/>
+      </w:pPr>
+      <w:r>
+        <w:rPr>
+          <w:rFonts w:ascii="游ゴシック" w:cs="游ゴシック" w:eastAsia="游ゴシック" w:hAnsi="游ゴシック"/>
+          <w:color w:val="595959"/>
+          <w:sz w:val="15"/>
+          <w:szCs w:val="15"/>
+        </w:rPr>
+        <w:t xml:space="preserve">出典：国立社会保障・人口問題研究所「日本の地域別将来推計人口」</w:t>
+      </w:r>
+    </w:p>
+    <w:p>
+      <w:pPr>
         <w:spacing w:after="100" w:line="300"/>
       </w:pPr>
       <w:r>
@@ -22465,6 +24025,318 @@
     </w:p>
     <w:p>
       <w:pPr>
+        <w:spacing w:after="60" w:before="160"/>
+        <w:jc w:val="center"/>
+      </w:pPr>
+      <w:r>
+        <w:drawing>
+          <wp:inline distT="0" distB="0" distL="0" distR="0">
+            <wp:extent cx="5762625" cy="3057525"/>
+            <wp:effectExtent t="0" r="0" b="0" l="0"/>
+            <wp:docPr id="1" name="" descr="" title=""/>
+            <wp:cNvGraphicFramePr>
+              <a:graphicFrameLocks xmlns:a="http://schemas.openxmlformats.org/drawingml/2006/main" noChangeAspect="1"/>
+            </wp:cNvGraphicFramePr>
+            <a:graphic xmlns:a="http://schemas.openxmlformats.org/drawingml/2006/main">
+              <a:graphicData uri="http://schemas.openxmlformats.org/drawingml/2006/picture">
+                <pic:pic xmlns:pic="http://schemas.openxmlformats.org/drawingml/2006/picture">
+                  <pic:nvPicPr>
+                    <pic:cNvPr id="0" name="" descr=""/>
+                    <pic:cNvPicPr>
+                      <a:picLocks noChangeAspect="1" noChangeArrowheads="1"/>
+                    </pic:cNvPicPr>
+                  </pic:nvPicPr>
+                  <pic:blipFill>
+                    <a:blip r:embed="rId13" cstate="none"/>
+                    <a:srcRect/>
+                    <a:stretch>
+                      <a:fillRect/>
+                    </a:stretch>
+                  </pic:blipFill>
+                  <pic:spPr bwMode="auto">
+                    <a:xfrm>
+                      <a:off x="0" y="0"/>
+                      <a:ext cx="5762625" cy="3057525"/>
+                    </a:xfrm>
+                    <a:prstGeom prst="rect">
+                      <a:avLst/>
+                    </a:prstGeom>
+                  </pic:spPr>
+                </pic:pic>
+              </a:graphicData>
+            </a:graphic>
+          </wp:inline>
+        </w:drawing>
+      </w:r>
+    </w:p>
+    <w:p>
+      <w:pPr>
+        <w:spacing w:after="40"/>
+        <w:jc w:val="center"/>
+      </w:pPr>
+      <w:r>
+        <w:rPr>
+          <w:rFonts w:ascii="游ゴシック" w:cs="游ゴシック" w:eastAsia="游ゴシック" w:hAnsi="游ゴシック"/>
+          <w:b/>
+          <w:bCs/>
+          <w:color w:val="1F3864"/>
+          <w:sz w:val="18"/>
+          <w:szCs w:val="18"/>
+        </w:rPr>
+        <w:t xml:space="preserve">図2-5　要支援・要介護認定率の推移（村・福島県・全国）</w:t>
+      </w:r>
+    </w:p>
+    <w:p>
+      <w:pPr>
+        <w:spacing w:after="200"/>
+        <w:jc w:val="center"/>
+      </w:pPr>
+      <w:r>
+        <w:rPr>
+          <w:rFonts w:ascii="游ゴシック" w:cs="游ゴシック" w:eastAsia="游ゴシック" w:hAnsi="游ゴシック"/>
+          <w:color w:val="595959"/>
+          <w:sz w:val="15"/>
+          <w:szCs w:val="15"/>
+        </w:rPr>
+        <w:t xml:space="preserve">出典：地域包括ケア「見える化」システム</w:t>
+      </w:r>
+    </w:p>
+    <w:p>
+      <w:pPr>
+        <w:spacing w:after="60" w:before="160"/>
+        <w:jc w:val="center"/>
+      </w:pPr>
+      <w:r>
+        <w:drawing>
+          <wp:inline distT="0" distB="0" distL="0" distR="0">
+            <wp:extent cx="5762625" cy="3257550"/>
+            <wp:effectExtent t="0" r="0" b="0" l="0"/>
+            <wp:docPr id="1" name="" descr="" title=""/>
+            <wp:cNvGraphicFramePr>
+              <a:graphicFrameLocks xmlns:a="http://schemas.openxmlformats.org/drawingml/2006/main" noChangeAspect="1"/>
+            </wp:cNvGraphicFramePr>
+            <a:graphic xmlns:a="http://schemas.openxmlformats.org/drawingml/2006/main">
+              <a:graphicData uri="http://schemas.openxmlformats.org/drawingml/2006/picture">
+                <pic:pic xmlns:pic="http://schemas.openxmlformats.org/drawingml/2006/picture">
+                  <pic:nvPicPr>
+                    <pic:cNvPr id="0" name="" descr=""/>
+                    <pic:cNvPicPr>
+                      <a:picLocks noChangeAspect="1" noChangeArrowheads="1"/>
+                    </pic:cNvPicPr>
+                  </pic:nvPicPr>
+                  <pic:blipFill>
+                    <a:blip r:embed="rId14" cstate="none"/>
+                    <a:srcRect/>
+                    <a:stretch>
+                      <a:fillRect/>
+                    </a:stretch>
+                  </pic:blipFill>
+                  <pic:spPr bwMode="auto">
+                    <a:xfrm>
+                      <a:off x="0" y="0"/>
+                      <a:ext cx="5762625" cy="3257550"/>
+                    </a:xfrm>
+                    <a:prstGeom prst="rect">
+                      <a:avLst/>
+                    </a:prstGeom>
+                  </pic:spPr>
+                </pic:pic>
+              </a:graphicData>
+            </a:graphic>
+          </wp:inline>
+        </w:drawing>
+      </w:r>
+    </w:p>
+    <w:p>
+      <w:pPr>
+        <w:spacing w:after="40"/>
+        <w:jc w:val="center"/>
+      </w:pPr>
+      <w:r>
+        <w:rPr>
+          <w:rFonts w:ascii="游ゴシック" w:cs="游ゴシック" w:eastAsia="游ゴシック" w:hAnsi="游ゴシック"/>
+          <w:b/>
+          <w:bCs/>
+          <w:color w:val="1F3864"/>
+          <w:sz w:val="18"/>
+          <w:szCs w:val="18"/>
+        </w:rPr>
+        <w:t xml:space="preserve">図2-6　要介護度別 認定者数の推移</w:t>
+      </w:r>
+    </w:p>
+    <w:p>
+      <w:pPr>
+        <w:spacing w:after="200"/>
+        <w:jc w:val="center"/>
+      </w:pPr>
+      <w:r>
+        <w:rPr>
+          <w:rFonts w:ascii="游ゴシック" w:cs="游ゴシック" w:eastAsia="游ゴシック" w:hAnsi="游ゴシック"/>
+          <w:color w:val="595959"/>
+          <w:sz w:val="15"/>
+          <w:szCs w:val="15"/>
+        </w:rPr>
+        <w:t xml:space="preserve">出典：厚生労働省「介護保険事業状況報告」</w:t>
+      </w:r>
+    </w:p>
+    <w:p>
+      <w:pPr>
+        <w:spacing w:after="60" w:before="160"/>
+        <w:jc w:val="center"/>
+      </w:pPr>
+      <w:r>
+        <w:drawing>
+          <wp:inline distT="0" distB="0" distL="0" distR="0">
+            <wp:extent cx="5762625" cy="2895600"/>
+            <wp:effectExtent t="0" r="0" b="0" l="0"/>
+            <wp:docPr id="1" name="" descr="" title=""/>
+            <wp:cNvGraphicFramePr>
+              <a:graphicFrameLocks xmlns:a="http://schemas.openxmlformats.org/drawingml/2006/main" noChangeAspect="1"/>
+            </wp:cNvGraphicFramePr>
+            <a:graphic xmlns:a="http://schemas.openxmlformats.org/drawingml/2006/main">
+              <a:graphicData uri="http://schemas.openxmlformats.org/drawingml/2006/picture">
+                <pic:pic xmlns:pic="http://schemas.openxmlformats.org/drawingml/2006/picture">
+                  <pic:nvPicPr>
+                    <pic:cNvPr id="0" name="" descr=""/>
+                    <pic:cNvPicPr>
+                      <a:picLocks noChangeAspect="1" noChangeArrowheads="1"/>
+                    </pic:cNvPicPr>
+                  </pic:nvPicPr>
+                  <pic:blipFill>
+                    <a:blip r:embed="rId15" cstate="none"/>
+                    <a:srcRect/>
+                    <a:stretch>
+                      <a:fillRect/>
+                    </a:stretch>
+                  </pic:blipFill>
+                  <pic:spPr bwMode="auto">
+                    <a:xfrm>
+                      <a:off x="0" y="0"/>
+                      <a:ext cx="5762625" cy="2895600"/>
+                    </a:xfrm>
+                    <a:prstGeom prst="rect">
+                      <a:avLst/>
+                    </a:prstGeom>
+                  </pic:spPr>
+                </pic:pic>
+              </a:graphicData>
+            </a:graphic>
+          </wp:inline>
+        </w:drawing>
+      </w:r>
+    </w:p>
+    <w:p>
+      <w:pPr>
+        <w:spacing w:after="40"/>
+        <w:jc w:val="center"/>
+      </w:pPr>
+      <w:r>
+        <w:rPr>
+          <w:rFonts w:ascii="游ゴシック" w:cs="游ゴシック" w:eastAsia="游ゴシック" w:hAnsi="游ゴシック"/>
+          <w:b/>
+          <w:bCs/>
+          <w:color w:val="1F3864"/>
+          <w:sz w:val="18"/>
+          <w:szCs w:val="18"/>
+        </w:rPr>
+        <w:t xml:space="preserve">図2-7　要支援1の認定者数の推移</w:t>
+      </w:r>
+    </w:p>
+    <w:p>
+      <w:pPr>
+        <w:spacing w:after="200"/>
+        <w:jc w:val="center"/>
+      </w:pPr>
+      <w:r>
+        <w:rPr>
+          <w:rFonts w:ascii="游ゴシック" w:cs="游ゴシック" w:eastAsia="游ゴシック" w:hAnsi="游ゴシック"/>
+          <w:color w:val="595959"/>
+          <w:sz w:val="15"/>
+          <w:szCs w:val="15"/>
+        </w:rPr>
+        <w:t xml:space="preserve">出典：厚生労働省「介護保険事業状況報告」</w:t>
+      </w:r>
+    </w:p>
+    <w:p>
+      <w:pPr>
+        <w:spacing w:after="60" w:before="160"/>
+        <w:jc w:val="center"/>
+      </w:pPr>
+      <w:r>
+        <w:drawing>
+          <wp:inline distT="0" distB="0" distL="0" distR="0">
+            <wp:extent cx="5762625" cy="2733675"/>
+            <wp:effectExtent t="0" r="0" b="0" l="0"/>
+            <wp:docPr id="1" name="" descr="" title=""/>
+            <wp:cNvGraphicFramePr>
+              <a:graphicFrameLocks xmlns:a="http://schemas.openxmlformats.org/drawingml/2006/main" noChangeAspect="1"/>
+            </wp:cNvGraphicFramePr>
+            <a:graphic xmlns:a="http://schemas.openxmlformats.org/drawingml/2006/main">
+              <a:graphicData uri="http://schemas.openxmlformats.org/drawingml/2006/picture">
+                <pic:pic xmlns:pic="http://schemas.openxmlformats.org/drawingml/2006/picture">
+                  <pic:nvPicPr>
+                    <pic:cNvPr id="0" name="" descr=""/>
+                    <pic:cNvPicPr>
+                      <a:picLocks noChangeAspect="1" noChangeArrowheads="1"/>
+                    </pic:cNvPicPr>
+                  </pic:nvPicPr>
+                  <pic:blipFill>
+                    <a:blip r:embed="rId16" cstate="none"/>
+                    <a:srcRect/>
+                    <a:stretch>
+                      <a:fillRect/>
+                    </a:stretch>
+                  </pic:blipFill>
+                  <pic:spPr bwMode="auto">
+                    <a:xfrm>
+                      <a:off x="0" y="0"/>
+                      <a:ext cx="5762625" cy="2733675"/>
+                    </a:xfrm>
+                    <a:prstGeom prst="rect">
+                      <a:avLst/>
+                    </a:prstGeom>
+                  </pic:spPr>
+                </pic:pic>
+              </a:graphicData>
+            </a:graphic>
+          </wp:inline>
+        </w:drawing>
+      </w:r>
+    </w:p>
+    <w:p>
+      <w:pPr>
+        <w:spacing w:after="40"/>
+        <w:jc w:val="center"/>
+      </w:pPr>
+      <w:r>
+        <w:rPr>
+          <w:rFonts w:ascii="游ゴシック" w:cs="游ゴシック" w:eastAsia="游ゴシック" w:hAnsi="游ゴシック"/>
+          <w:b/>
+          <w:bCs/>
+          <w:color w:val="1F3864"/>
+          <w:sz w:val="18"/>
+          <w:szCs w:val="18"/>
+        </w:rPr>
+        <w:t xml:space="preserve">図2-8　新規認定者に占める要支援1の割合</w:t>
+      </w:r>
+    </w:p>
+    <w:p>
+      <w:pPr>
+        <w:spacing w:after="200"/>
+        <w:jc w:val="center"/>
+      </w:pPr>
+      <w:r>
+        <w:rPr>
+          <w:rFonts w:ascii="游ゴシック" w:cs="游ゴシック" w:eastAsia="游ゴシック" w:hAnsi="游ゴシック"/>
+          <w:color w:val="595959"/>
+          <w:sz w:val="15"/>
+          <w:szCs w:val="15"/>
+        </w:rPr>
+        <w:t xml:space="preserve">出典：地域包括ケア「見える化」システム</w:t>
+      </w:r>
+    </w:p>
+    <w:p>
+      <w:pPr>
         <w:spacing w:after="100" w:line="300"/>
       </w:pPr>
       <w:r>
@@ -22851,6 +24723,162 @@
     </w:p>
     <w:p>
       <w:pPr>
+        <w:spacing w:after="60" w:before="160"/>
+        <w:jc w:val="center"/>
+      </w:pPr>
+      <w:r>
+        <w:drawing>
+          <wp:inline distT="0" distB="0" distL="0" distR="0">
+            <wp:extent cx="5762625" cy="3048000"/>
+            <wp:effectExtent t="0" r="0" b="0" l="0"/>
+            <wp:docPr id="1" name="" descr="" title=""/>
+            <wp:cNvGraphicFramePr>
+              <a:graphicFrameLocks xmlns:a="http://schemas.openxmlformats.org/drawingml/2006/main" noChangeAspect="1"/>
+            </wp:cNvGraphicFramePr>
+            <a:graphic xmlns:a="http://schemas.openxmlformats.org/drawingml/2006/main">
+              <a:graphicData uri="http://schemas.openxmlformats.org/drawingml/2006/picture">
+                <pic:pic xmlns:pic="http://schemas.openxmlformats.org/drawingml/2006/picture">
+                  <pic:nvPicPr>
+                    <pic:cNvPr id="0" name="" descr=""/>
+                    <pic:cNvPicPr>
+                      <a:picLocks noChangeAspect="1" noChangeArrowheads="1"/>
+                    </pic:cNvPicPr>
+                  </pic:nvPicPr>
+                  <pic:blipFill>
+                    <a:blip r:embed="rId17" cstate="none"/>
+                    <a:srcRect/>
+                    <a:stretch>
+                      <a:fillRect/>
+                    </a:stretch>
+                  </pic:blipFill>
+                  <pic:spPr bwMode="auto">
+                    <a:xfrm>
+                      <a:off x="0" y="0"/>
+                      <a:ext cx="5762625" cy="3048000"/>
+                    </a:xfrm>
+                    <a:prstGeom prst="rect">
+                      <a:avLst/>
+                    </a:prstGeom>
+                  </pic:spPr>
+                </pic:pic>
+              </a:graphicData>
+            </a:graphic>
+          </wp:inline>
+        </w:drawing>
+      </w:r>
+    </w:p>
+    <w:p>
+      <w:pPr>
+        <w:spacing w:after="40"/>
+        <w:jc w:val="center"/>
+      </w:pPr>
+      <w:r>
+        <w:rPr>
+          <w:rFonts w:ascii="游ゴシック" w:cs="游ゴシック" w:eastAsia="游ゴシック" w:hAnsi="游ゴシック"/>
+          <w:b/>
+          <w:bCs/>
+          <w:color w:val="1F3864"/>
+          <w:sz w:val="18"/>
+          <w:szCs w:val="18"/>
+        </w:rPr>
+        <w:t xml:space="preserve">図2-9　第1号被保険者1人1月あたり費用額（村・福島県・全国）</w:t>
+      </w:r>
+    </w:p>
+    <w:p>
+      <w:pPr>
+        <w:spacing w:after="200"/>
+        <w:jc w:val="center"/>
+      </w:pPr>
+      <w:r>
+        <w:rPr>
+          <w:rFonts w:ascii="游ゴシック" w:cs="游ゴシック" w:eastAsia="游ゴシック" w:hAnsi="游ゴシック"/>
+          <w:color w:val="595959"/>
+          <w:sz w:val="15"/>
+          <w:szCs w:val="15"/>
+        </w:rPr>
+        <w:t xml:space="preserve">出典：地域包括ケア「見える化」システム</w:t>
+      </w:r>
+    </w:p>
+    <w:p>
+      <w:pPr>
+        <w:spacing w:after="60" w:before="160"/>
+        <w:jc w:val="center"/>
+      </w:pPr>
+      <w:r>
+        <w:drawing>
+          <wp:inline distT="0" distB="0" distL="0" distR="0">
+            <wp:extent cx="5762625" cy="3124200"/>
+            <wp:effectExtent t="0" r="0" b="0" l="0"/>
+            <wp:docPr id="1" name="" descr="" title=""/>
+            <wp:cNvGraphicFramePr>
+              <a:graphicFrameLocks xmlns:a="http://schemas.openxmlformats.org/drawingml/2006/main" noChangeAspect="1"/>
+            </wp:cNvGraphicFramePr>
+            <a:graphic xmlns:a="http://schemas.openxmlformats.org/drawingml/2006/main">
+              <a:graphicData uri="http://schemas.openxmlformats.org/drawingml/2006/picture">
+                <pic:pic xmlns:pic="http://schemas.openxmlformats.org/drawingml/2006/picture">
+                  <pic:nvPicPr>
+                    <pic:cNvPr id="0" name="" descr=""/>
+                    <pic:cNvPicPr>
+                      <a:picLocks noChangeAspect="1" noChangeArrowheads="1"/>
+                    </pic:cNvPicPr>
+                  </pic:nvPicPr>
+                  <pic:blipFill>
+                    <a:blip r:embed="rId18" cstate="none"/>
+                    <a:srcRect/>
+                    <a:stretch>
+                      <a:fillRect/>
+                    </a:stretch>
+                  </pic:blipFill>
+                  <pic:spPr bwMode="auto">
+                    <a:xfrm>
+                      <a:off x="0" y="0"/>
+                      <a:ext cx="5762625" cy="3124200"/>
+                    </a:xfrm>
+                    <a:prstGeom prst="rect">
+                      <a:avLst/>
+                    </a:prstGeom>
+                  </pic:spPr>
+                </pic:pic>
+              </a:graphicData>
+            </a:graphic>
+          </wp:inline>
+        </w:drawing>
+      </w:r>
+    </w:p>
+    <w:p>
+      <w:pPr>
+        <w:spacing w:after="40"/>
+        <w:jc w:val="center"/>
+      </w:pPr>
+      <w:r>
+        <w:rPr>
+          <w:rFonts w:ascii="游ゴシック" w:cs="游ゴシック" w:eastAsia="游ゴシック" w:hAnsi="游ゴシック"/>
+          <w:b/>
+          <w:bCs/>
+          <w:color w:val="1F3864"/>
+          <w:sz w:val="18"/>
+          <w:szCs w:val="18"/>
+        </w:rPr>
+        <w:t xml:space="preserve">図2-10　サービス区分別 費用額の推移</w:t>
+      </w:r>
+    </w:p>
+    <w:p>
+      <w:pPr>
+        <w:spacing w:after="200"/>
+        <w:jc w:val="center"/>
+      </w:pPr>
+      <w:r>
+        <w:rPr>
+          <w:rFonts w:ascii="游ゴシック" w:cs="游ゴシック" w:eastAsia="游ゴシック" w:hAnsi="游ゴシック"/>
+          <w:color w:val="595959"/>
+          <w:sz w:val="15"/>
+          <w:szCs w:val="15"/>
+        </w:rPr>
+        <w:t xml:space="preserve">出典：地域包括ケア「見える化」システム</w:t>
+      </w:r>
+    </w:p>
+    <w:p>
+      <w:pPr>
         <w:spacing w:after="100" w:line="300"/>
       </w:pPr>
       <w:r>
@@ -23237,6 +25265,84 @@
     </w:p>
     <w:p>
       <w:pPr>
+        <w:spacing w:after="60" w:before="160"/>
+        <w:jc w:val="center"/>
+      </w:pPr>
+      <w:r>
+        <w:drawing>
+          <wp:inline distT="0" distB="0" distL="0" distR="0">
+            <wp:extent cx="5762625" cy="3086100"/>
+            <wp:effectExtent t="0" r="0" b="0" l="0"/>
+            <wp:docPr id="1" name="" descr="" title=""/>
+            <wp:cNvGraphicFramePr>
+              <a:graphicFrameLocks xmlns:a="http://schemas.openxmlformats.org/drawingml/2006/main" noChangeAspect="1"/>
+            </wp:cNvGraphicFramePr>
+            <a:graphic xmlns:a="http://schemas.openxmlformats.org/drawingml/2006/main">
+              <a:graphicData uri="http://schemas.openxmlformats.org/drawingml/2006/picture">
+                <pic:pic xmlns:pic="http://schemas.openxmlformats.org/drawingml/2006/picture">
+                  <pic:nvPicPr>
+                    <pic:cNvPr id="0" name="" descr=""/>
+                    <pic:cNvPicPr>
+                      <a:picLocks noChangeAspect="1" noChangeArrowheads="1"/>
+                    </pic:cNvPicPr>
+                  </pic:nvPicPr>
+                  <pic:blipFill>
+                    <a:blip r:embed="rId20" cstate="none"/>
+                    <a:srcRect/>
+                    <a:stretch>
+                      <a:fillRect/>
+                    </a:stretch>
+                  </pic:blipFill>
+                  <pic:spPr bwMode="auto">
+                    <a:xfrm>
+                      <a:off x="0" y="0"/>
+                      <a:ext cx="5762625" cy="3086100"/>
+                    </a:xfrm>
+                    <a:prstGeom prst="rect">
+                      <a:avLst/>
+                    </a:prstGeom>
+                  </pic:spPr>
+                </pic:pic>
+              </a:graphicData>
+            </a:graphic>
+          </wp:inline>
+        </w:drawing>
+      </w:r>
+    </w:p>
+    <w:p>
+      <w:pPr>
+        <w:spacing w:after="40"/>
+        <w:jc w:val="center"/>
+      </w:pPr>
+      <w:r>
+        <w:rPr>
+          <w:rFonts w:ascii="游ゴシック" w:cs="游ゴシック" w:eastAsia="游ゴシック" w:hAnsi="游ゴシック"/>
+          <w:b/>
+          <w:bCs/>
+          <w:color w:val="1F3864"/>
+          <w:sz w:val="18"/>
+          <w:szCs w:val="18"/>
+        </w:rPr>
+        <w:t xml:space="preserve">図2-13　地域支援事業費の推移（内訳別）</w:t>
+      </w:r>
+    </w:p>
+    <w:p>
+      <w:pPr>
+        <w:spacing w:after="200"/>
+        <w:jc w:val="center"/>
+      </w:pPr>
+      <w:r>
+        <w:rPr>
+          <w:rFonts w:ascii="游ゴシック" w:cs="游ゴシック" w:eastAsia="游ゴシック" w:hAnsi="游ゴシック"/>
+          <w:color w:val="595959"/>
+          <w:sz w:val="15"/>
+          <w:szCs w:val="15"/>
+        </w:rPr>
+        <w:t xml:space="preserve">出典：介護保険特別会計決算</w:t>
+      </w:r>
+    </w:p>
+    <w:p>
+      <w:pPr>
         <w:spacing w:after="100" w:line="300"/>
       </w:pPr>
       <w:r>
@@ -23769,6 +25875,84 @@
           <w:szCs w:val="24"/>
         </w:rPr>
         <w:t xml:space="preserve">2-5　地域支え合い活動の促進　【継続】</w:t>
+      </w:r>
+    </w:p>
+    <w:p>
+      <w:pPr>
+        <w:spacing w:after="60" w:before="160"/>
+        <w:jc w:val="center"/>
+      </w:pPr>
+      <w:r>
+        <w:drawing>
+          <wp:inline distT="0" distB="0" distL="0" distR="0">
+            <wp:extent cx="5762625" cy="2895600"/>
+            <wp:effectExtent t="0" r="0" b="0" l="0"/>
+            <wp:docPr id="1" name="" descr="" title=""/>
+            <wp:cNvGraphicFramePr>
+              <a:graphicFrameLocks xmlns:a="http://schemas.openxmlformats.org/drawingml/2006/main" noChangeAspect="1"/>
+            </wp:cNvGraphicFramePr>
+            <a:graphic xmlns:a="http://schemas.openxmlformats.org/drawingml/2006/main">
+              <a:graphicData uri="http://schemas.openxmlformats.org/drawingml/2006/picture">
+                <pic:pic xmlns:pic="http://schemas.openxmlformats.org/drawingml/2006/picture">
+                  <pic:nvPicPr>
+                    <pic:cNvPr id="0" name="" descr=""/>
+                    <pic:cNvPicPr>
+                      <a:picLocks noChangeAspect="1" noChangeArrowheads="1"/>
+                    </pic:cNvPicPr>
+                  </pic:nvPicPr>
+                  <pic:blipFill>
+                    <a:blip r:embed="rId19" cstate="none"/>
+                    <a:srcRect/>
+                    <a:stretch>
+                      <a:fillRect/>
+                    </a:stretch>
+                  </pic:blipFill>
+                  <pic:spPr bwMode="auto">
+                    <a:xfrm>
+                      <a:off x="0" y="0"/>
+                      <a:ext cx="5762625" cy="2895600"/>
+                    </a:xfrm>
+                    <a:prstGeom prst="rect">
+                      <a:avLst/>
+                    </a:prstGeom>
+                  </pic:spPr>
+                </pic:pic>
+              </a:graphicData>
+            </a:graphic>
+          </wp:inline>
+        </w:drawing>
+      </w:r>
+    </w:p>
+    <w:p>
+      <w:pPr>
+        <w:spacing w:after="40"/>
+        <w:jc w:val="center"/>
+      </w:pPr>
+      <w:r>
+        <w:rPr>
+          <w:rFonts w:ascii="游ゴシック" w:cs="游ゴシック" w:eastAsia="游ゴシック" w:hAnsi="游ゴシック"/>
+          <w:b/>
+          <w:bCs/>
+          <w:color w:val="1F3864"/>
+          <w:sz w:val="18"/>
+          <w:szCs w:val="18"/>
+        </w:rPr>
+        <w:t xml:space="preserve">図2-12　要支援・要介護者1人あたり定員の推移</w:t>
+      </w:r>
+    </w:p>
+    <w:p>
+      <w:pPr>
+        <w:spacing w:after="200"/>
+        <w:jc w:val="center"/>
+      </w:pPr>
+      <w:r>
+        <w:rPr>
+          <w:rFonts w:ascii="游ゴシック" w:cs="游ゴシック" w:eastAsia="游ゴシック" w:hAnsi="游ゴシック"/>
+          <w:color w:val="595959"/>
+          <w:sz w:val="15"/>
+          <w:szCs w:val="15"/>
+        </w:rPr>
+        <w:t xml:space="preserve">出典：地域包括ケア「見える化」システム</w:t>
       </w:r>
     </w:p>
     <w:p>

--- a/output/06_北塩原村第10期_計画素案.docx
+++ b/output/06_北塩原村第10期_計画素案.docx
@@ -25740,162 +25740,6 @@
     </w:p>
     <w:p>
       <w:pPr>
-        <w:spacing w:after="60" w:before="160"/>
-        <w:jc w:val="center"/>
-      </w:pPr>
-      <w:r>
-        <w:drawing>
-          <wp:inline distT="0" distB="0" distL="0" distR="0">
-            <wp:extent cx="5762625" cy="2895600"/>
-            <wp:effectExtent t="0" r="0" b="0" l="0"/>
-            <wp:docPr id="1" name="" descr="" title=""/>
-            <wp:cNvGraphicFramePr>
-              <a:graphicFrameLocks xmlns:a="http://schemas.openxmlformats.org/drawingml/2006/main" noChangeAspect="1"/>
-            </wp:cNvGraphicFramePr>
-            <a:graphic xmlns:a="http://schemas.openxmlformats.org/drawingml/2006/main">
-              <a:graphicData uri="http://schemas.openxmlformats.org/drawingml/2006/picture">
-                <pic:pic xmlns:pic="http://schemas.openxmlformats.org/drawingml/2006/picture">
-                  <pic:nvPicPr>
-                    <pic:cNvPr id="0" name="" descr=""/>
-                    <pic:cNvPicPr>
-                      <a:picLocks noChangeAspect="1" noChangeArrowheads="1"/>
-                    </pic:cNvPicPr>
-                  </pic:nvPicPr>
-                  <pic:blipFill>
-                    <a:blip r:embed="rId9" cstate="none"/>
-                    <a:srcRect/>
-                    <a:stretch>
-                      <a:fillRect/>
-                    </a:stretch>
-                  </pic:blipFill>
-                  <pic:spPr bwMode="auto">
-                    <a:xfrm>
-                      <a:off x="0" y="0"/>
-                      <a:ext cx="5762625" cy="2895600"/>
-                    </a:xfrm>
-                    <a:prstGeom prst="rect">
-                      <a:avLst/>
-                    </a:prstGeom>
-                  </pic:spPr>
-                </pic:pic>
-              </a:graphicData>
-            </a:graphic>
-          </wp:inline>
-        </w:drawing>
-      </w:r>
-    </w:p>
-    <w:p>
-      <w:pPr>
-        <w:spacing w:after="40"/>
-        <w:jc w:val="center"/>
-      </w:pPr>
-      <w:r>
-        <w:rPr>
-          <w:rFonts w:ascii="游ゴシック" w:cs="游ゴシック" w:eastAsia="游ゴシック" w:hAnsi="游ゴシック"/>
-          <w:b/>
-          <w:bCs/>
-          <w:color w:val="1F3864"/>
-          <w:sz w:val="18"/>
-          <w:szCs w:val="18"/>
-        </w:rPr>
-        <w:t xml:space="preserve">図2-1　年齢階級別人口の比較（平成22年・令和7年）</w:t>
-      </w:r>
-    </w:p>
-    <w:p>
-      <w:pPr>
-        <w:spacing w:after="200"/>
-        <w:jc w:val="center"/>
-      </w:pPr>
-      <w:r>
-        <w:rPr>
-          <w:rFonts w:ascii="游ゴシック" w:cs="游ゴシック" w:eastAsia="游ゴシック" w:hAnsi="游ゴシック"/>
-          <w:color w:val="595959"/>
-          <w:sz w:val="15"/>
-          <w:szCs w:val="15"/>
-        </w:rPr>
-        <w:t xml:space="preserve">出典：総務省「国勢調査」、国立社会保障・人口問題研究所「日本の地域別将来推計人口」</w:t>
-      </w:r>
-    </w:p>
-    <w:p>
-      <w:pPr>
-        <w:spacing w:after="60" w:before="160"/>
-        <w:jc w:val="center"/>
-      </w:pPr>
-      <w:r>
-        <w:drawing>
-          <wp:inline distT="0" distB="0" distL="0" distR="0">
-            <wp:extent cx="5762625" cy="3057525"/>
-            <wp:effectExtent t="0" r="0" b="0" l="0"/>
-            <wp:docPr id="1" name="" descr="" title=""/>
-            <wp:cNvGraphicFramePr>
-              <a:graphicFrameLocks xmlns:a="http://schemas.openxmlformats.org/drawingml/2006/main" noChangeAspect="1"/>
-            </wp:cNvGraphicFramePr>
-            <a:graphic xmlns:a="http://schemas.openxmlformats.org/drawingml/2006/main">
-              <a:graphicData uri="http://schemas.openxmlformats.org/drawingml/2006/picture">
-                <pic:pic xmlns:pic="http://schemas.openxmlformats.org/drawingml/2006/picture">
-                  <pic:nvPicPr>
-                    <pic:cNvPr id="0" name="" descr=""/>
-                    <pic:cNvPicPr>
-                      <a:picLocks noChangeAspect="1" noChangeArrowheads="1"/>
-                    </pic:cNvPicPr>
-                  </pic:nvPicPr>
-                  <pic:blipFill>
-                    <a:blip r:embed="rId10" cstate="none"/>
-                    <a:srcRect/>
-                    <a:stretch>
-                      <a:fillRect/>
-                    </a:stretch>
-                  </pic:blipFill>
-                  <pic:spPr bwMode="auto">
-                    <a:xfrm>
-                      <a:off x="0" y="0"/>
-                      <a:ext cx="5762625" cy="3057525"/>
-                    </a:xfrm>
-                    <a:prstGeom prst="rect">
-                      <a:avLst/>
-                    </a:prstGeom>
-                  </pic:spPr>
-                </pic:pic>
-              </a:graphicData>
-            </a:graphic>
-          </wp:inline>
-        </w:drawing>
-      </w:r>
-    </w:p>
-    <w:p>
-      <w:pPr>
-        <w:spacing w:after="40"/>
-        <w:jc w:val="center"/>
-      </w:pPr>
-      <w:r>
-        <w:rPr>
-          <w:rFonts w:ascii="游ゴシック" w:cs="游ゴシック" w:eastAsia="游ゴシック" w:hAnsi="游ゴシック"/>
-          <w:b/>
-          <w:bCs/>
-          <w:color w:val="1F3864"/>
-          <w:sz w:val="18"/>
-          <w:szCs w:val="18"/>
-        </w:rPr>
-        <w:t xml:space="preserve">図2-2　高齢化率の推移と将来推計（村・福島県・全国）</w:t>
-      </w:r>
-    </w:p>
-    <w:p>
-      <w:pPr>
-        <w:spacing w:after="200"/>
-        <w:jc w:val="center"/>
-      </w:pPr>
-      <w:r>
-        <w:rPr>
-          <w:rFonts w:ascii="游ゴシック" w:cs="游ゴシック" w:eastAsia="游ゴシック" w:hAnsi="游ゴシック"/>
-          <w:color w:val="595959"/>
-          <w:sz w:val="15"/>
-          <w:szCs w:val="15"/>
-        </w:rPr>
-        <w:t xml:space="preserve">出典：地域包括ケア「見える化」システム</w:t>
-      </w:r>
-    </w:p>
-    <w:p>
-      <w:pPr>
         <w:spacing w:after="100" w:line="300"/>
       </w:pPr>
       <w:r>
@@ -26278,162 +26122,6 @@
           <w:szCs w:val="24"/>
         </w:rPr>
         <w:t xml:space="preserve">2-2　社会参加の促進とインセンティブの検討　【新規】</w:t>
-      </w:r>
-    </w:p>
-    <w:p>
-      <w:pPr>
-        <w:spacing w:after="60" w:before="160"/>
-        <w:jc w:val="center"/>
-      </w:pPr>
-      <w:r>
-        <w:drawing>
-          <wp:inline distT="0" distB="0" distL="0" distR="0">
-            <wp:extent cx="5762625" cy="3048000"/>
-            <wp:effectExtent t="0" r="0" b="0" l="0"/>
-            <wp:docPr id="1" name="" descr="" title=""/>
-            <wp:cNvGraphicFramePr>
-              <a:graphicFrameLocks xmlns:a="http://schemas.openxmlformats.org/drawingml/2006/main" noChangeAspect="1"/>
-            </wp:cNvGraphicFramePr>
-            <a:graphic xmlns:a="http://schemas.openxmlformats.org/drawingml/2006/main">
-              <a:graphicData uri="http://schemas.openxmlformats.org/drawingml/2006/picture">
-                <pic:pic xmlns:pic="http://schemas.openxmlformats.org/drawingml/2006/picture">
-                  <pic:nvPicPr>
-                    <pic:cNvPr id="0" name="" descr=""/>
-                    <pic:cNvPicPr>
-                      <a:picLocks noChangeAspect="1" noChangeArrowheads="1"/>
-                    </pic:cNvPicPr>
-                  </pic:nvPicPr>
-                  <pic:blipFill>
-                    <a:blip r:embed="rId11" cstate="none"/>
-                    <a:srcRect/>
-                    <a:stretch>
-                      <a:fillRect/>
-                    </a:stretch>
-                  </pic:blipFill>
-                  <pic:spPr bwMode="auto">
-                    <a:xfrm>
-                      <a:off x="0" y="0"/>
-                      <a:ext cx="5762625" cy="3048000"/>
-                    </a:xfrm>
-                    <a:prstGeom prst="rect">
-                      <a:avLst/>
-                    </a:prstGeom>
-                  </pic:spPr>
-                </pic:pic>
-              </a:graphicData>
-            </a:graphic>
-          </wp:inline>
-        </w:drawing>
-      </w:r>
-    </w:p>
-    <w:p>
-      <w:pPr>
-        <w:spacing w:after="40"/>
-        <w:jc w:val="center"/>
-      </w:pPr>
-      <w:r>
-        <w:rPr>
-          <w:rFonts w:ascii="游ゴシック" w:cs="游ゴシック" w:eastAsia="游ゴシック" w:hAnsi="游ゴシック"/>
-          <w:b/>
-          <w:bCs/>
-          <w:color w:val="1F3864"/>
-          <w:sz w:val="18"/>
-          <w:szCs w:val="18"/>
-        </w:rPr>
-        <w:t xml:space="preserve">図2-3　将来推計人口（年齢3区分）</w:t>
-      </w:r>
-    </w:p>
-    <w:p>
-      <w:pPr>
-        <w:spacing w:after="200"/>
-        <w:jc w:val="center"/>
-      </w:pPr>
-      <w:r>
-        <w:rPr>
-          <w:rFonts w:ascii="游ゴシック" w:cs="游ゴシック" w:eastAsia="游ゴシック" w:hAnsi="游ゴシック"/>
-          <w:color w:val="595959"/>
-          <w:sz w:val="15"/>
-          <w:szCs w:val="15"/>
-        </w:rPr>
-        <w:t xml:space="preserve">出典：国立社会保障・人口問題研究所「日本の地域別将来推計人口」</w:t>
-      </w:r>
-    </w:p>
-    <w:p>
-      <w:pPr>
-        <w:spacing w:after="60" w:before="160"/>
-        <w:jc w:val="center"/>
-      </w:pPr>
-      <w:r>
-        <w:drawing>
-          <wp:inline distT="0" distB="0" distL="0" distR="0">
-            <wp:extent cx="5762625" cy="3057525"/>
-            <wp:effectExtent t="0" r="0" b="0" l="0"/>
-            <wp:docPr id="1" name="" descr="" title=""/>
-            <wp:cNvGraphicFramePr>
-              <a:graphicFrameLocks xmlns:a="http://schemas.openxmlformats.org/drawingml/2006/main" noChangeAspect="1"/>
-            </wp:cNvGraphicFramePr>
-            <a:graphic xmlns:a="http://schemas.openxmlformats.org/drawingml/2006/main">
-              <a:graphicData uri="http://schemas.openxmlformats.org/drawingml/2006/picture">
-                <pic:pic xmlns:pic="http://schemas.openxmlformats.org/drawingml/2006/picture">
-                  <pic:nvPicPr>
-                    <pic:cNvPr id="0" name="" descr=""/>
-                    <pic:cNvPicPr>
-                      <a:picLocks noChangeAspect="1" noChangeArrowheads="1"/>
-                    </pic:cNvPicPr>
-                  </pic:nvPicPr>
-                  <pic:blipFill>
-                    <a:blip r:embed="rId12" cstate="none"/>
-                    <a:srcRect/>
-                    <a:stretch>
-                      <a:fillRect/>
-                    </a:stretch>
-                  </pic:blipFill>
-                  <pic:spPr bwMode="auto">
-                    <a:xfrm>
-                      <a:off x="0" y="0"/>
-                      <a:ext cx="5762625" cy="3057525"/>
-                    </a:xfrm>
-                    <a:prstGeom prst="rect">
-                      <a:avLst/>
-                    </a:prstGeom>
-                  </pic:spPr>
-                </pic:pic>
-              </a:graphicData>
-            </a:graphic>
-          </wp:inline>
-        </w:drawing>
-      </w:r>
-    </w:p>
-    <w:p>
-      <w:pPr>
-        <w:spacing w:after="40"/>
-        <w:jc w:val="center"/>
-      </w:pPr>
-      <w:r>
-        <w:rPr>
-          <w:rFonts w:ascii="游ゴシック" w:cs="游ゴシック" w:eastAsia="游ゴシック" w:hAnsi="游ゴシック"/>
-          <w:b/>
-          <w:bCs/>
-          <w:color w:val="1F3864"/>
-          <w:sz w:val="18"/>
-          <w:szCs w:val="18"/>
-        </w:rPr>
-        <w:t xml:space="preserve">図2-4　前期高齢者と後期高齢者の推移</w:t>
-      </w:r>
-    </w:p>
-    <w:p>
-      <w:pPr>
-        <w:spacing w:after="200"/>
-        <w:jc w:val="center"/>
-      </w:pPr>
-      <w:r>
-        <w:rPr>
-          <w:rFonts w:ascii="游ゴシック" w:cs="游ゴシック" w:eastAsia="游ゴシック" w:hAnsi="游ゴシック"/>
-          <w:color w:val="595959"/>
-          <w:sz w:val="15"/>
-          <w:szCs w:val="15"/>
-        </w:rPr>
-        <w:t xml:space="preserve">出典：国立社会保障・人口問題研究所「日本の地域別将来推計人口」</w:t>
       </w:r>
     </w:p>
     <w:p>
@@ -26824,318 +26512,6 @@
     </w:p>
     <w:p>
       <w:pPr>
-        <w:spacing w:after="60" w:before="160"/>
-        <w:jc w:val="center"/>
-      </w:pPr>
-      <w:r>
-        <w:drawing>
-          <wp:inline distT="0" distB="0" distL="0" distR="0">
-            <wp:extent cx="5762625" cy="3057525"/>
-            <wp:effectExtent t="0" r="0" b="0" l="0"/>
-            <wp:docPr id="1" name="" descr="" title=""/>
-            <wp:cNvGraphicFramePr>
-              <a:graphicFrameLocks xmlns:a="http://schemas.openxmlformats.org/drawingml/2006/main" noChangeAspect="1"/>
-            </wp:cNvGraphicFramePr>
-            <a:graphic xmlns:a="http://schemas.openxmlformats.org/drawingml/2006/main">
-              <a:graphicData uri="http://schemas.openxmlformats.org/drawingml/2006/picture">
-                <pic:pic xmlns:pic="http://schemas.openxmlformats.org/drawingml/2006/picture">
-                  <pic:nvPicPr>
-                    <pic:cNvPr id="0" name="" descr=""/>
-                    <pic:cNvPicPr>
-                      <a:picLocks noChangeAspect="1" noChangeArrowheads="1"/>
-                    </pic:cNvPicPr>
-                  </pic:nvPicPr>
-                  <pic:blipFill>
-                    <a:blip r:embed="rId13" cstate="none"/>
-                    <a:srcRect/>
-                    <a:stretch>
-                      <a:fillRect/>
-                    </a:stretch>
-                  </pic:blipFill>
-                  <pic:spPr bwMode="auto">
-                    <a:xfrm>
-                      <a:off x="0" y="0"/>
-                      <a:ext cx="5762625" cy="3057525"/>
-                    </a:xfrm>
-                    <a:prstGeom prst="rect">
-                      <a:avLst/>
-                    </a:prstGeom>
-                  </pic:spPr>
-                </pic:pic>
-              </a:graphicData>
-            </a:graphic>
-          </wp:inline>
-        </w:drawing>
-      </w:r>
-    </w:p>
-    <w:p>
-      <w:pPr>
-        <w:spacing w:after="40"/>
-        <w:jc w:val="center"/>
-      </w:pPr>
-      <w:r>
-        <w:rPr>
-          <w:rFonts w:ascii="游ゴシック" w:cs="游ゴシック" w:eastAsia="游ゴシック" w:hAnsi="游ゴシック"/>
-          <w:b/>
-          <w:bCs/>
-          <w:color w:val="1F3864"/>
-          <w:sz w:val="18"/>
-          <w:szCs w:val="18"/>
-        </w:rPr>
-        <w:t xml:space="preserve">図2-5　要支援・要介護認定率の推移（村・福島県・全国）</w:t>
-      </w:r>
-    </w:p>
-    <w:p>
-      <w:pPr>
-        <w:spacing w:after="200"/>
-        <w:jc w:val="center"/>
-      </w:pPr>
-      <w:r>
-        <w:rPr>
-          <w:rFonts w:ascii="游ゴシック" w:cs="游ゴシック" w:eastAsia="游ゴシック" w:hAnsi="游ゴシック"/>
-          <w:color w:val="595959"/>
-          <w:sz w:val="15"/>
-          <w:szCs w:val="15"/>
-        </w:rPr>
-        <w:t xml:space="preserve">出典：地域包括ケア「見える化」システム</w:t>
-      </w:r>
-    </w:p>
-    <w:p>
-      <w:pPr>
-        <w:spacing w:after="60" w:before="160"/>
-        <w:jc w:val="center"/>
-      </w:pPr>
-      <w:r>
-        <w:drawing>
-          <wp:inline distT="0" distB="0" distL="0" distR="0">
-            <wp:extent cx="5762625" cy="3257550"/>
-            <wp:effectExtent t="0" r="0" b="0" l="0"/>
-            <wp:docPr id="1" name="" descr="" title=""/>
-            <wp:cNvGraphicFramePr>
-              <a:graphicFrameLocks xmlns:a="http://schemas.openxmlformats.org/drawingml/2006/main" noChangeAspect="1"/>
-            </wp:cNvGraphicFramePr>
-            <a:graphic xmlns:a="http://schemas.openxmlformats.org/drawingml/2006/main">
-              <a:graphicData uri="http://schemas.openxmlformats.org/drawingml/2006/picture">
-                <pic:pic xmlns:pic="http://schemas.openxmlformats.org/drawingml/2006/picture">
-                  <pic:nvPicPr>
-                    <pic:cNvPr id="0" name="" descr=""/>
-                    <pic:cNvPicPr>
-                      <a:picLocks noChangeAspect="1" noChangeArrowheads="1"/>
-                    </pic:cNvPicPr>
-                  </pic:nvPicPr>
-                  <pic:blipFill>
-                    <a:blip r:embed="rId14" cstate="none"/>
-                    <a:srcRect/>
-                    <a:stretch>
-                      <a:fillRect/>
-                    </a:stretch>
-                  </pic:blipFill>
-                  <pic:spPr bwMode="auto">
-                    <a:xfrm>
-                      <a:off x="0" y="0"/>
-                      <a:ext cx="5762625" cy="3257550"/>
-                    </a:xfrm>
-                    <a:prstGeom prst="rect">
-                      <a:avLst/>
-                    </a:prstGeom>
-                  </pic:spPr>
-                </pic:pic>
-              </a:graphicData>
-            </a:graphic>
-          </wp:inline>
-        </w:drawing>
-      </w:r>
-    </w:p>
-    <w:p>
-      <w:pPr>
-        <w:spacing w:after="40"/>
-        <w:jc w:val="center"/>
-      </w:pPr>
-      <w:r>
-        <w:rPr>
-          <w:rFonts w:ascii="游ゴシック" w:cs="游ゴシック" w:eastAsia="游ゴシック" w:hAnsi="游ゴシック"/>
-          <w:b/>
-          <w:bCs/>
-          <w:color w:val="1F3864"/>
-          <w:sz w:val="18"/>
-          <w:szCs w:val="18"/>
-        </w:rPr>
-        <w:t xml:space="preserve">図2-6　要介護度別 認定者数の推移</w:t>
-      </w:r>
-    </w:p>
-    <w:p>
-      <w:pPr>
-        <w:spacing w:after="200"/>
-        <w:jc w:val="center"/>
-      </w:pPr>
-      <w:r>
-        <w:rPr>
-          <w:rFonts w:ascii="游ゴシック" w:cs="游ゴシック" w:eastAsia="游ゴシック" w:hAnsi="游ゴシック"/>
-          <w:color w:val="595959"/>
-          <w:sz w:val="15"/>
-          <w:szCs w:val="15"/>
-        </w:rPr>
-        <w:t xml:space="preserve">出典：厚生労働省「介護保険事業状況報告」</w:t>
-      </w:r>
-    </w:p>
-    <w:p>
-      <w:pPr>
-        <w:spacing w:after="60" w:before="160"/>
-        <w:jc w:val="center"/>
-      </w:pPr>
-      <w:r>
-        <w:drawing>
-          <wp:inline distT="0" distB="0" distL="0" distR="0">
-            <wp:extent cx="5762625" cy="2895600"/>
-            <wp:effectExtent t="0" r="0" b="0" l="0"/>
-            <wp:docPr id="1" name="" descr="" title=""/>
-            <wp:cNvGraphicFramePr>
-              <a:graphicFrameLocks xmlns:a="http://schemas.openxmlformats.org/drawingml/2006/main" noChangeAspect="1"/>
-            </wp:cNvGraphicFramePr>
-            <a:graphic xmlns:a="http://schemas.openxmlformats.org/drawingml/2006/main">
-              <a:graphicData uri="http://schemas.openxmlformats.org/drawingml/2006/picture">
-                <pic:pic xmlns:pic="http://schemas.openxmlformats.org/drawingml/2006/picture">
-                  <pic:nvPicPr>
-                    <pic:cNvPr id="0" name="" descr=""/>
-                    <pic:cNvPicPr>
-                      <a:picLocks noChangeAspect="1" noChangeArrowheads="1"/>
-                    </pic:cNvPicPr>
-                  </pic:nvPicPr>
-                  <pic:blipFill>
-                    <a:blip r:embed="rId15" cstate="none"/>
-                    <a:srcRect/>
-                    <a:stretch>
-                      <a:fillRect/>
-                    </a:stretch>
-                  </pic:blipFill>
-                  <pic:spPr bwMode="auto">
-                    <a:xfrm>
-                      <a:off x="0" y="0"/>
-                      <a:ext cx="5762625" cy="2895600"/>
-                    </a:xfrm>
-                    <a:prstGeom prst="rect">
-                      <a:avLst/>
-                    </a:prstGeom>
-                  </pic:spPr>
-                </pic:pic>
-              </a:graphicData>
-            </a:graphic>
-          </wp:inline>
-        </w:drawing>
-      </w:r>
-    </w:p>
-    <w:p>
-      <w:pPr>
-        <w:spacing w:after="40"/>
-        <w:jc w:val="center"/>
-      </w:pPr>
-      <w:r>
-        <w:rPr>
-          <w:rFonts w:ascii="游ゴシック" w:cs="游ゴシック" w:eastAsia="游ゴシック" w:hAnsi="游ゴシック"/>
-          <w:b/>
-          <w:bCs/>
-          <w:color w:val="1F3864"/>
-          <w:sz w:val="18"/>
-          <w:szCs w:val="18"/>
-        </w:rPr>
-        <w:t xml:space="preserve">図2-7　要支援1の認定者数の推移</w:t>
-      </w:r>
-    </w:p>
-    <w:p>
-      <w:pPr>
-        <w:spacing w:after="200"/>
-        <w:jc w:val="center"/>
-      </w:pPr>
-      <w:r>
-        <w:rPr>
-          <w:rFonts w:ascii="游ゴシック" w:cs="游ゴシック" w:eastAsia="游ゴシック" w:hAnsi="游ゴシック"/>
-          <w:color w:val="595959"/>
-          <w:sz w:val="15"/>
-          <w:szCs w:val="15"/>
-        </w:rPr>
-        <w:t xml:space="preserve">出典：厚生労働省「介護保険事業状況報告」</w:t>
-      </w:r>
-    </w:p>
-    <w:p>
-      <w:pPr>
-        <w:spacing w:after="60" w:before="160"/>
-        <w:jc w:val="center"/>
-      </w:pPr>
-      <w:r>
-        <w:drawing>
-          <wp:inline distT="0" distB="0" distL="0" distR="0">
-            <wp:extent cx="5762625" cy="2733675"/>
-            <wp:effectExtent t="0" r="0" b="0" l="0"/>
-            <wp:docPr id="1" name="" descr="" title=""/>
-            <wp:cNvGraphicFramePr>
-              <a:graphicFrameLocks xmlns:a="http://schemas.openxmlformats.org/drawingml/2006/main" noChangeAspect="1"/>
-            </wp:cNvGraphicFramePr>
-            <a:graphic xmlns:a="http://schemas.openxmlformats.org/drawingml/2006/main">
-              <a:graphicData uri="http://schemas.openxmlformats.org/drawingml/2006/picture">
-                <pic:pic xmlns:pic="http://schemas.openxmlformats.org/drawingml/2006/picture">
-                  <pic:nvPicPr>
-                    <pic:cNvPr id="0" name="" descr=""/>
-                    <pic:cNvPicPr>
-                      <a:picLocks noChangeAspect="1" noChangeArrowheads="1"/>
-                    </pic:cNvPicPr>
-                  </pic:nvPicPr>
-                  <pic:blipFill>
-                    <a:blip r:embed="rId16" cstate="none"/>
-                    <a:srcRect/>
-                    <a:stretch>
-                      <a:fillRect/>
-                    </a:stretch>
-                  </pic:blipFill>
-                  <pic:spPr bwMode="auto">
-                    <a:xfrm>
-                      <a:off x="0" y="0"/>
-                      <a:ext cx="5762625" cy="2733675"/>
-                    </a:xfrm>
-                    <a:prstGeom prst="rect">
-                      <a:avLst/>
-                    </a:prstGeom>
-                  </pic:spPr>
-                </pic:pic>
-              </a:graphicData>
-            </a:graphic>
-          </wp:inline>
-        </w:drawing>
-      </w:r>
-    </w:p>
-    <w:p>
-      <w:pPr>
-        <w:spacing w:after="40"/>
-        <w:jc w:val="center"/>
-      </w:pPr>
-      <w:r>
-        <w:rPr>
-          <w:rFonts w:ascii="游ゴシック" w:cs="游ゴシック" w:eastAsia="游ゴシック" w:hAnsi="游ゴシック"/>
-          <w:b/>
-          <w:bCs/>
-          <w:color w:val="1F3864"/>
-          <w:sz w:val="18"/>
-          <w:szCs w:val="18"/>
-        </w:rPr>
-        <w:t xml:space="preserve">図2-8　新規認定者に占める要支援1の割合</w:t>
-      </w:r>
-    </w:p>
-    <w:p>
-      <w:pPr>
-        <w:spacing w:after="200"/>
-        <w:jc w:val="center"/>
-      </w:pPr>
-      <w:r>
-        <w:rPr>
-          <w:rFonts w:ascii="游ゴシック" w:cs="游ゴシック" w:eastAsia="游ゴシック" w:hAnsi="游ゴシック"/>
-          <w:color w:val="595959"/>
-          <w:sz w:val="15"/>
-          <w:szCs w:val="15"/>
-        </w:rPr>
-        <w:t xml:space="preserve">出典：地域包括ケア「見える化」システム</w:t>
-      </w:r>
-    </w:p>
-    <w:p>
-      <w:pPr>
         <w:spacing w:after="100" w:line="300"/>
       </w:pPr>
       <w:r>
@@ -27518,318 +26894,6 @@
           <w:szCs w:val="24"/>
         </w:rPr>
         <w:t xml:space="preserve">2-4　日常生活の安全確保　【継続】</w:t>
-      </w:r>
-    </w:p>
-    <w:p>
-      <w:pPr>
-        <w:spacing w:after="60" w:before="160"/>
-        <w:jc w:val="center"/>
-      </w:pPr>
-      <w:r>
-        <w:drawing>
-          <wp:inline distT="0" distB="0" distL="0" distR="0">
-            <wp:extent cx="5762625" cy="3048000"/>
-            <wp:effectExtent t="0" r="0" b="0" l="0"/>
-            <wp:docPr id="1" name="" descr="" title=""/>
-            <wp:cNvGraphicFramePr>
-              <a:graphicFrameLocks xmlns:a="http://schemas.openxmlformats.org/drawingml/2006/main" noChangeAspect="1"/>
-            </wp:cNvGraphicFramePr>
-            <a:graphic xmlns:a="http://schemas.openxmlformats.org/drawingml/2006/main">
-              <a:graphicData uri="http://schemas.openxmlformats.org/drawingml/2006/picture">
-                <pic:pic xmlns:pic="http://schemas.openxmlformats.org/drawingml/2006/picture">
-                  <pic:nvPicPr>
-                    <pic:cNvPr id="0" name="" descr=""/>
-                    <pic:cNvPicPr>
-                      <a:picLocks noChangeAspect="1" noChangeArrowheads="1"/>
-                    </pic:cNvPicPr>
-                  </pic:nvPicPr>
-                  <pic:blipFill>
-                    <a:blip r:embed="rId17" cstate="none"/>
-                    <a:srcRect/>
-                    <a:stretch>
-                      <a:fillRect/>
-                    </a:stretch>
-                  </pic:blipFill>
-                  <pic:spPr bwMode="auto">
-                    <a:xfrm>
-                      <a:off x="0" y="0"/>
-                      <a:ext cx="5762625" cy="3048000"/>
-                    </a:xfrm>
-                    <a:prstGeom prst="rect">
-                      <a:avLst/>
-                    </a:prstGeom>
-                  </pic:spPr>
-                </pic:pic>
-              </a:graphicData>
-            </a:graphic>
-          </wp:inline>
-        </w:drawing>
-      </w:r>
-    </w:p>
-    <w:p>
-      <w:pPr>
-        <w:spacing w:after="40"/>
-        <w:jc w:val="center"/>
-      </w:pPr>
-      <w:r>
-        <w:rPr>
-          <w:rFonts w:ascii="游ゴシック" w:cs="游ゴシック" w:eastAsia="游ゴシック" w:hAnsi="游ゴシック"/>
-          <w:b/>
-          <w:bCs/>
-          <w:color w:val="1F3864"/>
-          <w:sz w:val="18"/>
-          <w:szCs w:val="18"/>
-        </w:rPr>
-        <w:t xml:space="preserve">図2-9　第1号被保険者1人1月あたり費用額（村・福島県・全国）</w:t>
-      </w:r>
-    </w:p>
-    <w:p>
-      <w:pPr>
-        <w:spacing w:after="200"/>
-        <w:jc w:val="center"/>
-      </w:pPr>
-      <w:r>
-        <w:rPr>
-          <w:rFonts w:ascii="游ゴシック" w:cs="游ゴシック" w:eastAsia="游ゴシック" w:hAnsi="游ゴシック"/>
-          <w:color w:val="595959"/>
-          <w:sz w:val="15"/>
-          <w:szCs w:val="15"/>
-        </w:rPr>
-        <w:t xml:space="preserve">出典：地域包括ケア「見える化」システム</w:t>
-      </w:r>
-    </w:p>
-    <w:p>
-      <w:pPr>
-        <w:spacing w:after="60" w:before="160"/>
-        <w:jc w:val="center"/>
-      </w:pPr>
-      <w:r>
-        <w:drawing>
-          <wp:inline distT="0" distB="0" distL="0" distR="0">
-            <wp:extent cx="5762625" cy="3124200"/>
-            <wp:effectExtent t="0" r="0" b="0" l="0"/>
-            <wp:docPr id="1" name="" descr="" title=""/>
-            <wp:cNvGraphicFramePr>
-              <a:graphicFrameLocks xmlns:a="http://schemas.openxmlformats.org/drawingml/2006/main" noChangeAspect="1"/>
-            </wp:cNvGraphicFramePr>
-            <a:graphic xmlns:a="http://schemas.openxmlformats.org/drawingml/2006/main">
-              <a:graphicData uri="http://schemas.openxmlformats.org/drawingml/2006/picture">
-                <pic:pic xmlns:pic="http://schemas.openxmlformats.org/drawingml/2006/picture">
-                  <pic:nvPicPr>
-                    <pic:cNvPr id="0" name="" descr=""/>
-                    <pic:cNvPicPr>
-                      <a:picLocks noChangeAspect="1" noChangeArrowheads="1"/>
-                    </pic:cNvPicPr>
-                  </pic:nvPicPr>
-                  <pic:blipFill>
-                    <a:blip r:embed="rId18" cstate="none"/>
-                    <a:srcRect/>
-                    <a:stretch>
-                      <a:fillRect/>
-                    </a:stretch>
-                  </pic:blipFill>
-                  <pic:spPr bwMode="auto">
-                    <a:xfrm>
-                      <a:off x="0" y="0"/>
-                      <a:ext cx="5762625" cy="3124200"/>
-                    </a:xfrm>
-                    <a:prstGeom prst="rect">
-                      <a:avLst/>
-                    </a:prstGeom>
-                  </pic:spPr>
-                </pic:pic>
-              </a:graphicData>
-            </a:graphic>
-          </wp:inline>
-        </w:drawing>
-      </w:r>
-    </w:p>
-    <w:p>
-      <w:pPr>
-        <w:spacing w:after="40"/>
-        <w:jc w:val="center"/>
-      </w:pPr>
-      <w:r>
-        <w:rPr>
-          <w:rFonts w:ascii="游ゴシック" w:cs="游ゴシック" w:eastAsia="游ゴシック" w:hAnsi="游ゴシック"/>
-          <w:b/>
-          <w:bCs/>
-          <w:color w:val="1F3864"/>
-          <w:sz w:val="18"/>
-          <w:szCs w:val="18"/>
-        </w:rPr>
-        <w:t xml:space="preserve">図2-10　サービス区分別 費用額の推移</w:t>
-      </w:r>
-    </w:p>
-    <w:p>
-      <w:pPr>
-        <w:spacing w:after="200"/>
-        <w:jc w:val="center"/>
-      </w:pPr>
-      <w:r>
-        <w:rPr>
-          <w:rFonts w:ascii="游ゴシック" w:cs="游ゴシック" w:eastAsia="游ゴシック" w:hAnsi="游ゴシック"/>
-          <w:color w:val="595959"/>
-          <w:sz w:val="15"/>
-          <w:szCs w:val="15"/>
-        </w:rPr>
-        <w:t xml:space="preserve">出典：地域包括ケア「見える化」システム</w:t>
-      </w:r>
-    </w:p>
-    <w:p>
-      <w:pPr>
-        <w:spacing w:after="60" w:before="160"/>
-        <w:jc w:val="center"/>
-      </w:pPr>
-      <w:r>
-        <w:drawing>
-          <wp:inline distT="0" distB="0" distL="0" distR="0">
-            <wp:extent cx="5762625" cy="2895600"/>
-            <wp:effectExtent t="0" r="0" b="0" l="0"/>
-            <wp:docPr id="1" name="" descr="" title=""/>
-            <wp:cNvGraphicFramePr>
-              <a:graphicFrameLocks xmlns:a="http://schemas.openxmlformats.org/drawingml/2006/main" noChangeAspect="1"/>
-            </wp:cNvGraphicFramePr>
-            <a:graphic xmlns:a="http://schemas.openxmlformats.org/drawingml/2006/main">
-              <a:graphicData uri="http://schemas.openxmlformats.org/drawingml/2006/picture">
-                <pic:pic xmlns:pic="http://schemas.openxmlformats.org/drawingml/2006/picture">
-                  <pic:nvPicPr>
-                    <pic:cNvPr id="0" name="" descr=""/>
-                    <pic:cNvPicPr>
-                      <a:picLocks noChangeAspect="1" noChangeArrowheads="1"/>
-                    </pic:cNvPicPr>
-                  </pic:nvPicPr>
-                  <pic:blipFill>
-                    <a:blip r:embed="rId19" cstate="none"/>
-                    <a:srcRect/>
-                    <a:stretch>
-                      <a:fillRect/>
-                    </a:stretch>
-                  </pic:blipFill>
-                  <pic:spPr bwMode="auto">
-                    <a:xfrm>
-                      <a:off x="0" y="0"/>
-                      <a:ext cx="5762625" cy="2895600"/>
-                    </a:xfrm>
-                    <a:prstGeom prst="rect">
-                      <a:avLst/>
-                    </a:prstGeom>
-                  </pic:spPr>
-                </pic:pic>
-              </a:graphicData>
-            </a:graphic>
-          </wp:inline>
-        </w:drawing>
-      </w:r>
-    </w:p>
-    <w:p>
-      <w:pPr>
-        <w:spacing w:after="40"/>
-        <w:jc w:val="center"/>
-      </w:pPr>
-      <w:r>
-        <w:rPr>
-          <w:rFonts w:ascii="游ゴシック" w:cs="游ゴシック" w:eastAsia="游ゴシック" w:hAnsi="游ゴシック"/>
-          <w:b/>
-          <w:bCs/>
-          <w:color w:val="1F3864"/>
-          <w:sz w:val="18"/>
-          <w:szCs w:val="18"/>
-        </w:rPr>
-        <w:t xml:space="preserve">図2-11　在宅・施設居住系別 第1号被保険者1人1月あたり給付月額</w:t>
-      </w:r>
-    </w:p>
-    <w:p>
-      <w:pPr>
-        <w:spacing w:after="200"/>
-        <w:jc w:val="center"/>
-      </w:pPr>
-      <w:r>
-        <w:rPr>
-          <w:rFonts w:ascii="游ゴシック" w:cs="游ゴシック" w:eastAsia="游ゴシック" w:hAnsi="游ゴシック"/>
-          <w:color w:val="595959"/>
-          <w:sz w:val="15"/>
-          <w:szCs w:val="15"/>
-        </w:rPr>
-        <w:t xml:space="preserve">出典：地域包括ケア「見える化」システム</w:t>
-      </w:r>
-    </w:p>
-    <w:p>
-      <w:pPr>
-        <w:spacing w:after="60" w:before="160"/>
-        <w:jc w:val="center"/>
-      </w:pPr>
-      <w:r>
-        <w:drawing>
-          <wp:inline distT="0" distB="0" distL="0" distR="0">
-            <wp:extent cx="5762625" cy="3181350"/>
-            <wp:effectExtent t="0" r="0" b="0" l="0"/>
-            <wp:docPr id="1" name="" descr="" title=""/>
-            <wp:cNvGraphicFramePr>
-              <a:graphicFrameLocks xmlns:a="http://schemas.openxmlformats.org/drawingml/2006/main" noChangeAspect="1"/>
-            </wp:cNvGraphicFramePr>
-            <a:graphic xmlns:a="http://schemas.openxmlformats.org/drawingml/2006/main">
-              <a:graphicData uri="http://schemas.openxmlformats.org/drawingml/2006/picture">
-                <pic:pic xmlns:pic="http://schemas.openxmlformats.org/drawingml/2006/picture">
-                  <pic:nvPicPr>
-                    <pic:cNvPr id="0" name="" descr=""/>
-                    <pic:cNvPicPr>
-                      <a:picLocks noChangeAspect="1" noChangeArrowheads="1"/>
-                    </pic:cNvPicPr>
-                  </pic:nvPicPr>
-                  <pic:blipFill>
-                    <a:blip r:embed="rId20" cstate="none"/>
-                    <a:srcRect/>
-                    <a:stretch>
-                      <a:fillRect/>
-                    </a:stretch>
-                  </pic:blipFill>
-                  <pic:spPr bwMode="auto">
-                    <a:xfrm>
-                      <a:off x="0" y="0"/>
-                      <a:ext cx="5762625" cy="3181350"/>
-                    </a:xfrm>
-                    <a:prstGeom prst="rect">
-                      <a:avLst/>
-                    </a:prstGeom>
-                  </pic:spPr>
-                </pic:pic>
-              </a:graphicData>
-            </a:graphic>
-          </wp:inline>
-        </w:drawing>
-      </w:r>
-    </w:p>
-    <w:p>
-      <w:pPr>
-        <w:spacing w:after="40"/>
-        <w:jc w:val="center"/>
-      </w:pPr>
-      <w:r>
-        <w:rPr>
-          <w:rFonts w:ascii="游ゴシック" w:cs="游ゴシック" w:eastAsia="游ゴシック" w:hAnsi="游ゴシック"/>
-          <w:b/>
-          <w:bCs/>
-          <w:color w:val="1F3864"/>
-          <w:sz w:val="18"/>
-          <w:szCs w:val="18"/>
-        </w:rPr>
-        <w:t xml:space="preserve">図2-14　サービス区分別 1人1月あたり給付月額の変化（平成29年度→令和7年度）</w:t>
-      </w:r>
-    </w:p>
-    <w:p>
-      <w:pPr>
-        <w:spacing w:after="200"/>
-        <w:jc w:val="center"/>
-      </w:pPr>
-      <w:r>
-        <w:rPr>
-          <w:rFonts w:ascii="游ゴシック" w:cs="游ゴシック" w:eastAsia="游ゴシック" w:hAnsi="游ゴシック"/>
-          <w:color w:val="595959"/>
-          <w:sz w:val="15"/>
-          <w:szCs w:val="15"/>
-        </w:rPr>
-        <w:t xml:space="preserve">出典：地域包括ケア「見える化」システム</w:t>
       </w:r>
     </w:p>
     <w:p>
@@ -28215,59 +27279,382 @@
           <w:sz w:val="24"/>
           <w:szCs w:val="24"/>
         </w:rPr>
-        <w:t xml:space="preserve">2-6　冬期の生活支援（除雪）　【新規】</w:t>
+        <w:t xml:space="preserve">2-5　地域支え合い活動の促進　【継続】</w:t>
       </w:r>
     </w:p>
     <w:p>
       <w:pPr>
-        <w:spacing w:after="60" w:before="160"/>
-        <w:jc w:val="center"/>
+        <w:spacing w:after="100" w:line="300"/>
       </w:pPr>
       <w:r>
-        <w:drawing>
-          <wp:inline distT="0" distB="0" distL="0" distR="0">
-            <wp:extent cx="5762625" cy="3086100"/>
-            <wp:effectExtent t="0" r="0" b="0" l="0"/>
-            <wp:docPr id="1" name="" descr="" title=""/>
-            <wp:cNvGraphicFramePr>
-              <a:graphicFrameLocks xmlns:a="http://schemas.openxmlformats.org/drawingml/2006/main" noChangeAspect="1"/>
-            </wp:cNvGraphicFramePr>
-            <a:graphic xmlns:a="http://schemas.openxmlformats.org/drawingml/2006/main">
-              <a:graphicData uri="http://schemas.openxmlformats.org/drawingml/2006/picture">
-                <pic:pic xmlns:pic="http://schemas.openxmlformats.org/drawingml/2006/picture">
-                  <pic:nvPicPr>
-                    <pic:cNvPr id="0" name="" descr=""/>
-                    <pic:cNvPicPr>
-                      <a:picLocks noChangeAspect="1" noChangeArrowheads="1"/>
-                    </pic:cNvPicPr>
-                  </pic:nvPicPr>
-                  <pic:blipFill>
-                    <a:blip r:embed="rId22" cstate="none"/>
-                    <a:srcRect/>
-                    <a:stretch>
-                      <a:fillRect/>
-                    </a:stretch>
-                  </pic:blipFill>
-                  <pic:spPr bwMode="auto">
-                    <a:xfrm>
-                      <a:off x="0" y="0"/>
-                      <a:ext cx="5762625" cy="3086100"/>
-                    </a:xfrm>
-                    <a:prstGeom prst="rect">
-                      <a:avLst/>
-                    </a:prstGeom>
-                  </pic:spPr>
-                </pic:pic>
-              </a:graphicData>
-            </a:graphic>
-          </wp:inline>
-        </w:drawing>
+        <w:rPr>
+          <w:rFonts w:ascii="游ゴシック" w:cs="游ゴシック" w:eastAsia="游ゴシック" w:hAnsi="游ゴシック"/>
+          <w:b/>
+          <w:bCs/>
+          <w:color w:val="2E75B6"/>
+          <w:sz w:val="21"/>
+          <w:szCs w:val="21"/>
+        </w:rPr>
+        <w:t xml:space="preserve">現状と課題</w:t>
       </w:r>
     </w:p>
     <w:p>
       <w:pPr>
-        <w:spacing w:after="40"/>
-        <w:jc w:val="center"/>
+        <w:spacing w:after="120" w:line="300"/>
+      </w:pPr>
+      <w:r>
+        <w:rPr>
+          <w:rFonts w:ascii="游明朝" w:cs="游明朝" w:eastAsia="游明朝" w:hAnsi="游明朝"/>
+          <w:sz w:val="21"/>
+          <w:szCs w:val="21"/>
+        </w:rPr>
+        <w:t xml:space="preserve">生活支援コーディネーターが配置され、令和元年度に北山・大塩・桧原・裏磐梯の4地区に第2層協議体が設置されています。地域ケア会議への参加割合は50%です。第9期の調査では「地域・近所の見守り、声かけ」を必要と感じる方が10.4%ありました。</w:t>
+      </w:r>
+    </w:p>
+    <w:p>
+      <w:pPr>
+        <w:spacing w:after="100" w:line="300"/>
+      </w:pPr>
+      <w:r>
+        <w:rPr>
+          <w:rFonts w:ascii="游ゴシック" w:cs="游ゴシック" w:eastAsia="游ゴシック" w:hAnsi="游ゴシック"/>
+          <w:b/>
+          <w:bCs/>
+          <w:color w:val="2E75B6"/>
+          <w:sz w:val="21"/>
+          <w:szCs w:val="21"/>
+        </w:rPr>
+        <w:t xml:space="preserve">第10期の取組</w:t>
+      </w:r>
+    </w:p>
+    <w:p>
+      <w:pPr>
+        <w:pStyle w:val="ListParagraph"/>
+        <w:numPr>
+          <w:ilvl w:val="0"/>
+          <w:numId w:val="2"/>
+        </w:numPr>
+        <w:spacing w:after="60" w:line="300"/>
+      </w:pPr>
+      <w:r>
+        <w:rPr>
+          <w:rFonts w:ascii="游明朝" w:cs="游明朝" w:eastAsia="游明朝" w:hAnsi="游明朝"/>
+          <w:sz w:val="21"/>
+          <w:szCs w:val="21"/>
+        </w:rPr>
+        <w:t xml:space="preserve">生活支援コーディネーターの活動を強化します</w:t>
+      </w:r>
+    </w:p>
+    <w:p>
+      <w:pPr>
+        <w:pStyle w:val="ListParagraph"/>
+        <w:numPr>
+          <w:ilvl w:val="0"/>
+          <w:numId w:val="2"/>
+        </w:numPr>
+        <w:spacing w:after="60" w:line="300"/>
+      </w:pPr>
+      <w:r>
+        <w:rPr>
+          <w:rFonts w:ascii="游明朝" w:cs="游明朝" w:eastAsia="游明朝" w:hAnsi="游明朝"/>
+          <w:sz w:val="21"/>
+          <w:szCs w:val="21"/>
+        </w:rPr>
+        <w:t xml:space="preserve">第2層協議体の活動を支援します</w:t>
+      </w:r>
+    </w:p>
+    <w:p>
+      <w:pPr>
+        <w:pStyle w:val="ListParagraph"/>
+        <w:numPr>
+          <w:ilvl w:val="0"/>
+          <w:numId w:val="2"/>
+        </w:numPr>
+        <w:spacing w:after="60" w:line="300"/>
+      </w:pPr>
+      <w:r>
+        <w:rPr>
+          <w:rFonts w:ascii="游明朝" w:cs="游明朝" w:eastAsia="游明朝" w:hAnsi="游明朝"/>
+          <w:sz w:val="21"/>
+          <w:szCs w:val="21"/>
+        </w:rPr>
+        <w:t xml:space="preserve">ボランティアネットワークの整備を促進します</w:t>
+      </w:r>
+    </w:p>
+    <w:tbl>
+      <w:tblPr>
+        <w:tblW w:type="dxa" w:w="9360"/>
+        <w:tblBorders>
+          <w:top w:val="single" w:color="auto" w:sz="4"/>
+          <w:left w:val="single" w:color="auto" w:sz="4"/>
+          <w:bottom w:val="single" w:color="auto" w:sz="4"/>
+          <w:right w:val="single" w:color="auto" w:sz="4"/>
+          <w:insideH w:val="single" w:color="auto" w:sz="4"/>
+          <w:insideV w:val="single" w:color="auto" w:sz="4"/>
+        </w:tblBorders>
+      </w:tblPr>
+      <w:tblGrid>
+        <w:gridCol w:w="3931"/>
+        <w:gridCol w:w="2059"/>
+        <w:gridCol w:w="1685"/>
+        <w:gridCol w:w="1685"/>
+      </w:tblGrid>
+      <w:tr>
+        <w:trPr>
+          <w:tblHeader/>
+        </w:trPr>
+        <w:tc>
+          <w:tcPr>
+            <w:tcW w:type="dxa" w:w="3931"/>
+            <w:shd w:fill="2E75B6" w:val="clear"/>
+            <w:tcMar>
+              <w:top w:type="dxa" w:w="60"/>
+              <w:left w:type="dxa" w:w="90"/>
+              <w:bottom w:type="dxa" w:w="60"/>
+              <w:right w:type="dxa" w:w="90"/>
+            </w:tcMar>
+          </w:tcPr>
+          <w:p>
+            <w:pPr>
+              <w:spacing w:after="0" w:line="240"/>
+              <w:jc w:val="center"/>
+            </w:pPr>
+            <w:r>
+              <w:rPr>
+                <w:rFonts w:ascii="游ゴシック" w:cs="游ゴシック" w:eastAsia="游ゴシック" w:hAnsi="游ゴシック"/>
+                <w:b/>
+                <w:bCs/>
+                <w:color w:val="FFFFFF"/>
+                <w:sz w:val="17"/>
+                <w:szCs w:val="17"/>
+              </w:rPr>
+              <w:t xml:space="preserve">指標</w:t>
+            </w:r>
+          </w:p>
+        </w:tc>
+        <w:tc>
+          <w:tcPr>
+            <w:tcW w:type="dxa" w:w="2059"/>
+            <w:shd w:fill="2E75B6" w:val="clear"/>
+            <w:tcMar>
+              <w:top w:type="dxa" w:w="60"/>
+              <w:left w:type="dxa" w:w="90"/>
+              <w:bottom w:type="dxa" w:w="60"/>
+              <w:right w:type="dxa" w:w="90"/>
+            </w:tcMar>
+          </w:tcPr>
+          <w:p>
+            <w:pPr>
+              <w:spacing w:after="0" w:line="240"/>
+              <w:jc w:val="center"/>
+            </w:pPr>
+            <w:r>
+              <w:rPr>
+                <w:rFonts w:ascii="游ゴシック" w:cs="游ゴシック" w:eastAsia="游ゴシック" w:hAnsi="游ゴシック"/>
+                <w:b/>
+                <w:bCs/>
+                <w:color w:val="FFFFFF"/>
+                <w:sz w:val="17"/>
+                <w:szCs w:val="17"/>
+              </w:rPr>
+              <w:t xml:space="preserve">現状値</w:t>
+            </w:r>
+          </w:p>
+        </w:tc>
+        <w:tc>
+          <w:tcPr>
+            <w:tcW w:type="dxa" w:w="1685"/>
+            <w:shd w:fill="2E75B6" w:val="clear"/>
+            <w:tcMar>
+              <w:top w:type="dxa" w:w="60"/>
+              <w:left w:type="dxa" w:w="90"/>
+              <w:bottom w:type="dxa" w:w="60"/>
+              <w:right w:type="dxa" w:w="90"/>
+            </w:tcMar>
+          </w:tcPr>
+          <w:p>
+            <w:pPr>
+              <w:spacing w:after="0" w:line="240"/>
+              <w:jc w:val="center"/>
+            </w:pPr>
+            <w:r>
+              <w:rPr>
+                <w:rFonts w:ascii="游ゴシック" w:cs="游ゴシック" w:eastAsia="游ゴシック" w:hAnsi="游ゴシック"/>
+                <w:b/>
+                <w:bCs/>
+                <w:color w:val="FFFFFF"/>
+                <w:sz w:val="17"/>
+                <w:szCs w:val="17"/>
+              </w:rPr>
+              <w:t xml:space="preserve">目標値</w:t>
+            </w:r>
+          </w:p>
+        </w:tc>
+        <w:tc>
+          <w:tcPr>
+            <w:tcW w:type="dxa" w:w="1685"/>
+            <w:shd w:fill="2E75B6" w:val="clear"/>
+            <w:tcMar>
+              <w:top w:type="dxa" w:w="60"/>
+              <w:left w:type="dxa" w:w="90"/>
+              <w:bottom w:type="dxa" w:w="60"/>
+              <w:right w:type="dxa" w:w="90"/>
+            </w:tcMar>
+          </w:tcPr>
+          <w:p>
+            <w:pPr>
+              <w:spacing w:after="0" w:line="240"/>
+              <w:jc w:val="center"/>
+            </w:pPr>
+            <w:r>
+              <w:rPr>
+                <w:rFonts w:ascii="游ゴシック" w:cs="游ゴシック" w:eastAsia="游ゴシック" w:hAnsi="游ゴシック"/>
+                <w:b/>
+                <w:bCs/>
+                <w:color w:val="FFFFFF"/>
+                <w:sz w:val="17"/>
+                <w:szCs w:val="17"/>
+              </w:rPr>
+              <w:t xml:space="preserve">出所</w:t>
+            </w:r>
+          </w:p>
+        </w:tc>
+      </w:tr>
+      <w:tr>
+        <w:tc>
+          <w:tcPr>
+            <w:tcW w:type="dxa" w:w="3931"/>
+            <w:shd w:fill="FFFFFF" w:val="clear"/>
+            <w:tcMar>
+              <w:top w:type="dxa" w:w="60"/>
+              <w:left w:type="dxa" w:w="90"/>
+              <w:bottom w:type="dxa" w:w="60"/>
+              <w:right w:type="dxa" w:w="90"/>
+            </w:tcMar>
+          </w:tcPr>
+          <w:p>
+            <w:pPr>
+              <w:spacing w:after="0" w:line="240"/>
+            </w:pPr>
+            <w:r>
+              <w:rPr>
+                <w:rFonts w:ascii="游ゴシック" w:cs="游ゴシック" w:eastAsia="游ゴシック" w:hAnsi="游ゴシック"/>
+                <w:b w:val="false"/>
+                <w:bCs w:val="false"/>
+                <w:color w:val="000000"/>
+                <w:sz w:val="17"/>
+                <w:szCs w:val="17"/>
+              </w:rPr>
+              <w:t xml:space="preserve">生活支援コーディネーターの地域ケア会議参加割合</w:t>
+            </w:r>
+          </w:p>
+        </w:tc>
+        <w:tc>
+          <w:tcPr>
+            <w:tcW w:type="dxa" w:w="2059"/>
+            <w:shd w:fill="FFFFFF" w:val="clear"/>
+            <w:tcMar>
+              <w:top w:type="dxa" w:w="60"/>
+              <w:left w:type="dxa" w:w="90"/>
+              <w:bottom w:type="dxa" w:w="60"/>
+              <w:right w:type="dxa" w:w="90"/>
+            </w:tcMar>
+          </w:tcPr>
+          <w:p>
+            <w:pPr>
+              <w:spacing w:after="0" w:line="240"/>
+            </w:pPr>
+            <w:r>
+              <w:rPr>
+                <w:rFonts w:ascii="游ゴシック" w:cs="游ゴシック" w:eastAsia="游ゴシック" w:hAnsi="游ゴシック"/>
+                <w:b w:val="false"/>
+                <w:bCs w:val="false"/>
+                <w:color w:val="000000"/>
+                <w:sz w:val="17"/>
+                <w:szCs w:val="17"/>
+              </w:rPr>
+              <w:t xml:space="preserve">50.0%（令和5年度）</w:t>
+            </w:r>
+          </w:p>
+        </w:tc>
+        <w:tc>
+          <w:tcPr>
+            <w:tcW w:type="dxa" w:w="1685"/>
+            <w:shd w:fill="FFFFFF" w:val="clear"/>
+            <w:tcMar>
+              <w:top w:type="dxa" w:w="60"/>
+              <w:left w:type="dxa" w:w="90"/>
+              <w:bottom w:type="dxa" w:w="60"/>
+              <w:right w:type="dxa" w:w="90"/>
+            </w:tcMar>
+          </w:tcPr>
+          <w:p>
+            <w:pPr>
+              <w:spacing w:after="0" w:line="240"/>
+            </w:pPr>
+            <w:r>
+              <w:rPr>
+                <w:rFonts w:ascii="游ゴシック" w:cs="游ゴシック" w:eastAsia="游ゴシック" w:hAnsi="游ゴシック"/>
+                <w:b w:val="false"/>
+                <w:bCs w:val="false"/>
+                <w:color w:val="000000"/>
+                <w:sz w:val="17"/>
+                <w:szCs w:val="17"/>
+              </w:rPr>
+              <w:t xml:space="preserve">100%</w:t>
+            </w:r>
+          </w:p>
+        </w:tc>
+        <w:tc>
+          <w:tcPr>
+            <w:tcW w:type="dxa" w:w="1685"/>
+            <w:shd w:fill="FFFFFF" w:val="clear"/>
+            <w:tcMar>
+              <w:top w:type="dxa" w:w="60"/>
+              <w:left w:type="dxa" w:w="90"/>
+              <w:bottom w:type="dxa" w:w="60"/>
+              <w:right w:type="dxa" w:w="90"/>
+            </w:tcMar>
+          </w:tcPr>
+          <w:p>
+            <w:pPr>
+              <w:spacing w:after="0" w:line="240"/>
+            </w:pPr>
+            <w:r>
+              <w:rPr>
+                <w:rFonts w:ascii="游ゴシック" w:cs="游ゴシック" w:eastAsia="游ゴシック" w:hAnsi="游ゴシック"/>
+                <w:b w:val="false"/>
+                <w:bCs w:val="false"/>
+                <w:color w:val="000000"/>
+                <w:sz w:val="17"/>
+                <w:szCs w:val="17"/>
+              </w:rPr>
+              <w:t xml:space="preserve">国 評価指標</w:t>
+            </w:r>
+          </w:p>
+        </w:tc>
+      </w:tr>
+    </w:tbl>
+    <w:p>
+      <w:pPr>
+        <w:spacing w:after="160" w:line="300"/>
+      </w:pPr>
+      <w:r>
+        <w:rPr>
+          <w:rFonts w:ascii="游明朝" w:cs="游明朝" w:eastAsia="游明朝" w:hAnsi="游明朝"/>
+          <w:sz w:val="21"/>
+          <w:szCs w:val="21"/>
+        </w:rPr>
+        <w:t xml:space="preserve"/>
+      </w:r>
+    </w:p>
+    <w:p>
+      <w:pPr>
+        <w:pStyle w:val="Heading2"/>
+        <w:pBdr>
+          <w:bottom w:val="single" w:color="2E75B6" w:sz="12" w:space="4"/>
+        </w:pBdr>
+        <w:spacing w:after="180" w:before="320"/>
       </w:pPr>
       <w:r>
         <w:rPr>
@@ -28275,25 +27662,10 @@
           <w:b/>
           <w:bCs/>
           <w:color w:val="1F3864"/>
-          <w:sz w:val="18"/>
-          <w:szCs w:val="18"/>
+          <w:sz w:val="24"/>
+          <w:szCs w:val="24"/>
         </w:rPr>
-        <w:t xml:space="preserve">図2-13　地域支援事業費の推移（内訳別）</w:t>
-      </w:r>
-    </w:p>
-    <w:p>
-      <w:pPr>
-        <w:spacing w:after="200"/>
-        <w:jc w:val="center"/>
-      </w:pPr>
-      <w:r>
-        <w:rPr>
-          <w:rFonts w:ascii="游ゴシック" w:cs="游ゴシック" w:eastAsia="游ゴシック" w:hAnsi="游ゴシック"/>
-          <w:color w:val="595959"/>
-          <w:sz w:val="15"/>
-          <w:szCs w:val="15"/>
-        </w:rPr>
-        <w:t xml:space="preserve">出典：介護保険特別会計決算</w:t>
+        <w:t xml:space="preserve">2-6　冬期の生活支援（除雪）　【新規】</w:t>
       </w:r>
     </w:p>
     <w:p>
@@ -28794,470 +28166,6 @@
                 <w:szCs w:val="17"/>
               </w:rPr>
               <w:t xml:space="preserve">アンケート調査</w:t>
-            </w:r>
-          </w:p>
-        </w:tc>
-      </w:tr>
-    </w:tbl>
-    <w:p>
-      <w:pPr>
-        <w:spacing w:after="160" w:line="300"/>
-      </w:pPr>
-      <w:r>
-        <w:rPr>
-          <w:rFonts w:ascii="游明朝" w:cs="游明朝" w:eastAsia="游明朝" w:hAnsi="游明朝"/>
-          <w:sz w:val="21"/>
-          <w:szCs w:val="21"/>
-        </w:rPr>
-        <w:t xml:space="preserve"/>
-      </w:r>
-    </w:p>
-    <w:p>
-      <w:pPr>
-        <w:pStyle w:val="Heading2"/>
-        <w:pBdr>
-          <w:bottom w:val="single" w:color="2E75B6" w:sz="12" w:space="4"/>
-        </w:pBdr>
-        <w:spacing w:after="180" w:before="320"/>
-      </w:pPr>
-      <w:r>
-        <w:rPr>
-          <w:rFonts w:ascii="游ゴシック" w:cs="游ゴシック" w:eastAsia="游ゴシック" w:hAnsi="游ゴシック"/>
-          <w:b/>
-          <w:bCs/>
-          <w:color w:val="1F3864"/>
-          <w:sz w:val="24"/>
-          <w:szCs w:val="24"/>
-        </w:rPr>
-        <w:t xml:space="preserve">2-5　地域支え合い活動の促進　【継続】</w:t>
-      </w:r>
-    </w:p>
-    <w:p>
-      <w:pPr>
-        <w:spacing w:after="60" w:before="160"/>
-        <w:jc w:val="center"/>
-      </w:pPr>
-      <w:r>
-        <w:drawing>
-          <wp:inline distT="0" distB="0" distL="0" distR="0">
-            <wp:extent cx="5762625" cy="2895600"/>
-            <wp:effectExtent t="0" r="0" b="0" l="0"/>
-            <wp:docPr id="1" name="" descr="" title=""/>
-            <wp:cNvGraphicFramePr>
-              <a:graphicFrameLocks xmlns:a="http://schemas.openxmlformats.org/drawingml/2006/main" noChangeAspect="1"/>
-            </wp:cNvGraphicFramePr>
-            <a:graphic xmlns:a="http://schemas.openxmlformats.org/drawingml/2006/main">
-              <a:graphicData uri="http://schemas.openxmlformats.org/drawingml/2006/picture">
-                <pic:pic xmlns:pic="http://schemas.openxmlformats.org/drawingml/2006/picture">
-                  <pic:nvPicPr>
-                    <pic:cNvPr id="0" name="" descr=""/>
-                    <pic:cNvPicPr>
-                      <a:picLocks noChangeAspect="1" noChangeArrowheads="1"/>
-                    </pic:cNvPicPr>
-                  </pic:nvPicPr>
-                  <pic:blipFill>
-                    <a:blip r:embed="rId21" cstate="none"/>
-                    <a:srcRect/>
-                    <a:stretch>
-                      <a:fillRect/>
-                    </a:stretch>
-                  </pic:blipFill>
-                  <pic:spPr bwMode="auto">
-                    <a:xfrm>
-                      <a:off x="0" y="0"/>
-                      <a:ext cx="5762625" cy="2895600"/>
-                    </a:xfrm>
-                    <a:prstGeom prst="rect">
-                      <a:avLst/>
-                    </a:prstGeom>
-                  </pic:spPr>
-                </pic:pic>
-              </a:graphicData>
-            </a:graphic>
-          </wp:inline>
-        </w:drawing>
-      </w:r>
-    </w:p>
-    <w:p>
-      <w:pPr>
-        <w:spacing w:after="40"/>
-        <w:jc w:val="center"/>
-      </w:pPr>
-      <w:r>
-        <w:rPr>
-          <w:rFonts w:ascii="游ゴシック" w:cs="游ゴシック" w:eastAsia="游ゴシック" w:hAnsi="游ゴシック"/>
-          <w:b/>
-          <w:bCs/>
-          <w:color w:val="1F3864"/>
-          <w:sz w:val="18"/>
-          <w:szCs w:val="18"/>
-        </w:rPr>
-        <w:t xml:space="preserve">図2-12　要支援・要介護者1人あたり定員の推移</w:t>
-      </w:r>
-    </w:p>
-    <w:p>
-      <w:pPr>
-        <w:spacing w:after="200"/>
-        <w:jc w:val="center"/>
-      </w:pPr>
-      <w:r>
-        <w:rPr>
-          <w:rFonts w:ascii="游ゴシック" w:cs="游ゴシック" w:eastAsia="游ゴシック" w:hAnsi="游ゴシック"/>
-          <w:color w:val="595959"/>
-          <w:sz w:val="15"/>
-          <w:szCs w:val="15"/>
-        </w:rPr>
-        <w:t xml:space="preserve">出典：地域包括ケア「見える化」システム</w:t>
-      </w:r>
-    </w:p>
-    <w:p>
-      <w:pPr>
-        <w:spacing w:after="100" w:line="300"/>
-      </w:pPr>
-      <w:r>
-        <w:rPr>
-          <w:rFonts w:ascii="游ゴシック" w:cs="游ゴシック" w:eastAsia="游ゴシック" w:hAnsi="游ゴシック"/>
-          <w:b/>
-          <w:bCs/>
-          <w:color w:val="2E75B6"/>
-          <w:sz w:val="21"/>
-          <w:szCs w:val="21"/>
-        </w:rPr>
-        <w:t xml:space="preserve">現状と課題</w:t>
-      </w:r>
-    </w:p>
-    <w:p>
-      <w:pPr>
-        <w:spacing w:after="120" w:line="300"/>
-      </w:pPr>
-      <w:r>
-        <w:rPr>
-          <w:rFonts w:ascii="游明朝" w:cs="游明朝" w:eastAsia="游明朝" w:hAnsi="游明朝"/>
-          <w:sz w:val="21"/>
-          <w:szCs w:val="21"/>
-        </w:rPr>
-        <w:t xml:space="preserve">生活支援コーディネーターが配置され、令和元年度に北山・大塩・桧原・裏磐梯の4地区に第2層協議体が設置されています。地域ケア会議への参加割合は50%です。第9期の調査では「地域・近所の見守り、声かけ」を必要と感じる方が10.4%ありました。</w:t>
-      </w:r>
-    </w:p>
-    <w:p>
-      <w:pPr>
-        <w:spacing w:after="100" w:line="300"/>
-      </w:pPr>
-      <w:r>
-        <w:rPr>
-          <w:rFonts w:ascii="游ゴシック" w:cs="游ゴシック" w:eastAsia="游ゴシック" w:hAnsi="游ゴシック"/>
-          <w:b/>
-          <w:bCs/>
-          <w:color w:val="2E75B6"/>
-          <w:sz w:val="21"/>
-          <w:szCs w:val="21"/>
-        </w:rPr>
-        <w:t xml:space="preserve">第10期の取組</w:t>
-      </w:r>
-    </w:p>
-    <w:p>
-      <w:pPr>
-        <w:pStyle w:val="ListParagraph"/>
-        <w:numPr>
-          <w:ilvl w:val="0"/>
-          <w:numId w:val="2"/>
-        </w:numPr>
-        <w:spacing w:after="60" w:line="300"/>
-      </w:pPr>
-      <w:r>
-        <w:rPr>
-          <w:rFonts w:ascii="游明朝" w:cs="游明朝" w:eastAsia="游明朝" w:hAnsi="游明朝"/>
-          <w:sz w:val="21"/>
-          <w:szCs w:val="21"/>
-        </w:rPr>
-        <w:t xml:space="preserve">生活支援コーディネーターの活動を強化します</w:t>
-      </w:r>
-    </w:p>
-    <w:p>
-      <w:pPr>
-        <w:pStyle w:val="ListParagraph"/>
-        <w:numPr>
-          <w:ilvl w:val="0"/>
-          <w:numId w:val="2"/>
-        </w:numPr>
-        <w:spacing w:after="60" w:line="300"/>
-      </w:pPr>
-      <w:r>
-        <w:rPr>
-          <w:rFonts w:ascii="游明朝" w:cs="游明朝" w:eastAsia="游明朝" w:hAnsi="游明朝"/>
-          <w:sz w:val="21"/>
-          <w:szCs w:val="21"/>
-        </w:rPr>
-        <w:t xml:space="preserve">第2層協議体の活動を支援します</w:t>
-      </w:r>
-    </w:p>
-    <w:p>
-      <w:pPr>
-        <w:pStyle w:val="ListParagraph"/>
-        <w:numPr>
-          <w:ilvl w:val="0"/>
-          <w:numId w:val="2"/>
-        </w:numPr>
-        <w:spacing w:after="60" w:line="300"/>
-      </w:pPr>
-      <w:r>
-        <w:rPr>
-          <w:rFonts w:ascii="游明朝" w:cs="游明朝" w:eastAsia="游明朝" w:hAnsi="游明朝"/>
-          <w:sz w:val="21"/>
-          <w:szCs w:val="21"/>
-        </w:rPr>
-        <w:t xml:space="preserve">ボランティアネットワークの整備を促進します</w:t>
-      </w:r>
-    </w:p>
-    <w:tbl>
-      <w:tblPr>
-        <w:tblW w:type="dxa" w:w="9360"/>
-        <w:tblBorders>
-          <w:top w:val="single" w:color="auto" w:sz="4"/>
-          <w:left w:val="single" w:color="auto" w:sz="4"/>
-          <w:bottom w:val="single" w:color="auto" w:sz="4"/>
-          <w:right w:val="single" w:color="auto" w:sz="4"/>
-          <w:insideH w:val="single" w:color="auto" w:sz="4"/>
-          <w:insideV w:val="single" w:color="auto" w:sz="4"/>
-        </w:tblBorders>
-      </w:tblPr>
-      <w:tblGrid>
-        <w:gridCol w:w="3931"/>
-        <w:gridCol w:w="2059"/>
-        <w:gridCol w:w="1685"/>
-        <w:gridCol w:w="1685"/>
-      </w:tblGrid>
-      <w:tr>
-        <w:trPr>
-          <w:tblHeader/>
-        </w:trPr>
-        <w:tc>
-          <w:tcPr>
-            <w:tcW w:type="dxa" w:w="3931"/>
-            <w:shd w:fill="2E75B6" w:val="clear"/>
-            <w:tcMar>
-              <w:top w:type="dxa" w:w="60"/>
-              <w:left w:type="dxa" w:w="90"/>
-              <w:bottom w:type="dxa" w:w="60"/>
-              <w:right w:type="dxa" w:w="90"/>
-            </w:tcMar>
-          </w:tcPr>
-          <w:p>
-            <w:pPr>
-              <w:spacing w:after="0" w:line="240"/>
-              <w:jc w:val="center"/>
-            </w:pPr>
-            <w:r>
-              <w:rPr>
-                <w:rFonts w:ascii="游ゴシック" w:cs="游ゴシック" w:eastAsia="游ゴシック" w:hAnsi="游ゴシック"/>
-                <w:b/>
-                <w:bCs/>
-                <w:color w:val="FFFFFF"/>
-                <w:sz w:val="17"/>
-                <w:szCs w:val="17"/>
-              </w:rPr>
-              <w:t xml:space="preserve">指標</w:t>
-            </w:r>
-          </w:p>
-        </w:tc>
-        <w:tc>
-          <w:tcPr>
-            <w:tcW w:type="dxa" w:w="2059"/>
-            <w:shd w:fill="2E75B6" w:val="clear"/>
-            <w:tcMar>
-              <w:top w:type="dxa" w:w="60"/>
-              <w:left w:type="dxa" w:w="90"/>
-              <w:bottom w:type="dxa" w:w="60"/>
-              <w:right w:type="dxa" w:w="90"/>
-            </w:tcMar>
-          </w:tcPr>
-          <w:p>
-            <w:pPr>
-              <w:spacing w:after="0" w:line="240"/>
-              <w:jc w:val="center"/>
-            </w:pPr>
-            <w:r>
-              <w:rPr>
-                <w:rFonts w:ascii="游ゴシック" w:cs="游ゴシック" w:eastAsia="游ゴシック" w:hAnsi="游ゴシック"/>
-                <w:b/>
-                <w:bCs/>
-                <w:color w:val="FFFFFF"/>
-                <w:sz w:val="17"/>
-                <w:szCs w:val="17"/>
-              </w:rPr>
-              <w:t xml:space="preserve">現状値</w:t>
-            </w:r>
-          </w:p>
-        </w:tc>
-        <w:tc>
-          <w:tcPr>
-            <w:tcW w:type="dxa" w:w="1685"/>
-            <w:shd w:fill="2E75B6" w:val="clear"/>
-            <w:tcMar>
-              <w:top w:type="dxa" w:w="60"/>
-              <w:left w:type="dxa" w:w="90"/>
-              <w:bottom w:type="dxa" w:w="60"/>
-              <w:right w:type="dxa" w:w="90"/>
-            </w:tcMar>
-          </w:tcPr>
-          <w:p>
-            <w:pPr>
-              <w:spacing w:after="0" w:line="240"/>
-              <w:jc w:val="center"/>
-            </w:pPr>
-            <w:r>
-              <w:rPr>
-                <w:rFonts w:ascii="游ゴシック" w:cs="游ゴシック" w:eastAsia="游ゴシック" w:hAnsi="游ゴシック"/>
-                <w:b/>
-                <w:bCs/>
-                <w:color w:val="FFFFFF"/>
-                <w:sz w:val="17"/>
-                <w:szCs w:val="17"/>
-              </w:rPr>
-              <w:t xml:space="preserve">目標値</w:t>
-            </w:r>
-          </w:p>
-        </w:tc>
-        <w:tc>
-          <w:tcPr>
-            <w:tcW w:type="dxa" w:w="1685"/>
-            <w:shd w:fill="2E75B6" w:val="clear"/>
-            <w:tcMar>
-              <w:top w:type="dxa" w:w="60"/>
-              <w:left w:type="dxa" w:w="90"/>
-              <w:bottom w:type="dxa" w:w="60"/>
-              <w:right w:type="dxa" w:w="90"/>
-            </w:tcMar>
-          </w:tcPr>
-          <w:p>
-            <w:pPr>
-              <w:spacing w:after="0" w:line="240"/>
-              <w:jc w:val="center"/>
-            </w:pPr>
-            <w:r>
-              <w:rPr>
-                <w:rFonts w:ascii="游ゴシック" w:cs="游ゴシック" w:eastAsia="游ゴシック" w:hAnsi="游ゴシック"/>
-                <w:b/>
-                <w:bCs/>
-                <w:color w:val="FFFFFF"/>
-                <w:sz w:val="17"/>
-                <w:szCs w:val="17"/>
-              </w:rPr>
-              <w:t xml:space="preserve">出所</w:t>
-            </w:r>
-          </w:p>
-        </w:tc>
-      </w:tr>
-      <w:tr>
-        <w:tc>
-          <w:tcPr>
-            <w:tcW w:type="dxa" w:w="3931"/>
-            <w:shd w:fill="FFFFFF" w:val="clear"/>
-            <w:tcMar>
-              <w:top w:type="dxa" w:w="60"/>
-              <w:left w:type="dxa" w:w="90"/>
-              <w:bottom w:type="dxa" w:w="60"/>
-              <w:right w:type="dxa" w:w="90"/>
-            </w:tcMar>
-          </w:tcPr>
-          <w:p>
-            <w:pPr>
-              <w:spacing w:after="0" w:line="240"/>
-            </w:pPr>
-            <w:r>
-              <w:rPr>
-                <w:rFonts w:ascii="游ゴシック" w:cs="游ゴシック" w:eastAsia="游ゴシック" w:hAnsi="游ゴシック"/>
-                <w:b w:val="false"/>
-                <w:bCs w:val="false"/>
-                <w:color w:val="000000"/>
-                <w:sz w:val="17"/>
-                <w:szCs w:val="17"/>
-              </w:rPr>
-              <w:t xml:space="preserve">生活支援コーディネーターの地域ケア会議参加割合</w:t>
-            </w:r>
-          </w:p>
-        </w:tc>
-        <w:tc>
-          <w:tcPr>
-            <w:tcW w:type="dxa" w:w="2059"/>
-            <w:shd w:fill="FFFFFF" w:val="clear"/>
-            <w:tcMar>
-              <w:top w:type="dxa" w:w="60"/>
-              <w:left w:type="dxa" w:w="90"/>
-              <w:bottom w:type="dxa" w:w="60"/>
-              <w:right w:type="dxa" w:w="90"/>
-            </w:tcMar>
-          </w:tcPr>
-          <w:p>
-            <w:pPr>
-              <w:spacing w:after="0" w:line="240"/>
-            </w:pPr>
-            <w:r>
-              <w:rPr>
-                <w:rFonts w:ascii="游ゴシック" w:cs="游ゴシック" w:eastAsia="游ゴシック" w:hAnsi="游ゴシック"/>
-                <w:b w:val="false"/>
-                <w:bCs w:val="false"/>
-                <w:color w:val="000000"/>
-                <w:sz w:val="17"/>
-                <w:szCs w:val="17"/>
-              </w:rPr>
-              <w:t xml:space="preserve">50.0%（令和5年度）</w:t>
-            </w:r>
-          </w:p>
-        </w:tc>
-        <w:tc>
-          <w:tcPr>
-            <w:tcW w:type="dxa" w:w="1685"/>
-            <w:shd w:fill="FFFFFF" w:val="clear"/>
-            <w:tcMar>
-              <w:top w:type="dxa" w:w="60"/>
-              <w:left w:type="dxa" w:w="90"/>
-              <w:bottom w:type="dxa" w:w="60"/>
-              <w:right w:type="dxa" w:w="90"/>
-            </w:tcMar>
-          </w:tcPr>
-          <w:p>
-            <w:pPr>
-              <w:spacing w:after="0" w:line="240"/>
-            </w:pPr>
-            <w:r>
-              <w:rPr>
-                <w:rFonts w:ascii="游ゴシック" w:cs="游ゴシック" w:eastAsia="游ゴシック" w:hAnsi="游ゴシック"/>
-                <w:b w:val="false"/>
-                <w:bCs w:val="false"/>
-                <w:color w:val="000000"/>
-                <w:sz w:val="17"/>
-                <w:szCs w:val="17"/>
-              </w:rPr>
-              <w:t xml:space="preserve">100%</w:t>
-            </w:r>
-          </w:p>
-        </w:tc>
-        <w:tc>
-          <w:tcPr>
-            <w:tcW w:type="dxa" w:w="1685"/>
-            <w:shd w:fill="FFFFFF" w:val="clear"/>
-            <w:tcMar>
-              <w:top w:type="dxa" w:w="60"/>
-              <w:left w:type="dxa" w:w="90"/>
-              <w:bottom w:type="dxa" w:w="60"/>
-              <w:right w:type="dxa" w:w="90"/>
-            </w:tcMar>
-          </w:tcPr>
-          <w:p>
-            <w:pPr>
-              <w:spacing w:after="0" w:line="240"/>
-            </w:pPr>
-            <w:r>
-              <w:rPr>
-                <w:rFonts w:ascii="游ゴシック" w:cs="游ゴシック" w:eastAsia="游ゴシック" w:hAnsi="游ゴシック"/>
-                <w:b w:val="false"/>
-                <w:bCs w:val="false"/>
-                <w:color w:val="000000"/>
-                <w:sz w:val="17"/>
-                <w:szCs w:val="17"/>
-              </w:rPr>
-              <w:t xml:space="preserve">国 評価指標</w:t>
             </w:r>
           </w:p>
         </w:tc>

--- a/output/06_北塩原村第10期_計画素案.docx
+++ b/output/06_北塩原村第10期_計画素案.docx
@@ -29921,7 +29921,7 @@
           <w:sz w:val="21"/>
           <w:szCs w:val="21"/>
         </w:rPr>
-        <w:t xml:space="preserve">介護給付適正化の主要5事業のうち4事業を実施しており、国の評価指標において35点を得ています。一方、縦覧点検については0点となっています。</w:t>
+        <w:t xml:space="preserve">介護給付の適正化は、介護保険法第117条第3項の規定により、介護保険事業計画に取り組むべき施策と目標を定めるものとされています。国の「介護給付適正化計画に関する指針」（令和5年9月12日老介発0912第1号）により、第5期介護給付適正化計画（令和6年度〜令和8年度）からは、①要介護認定の適正化、②ケアプラン等の点検、③縦覧点検・医療情報との突合の主要3事業に整理されています。本村では、縦覧点検について効果が高いとされる4帳票のすべてを点検しており、国の評価指標では令和6年度から3年連続で満点（6点）を得ています。また、適正化方策の策定・評価指標の設定・毎年度の見直し・成果の公表の4項目についても、令和8年度評価で満点（32点）を得ています。一方、「主要3事業の全てを実施している」ことを問う指標（配点6点、全国該当率96.9%）は令和7年度に取得していたものが令和8年度は0点となっており、福祉用具購入費・住宅改修費の申請内容をリハビリテーション専門職等が検討する仕組み（配点8点）も令和6・7年度の8点から令和8年度は0点となっています。取組が後退したのか、該当状況調査票の記載によるものかを確認したうえで、第10期の取組を組み立てる必要があります。</w:t>
       </w:r>
     </w:p>
     <w:p>
@@ -29955,7 +29955,7 @@
           <w:sz w:val="21"/>
           <w:szCs w:val="21"/>
         </w:rPr>
-        <w:t xml:space="preserve">主要5事業のうち未実施の事業への着手を検討します</w:t>
+        <w:t xml:space="preserve">主要3事業（要介護認定の適正化・ケアプラン等の点検・縦覧点検／医療情報との突合）をすべて継続して実施します</w:t>
       </w:r>
     </w:p>
     <w:p>
@@ -29973,7 +29973,7 @@
           <w:sz w:val="21"/>
           <w:szCs w:val="21"/>
         </w:rPr>
-        <w:t xml:space="preserve">縦覧点検の実施帳票数を増やします</w:t>
+        <w:t xml:space="preserve">縦覧点検4帳票の全件点検を継続します</w:t>
       </w:r>
     </w:p>
     <w:p>
@@ -29991,7 +29991,43 @@
           <w:sz w:val="21"/>
           <w:szCs w:val="21"/>
         </w:rPr>
-        <w:t xml:space="preserve">ケアプラン点検・医療情報との突合の実施を検討します</w:t>
+        <w:t xml:space="preserve">福祉用具購入費・住宅改修費の申請内容について、リハビリテーション専門職等が妥当性を検討する仕組みを整えます</w:t>
+      </w:r>
+    </w:p>
+    <w:p>
+      <w:pPr>
+        <w:pStyle w:val="ListParagraph"/>
+        <w:numPr>
+          <w:ilvl w:val="0"/>
+          <w:numId w:val="2"/>
+        </w:numPr>
+        <w:spacing w:after="60" w:line="300"/>
+      </w:pPr>
+      <w:r>
+        <w:rPr>
+          <w:rFonts w:ascii="游明朝" w:cs="游明朝" w:eastAsia="游明朝" w:hAnsi="游明朝"/>
+          <w:sz w:val="21"/>
+          <w:szCs w:val="21"/>
+        </w:rPr>
+        <w:t xml:space="preserve">福祉用具の貸与後に、リハビリテーション専門職等が適切な利用がなされているかを点検する仕組みを検討します</w:t>
+      </w:r>
+    </w:p>
+    <w:p>
+      <w:pPr>
+        <w:pStyle w:val="ListParagraph"/>
+        <w:numPr>
+          <w:ilvl w:val="0"/>
+          <w:numId w:val="2"/>
+        </w:numPr>
+        <w:spacing w:after="60" w:line="300"/>
+      </w:pPr>
+      <w:r>
+        <w:rPr>
+          <w:rFonts w:ascii="游明朝" w:cs="游明朝" w:eastAsia="游明朝" w:hAnsi="游明朝"/>
+          <w:sz w:val="21"/>
+          <w:szCs w:val="21"/>
+        </w:rPr>
+        <w:t xml:space="preserve">適正化方策の評価指標の達成状況を毎年度公表します</w:t>
       </w:r>
     </w:p>
     <w:tbl>
@@ -30158,7 +30194,7 @@
                 <w:sz w:val="17"/>
                 <w:szCs w:val="17"/>
               </w:rPr>
-              <w:t xml:space="preserve">介護給付適正化 主要5事業の実施数</w:t>
+              <w:t xml:space="preserve">介護給付適正化 主要3事業の実施数</w:t>
             </w:r>
           </w:p>
         </w:tc>
@@ -30186,7 +30222,7 @@
                 <w:sz w:val="17"/>
                 <w:szCs w:val="17"/>
               </w:rPr>
-              <w:t xml:space="preserve">4事業</w:t>
+              <w:t xml:space="preserve">【要確認】</w:t>
             </w:r>
           </w:p>
         </w:tc>
@@ -30214,7 +30250,7 @@
                 <w:sz w:val="17"/>
                 <w:szCs w:val="17"/>
               </w:rPr>
-              <w:t xml:space="preserve">5事業</w:t>
+              <w:t xml:space="preserve">3事業</w:t>
             </w:r>
           </w:p>
         </w:tc>
@@ -30300,7 +30336,7 @@
                 <w:sz w:val="17"/>
                 <w:szCs w:val="17"/>
               </w:rPr>
-              <w:t xml:space="preserve">0帳票</w:t>
+              <w:t xml:space="preserve">4帳票</w:t>
             </w:r>
           </w:p>
         </w:tc>
@@ -30328,7 +30364,235 @@
                 <w:sz w:val="17"/>
                 <w:szCs w:val="17"/>
               </w:rPr>
-              <w:t xml:space="preserve">3帳票以上</w:t>
+              <w:t xml:space="preserve">4帳票（維持）</w:t>
+            </w:r>
+          </w:p>
+        </w:tc>
+        <w:tc>
+          <w:tcPr>
+            <w:tcW w:type="dxa" w:w="1685"/>
+            <w:shd w:fill="FFFFFF" w:val="clear"/>
+            <w:tcMar>
+              <w:top w:type="dxa" w:w="60"/>
+              <w:left w:type="dxa" w:w="90"/>
+              <w:bottom w:type="dxa" w:w="60"/>
+              <w:right w:type="dxa" w:w="90"/>
+            </w:tcMar>
+          </w:tcPr>
+          <w:p>
+            <w:pPr>
+              <w:spacing w:after="0" w:line="240"/>
+            </w:pPr>
+            <w:r>
+              <w:rPr>
+                <w:rFonts w:ascii="游ゴシック" w:cs="游ゴシック" w:eastAsia="游ゴシック" w:hAnsi="游ゴシック"/>
+                <w:b w:val="false"/>
+                <w:bCs w:val="false"/>
+                <w:color w:val="000000"/>
+                <w:sz w:val="17"/>
+                <w:szCs w:val="17"/>
+              </w:rPr>
+              <w:t xml:space="preserve">国 評価指標</w:t>
+            </w:r>
+          </w:p>
+        </w:tc>
+      </w:tr>
+      <w:tr>
+        <w:tc>
+          <w:tcPr>
+            <w:tcW w:type="dxa" w:w="3931"/>
+            <w:shd w:fill="FFFFFF" w:val="clear"/>
+            <w:tcMar>
+              <w:top w:type="dxa" w:w="60"/>
+              <w:left w:type="dxa" w:w="90"/>
+              <w:bottom w:type="dxa" w:w="60"/>
+              <w:right w:type="dxa" w:w="90"/>
+            </w:tcMar>
+          </w:tcPr>
+          <w:p>
+            <w:pPr>
+              <w:spacing w:after="0" w:line="240"/>
+            </w:pPr>
+            <w:r>
+              <w:rPr>
+                <w:rFonts w:ascii="游ゴシック" w:cs="游ゴシック" w:eastAsia="游ゴシック" w:hAnsi="游ゴシック"/>
+                <w:b w:val="false"/>
+                <w:bCs w:val="false"/>
+                <w:color w:val="000000"/>
+                <w:sz w:val="17"/>
+                <w:szCs w:val="17"/>
+              </w:rPr>
+              <w:t xml:space="preserve">介護給付費通知の件数</w:t>
+            </w:r>
+          </w:p>
+        </w:tc>
+        <w:tc>
+          <w:tcPr>
+            <w:tcW w:type="dxa" w:w="2059"/>
+            <w:shd w:fill="FFFFFF" w:val="clear"/>
+            <w:tcMar>
+              <w:top w:type="dxa" w:w="60"/>
+              <w:left w:type="dxa" w:w="90"/>
+              <w:bottom w:type="dxa" w:w="60"/>
+              <w:right w:type="dxa" w:w="90"/>
+            </w:tcMar>
+          </w:tcPr>
+          <w:p>
+            <w:pPr>
+              <w:spacing w:after="0" w:line="240"/>
+            </w:pPr>
+            <w:r>
+              <w:rPr>
+                <w:rFonts w:ascii="游ゴシック" w:cs="游ゴシック" w:eastAsia="游ゴシック" w:hAnsi="游ゴシック"/>
+                <w:b w:val="false"/>
+                <w:bCs w:val="false"/>
+                <w:color w:val="000000"/>
+                <w:sz w:val="17"/>
+                <w:szCs w:val="17"/>
+              </w:rPr>
+              <w:t xml:space="preserve">300件／年</w:t>
+            </w:r>
+          </w:p>
+        </w:tc>
+        <w:tc>
+          <w:tcPr>
+            <w:tcW w:type="dxa" w:w="1685"/>
+            <w:shd w:fill="FFFFFF" w:val="clear"/>
+            <w:tcMar>
+              <w:top w:type="dxa" w:w="60"/>
+              <w:left w:type="dxa" w:w="90"/>
+              <w:bottom w:type="dxa" w:w="60"/>
+              <w:right w:type="dxa" w:w="90"/>
+            </w:tcMar>
+          </w:tcPr>
+          <w:p>
+            <w:pPr>
+              <w:spacing w:after="0" w:line="240"/>
+            </w:pPr>
+            <w:r>
+              <w:rPr>
+                <w:rFonts w:ascii="游ゴシック" w:cs="游ゴシック" w:eastAsia="游ゴシック" w:hAnsi="游ゴシック"/>
+                <w:b w:val="false"/>
+                <w:bCs w:val="false"/>
+                <w:color w:val="000000"/>
+                <w:sz w:val="17"/>
+                <w:szCs w:val="17"/>
+              </w:rPr>
+              <w:t xml:space="preserve">300件／年（維持）</w:t>
+            </w:r>
+          </w:p>
+        </w:tc>
+        <w:tc>
+          <w:tcPr>
+            <w:tcW w:type="dxa" w:w="1685"/>
+            <w:shd w:fill="FFFFFF" w:val="clear"/>
+            <w:tcMar>
+              <w:top w:type="dxa" w:w="60"/>
+              <w:left w:type="dxa" w:w="90"/>
+              <w:bottom w:type="dxa" w:w="60"/>
+              <w:right w:type="dxa" w:w="90"/>
+            </w:tcMar>
+          </w:tcPr>
+          <w:p>
+            <w:pPr>
+              <w:spacing w:after="0" w:line="240"/>
+            </w:pPr>
+            <w:r>
+              <w:rPr>
+                <w:rFonts w:ascii="游ゴシック" w:cs="游ゴシック" w:eastAsia="游ゴシック" w:hAnsi="游ゴシック"/>
+                <w:b w:val="false"/>
+                <w:bCs w:val="false"/>
+                <w:color w:val="000000"/>
+                <w:sz w:val="17"/>
+                <w:szCs w:val="17"/>
+              </w:rPr>
+              <w:t xml:space="preserve">村実績</w:t>
+            </w:r>
+          </w:p>
+        </w:tc>
+      </w:tr>
+      <w:tr>
+        <w:tc>
+          <w:tcPr>
+            <w:tcW w:type="dxa" w:w="3931"/>
+            <w:shd w:fill="FFFFFF" w:val="clear"/>
+            <w:tcMar>
+              <w:top w:type="dxa" w:w="60"/>
+              <w:left w:type="dxa" w:w="90"/>
+              <w:bottom w:type="dxa" w:w="60"/>
+              <w:right w:type="dxa" w:w="90"/>
+            </w:tcMar>
+          </w:tcPr>
+          <w:p>
+            <w:pPr>
+              <w:spacing w:after="0" w:line="240"/>
+            </w:pPr>
+            <w:r>
+              <w:rPr>
+                <w:rFonts w:ascii="游ゴシック" w:cs="游ゴシック" w:eastAsia="游ゴシック" w:hAnsi="游ゴシック"/>
+                <w:b w:val="false"/>
+                <w:bCs w:val="false"/>
+                <w:color w:val="000000"/>
+                <w:sz w:val="17"/>
+                <w:szCs w:val="17"/>
+              </w:rPr>
+              <w:t xml:space="preserve">福祉用具・住宅改修へのリハビリテーション専門職の関与</w:t>
+            </w:r>
+          </w:p>
+        </w:tc>
+        <w:tc>
+          <w:tcPr>
+            <w:tcW w:type="dxa" w:w="2059"/>
+            <w:shd w:fill="FFFFFF" w:val="clear"/>
+            <w:tcMar>
+              <w:top w:type="dxa" w:w="60"/>
+              <w:left w:type="dxa" w:w="90"/>
+              <w:bottom w:type="dxa" w:w="60"/>
+              <w:right w:type="dxa" w:w="90"/>
+            </w:tcMar>
+          </w:tcPr>
+          <w:p>
+            <w:pPr>
+              <w:spacing w:after="0" w:line="240"/>
+            </w:pPr>
+            <w:r>
+              <w:rPr>
+                <w:rFonts w:ascii="游ゴシック" w:cs="游ゴシック" w:eastAsia="游ゴシック" w:hAnsi="游ゴシック"/>
+                <w:b w:val="false"/>
+                <w:bCs w:val="false"/>
+                <w:color w:val="000000"/>
+                <w:sz w:val="17"/>
+                <w:szCs w:val="17"/>
+              </w:rPr>
+              <w:t xml:space="preserve">未実施</w:t>
+            </w:r>
+          </w:p>
+        </w:tc>
+        <w:tc>
+          <w:tcPr>
+            <w:tcW w:type="dxa" w:w="1685"/>
+            <w:shd w:fill="FFFFFF" w:val="clear"/>
+            <w:tcMar>
+              <w:top w:type="dxa" w:w="60"/>
+              <w:left w:type="dxa" w:w="90"/>
+              <w:bottom w:type="dxa" w:w="60"/>
+              <w:right w:type="dxa" w:w="90"/>
+            </w:tcMar>
+          </w:tcPr>
+          <w:p>
+            <w:pPr>
+              <w:spacing w:after="0" w:line="240"/>
+            </w:pPr>
+            <w:r>
+              <w:rPr>
+                <w:rFonts w:ascii="游ゴシック" w:cs="游ゴシック" w:eastAsia="游ゴシック" w:hAnsi="游ゴシック"/>
+                <w:b w:val="false"/>
+                <w:bCs w:val="false"/>
+                <w:color w:val="000000"/>
+                <w:sz w:val="17"/>
+                <w:szCs w:val="17"/>
+              </w:rPr>
+              <w:t xml:space="preserve">仕組みの整備</w:t>
             </w:r>
           </w:p>
         </w:tc>

--- a/output/06_北塩原村第10期_計画素案.docx
+++ b/output/06_北塩原村第10期_計画素案.docx
@@ -3884,7 +3884,7 @@
           <w:sz w:val="21"/>
           <w:szCs w:val="21"/>
         </w:rPr>
-        <w:t xml:space="preserve">本村の高齢者人口は、令和2年（2020年）の948人をピークとしてすでに減少局面に入っています。令和22年（2040年）には765人となり、ピーク時から19.3%減少する見込みです。</w:t>
+        <w:t xml:space="preserve">福島県では、国立社会保障・人口問題研究所による市町村別の将来推計人口が公表されていません。このため厚生労働省は、住民基本台帳を基礎とした推計人口を県内の保険者へ配布しています。本計画の将来推計は、令和8年8月に配布されたこのデータを用います。</w:t>
       </w:r>
     </w:p>
     <w:p>
@@ -3897,1253 +3897,7 @@
           <w:sz w:val="21"/>
           <w:szCs w:val="21"/>
         </w:rPr>
-        <w:t xml:space="preserve">一方で、75歳以上の後期高齢者は令和12年（2030年）の551人までは増加します。令和7年の480人から5年間で71人（14.8%）の増加です。反対に65歳から74歳までの前期高齢者は、同期間に457人から360人へと97人（21.2%）減少します。</w:t>
-      </w:r>
-    </w:p>
-    <w:tbl>
-      <w:tblPr>
-        <w:tblW w:type="dxa" w:w="9360"/>
-        <w:tblBorders>
-          <w:top w:val="single" w:color="auto" w:sz="4"/>
-          <w:left w:val="single" w:color="auto" w:sz="4"/>
-          <w:bottom w:val="single" w:color="auto" w:sz="4"/>
-          <w:right w:val="single" w:color="auto" w:sz="4"/>
-          <w:insideH w:val="single" w:color="auto" w:sz="4"/>
-          <w:insideV w:val="single" w:color="auto" w:sz="4"/>
-        </w:tblBorders>
-      </w:tblPr>
-      <w:tblGrid>
-        <w:gridCol w:w="1498"/>
-        <w:gridCol w:w="1591"/>
-        <w:gridCol w:w="1778"/>
-        <w:gridCol w:w="1498"/>
-        <w:gridCol w:w="1498"/>
-        <w:gridCol w:w="1497"/>
-      </w:tblGrid>
-      <w:tr>
-        <w:trPr>
-          <w:tblHeader/>
-        </w:trPr>
-        <w:tc>
-          <w:tcPr>
-            <w:tcW w:type="dxa" w:w="1498"/>
-            <w:shd w:fill="2E75B6" w:val="clear"/>
-            <w:tcMar>
-              <w:top w:type="dxa" w:w="60"/>
-              <w:left w:type="dxa" w:w="90"/>
-              <w:bottom w:type="dxa" w:w="60"/>
-              <w:right w:type="dxa" w:w="90"/>
-            </w:tcMar>
-          </w:tcPr>
-          <w:p>
-            <w:pPr>
-              <w:spacing w:after="0" w:line="240"/>
-              <w:jc w:val="center"/>
-            </w:pPr>
-            <w:r>
-              <w:rPr>
-                <w:rFonts w:ascii="游ゴシック" w:cs="游ゴシック" w:eastAsia="游ゴシック" w:hAnsi="游ゴシック"/>
-                <w:b/>
-                <w:bCs/>
-                <w:color w:val="FFFFFF"/>
-                <w:sz w:val="17"/>
-                <w:szCs w:val="17"/>
-              </w:rPr>
-              <w:t xml:space="preserve">年</w:t>
-            </w:r>
-          </w:p>
-        </w:tc>
-        <w:tc>
-          <w:tcPr>
-            <w:tcW w:type="dxa" w:w="1591"/>
-            <w:shd w:fill="2E75B6" w:val="clear"/>
-            <w:tcMar>
-              <w:top w:type="dxa" w:w="60"/>
-              <w:left w:type="dxa" w:w="90"/>
-              <w:bottom w:type="dxa" w:w="60"/>
-              <w:right w:type="dxa" w:w="90"/>
-            </w:tcMar>
-          </w:tcPr>
-          <w:p>
-            <w:pPr>
-              <w:spacing w:after="0" w:line="240"/>
-              <w:jc w:val="center"/>
-            </w:pPr>
-            <w:r>
-              <w:rPr>
-                <w:rFonts w:ascii="游ゴシック" w:cs="游ゴシック" w:eastAsia="游ゴシック" w:hAnsi="游ゴシック"/>
-                <w:b/>
-                <w:bCs/>
-                <w:color w:val="FFFFFF"/>
-                <w:sz w:val="17"/>
-                <w:szCs w:val="17"/>
-              </w:rPr>
-              <w:t xml:space="preserve">総人口</w:t>
-            </w:r>
-          </w:p>
-        </w:tc>
-        <w:tc>
-          <w:tcPr>
-            <w:tcW w:type="dxa" w:w="1778"/>
-            <w:shd w:fill="2E75B6" w:val="clear"/>
-            <w:tcMar>
-              <w:top w:type="dxa" w:w="60"/>
-              <w:left w:type="dxa" w:w="90"/>
-              <w:bottom w:type="dxa" w:w="60"/>
-              <w:right w:type="dxa" w:w="90"/>
-            </w:tcMar>
-          </w:tcPr>
-          <w:p>
-            <w:pPr>
-              <w:spacing w:after="0" w:line="240"/>
-              <w:jc w:val="center"/>
-            </w:pPr>
-            <w:r>
-              <w:rPr>
-                <w:rFonts w:ascii="游ゴシック" w:cs="游ゴシック" w:eastAsia="游ゴシック" w:hAnsi="游ゴシック"/>
-                <w:b/>
-                <w:bCs/>
-                <w:color w:val="FFFFFF"/>
-                <w:sz w:val="17"/>
-                <w:szCs w:val="17"/>
-              </w:rPr>
-              <w:t xml:space="preserve">生産年齢人口</w:t>
-            </w:r>
-          </w:p>
-        </w:tc>
-        <w:tc>
-          <w:tcPr>
-            <w:tcW w:type="dxa" w:w="1498"/>
-            <w:shd w:fill="2E75B6" w:val="clear"/>
-            <w:tcMar>
-              <w:top w:type="dxa" w:w="60"/>
-              <w:left w:type="dxa" w:w="90"/>
-              <w:bottom w:type="dxa" w:w="60"/>
-              <w:right w:type="dxa" w:w="90"/>
-            </w:tcMar>
-          </w:tcPr>
-          <w:p>
-            <w:pPr>
-              <w:spacing w:after="0" w:line="240"/>
-              <w:jc w:val="center"/>
-            </w:pPr>
-            <w:r>
-              <w:rPr>
-                <w:rFonts w:ascii="游ゴシック" w:cs="游ゴシック" w:eastAsia="游ゴシック" w:hAnsi="游ゴシック"/>
-                <w:b/>
-                <w:bCs/>
-                <w:color w:val="FFFFFF"/>
-                <w:sz w:val="17"/>
-                <w:szCs w:val="17"/>
-              </w:rPr>
-              <w:t xml:space="preserve">65〜74歳</w:t>
-            </w:r>
-          </w:p>
-        </w:tc>
-        <w:tc>
-          <w:tcPr>
-            <w:tcW w:type="dxa" w:w="1498"/>
-            <w:shd w:fill="2E75B6" w:val="clear"/>
-            <w:tcMar>
-              <w:top w:type="dxa" w:w="60"/>
-              <w:left w:type="dxa" w:w="90"/>
-              <w:bottom w:type="dxa" w:w="60"/>
-              <w:right w:type="dxa" w:w="90"/>
-            </w:tcMar>
-          </w:tcPr>
-          <w:p>
-            <w:pPr>
-              <w:spacing w:after="0" w:line="240"/>
-              <w:jc w:val="center"/>
-            </w:pPr>
-            <w:r>
-              <w:rPr>
-                <w:rFonts w:ascii="游ゴシック" w:cs="游ゴシック" w:eastAsia="游ゴシック" w:hAnsi="游ゴシック"/>
-                <w:b/>
-                <w:bCs/>
-                <w:color w:val="FFFFFF"/>
-                <w:sz w:val="17"/>
-                <w:szCs w:val="17"/>
-              </w:rPr>
-              <w:t xml:space="preserve">75歳以上</w:t>
-            </w:r>
-          </w:p>
-        </w:tc>
-        <w:tc>
-          <w:tcPr>
-            <w:tcW w:type="dxa" w:w="1497"/>
-            <w:shd w:fill="2E75B6" w:val="clear"/>
-            <w:tcMar>
-              <w:top w:type="dxa" w:w="60"/>
-              <w:left w:type="dxa" w:w="90"/>
-              <w:bottom w:type="dxa" w:w="60"/>
-              <w:right w:type="dxa" w:w="90"/>
-            </w:tcMar>
-          </w:tcPr>
-          <w:p>
-            <w:pPr>
-              <w:spacing w:after="0" w:line="240"/>
-              <w:jc w:val="center"/>
-            </w:pPr>
-            <w:r>
-              <w:rPr>
-                <w:rFonts w:ascii="游ゴシック" w:cs="游ゴシック" w:eastAsia="游ゴシック" w:hAnsi="游ゴシック"/>
-                <w:b/>
-                <w:bCs/>
-                <w:color w:val="FFFFFF"/>
-                <w:sz w:val="17"/>
-                <w:szCs w:val="17"/>
-              </w:rPr>
-              <w:t xml:space="preserve">高齢者計</w:t>
-            </w:r>
-          </w:p>
-        </w:tc>
-      </w:tr>
-      <w:tr>
-        <w:tc>
-          <w:tcPr>
-            <w:tcW w:type="dxa" w:w="1498"/>
-            <w:shd w:fill="FFFFFF" w:val="clear"/>
-            <w:tcMar>
-              <w:top w:type="dxa" w:w="60"/>
-              <w:left w:type="dxa" w:w="90"/>
-              <w:bottom w:type="dxa" w:w="60"/>
-              <w:right w:type="dxa" w:w="90"/>
-            </w:tcMar>
-          </w:tcPr>
-          <w:p>
-            <w:pPr>
-              <w:spacing w:after="0" w:line="240"/>
-            </w:pPr>
-            <w:r>
-              <w:rPr>
-                <w:rFonts w:ascii="游ゴシック" w:cs="游ゴシック" w:eastAsia="游ゴシック" w:hAnsi="游ゴシック"/>
-                <w:b w:val="false"/>
-                <w:bCs w:val="false"/>
-                <w:color w:val="000000"/>
-                <w:sz w:val="17"/>
-                <w:szCs w:val="17"/>
-              </w:rPr>
-              <w:t xml:space="preserve">令和2年</w:t>
-            </w:r>
-          </w:p>
-        </w:tc>
-        <w:tc>
-          <w:tcPr>
-            <w:tcW w:type="dxa" w:w="1591"/>
-            <w:shd w:fill="FFFFFF" w:val="clear"/>
-            <w:tcMar>
-              <w:top w:type="dxa" w:w="60"/>
-              <w:left w:type="dxa" w:w="90"/>
-              <w:bottom w:type="dxa" w:w="60"/>
-              <w:right w:type="dxa" w:w="90"/>
-            </w:tcMar>
-          </w:tcPr>
-          <w:p>
-            <w:pPr>
-              <w:spacing w:after="0" w:line="240"/>
-            </w:pPr>
-            <w:r>
-              <w:rPr>
-                <w:rFonts w:ascii="游ゴシック" w:cs="游ゴシック" w:eastAsia="游ゴシック" w:hAnsi="游ゴシック"/>
-                <w:b w:val="false"/>
-                <w:bCs w:val="false"/>
-                <w:color w:val="000000"/>
-                <w:sz w:val="17"/>
-                <w:szCs w:val="17"/>
-              </w:rPr>
-              <w:t xml:space="preserve">2,556</w:t>
-            </w:r>
-          </w:p>
-        </w:tc>
-        <w:tc>
-          <w:tcPr>
-            <w:tcW w:type="dxa" w:w="1778"/>
-            <w:shd w:fill="FFFFFF" w:val="clear"/>
-            <w:tcMar>
-              <w:top w:type="dxa" w:w="60"/>
-              <w:left w:type="dxa" w:w="90"/>
-              <w:bottom w:type="dxa" w:w="60"/>
-              <w:right w:type="dxa" w:w="90"/>
-            </w:tcMar>
-          </w:tcPr>
-          <w:p>
-            <w:pPr>
-              <w:spacing w:after="0" w:line="240"/>
-            </w:pPr>
-            <w:r>
-              <w:rPr>
-                <w:rFonts w:ascii="游ゴシック" w:cs="游ゴシック" w:eastAsia="游ゴシック" w:hAnsi="游ゴシック"/>
-                <w:b w:val="false"/>
-                <w:bCs w:val="false"/>
-                <w:color w:val="000000"/>
-                <w:sz w:val="17"/>
-                <w:szCs w:val="17"/>
-              </w:rPr>
-              <w:t xml:space="preserve">1,349</w:t>
-            </w:r>
-          </w:p>
-        </w:tc>
-        <w:tc>
-          <w:tcPr>
-            <w:tcW w:type="dxa" w:w="1498"/>
-            <w:shd w:fill="FFFFFF" w:val="clear"/>
-            <w:tcMar>
-              <w:top w:type="dxa" w:w="60"/>
-              <w:left w:type="dxa" w:w="90"/>
-              <w:bottom w:type="dxa" w:w="60"/>
-              <w:right w:type="dxa" w:w="90"/>
-            </w:tcMar>
-          </w:tcPr>
-          <w:p>
-            <w:pPr>
-              <w:spacing w:after="0" w:line="240"/>
-            </w:pPr>
-            <w:r>
-              <w:rPr>
-                <w:rFonts w:ascii="游ゴシック" w:cs="游ゴシック" w:eastAsia="游ゴシック" w:hAnsi="游ゴシック"/>
-                <w:b w:val="false"/>
-                <w:bCs w:val="false"/>
-                <w:color w:val="000000"/>
-                <w:sz w:val="17"/>
-                <w:szCs w:val="17"/>
-              </w:rPr>
-              <w:t xml:space="preserve">507</w:t>
-            </w:r>
-          </w:p>
-        </w:tc>
-        <w:tc>
-          <w:tcPr>
-            <w:tcW w:type="dxa" w:w="1498"/>
-            <w:shd w:fill="FFFFFF" w:val="clear"/>
-            <w:tcMar>
-              <w:top w:type="dxa" w:w="60"/>
-              <w:left w:type="dxa" w:w="90"/>
-              <w:bottom w:type="dxa" w:w="60"/>
-              <w:right w:type="dxa" w:w="90"/>
-            </w:tcMar>
-          </w:tcPr>
-          <w:p>
-            <w:pPr>
-              <w:spacing w:after="0" w:line="240"/>
-            </w:pPr>
-            <w:r>
-              <w:rPr>
-                <w:rFonts w:ascii="游ゴシック" w:cs="游ゴシック" w:eastAsia="游ゴシック" w:hAnsi="游ゴシック"/>
-                <w:b w:val="false"/>
-                <w:bCs w:val="false"/>
-                <w:color w:val="000000"/>
-                <w:sz w:val="17"/>
-                <w:szCs w:val="17"/>
-              </w:rPr>
-              <w:t xml:space="preserve">441</w:t>
-            </w:r>
-          </w:p>
-        </w:tc>
-        <w:tc>
-          <w:tcPr>
-            <w:tcW w:type="dxa" w:w="1497"/>
-            <w:shd w:fill="FFFFFF" w:val="clear"/>
-            <w:tcMar>
-              <w:top w:type="dxa" w:w="60"/>
-              <w:left w:type="dxa" w:w="90"/>
-              <w:bottom w:type="dxa" w:w="60"/>
-              <w:right w:type="dxa" w:w="90"/>
-            </w:tcMar>
-          </w:tcPr>
-          <w:p>
-            <w:pPr>
-              <w:spacing w:after="0" w:line="240"/>
-            </w:pPr>
-            <w:r>
-              <w:rPr>
-                <w:rFonts w:ascii="游ゴシック" w:cs="游ゴシック" w:eastAsia="游ゴシック" w:hAnsi="游ゴシック"/>
-                <w:b w:val="false"/>
-                <w:bCs w:val="false"/>
-                <w:color w:val="000000"/>
-                <w:sz w:val="17"/>
-                <w:szCs w:val="17"/>
-              </w:rPr>
-              <w:t xml:space="preserve">948</w:t>
-            </w:r>
-          </w:p>
-        </w:tc>
-      </w:tr>
-      <w:tr>
-        <w:tc>
-          <w:tcPr>
-            <w:tcW w:type="dxa" w:w="1498"/>
-            <w:shd w:fill="FFFFFF" w:val="clear"/>
-            <w:tcMar>
-              <w:top w:type="dxa" w:w="60"/>
-              <w:left w:type="dxa" w:w="90"/>
-              <w:bottom w:type="dxa" w:w="60"/>
-              <w:right w:type="dxa" w:w="90"/>
-            </w:tcMar>
-          </w:tcPr>
-          <w:p>
-            <w:pPr>
-              <w:spacing w:after="0" w:line="240"/>
-            </w:pPr>
-            <w:r>
-              <w:rPr>
-                <w:rFonts w:ascii="游ゴシック" w:cs="游ゴシック" w:eastAsia="游ゴシック" w:hAnsi="游ゴシック"/>
-                <w:b w:val="false"/>
-                <w:bCs w:val="false"/>
-                <w:color w:val="000000"/>
-                <w:sz w:val="17"/>
-                <w:szCs w:val="17"/>
-              </w:rPr>
-              <w:t xml:space="preserve">令和7年</w:t>
-            </w:r>
-          </w:p>
-        </w:tc>
-        <w:tc>
-          <w:tcPr>
-            <w:tcW w:type="dxa" w:w="1591"/>
-            <w:shd w:fill="FFFFFF" w:val="clear"/>
-            <w:tcMar>
-              <w:top w:type="dxa" w:w="60"/>
-              <w:left w:type="dxa" w:w="90"/>
-              <w:bottom w:type="dxa" w:w="60"/>
-              <w:right w:type="dxa" w:w="90"/>
-            </w:tcMar>
-          </w:tcPr>
-          <w:p>
-            <w:pPr>
-              <w:spacing w:after="0" w:line="240"/>
-            </w:pPr>
-            <w:r>
-              <w:rPr>
-                <w:rFonts w:ascii="游ゴシック" w:cs="游ゴシック" w:eastAsia="游ゴシック" w:hAnsi="游ゴシック"/>
-                <w:b w:val="false"/>
-                <w:bCs w:val="false"/>
-                <w:color w:val="000000"/>
-                <w:sz w:val="17"/>
-                <w:szCs w:val="17"/>
-              </w:rPr>
-              <w:t xml:space="preserve">2,315</w:t>
-            </w:r>
-          </w:p>
-        </w:tc>
-        <w:tc>
-          <w:tcPr>
-            <w:tcW w:type="dxa" w:w="1778"/>
-            <w:shd w:fill="FFFFFF" w:val="clear"/>
-            <w:tcMar>
-              <w:top w:type="dxa" w:w="60"/>
-              <w:left w:type="dxa" w:w="90"/>
-              <w:bottom w:type="dxa" w:w="60"/>
-              <w:right w:type="dxa" w:w="90"/>
-            </w:tcMar>
-          </w:tcPr>
-          <w:p>
-            <w:pPr>
-              <w:spacing w:after="0" w:line="240"/>
-            </w:pPr>
-            <w:r>
-              <w:rPr>
-                <w:rFonts w:ascii="游ゴシック" w:cs="游ゴシック" w:eastAsia="游ゴシック" w:hAnsi="游ゴシック"/>
-                <w:b w:val="false"/>
-                <w:bCs w:val="false"/>
-                <w:color w:val="000000"/>
-                <w:sz w:val="17"/>
-                <w:szCs w:val="17"/>
-              </w:rPr>
-              <w:t xml:space="preserve">1,192</w:t>
-            </w:r>
-          </w:p>
-        </w:tc>
-        <w:tc>
-          <w:tcPr>
-            <w:tcW w:type="dxa" w:w="1498"/>
-            <w:shd w:fill="FFFFFF" w:val="clear"/>
-            <w:tcMar>
-              <w:top w:type="dxa" w:w="60"/>
-              <w:left w:type="dxa" w:w="90"/>
-              <w:bottom w:type="dxa" w:w="60"/>
-              <w:right w:type="dxa" w:w="90"/>
-            </w:tcMar>
-          </w:tcPr>
-          <w:p>
-            <w:pPr>
-              <w:spacing w:after="0" w:line="240"/>
-            </w:pPr>
-            <w:r>
-              <w:rPr>
-                <w:rFonts w:ascii="游ゴシック" w:cs="游ゴシック" w:eastAsia="游ゴシック" w:hAnsi="游ゴシック"/>
-                <w:b w:val="false"/>
-                <w:bCs w:val="false"/>
-                <w:color w:val="000000"/>
-                <w:sz w:val="17"/>
-                <w:szCs w:val="17"/>
-              </w:rPr>
-              <w:t xml:space="preserve">457</w:t>
-            </w:r>
-          </w:p>
-        </w:tc>
-        <w:tc>
-          <w:tcPr>
-            <w:tcW w:type="dxa" w:w="1498"/>
-            <w:shd w:fill="FFFFFF" w:val="clear"/>
-            <w:tcMar>
-              <w:top w:type="dxa" w:w="60"/>
-              <w:left w:type="dxa" w:w="90"/>
-              <w:bottom w:type="dxa" w:w="60"/>
-              <w:right w:type="dxa" w:w="90"/>
-            </w:tcMar>
-          </w:tcPr>
-          <w:p>
-            <w:pPr>
-              <w:spacing w:after="0" w:line="240"/>
-            </w:pPr>
-            <w:r>
-              <w:rPr>
-                <w:rFonts w:ascii="游ゴシック" w:cs="游ゴシック" w:eastAsia="游ゴシック" w:hAnsi="游ゴシック"/>
-                <w:b w:val="false"/>
-                <w:bCs w:val="false"/>
-                <w:color w:val="000000"/>
-                <w:sz w:val="17"/>
-                <w:szCs w:val="17"/>
-              </w:rPr>
-              <w:t xml:space="preserve">480</w:t>
-            </w:r>
-          </w:p>
-        </w:tc>
-        <w:tc>
-          <w:tcPr>
-            <w:tcW w:type="dxa" w:w="1497"/>
-            <w:shd w:fill="FFFFFF" w:val="clear"/>
-            <w:tcMar>
-              <w:top w:type="dxa" w:w="60"/>
-              <w:left w:type="dxa" w:w="90"/>
-              <w:bottom w:type="dxa" w:w="60"/>
-              <w:right w:type="dxa" w:w="90"/>
-            </w:tcMar>
-          </w:tcPr>
-          <w:p>
-            <w:pPr>
-              <w:spacing w:after="0" w:line="240"/>
-            </w:pPr>
-            <w:r>
-              <w:rPr>
-                <w:rFonts w:ascii="游ゴシック" w:cs="游ゴシック" w:eastAsia="游ゴシック" w:hAnsi="游ゴシック"/>
-                <w:b w:val="false"/>
-                <w:bCs w:val="false"/>
-                <w:color w:val="000000"/>
-                <w:sz w:val="17"/>
-                <w:szCs w:val="17"/>
-              </w:rPr>
-              <w:t xml:space="preserve">937</w:t>
-            </w:r>
-          </w:p>
-        </w:tc>
-      </w:tr>
-      <w:tr>
-        <w:tc>
-          <w:tcPr>
-            <w:tcW w:type="dxa" w:w="1498"/>
-            <w:shd w:fill="FFFFFF" w:val="clear"/>
-            <w:tcMar>
-              <w:top w:type="dxa" w:w="60"/>
-              <w:left w:type="dxa" w:w="90"/>
-              <w:bottom w:type="dxa" w:w="60"/>
-              <w:right w:type="dxa" w:w="90"/>
-            </w:tcMar>
-          </w:tcPr>
-          <w:p>
-            <w:pPr>
-              <w:spacing w:after="0" w:line="240"/>
-            </w:pPr>
-            <w:r>
-              <w:rPr>
-                <w:rFonts w:ascii="游ゴシック" w:cs="游ゴシック" w:eastAsia="游ゴシック" w:hAnsi="游ゴシック"/>
-                <w:b w:val="false"/>
-                <w:bCs w:val="false"/>
-                <w:color w:val="000000"/>
-                <w:sz w:val="17"/>
-                <w:szCs w:val="17"/>
-              </w:rPr>
-              <w:t xml:space="preserve">令和12年</w:t>
-            </w:r>
-          </w:p>
-        </w:tc>
-        <w:tc>
-          <w:tcPr>
-            <w:tcW w:type="dxa" w:w="1591"/>
-            <w:shd w:fill="FFFFFF" w:val="clear"/>
-            <w:tcMar>
-              <w:top w:type="dxa" w:w="60"/>
-              <w:left w:type="dxa" w:w="90"/>
-              <w:bottom w:type="dxa" w:w="60"/>
-              <w:right w:type="dxa" w:w="90"/>
-            </w:tcMar>
-          </w:tcPr>
-          <w:p>
-            <w:pPr>
-              <w:spacing w:after="0" w:line="240"/>
-            </w:pPr>
-            <w:r>
-              <w:rPr>
-                <w:rFonts w:ascii="游ゴシック" w:cs="游ゴシック" w:eastAsia="游ゴシック" w:hAnsi="游ゴシック"/>
-                <w:b w:val="false"/>
-                <w:bCs w:val="false"/>
-                <w:color w:val="000000"/>
-                <w:sz w:val="17"/>
-                <w:szCs w:val="17"/>
-              </w:rPr>
-              <w:t xml:space="preserve">2,075</w:t>
-            </w:r>
-          </w:p>
-        </w:tc>
-        <w:tc>
-          <w:tcPr>
-            <w:tcW w:type="dxa" w:w="1778"/>
-            <w:shd w:fill="FFFFFF" w:val="clear"/>
-            <w:tcMar>
-              <w:top w:type="dxa" w:w="60"/>
-              <w:left w:type="dxa" w:w="90"/>
-              <w:bottom w:type="dxa" w:w="60"/>
-              <w:right w:type="dxa" w:w="90"/>
-            </w:tcMar>
-          </w:tcPr>
-          <w:p>
-            <w:pPr>
-              <w:spacing w:after="0" w:line="240"/>
-            </w:pPr>
-            <w:r>
-              <w:rPr>
-                <w:rFonts w:ascii="游ゴシック" w:cs="游ゴシック" w:eastAsia="游ゴシック" w:hAnsi="游ゴシック"/>
-                <w:b w:val="false"/>
-                <w:bCs w:val="false"/>
-                <w:color w:val="000000"/>
-                <w:sz w:val="17"/>
-                <w:szCs w:val="17"/>
-              </w:rPr>
-              <w:t xml:space="preserve">1,008</w:t>
-            </w:r>
-          </w:p>
-        </w:tc>
-        <w:tc>
-          <w:tcPr>
-            <w:tcW w:type="dxa" w:w="1498"/>
-            <w:shd w:fill="FFFFFF" w:val="clear"/>
-            <w:tcMar>
-              <w:top w:type="dxa" w:w="60"/>
-              <w:left w:type="dxa" w:w="90"/>
-              <w:bottom w:type="dxa" w:w="60"/>
-              <w:right w:type="dxa" w:w="90"/>
-            </w:tcMar>
-          </w:tcPr>
-          <w:p>
-            <w:pPr>
-              <w:spacing w:after="0" w:line="240"/>
-            </w:pPr>
-            <w:r>
-              <w:rPr>
-                <w:rFonts w:ascii="游ゴシック" w:cs="游ゴシック" w:eastAsia="游ゴシック" w:hAnsi="游ゴシック"/>
-                <w:b w:val="false"/>
-                <w:bCs w:val="false"/>
-                <w:color w:val="000000"/>
-                <w:sz w:val="17"/>
-                <w:szCs w:val="17"/>
-              </w:rPr>
-              <w:t xml:space="preserve">360</w:t>
-            </w:r>
-          </w:p>
-        </w:tc>
-        <w:tc>
-          <w:tcPr>
-            <w:tcW w:type="dxa" w:w="1498"/>
-            <w:shd w:fill="FFFFFF" w:val="clear"/>
-            <w:tcMar>
-              <w:top w:type="dxa" w:w="60"/>
-              <w:left w:type="dxa" w:w="90"/>
-              <w:bottom w:type="dxa" w:w="60"/>
-              <w:right w:type="dxa" w:w="90"/>
-            </w:tcMar>
-          </w:tcPr>
-          <w:p>
-            <w:pPr>
-              <w:spacing w:after="0" w:line="240"/>
-            </w:pPr>
-            <w:r>
-              <w:rPr>
-                <w:rFonts w:ascii="游ゴシック" w:cs="游ゴシック" w:eastAsia="游ゴシック" w:hAnsi="游ゴシック"/>
-                <w:b w:val="false"/>
-                <w:bCs w:val="false"/>
-                <w:color w:val="000000"/>
-                <w:sz w:val="17"/>
-                <w:szCs w:val="17"/>
-              </w:rPr>
-              <w:t xml:space="preserve">551</w:t>
-            </w:r>
-          </w:p>
-        </w:tc>
-        <w:tc>
-          <w:tcPr>
-            <w:tcW w:type="dxa" w:w="1497"/>
-            <w:shd w:fill="FFFFFF" w:val="clear"/>
-            <w:tcMar>
-              <w:top w:type="dxa" w:w="60"/>
-              <w:left w:type="dxa" w:w="90"/>
-              <w:bottom w:type="dxa" w:w="60"/>
-              <w:right w:type="dxa" w:w="90"/>
-            </w:tcMar>
-          </w:tcPr>
-          <w:p>
-            <w:pPr>
-              <w:spacing w:after="0" w:line="240"/>
-            </w:pPr>
-            <w:r>
-              <w:rPr>
-                <w:rFonts w:ascii="游ゴシック" w:cs="游ゴシック" w:eastAsia="游ゴシック" w:hAnsi="游ゴシック"/>
-                <w:b w:val="false"/>
-                <w:bCs w:val="false"/>
-                <w:color w:val="000000"/>
-                <w:sz w:val="17"/>
-                <w:szCs w:val="17"/>
-              </w:rPr>
-              <w:t xml:space="preserve">911</w:t>
-            </w:r>
-          </w:p>
-        </w:tc>
-      </w:tr>
-      <w:tr>
-        <w:tc>
-          <w:tcPr>
-            <w:tcW w:type="dxa" w:w="1498"/>
-            <w:shd w:fill="FFFFFF" w:val="clear"/>
-            <w:tcMar>
-              <w:top w:type="dxa" w:w="60"/>
-              <w:left w:type="dxa" w:w="90"/>
-              <w:bottom w:type="dxa" w:w="60"/>
-              <w:right w:type="dxa" w:w="90"/>
-            </w:tcMar>
-          </w:tcPr>
-          <w:p>
-            <w:pPr>
-              <w:spacing w:after="0" w:line="240"/>
-            </w:pPr>
-            <w:r>
-              <w:rPr>
-                <w:rFonts w:ascii="游ゴシック" w:cs="游ゴシック" w:eastAsia="游ゴシック" w:hAnsi="游ゴシック"/>
-                <w:b w:val="false"/>
-                <w:bCs w:val="false"/>
-                <w:color w:val="000000"/>
-                <w:sz w:val="17"/>
-                <w:szCs w:val="17"/>
-              </w:rPr>
-              <w:t xml:space="preserve">令和17年</w:t>
-            </w:r>
-          </w:p>
-        </w:tc>
-        <w:tc>
-          <w:tcPr>
-            <w:tcW w:type="dxa" w:w="1591"/>
-            <w:shd w:fill="FFFFFF" w:val="clear"/>
-            <w:tcMar>
-              <w:top w:type="dxa" w:w="60"/>
-              <w:left w:type="dxa" w:w="90"/>
-              <w:bottom w:type="dxa" w:w="60"/>
-              <w:right w:type="dxa" w:w="90"/>
-            </w:tcMar>
-          </w:tcPr>
-          <w:p>
-            <w:pPr>
-              <w:spacing w:after="0" w:line="240"/>
-            </w:pPr>
-            <w:r>
-              <w:rPr>
-                <w:rFonts w:ascii="游ゴシック" w:cs="游ゴシック" w:eastAsia="游ゴシック" w:hAnsi="游ゴシック"/>
-                <w:b w:val="false"/>
-                <w:bCs w:val="false"/>
-                <w:color w:val="000000"/>
-                <w:sz w:val="17"/>
-                <w:szCs w:val="17"/>
-              </w:rPr>
-              <w:t xml:space="preserve">1,863</w:t>
-            </w:r>
-          </w:p>
-        </w:tc>
-        <w:tc>
-          <w:tcPr>
-            <w:tcW w:type="dxa" w:w="1778"/>
-            <w:shd w:fill="FFFFFF" w:val="clear"/>
-            <w:tcMar>
-              <w:top w:type="dxa" w:w="60"/>
-              <w:left w:type="dxa" w:w="90"/>
-              <w:bottom w:type="dxa" w:w="60"/>
-              <w:right w:type="dxa" w:w="90"/>
-            </w:tcMar>
-          </w:tcPr>
-          <w:p>
-            <w:pPr>
-              <w:spacing w:after="0" w:line="240"/>
-            </w:pPr>
-            <w:r>
-              <w:rPr>
-                <w:rFonts w:ascii="游ゴシック" w:cs="游ゴシック" w:eastAsia="游ゴシック" w:hAnsi="游ゴシック"/>
-                <w:b w:val="false"/>
-                <w:bCs w:val="false"/>
-                <w:color w:val="000000"/>
-                <w:sz w:val="17"/>
-                <w:szCs w:val="17"/>
-              </w:rPr>
-              <w:t xml:space="preserve">888</w:t>
-            </w:r>
-          </w:p>
-        </w:tc>
-        <w:tc>
-          <w:tcPr>
-            <w:tcW w:type="dxa" w:w="1498"/>
-            <w:shd w:fill="FFFFFF" w:val="clear"/>
-            <w:tcMar>
-              <w:top w:type="dxa" w:w="60"/>
-              <w:left w:type="dxa" w:w="90"/>
-              <w:bottom w:type="dxa" w:w="60"/>
-              <w:right w:type="dxa" w:w="90"/>
-            </w:tcMar>
-          </w:tcPr>
-          <w:p>
-            <w:pPr>
-              <w:spacing w:after="0" w:line="240"/>
-            </w:pPr>
-            <w:r>
-              <w:rPr>
-                <w:rFonts w:ascii="游ゴシック" w:cs="游ゴシック" w:eastAsia="游ゴシック" w:hAnsi="游ゴシック"/>
-                <w:b w:val="false"/>
-                <w:bCs w:val="false"/>
-                <w:color w:val="000000"/>
-                <w:sz w:val="17"/>
-                <w:szCs w:val="17"/>
-              </w:rPr>
-              <w:t xml:space="preserve">302</w:t>
-            </w:r>
-          </w:p>
-        </w:tc>
-        <w:tc>
-          <w:tcPr>
-            <w:tcW w:type="dxa" w:w="1498"/>
-            <w:shd w:fill="FFFFFF" w:val="clear"/>
-            <w:tcMar>
-              <w:top w:type="dxa" w:w="60"/>
-              <w:left w:type="dxa" w:w="90"/>
-              <w:bottom w:type="dxa" w:w="60"/>
-              <w:right w:type="dxa" w:w="90"/>
-            </w:tcMar>
-          </w:tcPr>
-          <w:p>
-            <w:pPr>
-              <w:spacing w:after="0" w:line="240"/>
-            </w:pPr>
-            <w:r>
-              <w:rPr>
-                <w:rFonts w:ascii="游ゴシック" w:cs="游ゴシック" w:eastAsia="游ゴシック" w:hAnsi="游ゴシック"/>
-                <w:b w:val="false"/>
-                <w:bCs w:val="false"/>
-                <w:color w:val="000000"/>
-                <w:sz w:val="17"/>
-                <w:szCs w:val="17"/>
-              </w:rPr>
-              <w:t xml:space="preserve">541</w:t>
-            </w:r>
-          </w:p>
-        </w:tc>
-        <w:tc>
-          <w:tcPr>
-            <w:tcW w:type="dxa" w:w="1497"/>
-            <w:shd w:fill="FFFFFF" w:val="clear"/>
-            <w:tcMar>
-              <w:top w:type="dxa" w:w="60"/>
-              <w:left w:type="dxa" w:w="90"/>
-              <w:bottom w:type="dxa" w:w="60"/>
-              <w:right w:type="dxa" w:w="90"/>
-            </w:tcMar>
-          </w:tcPr>
-          <w:p>
-            <w:pPr>
-              <w:spacing w:after="0" w:line="240"/>
-            </w:pPr>
-            <w:r>
-              <w:rPr>
-                <w:rFonts w:ascii="游ゴシック" w:cs="游ゴシック" w:eastAsia="游ゴシック" w:hAnsi="游ゴシック"/>
-                <w:b w:val="false"/>
-                <w:bCs w:val="false"/>
-                <w:color w:val="000000"/>
-                <w:sz w:val="17"/>
-                <w:szCs w:val="17"/>
-              </w:rPr>
-              <w:t xml:space="preserve">843</w:t>
-            </w:r>
-          </w:p>
-        </w:tc>
-      </w:tr>
-      <w:tr>
-        <w:tc>
-          <w:tcPr>
-            <w:tcW w:type="dxa" w:w="1498"/>
-            <w:shd w:fill="FFFFFF" w:val="clear"/>
-            <w:tcMar>
-              <w:top w:type="dxa" w:w="60"/>
-              <w:left w:type="dxa" w:w="90"/>
-              <w:bottom w:type="dxa" w:w="60"/>
-              <w:right w:type="dxa" w:w="90"/>
-            </w:tcMar>
-          </w:tcPr>
-          <w:p>
-            <w:pPr>
-              <w:spacing w:after="0" w:line="240"/>
-            </w:pPr>
-            <w:r>
-              <w:rPr>
-                <w:rFonts w:ascii="游ゴシック" w:cs="游ゴシック" w:eastAsia="游ゴシック" w:hAnsi="游ゴシック"/>
-                <w:b w:val="false"/>
-                <w:bCs w:val="false"/>
-                <w:color w:val="000000"/>
-                <w:sz w:val="17"/>
-                <w:szCs w:val="17"/>
-              </w:rPr>
-              <w:t xml:space="preserve">令和22年</w:t>
-            </w:r>
-          </w:p>
-        </w:tc>
-        <w:tc>
-          <w:tcPr>
-            <w:tcW w:type="dxa" w:w="1591"/>
-            <w:shd w:fill="FFFFFF" w:val="clear"/>
-            <w:tcMar>
-              <w:top w:type="dxa" w:w="60"/>
-              <w:left w:type="dxa" w:w="90"/>
-              <w:bottom w:type="dxa" w:w="60"/>
-              <w:right w:type="dxa" w:w="90"/>
-            </w:tcMar>
-          </w:tcPr>
-          <w:p>
-            <w:pPr>
-              <w:spacing w:after="0" w:line="240"/>
-            </w:pPr>
-            <w:r>
-              <w:rPr>
-                <w:rFonts w:ascii="游ゴシック" w:cs="游ゴシック" w:eastAsia="游ゴシック" w:hAnsi="游ゴシック"/>
-                <w:b w:val="false"/>
-                <w:bCs w:val="false"/>
-                <w:color w:val="000000"/>
-                <w:sz w:val="17"/>
-                <w:szCs w:val="17"/>
-              </w:rPr>
-              <w:t xml:space="preserve">1,654</w:t>
-            </w:r>
-          </w:p>
-        </w:tc>
-        <w:tc>
-          <w:tcPr>
-            <w:tcW w:type="dxa" w:w="1778"/>
-            <w:shd w:fill="FFFFFF" w:val="clear"/>
-            <w:tcMar>
-              <w:top w:type="dxa" w:w="60"/>
-              <w:left w:type="dxa" w:w="90"/>
-              <w:bottom w:type="dxa" w:w="60"/>
-              <w:right w:type="dxa" w:w="90"/>
-            </w:tcMar>
-          </w:tcPr>
-          <w:p>
-            <w:pPr>
-              <w:spacing w:after="0" w:line="240"/>
-            </w:pPr>
-            <w:r>
-              <w:rPr>
-                <w:rFonts w:ascii="游ゴシック" w:cs="游ゴシック" w:eastAsia="游ゴシック" w:hAnsi="游ゴシック"/>
-                <w:b w:val="false"/>
-                <w:bCs w:val="false"/>
-                <w:color w:val="000000"/>
-                <w:sz w:val="17"/>
-                <w:szCs w:val="17"/>
-              </w:rPr>
-              <w:t xml:space="preserve">770</w:t>
-            </w:r>
-          </w:p>
-        </w:tc>
-        <w:tc>
-          <w:tcPr>
-            <w:tcW w:type="dxa" w:w="1498"/>
-            <w:shd w:fill="FFFFFF" w:val="clear"/>
-            <w:tcMar>
-              <w:top w:type="dxa" w:w="60"/>
-              <w:left w:type="dxa" w:w="90"/>
-              <w:bottom w:type="dxa" w:w="60"/>
-              <w:right w:type="dxa" w:w="90"/>
-            </w:tcMar>
-          </w:tcPr>
-          <w:p>
-            <w:pPr>
-              <w:spacing w:after="0" w:line="240"/>
-            </w:pPr>
-            <w:r>
-              <w:rPr>
-                <w:rFonts w:ascii="游ゴシック" w:cs="游ゴシック" w:eastAsia="游ゴシック" w:hAnsi="游ゴシック"/>
-                <w:b w:val="false"/>
-                <w:bCs w:val="false"/>
-                <w:color w:val="000000"/>
-                <w:sz w:val="17"/>
-                <w:szCs w:val="17"/>
-              </w:rPr>
-              <w:t xml:space="preserve">246</w:t>
-            </w:r>
-          </w:p>
-        </w:tc>
-        <w:tc>
-          <w:tcPr>
-            <w:tcW w:type="dxa" w:w="1498"/>
-            <w:shd w:fill="FFFFFF" w:val="clear"/>
-            <w:tcMar>
-              <w:top w:type="dxa" w:w="60"/>
-              <w:left w:type="dxa" w:w="90"/>
-              <w:bottom w:type="dxa" w:w="60"/>
-              <w:right w:type="dxa" w:w="90"/>
-            </w:tcMar>
-          </w:tcPr>
-          <w:p>
-            <w:pPr>
-              <w:spacing w:after="0" w:line="240"/>
-            </w:pPr>
-            <w:r>
-              <w:rPr>
-                <w:rFonts w:ascii="游ゴシック" w:cs="游ゴシック" w:eastAsia="游ゴシック" w:hAnsi="游ゴシック"/>
-                <w:b w:val="false"/>
-                <w:bCs w:val="false"/>
-                <w:color w:val="000000"/>
-                <w:sz w:val="17"/>
-                <w:szCs w:val="17"/>
-              </w:rPr>
-              <w:t xml:space="preserve">519</w:t>
-            </w:r>
-          </w:p>
-        </w:tc>
-        <w:tc>
-          <w:tcPr>
-            <w:tcW w:type="dxa" w:w="1497"/>
-            <w:shd w:fill="FFFFFF" w:val="clear"/>
-            <w:tcMar>
-              <w:top w:type="dxa" w:w="60"/>
-              <w:left w:type="dxa" w:w="90"/>
-              <w:bottom w:type="dxa" w:w="60"/>
-              <w:right w:type="dxa" w:w="90"/>
-            </w:tcMar>
-          </w:tcPr>
-          <w:p>
-            <w:pPr>
-              <w:spacing w:after="0" w:line="240"/>
-            </w:pPr>
-            <w:r>
-              <w:rPr>
-                <w:rFonts w:ascii="游ゴシック" w:cs="游ゴシック" w:eastAsia="游ゴシック" w:hAnsi="游ゴシック"/>
-                <w:b w:val="false"/>
-                <w:bCs w:val="false"/>
-                <w:color w:val="000000"/>
-                <w:sz w:val="17"/>
-                <w:szCs w:val="17"/>
-              </w:rPr>
-              <w:t xml:space="preserve">765</w:t>
-            </w:r>
-          </w:p>
-        </w:tc>
-      </w:tr>
-      <w:tr>
-        <w:tc>
-          <w:tcPr>
-            <w:tcW w:type="dxa" w:w="1498"/>
-            <w:shd w:fill="FFFFFF" w:val="clear"/>
-            <w:tcMar>
-              <w:top w:type="dxa" w:w="60"/>
-              <w:left w:type="dxa" w:w="90"/>
-              <w:bottom w:type="dxa" w:w="60"/>
-              <w:right w:type="dxa" w:w="90"/>
-            </w:tcMar>
-          </w:tcPr>
-          <w:p>
-            <w:pPr>
-              <w:spacing w:after="0" w:line="240"/>
-            </w:pPr>
-            <w:r>
-              <w:rPr>
-                <w:rFonts w:ascii="游ゴシック" w:cs="游ゴシック" w:eastAsia="游ゴシック" w:hAnsi="游ゴシック"/>
-                <w:b w:val="false"/>
-                <w:bCs w:val="false"/>
-                <w:color w:val="000000"/>
-                <w:sz w:val="17"/>
-                <w:szCs w:val="17"/>
-              </w:rPr>
-              <w:t xml:space="preserve">令和32年</w:t>
-            </w:r>
-          </w:p>
-        </w:tc>
-        <w:tc>
-          <w:tcPr>
-            <w:tcW w:type="dxa" w:w="1591"/>
-            <w:shd w:fill="FFFFFF" w:val="clear"/>
-            <w:tcMar>
-              <w:top w:type="dxa" w:w="60"/>
-              <w:left w:type="dxa" w:w="90"/>
-              <w:bottom w:type="dxa" w:w="60"/>
-              <w:right w:type="dxa" w:w="90"/>
-            </w:tcMar>
-          </w:tcPr>
-          <w:p>
-            <w:pPr>
-              <w:spacing w:after="0" w:line="240"/>
-            </w:pPr>
-            <w:r>
-              <w:rPr>
-                <w:rFonts w:ascii="游ゴシック" w:cs="游ゴシック" w:eastAsia="游ゴシック" w:hAnsi="游ゴシック"/>
-                <w:b w:val="false"/>
-                <w:bCs w:val="false"/>
-                <w:color w:val="000000"/>
-                <w:sz w:val="17"/>
-                <w:szCs w:val="17"/>
-              </w:rPr>
-              <w:t xml:space="preserve">1,259</w:t>
-            </w:r>
-          </w:p>
-        </w:tc>
-        <w:tc>
-          <w:tcPr>
-            <w:tcW w:type="dxa" w:w="1778"/>
-            <w:shd w:fill="FFFFFF" w:val="clear"/>
-            <w:tcMar>
-              <w:top w:type="dxa" w:w="60"/>
-              <w:left w:type="dxa" w:w="90"/>
-              <w:bottom w:type="dxa" w:w="60"/>
-              <w:right w:type="dxa" w:w="90"/>
-            </w:tcMar>
-          </w:tcPr>
-          <w:p>
-            <w:pPr>
-              <w:spacing w:after="0" w:line="240"/>
-            </w:pPr>
-            <w:r>
-              <w:rPr>
-                <w:rFonts w:ascii="游ゴシック" w:cs="游ゴシック" w:eastAsia="游ゴシック" w:hAnsi="游ゴシック"/>
-                <w:b w:val="false"/>
-                <w:bCs w:val="false"/>
-                <w:color w:val="000000"/>
-                <w:sz w:val="17"/>
-                <w:szCs w:val="17"/>
-              </w:rPr>
-              <w:t xml:space="preserve">554</w:t>
-            </w:r>
-          </w:p>
-        </w:tc>
-        <w:tc>
-          <w:tcPr>
-            <w:tcW w:type="dxa" w:w="1498"/>
-            <w:shd w:fill="FFFFFF" w:val="clear"/>
-            <w:tcMar>
-              <w:top w:type="dxa" w:w="60"/>
-              <w:left w:type="dxa" w:w="90"/>
-              <w:bottom w:type="dxa" w:w="60"/>
-              <w:right w:type="dxa" w:w="90"/>
-            </w:tcMar>
-          </w:tcPr>
-          <w:p>
-            <w:pPr>
-              <w:spacing w:after="0" w:line="240"/>
-            </w:pPr>
-            <w:r>
-              <w:rPr>
-                <w:rFonts w:ascii="游ゴシック" w:cs="游ゴシック" w:eastAsia="游ゴシック" w:hAnsi="游ゴシック"/>
-                <w:b w:val="false"/>
-                <w:bCs w:val="false"/>
-                <w:color w:val="000000"/>
-                <w:sz w:val="17"/>
-                <w:szCs w:val="17"/>
-              </w:rPr>
-              <w:t xml:space="preserve">221</w:t>
-            </w:r>
-          </w:p>
-        </w:tc>
-        <w:tc>
-          <w:tcPr>
-            <w:tcW w:type="dxa" w:w="1498"/>
-            <w:shd w:fill="FFFFFF" w:val="clear"/>
-            <w:tcMar>
-              <w:top w:type="dxa" w:w="60"/>
-              <w:left w:type="dxa" w:w="90"/>
-              <w:bottom w:type="dxa" w:w="60"/>
-              <w:right w:type="dxa" w:w="90"/>
-            </w:tcMar>
-          </w:tcPr>
-          <w:p>
-            <w:pPr>
-              <w:spacing w:after="0" w:line="240"/>
-            </w:pPr>
-            <w:r>
-              <w:rPr>
-                <w:rFonts w:ascii="游ゴシック" w:cs="游ゴシック" w:eastAsia="游ゴシック" w:hAnsi="游ゴシック"/>
-                <w:b w:val="false"/>
-                <w:bCs w:val="false"/>
-                <w:color w:val="000000"/>
-                <w:sz w:val="17"/>
-                <w:szCs w:val="17"/>
-              </w:rPr>
-              <w:t xml:space="preserve">398</w:t>
-            </w:r>
-          </w:p>
-        </w:tc>
-        <w:tc>
-          <w:tcPr>
-            <w:tcW w:type="dxa" w:w="1497"/>
-            <w:shd w:fill="FFFFFF" w:val="clear"/>
-            <w:tcMar>
-              <w:top w:type="dxa" w:w="60"/>
-              <w:left w:type="dxa" w:w="90"/>
-              <w:bottom w:type="dxa" w:w="60"/>
-              <w:right w:type="dxa" w:w="90"/>
-            </w:tcMar>
-          </w:tcPr>
-          <w:p>
-            <w:pPr>
-              <w:spacing w:after="0" w:line="240"/>
-            </w:pPr>
-            <w:r>
-              <w:rPr>
-                <w:rFonts w:ascii="游ゴシック" w:cs="游ゴシック" w:eastAsia="游ゴシック" w:hAnsi="游ゴシック"/>
-                <w:b w:val="false"/>
-                <w:bCs w:val="false"/>
-                <w:color w:val="000000"/>
-                <w:sz w:val="17"/>
-                <w:szCs w:val="17"/>
-              </w:rPr>
-              <w:t xml:space="preserve">619</w:t>
-            </w:r>
-          </w:p>
-        </w:tc>
-      </w:tr>
-    </w:tbl>
-    <w:p>
-      <w:pPr>
-        <w:spacing w:after="160" w:line="300"/>
-      </w:pPr>
-      <w:r>
-        <w:rPr>
-          <w:rFonts w:ascii="游明朝" w:cs="游明朝" w:eastAsia="游明朝" w:hAnsi="游明朝"/>
-          <w:sz w:val="21"/>
-          <w:szCs w:val="21"/>
-        </w:rPr>
-        <w:t xml:space="preserve"/>
-      </w:r>
-    </w:p>
-    <w:p>
-      <w:pPr>
-        <w:spacing w:after="120" w:line="300"/>
-      </w:pPr>
-      <w:r>
-        <w:rPr>
-          <w:rFonts w:ascii="游明朝" w:cs="游明朝" w:eastAsia="游明朝" w:hAnsi="游明朝"/>
-          <w:sz w:val="21"/>
-          <w:szCs w:val="21"/>
-        </w:rPr>
-        <w:t xml:space="preserve">出典：国立社会保障・人口問題研究所「日本の地域別将来推計人口」　単位：人</w:t>
+        <w:t xml:space="preserve">本村の高齢者人口はすでに減少局面に入っています。一方で、75歳以上の後期高齢者は令和12年（2030年）まで増加を続けます。本計画の期間（令和9年度から令和11年度まで）は、その増加のまっただ中にあたります。</w:t>
       </w:r>
     </w:p>
     <w:p>
@@ -5172,20 +3926,26 @@
           <w:sz w:val="21"/>
           <w:szCs w:val="21"/>
         </w:rPr>
-        <w:t xml:space="preserve">介護保険の第1号被保険者数は住民基本台帳を基礎とするため、国勢調査を基礎とする将来推計人口とは差が生じます。本村では、住民基本台帳ベースの実績が国勢調査ベースの推計を6〜8%上回る状態が続いています。</w:t>
+        <w:t xml:space="preserve">将来推計人口を第1号被保険者数として用いる場合、人口と被保険者数には定義上の差があることに留意する必要があります。厚生労働省は、令和8年1月1日の住民基本台帳人口と令和7年12月末の第1号被保険者数が一致するよう、保険者ごとの補正係数を算出して配布しています。本村の係数は前期高齢者0.00412、後期高齢者0.01901です。</w:t>
       </w:r>
     </w:p>
     <w:p>
       <w:pPr>
-        <w:spacing w:after="120" w:line="300"/>
+        <w:pBdr>
+          <w:left w:val="single" w:color="C00000" w:sz="18" w:space="8"/>
+        </w:pBdr>
+        <w:shd w:fill="FFF3F3" w:val="clear"/>
+        <w:spacing w:after="160" w:before="100" w:line="280"/>
+        <w:ind w:left="200" w:right="200"/>
       </w:pPr>
       <w:r>
         <w:rPr>
-          <w:rFonts w:ascii="游明朝" w:cs="游明朝" w:eastAsia="游明朝" w:hAnsi="游明朝"/>
-          <w:sz w:val="21"/>
-          <w:szCs w:val="21"/>
+          <w:rFonts w:ascii="游ゴシック" w:cs="游ゴシック" w:eastAsia="游ゴシック" w:hAnsi="游ゴシック"/>
+          <w:color w:val="595959"/>
+          <w:sz w:val="18"/>
+          <w:szCs w:val="18"/>
         </w:rPr>
-        <w:t xml:space="preserve">第9期計画では将来推計人口をそのまま用いたため、第1号被保険者数を実績より63人（6.6%）少なく見込む結果となりました。本計画では、この乖離を補正したうえで推計します。補正の方法は第5章に記載します。</w:t>
+        <w:t xml:space="preserve">⚙ 編集注記：国は、小規模な保険者では3区分（65〜74歳・75〜84歳・85歳以上）の補正係数が被保険者1人の増減で大きく動くため、前期・後期高齢者別の係数を選択することも検討するよう求めています。本村の85歳以上は約200人であることから、前期・後期高齢者別の係数を用います。</w:t>
       </w:r>
     </w:p>
     <w:tbl>
@@ -5201,11 +3961,11 @@
         </w:tblBorders>
       </w:tblPr>
       <w:tblGrid>
-        <w:gridCol w:w="2621"/>
+        <w:gridCol w:w="2434"/>
         <w:gridCol w:w="1685"/>
         <w:gridCol w:w="1685"/>
         <w:gridCol w:w="1872"/>
-        <w:gridCol w:w="1497"/>
+        <w:gridCol w:w="1684"/>
       </w:tblGrid>
       <w:tr>
         <w:trPr>
@@ -5213,7 +3973,7 @@
         </w:trPr>
         <w:tc>
           <w:tcPr>
-            <w:tcW w:type="dxa" w:w="2621"/>
+            <w:tcW w:type="dxa" w:w="2434"/>
             <w:shd w:fill="2E75B6" w:val="clear"/>
             <w:tcMar>
               <w:top w:type="dxa" w:w="60"/>
@@ -5329,7 +4089,7 @@
         </w:tc>
         <w:tc>
           <w:tcPr>
-            <w:tcW w:type="dxa" w:w="1497"/>
+            <w:tcW w:type="dxa" w:w="1684"/>
             <w:shd w:fill="2E75B6" w:val="clear"/>
             <w:tcMar>
               <w:top w:type="dxa" w:w="60"/>
@@ -5360,29 +4120,29 @@
       <w:tr>
         <w:tc>
           <w:tcPr>
-            <w:tcW w:type="dxa" w:w="2621"/>
-            <w:shd w:fill="FFFFFF" w:val="clear"/>
-            <w:tcMar>
-              <w:top w:type="dxa" w:w="60"/>
-              <w:left w:type="dxa" w:w="90"/>
-              <w:bottom w:type="dxa" w:w="60"/>
-              <w:right w:type="dxa" w:w="90"/>
-            </w:tcMar>
-          </w:tcPr>
-          <w:p>
-            <w:pPr>
-              <w:spacing w:after="0" w:line="240"/>
-            </w:pPr>
-            <w:r>
-              <w:rPr>
-                <w:rFonts w:ascii="游ゴシック" w:cs="游ゴシック" w:eastAsia="游ゴシック" w:hAnsi="游ゴシック"/>
-                <w:b w:val="false"/>
-                <w:bCs w:val="false"/>
-                <w:color w:val="000000"/>
-                <w:sz w:val="17"/>
-                <w:szCs w:val="17"/>
-              </w:rPr>
-              <w:t xml:space="preserve">令和7年度末（実績）</w:t>
+            <w:tcW w:type="dxa" w:w="2434"/>
+            <w:shd w:fill="FFFFFF" w:val="clear"/>
+            <w:tcMar>
+              <w:top w:type="dxa" w:w="60"/>
+              <w:left w:type="dxa" w:w="90"/>
+              <w:bottom w:type="dxa" w:w="60"/>
+              <w:right w:type="dxa" w:w="90"/>
+            </w:tcMar>
+          </w:tcPr>
+          <w:p>
+            <w:pPr>
+              <w:spacing w:after="0" w:line="240"/>
+            </w:pPr>
+            <w:r>
+              <w:rPr>
+                <w:rFonts w:ascii="游ゴシック" w:cs="游ゴシック" w:eastAsia="游ゴシック" w:hAnsi="游ゴシック"/>
+                <w:b w:val="false"/>
+                <w:bCs w:val="false"/>
+                <w:color w:val="000000"/>
+                <w:sz w:val="17"/>
+                <w:szCs w:val="17"/>
+              </w:rPr>
+              <w:t xml:space="preserve">令和7年（実績）</w:t>
             </w:r>
           </w:p>
         </w:tc>
@@ -5410,7 +4170,7 @@
                 <w:sz w:val="17"/>
                 <w:szCs w:val="17"/>
               </w:rPr>
-              <w:t xml:space="preserve">493</w:t>
+              <w:t xml:space="preserve">486</w:t>
             </w:r>
           </w:p>
         </w:tc>
@@ -5438,7 +4198,7 @@
                 <w:sz w:val="17"/>
                 <w:szCs w:val="17"/>
               </w:rPr>
-              <w:t xml:space="preserve">522</w:t>
+              <w:t xml:space="preserve">526</w:t>
             </w:r>
           </w:p>
         </w:tc>
@@ -5466,35 +4226,35 @@
                 <w:sz w:val="17"/>
                 <w:szCs w:val="17"/>
               </w:rPr>
-              <w:t xml:space="preserve">1,015</w:t>
-            </w:r>
-          </w:p>
-        </w:tc>
-        <w:tc>
-          <w:tcPr>
-            <w:tcW w:type="dxa" w:w="1497"/>
-            <w:shd w:fill="FFFFFF" w:val="clear"/>
-            <w:tcMar>
-              <w:top w:type="dxa" w:w="60"/>
-              <w:left w:type="dxa" w:w="90"/>
-              <w:bottom w:type="dxa" w:w="60"/>
-              <w:right w:type="dxa" w:w="90"/>
-            </w:tcMar>
-          </w:tcPr>
-          <w:p>
-            <w:pPr>
-              <w:spacing w:after="0" w:line="240"/>
-            </w:pPr>
-            <w:r>
-              <w:rPr>
-                <w:rFonts w:ascii="游ゴシック" w:cs="游ゴシック" w:eastAsia="游ゴシック" w:hAnsi="游ゴシック"/>
-                <w:b w:val="false"/>
-                <w:bCs w:val="false"/>
-                <w:color w:val="000000"/>
-                <w:sz w:val="17"/>
-                <w:szCs w:val="17"/>
-              </w:rPr>
-              <w:t xml:space="preserve">51.4%</w:t>
+              <w:t xml:space="preserve">1,012</w:t>
+            </w:r>
+          </w:p>
+        </w:tc>
+        <w:tc>
+          <w:tcPr>
+            <w:tcW w:type="dxa" w:w="1684"/>
+            <w:shd w:fill="FFFFFF" w:val="clear"/>
+            <w:tcMar>
+              <w:top w:type="dxa" w:w="60"/>
+              <w:left w:type="dxa" w:w="90"/>
+              <w:bottom w:type="dxa" w:w="60"/>
+              <w:right w:type="dxa" w:w="90"/>
+            </w:tcMar>
+          </w:tcPr>
+          <w:p>
+            <w:pPr>
+              <w:spacing w:after="0" w:line="240"/>
+            </w:pPr>
+            <w:r>
+              <w:rPr>
+                <w:rFonts w:ascii="游ゴシック" w:cs="游ゴシック" w:eastAsia="游ゴシック" w:hAnsi="游ゴシック"/>
+                <w:b w:val="false"/>
+                <w:bCs w:val="false"/>
+                <w:color w:val="000000"/>
+                <w:sz w:val="17"/>
+                <w:szCs w:val="17"/>
+              </w:rPr>
+              <w:t xml:space="preserve">52.0%</w:t>
             </w:r>
           </w:p>
         </w:tc>
@@ -5502,29 +4262,29 @@
       <w:tr>
         <w:tc>
           <w:tcPr>
-            <w:tcW w:type="dxa" w:w="2621"/>
-            <w:shd w:fill="FFFFFF" w:val="clear"/>
-            <w:tcMar>
-              <w:top w:type="dxa" w:w="60"/>
-              <w:left w:type="dxa" w:w="90"/>
-              <w:bottom w:type="dxa" w:w="60"/>
-              <w:right w:type="dxa" w:w="90"/>
-            </w:tcMar>
-          </w:tcPr>
-          <w:p>
-            <w:pPr>
-              <w:spacing w:after="0" w:line="240"/>
-            </w:pPr>
-            <w:r>
-              <w:rPr>
-                <w:rFonts w:ascii="游ゴシック" w:cs="游ゴシック" w:eastAsia="游ゴシック" w:hAnsi="游ゴシック"/>
-                <w:b w:val="false"/>
-                <w:bCs w:val="false"/>
-                <w:color w:val="000000"/>
-                <w:sz w:val="17"/>
-                <w:szCs w:val="17"/>
-              </w:rPr>
-              <w:t xml:space="preserve">令和9年度末</w:t>
+            <w:tcW w:type="dxa" w:w="2434"/>
+            <w:shd w:fill="FFFFFF" w:val="clear"/>
+            <w:tcMar>
+              <w:top w:type="dxa" w:w="60"/>
+              <w:left w:type="dxa" w:w="90"/>
+              <w:bottom w:type="dxa" w:w="60"/>
+              <w:right w:type="dxa" w:w="90"/>
+            </w:tcMar>
+          </w:tcPr>
+          <w:p>
+            <w:pPr>
+              <w:spacing w:after="0" w:line="240"/>
+            </w:pPr>
+            <w:r>
+              <w:rPr>
+                <w:rFonts w:ascii="游ゴシック" w:cs="游ゴシック" w:eastAsia="游ゴシック" w:hAnsi="游ゴシック"/>
+                <w:b w:val="false"/>
+                <w:bCs w:val="false"/>
+                <w:color w:val="000000"/>
+                <w:sz w:val="17"/>
+                <w:szCs w:val="17"/>
+              </w:rPr>
+              <w:t xml:space="preserve">令和9年</w:t>
             </w:r>
           </w:p>
         </w:tc>
@@ -5552,7 +4312,7 @@
                 <w:sz w:val="17"/>
                 <w:szCs w:val="17"/>
               </w:rPr>
-              <w:t xml:space="preserve">450</w:t>
+              <w:t xml:space="preserve">465</w:t>
             </w:r>
           </w:p>
         </w:tc>
@@ -5580,7 +4340,7 @@
                 <w:sz w:val="17"/>
                 <w:szCs w:val="17"/>
               </w:rPr>
-              <w:t xml:space="preserve">552</w:t>
+              <w:t xml:space="preserve">538</w:t>
             </w:r>
           </w:p>
         </w:tc>
@@ -5608,35 +4368,35 @@
                 <w:sz w:val="17"/>
                 <w:szCs w:val="17"/>
               </w:rPr>
-              <w:t xml:space="preserve">1,002</w:t>
-            </w:r>
-          </w:p>
-        </w:tc>
-        <w:tc>
-          <w:tcPr>
-            <w:tcW w:type="dxa" w:w="1497"/>
-            <w:shd w:fill="FFFFFF" w:val="clear"/>
-            <w:tcMar>
-              <w:top w:type="dxa" w:w="60"/>
-              <w:left w:type="dxa" w:w="90"/>
-              <w:bottom w:type="dxa" w:w="60"/>
-              <w:right w:type="dxa" w:w="90"/>
-            </w:tcMar>
-          </w:tcPr>
-          <w:p>
-            <w:pPr>
-              <w:spacing w:after="0" w:line="240"/>
-            </w:pPr>
-            <w:r>
-              <w:rPr>
-                <w:rFonts w:ascii="游ゴシック" w:cs="游ゴシック" w:eastAsia="游ゴシック" w:hAnsi="游ゴシック"/>
-                <w:b w:val="false"/>
-                <w:bCs w:val="false"/>
-                <w:color w:val="000000"/>
-                <w:sz w:val="17"/>
-                <w:szCs w:val="17"/>
-              </w:rPr>
-              <w:t xml:space="preserve">55.1%</w:t>
+              <w:t xml:space="preserve">1,003</w:t>
+            </w:r>
+          </w:p>
+        </w:tc>
+        <w:tc>
+          <w:tcPr>
+            <w:tcW w:type="dxa" w:w="1684"/>
+            <w:shd w:fill="FFFFFF" w:val="clear"/>
+            <w:tcMar>
+              <w:top w:type="dxa" w:w="60"/>
+              <w:left w:type="dxa" w:w="90"/>
+              <w:bottom w:type="dxa" w:w="60"/>
+              <w:right w:type="dxa" w:w="90"/>
+            </w:tcMar>
+          </w:tcPr>
+          <w:p>
+            <w:pPr>
+              <w:spacing w:after="0" w:line="240"/>
+            </w:pPr>
+            <w:r>
+              <w:rPr>
+                <w:rFonts w:ascii="游ゴシック" w:cs="游ゴシック" w:eastAsia="游ゴシック" w:hAnsi="游ゴシック"/>
+                <w:b w:val="false"/>
+                <w:bCs w:val="false"/>
+                <w:color w:val="000000"/>
+                <w:sz w:val="17"/>
+                <w:szCs w:val="17"/>
+              </w:rPr>
+              <w:t xml:space="preserve">53.6%</w:t>
             </w:r>
           </w:p>
         </w:tc>
@@ -5644,29 +4404,29 @@
       <w:tr>
         <w:tc>
           <w:tcPr>
-            <w:tcW w:type="dxa" w:w="2621"/>
-            <w:shd w:fill="FFFFFF" w:val="clear"/>
-            <w:tcMar>
-              <w:top w:type="dxa" w:w="60"/>
-              <w:left w:type="dxa" w:w="90"/>
-              <w:bottom w:type="dxa" w:w="60"/>
-              <w:right w:type="dxa" w:w="90"/>
-            </w:tcMar>
-          </w:tcPr>
-          <w:p>
-            <w:pPr>
-              <w:spacing w:after="0" w:line="240"/>
-            </w:pPr>
-            <w:r>
-              <w:rPr>
-                <w:rFonts w:ascii="游ゴシック" w:cs="游ゴシック" w:eastAsia="游ゴシック" w:hAnsi="游ゴシック"/>
-                <w:b w:val="false"/>
-                <w:bCs w:val="false"/>
-                <w:color w:val="000000"/>
-                <w:sz w:val="17"/>
-                <w:szCs w:val="17"/>
-              </w:rPr>
-              <w:t xml:space="preserve">令和10年度末</w:t>
+            <w:tcW w:type="dxa" w:w="2434"/>
+            <w:shd w:fill="FFFFFF" w:val="clear"/>
+            <w:tcMar>
+              <w:top w:type="dxa" w:w="60"/>
+              <w:left w:type="dxa" w:w="90"/>
+              <w:bottom w:type="dxa" w:w="60"/>
+              <w:right w:type="dxa" w:w="90"/>
+            </w:tcMar>
+          </w:tcPr>
+          <w:p>
+            <w:pPr>
+              <w:spacing w:after="0" w:line="240"/>
+            </w:pPr>
+            <w:r>
+              <w:rPr>
+                <w:rFonts w:ascii="游ゴシック" w:cs="游ゴシック" w:eastAsia="游ゴシック" w:hAnsi="游ゴシック"/>
+                <w:b w:val="false"/>
+                <w:bCs w:val="false"/>
+                <w:color w:val="000000"/>
+                <w:sz w:val="17"/>
+                <w:szCs w:val="17"/>
+              </w:rPr>
+              <w:t xml:space="preserve">令和10年</w:t>
             </w:r>
           </w:p>
         </w:tc>
@@ -5694,7 +4454,7 @@
                 <w:sz w:val="17"/>
                 <w:szCs w:val="17"/>
               </w:rPr>
-              <w:t xml:space="preserve">429</w:t>
+              <w:t xml:space="preserve">444</w:t>
             </w:r>
           </w:p>
         </w:tc>
@@ -5722,7 +4482,7 @@
                 <w:sz w:val="17"/>
                 <w:szCs w:val="17"/>
               </w:rPr>
-              <w:t xml:space="preserve">568</w:t>
+              <w:t xml:space="preserve">551</w:t>
             </w:r>
           </w:p>
         </w:tc>
@@ -5750,35 +4510,35 @@
                 <w:sz w:val="17"/>
                 <w:szCs w:val="17"/>
               </w:rPr>
-              <w:t xml:space="preserve">997</w:t>
-            </w:r>
-          </w:p>
-        </w:tc>
-        <w:tc>
-          <w:tcPr>
-            <w:tcW w:type="dxa" w:w="1497"/>
-            <w:shd w:fill="FFFFFF" w:val="clear"/>
-            <w:tcMar>
-              <w:top w:type="dxa" w:w="60"/>
-              <w:left w:type="dxa" w:w="90"/>
-              <w:bottom w:type="dxa" w:w="60"/>
-              <w:right w:type="dxa" w:w="90"/>
-            </w:tcMar>
-          </w:tcPr>
-          <w:p>
-            <w:pPr>
-              <w:spacing w:after="0" w:line="240"/>
-            </w:pPr>
-            <w:r>
-              <w:rPr>
-                <w:rFonts w:ascii="游ゴシック" w:cs="游ゴシック" w:eastAsia="游ゴシック" w:hAnsi="游ゴシック"/>
-                <w:b w:val="false"/>
-                <w:bCs w:val="false"/>
-                <w:color w:val="000000"/>
-                <w:sz w:val="17"/>
-                <w:szCs w:val="17"/>
-              </w:rPr>
-              <w:t xml:space="preserve">57.0%</w:t>
+              <w:t xml:space="preserve">995</w:t>
+            </w:r>
+          </w:p>
+        </w:tc>
+        <w:tc>
+          <w:tcPr>
+            <w:tcW w:type="dxa" w:w="1684"/>
+            <w:shd w:fill="FFFFFF" w:val="clear"/>
+            <w:tcMar>
+              <w:top w:type="dxa" w:w="60"/>
+              <w:left w:type="dxa" w:w="90"/>
+              <w:bottom w:type="dxa" w:w="60"/>
+              <w:right w:type="dxa" w:w="90"/>
+            </w:tcMar>
+          </w:tcPr>
+          <w:p>
+            <w:pPr>
+              <w:spacing w:after="0" w:line="240"/>
+            </w:pPr>
+            <w:r>
+              <w:rPr>
+                <w:rFonts w:ascii="游ゴシック" w:cs="游ゴシック" w:eastAsia="游ゴシック" w:hAnsi="游ゴシック"/>
+                <w:b w:val="false"/>
+                <w:bCs w:val="false"/>
+                <w:color w:val="000000"/>
+                <w:sz w:val="17"/>
+                <w:szCs w:val="17"/>
+              </w:rPr>
+              <w:t xml:space="preserve">55.4%</w:t>
             </w:r>
           </w:p>
         </w:tc>
@@ -5786,29 +4546,29 @@
       <w:tr>
         <w:tc>
           <w:tcPr>
-            <w:tcW w:type="dxa" w:w="2621"/>
-            <w:shd w:fill="FFFFFF" w:val="clear"/>
-            <w:tcMar>
-              <w:top w:type="dxa" w:w="60"/>
-              <w:left w:type="dxa" w:w="90"/>
-              <w:bottom w:type="dxa" w:w="60"/>
-              <w:right w:type="dxa" w:w="90"/>
-            </w:tcMar>
-          </w:tcPr>
-          <w:p>
-            <w:pPr>
-              <w:spacing w:after="0" w:line="240"/>
-            </w:pPr>
-            <w:r>
-              <w:rPr>
-                <w:rFonts w:ascii="游ゴシック" w:cs="游ゴシック" w:eastAsia="游ゴシック" w:hAnsi="游ゴシック"/>
-                <w:b w:val="false"/>
-                <w:bCs w:val="false"/>
-                <w:color w:val="000000"/>
-                <w:sz w:val="17"/>
-                <w:szCs w:val="17"/>
-              </w:rPr>
-              <w:t xml:space="preserve">令和11年度末</w:t>
+            <w:tcW w:type="dxa" w:w="2434"/>
+            <w:shd w:fill="FFFFFF" w:val="clear"/>
+            <w:tcMar>
+              <w:top w:type="dxa" w:w="60"/>
+              <w:left w:type="dxa" w:w="90"/>
+              <w:bottom w:type="dxa" w:w="60"/>
+              <w:right w:type="dxa" w:w="90"/>
+            </w:tcMar>
+          </w:tcPr>
+          <w:p>
+            <w:pPr>
+              <w:spacing w:after="0" w:line="240"/>
+            </w:pPr>
+            <w:r>
+              <w:rPr>
+                <w:rFonts w:ascii="游ゴシック" w:cs="游ゴシック" w:eastAsia="游ゴシック" w:hAnsi="游ゴシック"/>
+                <w:b w:val="false"/>
+                <w:bCs w:val="false"/>
+                <w:color w:val="000000"/>
+                <w:sz w:val="17"/>
+                <w:szCs w:val="17"/>
+              </w:rPr>
+              <w:t xml:space="preserve">令和11年</w:t>
             </w:r>
           </w:p>
         </w:tc>
@@ -5836,7 +4596,7 @@
                 <w:sz w:val="17"/>
                 <w:szCs w:val="17"/>
               </w:rPr>
-              <w:t xml:space="preserve">407</w:t>
+              <w:t xml:space="preserve">424</w:t>
             </w:r>
           </w:p>
         </w:tc>
@@ -5864,7 +4624,7 @@
                 <w:sz w:val="17"/>
                 <w:szCs w:val="17"/>
               </w:rPr>
-              <w:t xml:space="preserve">583</w:t>
+              <w:t xml:space="preserve">563</w:t>
             </w:r>
           </w:p>
         </w:tc>
@@ -5892,35 +4652,177 @@
                 <w:sz w:val="17"/>
                 <w:szCs w:val="17"/>
               </w:rPr>
-              <w:t xml:space="preserve">990</w:t>
-            </w:r>
-          </w:p>
-        </w:tc>
-        <w:tc>
-          <w:tcPr>
-            <w:tcW w:type="dxa" w:w="1497"/>
-            <w:shd w:fill="FFFFFF" w:val="clear"/>
-            <w:tcMar>
-              <w:top w:type="dxa" w:w="60"/>
-              <w:left w:type="dxa" w:w="90"/>
-              <w:bottom w:type="dxa" w:w="60"/>
-              <w:right w:type="dxa" w:w="90"/>
-            </w:tcMar>
-          </w:tcPr>
-          <w:p>
-            <w:pPr>
-              <w:spacing w:after="0" w:line="240"/>
-            </w:pPr>
-            <w:r>
-              <w:rPr>
-                <w:rFonts w:ascii="游ゴシック" w:cs="游ゴシック" w:eastAsia="游ゴシック" w:hAnsi="游ゴシック"/>
-                <w:b w:val="false"/>
-                <w:bCs w:val="false"/>
-                <w:color w:val="000000"/>
-                <w:sz w:val="17"/>
-                <w:szCs w:val="17"/>
-              </w:rPr>
-              <w:t xml:space="preserve">58.9%</w:t>
+              <w:t xml:space="preserve">987</w:t>
+            </w:r>
+          </w:p>
+        </w:tc>
+        <w:tc>
+          <w:tcPr>
+            <w:tcW w:type="dxa" w:w="1684"/>
+            <w:shd w:fill="FFFFFF" w:val="clear"/>
+            <w:tcMar>
+              <w:top w:type="dxa" w:w="60"/>
+              <w:left w:type="dxa" w:w="90"/>
+              <w:bottom w:type="dxa" w:w="60"/>
+              <w:right w:type="dxa" w:w="90"/>
+            </w:tcMar>
+          </w:tcPr>
+          <w:p>
+            <w:pPr>
+              <w:spacing w:after="0" w:line="240"/>
+            </w:pPr>
+            <w:r>
+              <w:rPr>
+                <w:rFonts w:ascii="游ゴシック" w:cs="游ゴシック" w:eastAsia="游ゴシック" w:hAnsi="游ゴシック"/>
+                <w:b w:val="false"/>
+                <w:bCs w:val="false"/>
+                <w:color w:val="000000"/>
+                <w:sz w:val="17"/>
+                <w:szCs w:val="17"/>
+              </w:rPr>
+              <w:t xml:space="preserve">57.0%</w:t>
+            </w:r>
+          </w:p>
+        </w:tc>
+      </w:tr>
+      <w:tr>
+        <w:tc>
+          <w:tcPr>
+            <w:tcW w:type="dxa" w:w="2434"/>
+            <w:shd w:fill="FFFFFF" w:val="clear"/>
+            <w:tcMar>
+              <w:top w:type="dxa" w:w="60"/>
+              <w:left w:type="dxa" w:w="90"/>
+              <w:bottom w:type="dxa" w:w="60"/>
+              <w:right w:type="dxa" w:w="90"/>
+            </w:tcMar>
+          </w:tcPr>
+          <w:p>
+            <w:pPr>
+              <w:spacing w:after="0" w:line="240"/>
+            </w:pPr>
+            <w:r>
+              <w:rPr>
+                <w:rFonts w:ascii="游ゴシック" w:cs="游ゴシック" w:eastAsia="游ゴシック" w:hAnsi="游ゴシック"/>
+                <w:b w:val="false"/>
+                <w:bCs w:val="false"/>
+                <w:color w:val="000000"/>
+                <w:sz w:val="17"/>
+                <w:szCs w:val="17"/>
+              </w:rPr>
+              <w:t xml:space="preserve">令和12年</w:t>
+            </w:r>
+          </w:p>
+        </w:tc>
+        <w:tc>
+          <w:tcPr>
+            <w:tcW w:type="dxa" w:w="1685"/>
+            <w:shd w:fill="FFFFFF" w:val="clear"/>
+            <w:tcMar>
+              <w:top w:type="dxa" w:w="60"/>
+              <w:left w:type="dxa" w:w="90"/>
+              <w:bottom w:type="dxa" w:w="60"/>
+              <w:right w:type="dxa" w:w="90"/>
+            </w:tcMar>
+          </w:tcPr>
+          <w:p>
+            <w:pPr>
+              <w:spacing w:after="0" w:line="240"/>
+            </w:pPr>
+            <w:r>
+              <w:rPr>
+                <w:rFonts w:ascii="游ゴシック" w:cs="游ゴシック" w:eastAsia="游ゴシック" w:hAnsi="游ゴシック"/>
+                <w:b w:val="false"/>
+                <w:bCs w:val="false"/>
+                <w:color w:val="000000"/>
+                <w:sz w:val="17"/>
+                <w:szCs w:val="17"/>
+              </w:rPr>
+              <w:t xml:space="preserve">406</w:t>
+            </w:r>
+          </w:p>
+        </w:tc>
+        <w:tc>
+          <w:tcPr>
+            <w:tcW w:type="dxa" w:w="1685"/>
+            <w:shd w:fill="FFFFFF" w:val="clear"/>
+            <w:tcMar>
+              <w:top w:type="dxa" w:w="60"/>
+              <w:left w:type="dxa" w:w="90"/>
+              <w:bottom w:type="dxa" w:w="60"/>
+              <w:right w:type="dxa" w:w="90"/>
+            </w:tcMar>
+          </w:tcPr>
+          <w:p>
+            <w:pPr>
+              <w:spacing w:after="0" w:line="240"/>
+            </w:pPr>
+            <w:r>
+              <w:rPr>
+                <w:rFonts w:ascii="游ゴシック" w:cs="游ゴシック" w:eastAsia="游ゴシック" w:hAnsi="游ゴシック"/>
+                <w:b w:val="false"/>
+                <w:bCs w:val="false"/>
+                <w:color w:val="000000"/>
+                <w:sz w:val="17"/>
+                <w:szCs w:val="17"/>
+              </w:rPr>
+              <w:t xml:space="preserve">565</w:t>
+            </w:r>
+          </w:p>
+        </w:tc>
+        <w:tc>
+          <w:tcPr>
+            <w:tcW w:type="dxa" w:w="1872"/>
+            <w:shd w:fill="FFFFFF" w:val="clear"/>
+            <w:tcMar>
+              <w:top w:type="dxa" w:w="60"/>
+              <w:left w:type="dxa" w:w="90"/>
+              <w:bottom w:type="dxa" w:w="60"/>
+              <w:right w:type="dxa" w:w="90"/>
+            </w:tcMar>
+          </w:tcPr>
+          <w:p>
+            <w:pPr>
+              <w:spacing w:after="0" w:line="240"/>
+            </w:pPr>
+            <w:r>
+              <w:rPr>
+                <w:rFonts w:ascii="游ゴシック" w:cs="游ゴシック" w:eastAsia="游ゴシック" w:hAnsi="游ゴシック"/>
+                <w:b w:val="false"/>
+                <w:bCs w:val="false"/>
+                <w:color w:val="000000"/>
+                <w:sz w:val="17"/>
+                <w:szCs w:val="17"/>
+              </w:rPr>
+              <w:t xml:space="preserve">971</w:t>
+            </w:r>
+          </w:p>
+        </w:tc>
+        <w:tc>
+          <w:tcPr>
+            <w:tcW w:type="dxa" w:w="1684"/>
+            <w:shd w:fill="FFFFFF" w:val="clear"/>
+            <w:tcMar>
+              <w:top w:type="dxa" w:w="60"/>
+              <w:left w:type="dxa" w:w="90"/>
+              <w:bottom w:type="dxa" w:w="60"/>
+              <w:right w:type="dxa" w:w="90"/>
+            </w:tcMar>
+          </w:tcPr>
+          <w:p>
+            <w:pPr>
+              <w:spacing w:after="0" w:line="240"/>
+            </w:pPr>
+            <w:r>
+              <w:rPr>
+                <w:rFonts w:ascii="游ゴシック" w:cs="游ゴシック" w:eastAsia="游ゴシック" w:hAnsi="游ゴシック"/>
+                <w:b w:val="false"/>
+                <w:bCs w:val="false"/>
+                <w:color w:val="000000"/>
+                <w:sz w:val="17"/>
+                <w:szCs w:val="17"/>
+              </w:rPr>
+              <w:t xml:space="preserve">58.2%</w:t>
             </w:r>
           </w:p>
         </w:tc>
@@ -5949,7 +4851,39 @@
           <w:sz w:val="21"/>
           <w:szCs w:val="21"/>
         </w:rPr>
-        <w:t xml:space="preserve">第1号被保険者数はほぼ横ばいで推移しますが、後期高齢者の割合は51.4%から58.9%へと7.5ポイント上昇します。10人に6人が75歳以上となる見通しです。</w:t>
+        <w:t xml:space="preserve">出典：厚生労働省配布「第10期将来推計用推計人口」を基礎に作成　単位：人</w:t>
+      </w:r>
+    </w:p>
+    <w:p>
+      <w:pPr>
+        <w:spacing w:after="120" w:line="300"/>
+      </w:pPr>
+      <w:r>
+        <w:rPr>
+          <w:rFonts w:ascii="游明朝" w:cs="游明朝" w:eastAsia="游明朝" w:hAnsi="游明朝"/>
+          <w:sz w:val="21"/>
+          <w:szCs w:val="21"/>
+        </w:rPr>
+        <w:t xml:space="preserve">第1号被保険者数は令和9年の1,003人から令和11年の987人へと16人（1.6%）減少します。一方で後期高齢者の割合は53.6%から57.0%へと3.4ポイント上昇します。人数は減るものの、支援を必要とする方の割合が高い層が増える構造です。</w:t>
+      </w:r>
+    </w:p>
+    <w:p>
+      <w:pPr>
+        <w:pBdr>
+          <w:left w:val="single" w:color="C00000" w:sz="18" w:space="8"/>
+        </w:pBdr>
+        <w:shd w:fill="FFF3F3" w:val="clear"/>
+        <w:spacing w:after="160" w:before="100" w:line="280"/>
+        <w:ind w:left="200" w:right="200"/>
+      </w:pPr>
+      <w:r>
+        <w:rPr>
+          <w:rFonts w:ascii="游ゴシック" w:cs="游ゴシック" w:eastAsia="游ゴシック" w:hAnsi="游ゴシック"/>
+          <w:color w:val="595959"/>
+          <w:sz w:val="18"/>
+          <w:szCs w:val="18"/>
+        </w:rPr>
+        <w:t xml:space="preserve">⚙ 編集注記：配布データの推計値をそのまま用いると、令和8年の第1号被保険者数は954人となり、実績の1,012人を58人（5.7%）下回ります。第9期計画で生じた乖離（6.6%）とほぼ同じ規模です。本計画では、配布データの伸び率を用いつつ、水準を令和8年の実績に合わせる方法を採ることとして上表を作成しています。この方法の採否は策定委員会にお諮りします。</w:t>
       </w:r>
     </w:p>
     <w:p>
@@ -14909,6 +13843,84 @@
     </w:p>
     <w:p>
       <w:pPr>
+        <w:spacing w:after="60" w:before="160"/>
+        <w:jc w:val="center"/>
+      </w:pPr>
+      <w:r>
+        <w:drawing>
+          <wp:inline distT="0" distB="0" distL="0" distR="0">
+            <wp:extent cx="5762625" cy="2857500"/>
+            <wp:effectExtent t="0" r="0" b="0" l="0"/>
+            <wp:docPr id="1" name="" descr="" title=""/>
+            <wp:cNvGraphicFramePr>
+              <a:graphicFrameLocks xmlns:a="http://schemas.openxmlformats.org/drawingml/2006/main" noChangeAspect="1"/>
+            </wp:cNvGraphicFramePr>
+            <a:graphic xmlns:a="http://schemas.openxmlformats.org/drawingml/2006/main">
+              <a:graphicData uri="http://schemas.openxmlformats.org/drawingml/2006/picture">
+                <pic:pic xmlns:pic="http://schemas.openxmlformats.org/drawingml/2006/picture">
+                  <pic:nvPicPr>
+                    <pic:cNvPr id="0" name="" descr=""/>
+                    <pic:cNvPicPr>
+                      <a:picLocks noChangeAspect="1" noChangeArrowheads="1"/>
+                    </pic:cNvPicPr>
+                  </pic:nvPicPr>
+                  <pic:blipFill>
+                    <a:blip r:embed="rId23" cstate="none"/>
+                    <a:srcRect/>
+                    <a:stretch>
+                      <a:fillRect/>
+                    </a:stretch>
+                  </pic:blipFill>
+                  <pic:spPr bwMode="auto">
+                    <a:xfrm>
+                      <a:off x="0" y="0"/>
+                      <a:ext cx="5762625" cy="2857500"/>
+                    </a:xfrm>
+                    <a:prstGeom prst="rect">
+                      <a:avLst/>
+                    </a:prstGeom>
+                  </pic:spPr>
+                </pic:pic>
+              </a:graphicData>
+            </a:graphic>
+          </wp:inline>
+        </w:drawing>
+      </w:r>
+    </w:p>
+    <w:p>
+      <w:pPr>
+        <w:spacing w:after="40"/>
+        <w:jc w:val="center"/>
+      </w:pPr>
+      <w:r>
+        <w:rPr>
+          <w:rFonts w:ascii="游ゴシック" w:cs="游ゴシック" w:eastAsia="游ゴシック" w:hAnsi="游ゴシック"/>
+          <w:b/>
+          <w:bCs/>
+          <w:color w:val="1F3864"/>
+          <w:sz w:val="18"/>
+          <w:szCs w:val="18"/>
+        </w:rPr>
+        <w:t xml:space="preserve">図2-20　住民主体の通いの場の状況（令和6年度）</w:t>
+      </w:r>
+    </w:p>
+    <w:p>
+      <w:pPr>
+        <w:spacing w:after="200"/>
+        <w:jc w:val="center"/>
+      </w:pPr>
+      <w:r>
+        <w:rPr>
+          <w:rFonts w:ascii="游ゴシック" w:cs="游ゴシック" w:eastAsia="游ゴシック" w:hAnsi="游ゴシック"/>
+          <w:color w:val="595959"/>
+          <w:sz w:val="15"/>
+          <w:szCs w:val="15"/>
+        </w:rPr>
+        <w:t xml:space="preserve">出典：厚生労働省「介護予防・日常生活支援総合事業（地域支援事業）の実施状況に関する調査」</w:t>
+      </w:r>
+    </w:p>
+    <w:p>
+      <w:pPr>
         <w:spacing w:after="120" w:line="300"/>
       </w:pPr>
       <w:r>
@@ -15565,7 +14577,33 @@
           <w:sz w:val="21"/>
           <w:szCs w:val="21"/>
         </w:rPr>
-        <w:t xml:space="preserve">一般介護予防事業としては、はつらつ貯筋教室、シニア元気アップ教室、住民主体の通いの場であるいきいき百歳体操などを実施しています。第9期のアンケート調査では、介護予防のための通いの場に参加している方は11.2%（509人中57人）であり、地区による差が大きいことが確認されています。とりわけ大塩地区は参加率・参加意向がいずれも最も低い状況です。</w:t>
+        <w:t xml:space="preserve">一般介護予防事業としては、はつらつリハビリ教室、シニア元気アップ教室、住民主体の通いの場であるいきいき百歳体操などを実施しています。令和6年度の実施状況は、通いの場が23か所・参加者281人で、参加率は12.2%です。このうち週1回以上開催しているのは8か所・123人で、参加率は5.3%にとどまります。</w:t>
+      </w:r>
+    </w:p>
+    <w:p>
+      <w:pPr>
+        <w:spacing w:after="120" w:line="300"/>
+      </w:pPr>
+      <w:r>
+        <w:rPr>
+          <w:rFonts w:ascii="游明朝" w:cs="游明朝" w:eastAsia="游明朝" w:hAnsi="游明朝"/>
+          <w:sz w:val="21"/>
+          <w:szCs w:val="21"/>
+        </w:rPr>
+        <w:t xml:space="preserve">第9期のアンケート調査における参加率11.2%（509人中57人）とほぼ同じ水準であり、地区による差が大きいことも確認されています。とりわけ大塩地区は参加率・参加意向がいずれも最も低い状況です。</w:t>
+      </w:r>
+    </w:p>
+    <w:p>
+      <w:pPr>
+        <w:spacing w:after="120" w:line="300"/>
+      </w:pPr>
+      <w:r>
+        <w:rPr>
+          <w:rFonts w:ascii="游明朝" w:cs="游明朝" w:eastAsia="游明朝" w:hAnsi="游明朝"/>
+          <w:sz w:val="21"/>
+          <w:szCs w:val="21"/>
+        </w:rPr>
+        <w:t xml:space="preserve">介護予防の効果は開催の頻度に左右されます。週1回以上の開催が8か所にとどまることは、箇所数を増やすことと同時に、既存の通いの場の開催頻度を高めることが課題であることを示しています。</w:t>
       </w:r>
     </w:p>
     <w:p>
@@ -15584,7 +14622,7 @@
           <w:sz w:val="18"/>
           <w:szCs w:val="18"/>
         </w:rPr>
-        <w:t xml:space="preserve">⚙ 編集注記：通いの場の箇所数・参加者数・参加率は、地域包括ケア「見える化」システムのデータが令和2年度で更新を終えており、村の実数の提供を受けたうえで記載します。上記の11.2%は第9期アンケート調査による数値です。</w:t>
+        <w:t xml:space="preserve">⚙ 編集注記：地域包括ケア「見える化」システムの通いの場のデータは令和2年度で更新を終えているため、上記は令和6年度の介護予防・日常生活支援総合事業の実施状況に関する調査による数値です。</w:t>
       </w:r>
     </w:p>
     <w:p>
@@ -15673,7 +14711,7 @@
                     </pic:cNvPicPr>
                   </pic:nvPicPr>
                   <pic:blipFill>
-                    <a:blip r:embed="rId23" cstate="none"/>
+                    <a:blip r:embed="rId24" cstate="none"/>
                     <a:srcRect/>
                     <a:stretch>
                       <a:fillRect/>
@@ -15751,7 +14789,7 @@
                     </pic:cNvPicPr>
                   </pic:nvPicPr>
                   <pic:blipFill>
-                    <a:blip r:embed="rId24" cstate="none"/>
+                    <a:blip r:embed="rId25" cstate="none"/>
                     <a:srcRect/>
                     <a:stretch>
                       <a:fillRect/>
@@ -15829,7 +14867,7 @@
                     </pic:cNvPicPr>
                   </pic:nvPicPr>
                   <pic:blipFill>
-                    <a:blip r:embed="rId25" cstate="none"/>
+                    <a:blip r:embed="rId26" cstate="none"/>
                     <a:srcRect/>
                     <a:stretch>
                       <a:fillRect/>
@@ -17333,7 +16371,7 @@
                     </pic:cNvPicPr>
                   </pic:nvPicPr>
                   <pic:blipFill>
-                    <a:blip r:embed="rId26" cstate="none"/>
+                    <a:blip r:embed="rId27" cstate="none"/>
                     <a:srcRect/>
                     <a:stretch>
                       <a:fillRect/>
@@ -17369,7 +16407,7 @@
           <w:sz w:val="18"/>
           <w:szCs w:val="18"/>
         </w:rPr>
-        <w:t xml:space="preserve">図2-18　保険者機能強化推進交付金等 指標群別得点（令和5年度）</w:t>
+        <w:t xml:space="preserve">図2-18　交付金 目標別得点と全国平均の対比（令和8年度）</w:t>
       </w:r>
     </w:p>
     <w:p>
@@ -17384,7 +16422,85 @@
           <w:sz w:val="15"/>
           <w:szCs w:val="15"/>
         </w:rPr>
-        <w:t xml:space="preserve">出典：厚生労働省「保険者機能強化推進交付金・介護保険保険者努力支援交付金に係る評価指標」</w:t>
+        <w:t xml:space="preserve">出典：厚生労働省「令和8年度評価指標に係る該当状況調査票集計表」</w:t>
+      </w:r>
+    </w:p>
+    <w:p>
+      <w:pPr>
+        <w:spacing w:after="60" w:before="160"/>
+        <w:jc w:val="center"/>
+      </w:pPr>
+      <w:r>
+        <w:drawing>
+          <wp:inline distT="0" distB="0" distL="0" distR="0">
+            <wp:extent cx="5762625" cy="3152775"/>
+            <wp:effectExtent t="0" r="0" b="0" l="0"/>
+            <wp:docPr id="1" name="" descr="" title=""/>
+            <wp:cNvGraphicFramePr>
+              <a:graphicFrameLocks xmlns:a="http://schemas.openxmlformats.org/drawingml/2006/main" noChangeAspect="1"/>
+            </wp:cNvGraphicFramePr>
+            <a:graphic xmlns:a="http://schemas.openxmlformats.org/drawingml/2006/main">
+              <a:graphicData uri="http://schemas.openxmlformats.org/drawingml/2006/picture">
+                <pic:pic xmlns:pic="http://schemas.openxmlformats.org/drawingml/2006/picture">
+                  <pic:nvPicPr>
+                    <pic:cNvPr id="0" name="" descr=""/>
+                    <pic:cNvPicPr>
+                      <a:picLocks noChangeAspect="1" noChangeArrowheads="1"/>
+                    </pic:cNvPicPr>
+                  </pic:nvPicPr>
+                  <pic:blipFill>
+                    <a:blip r:embed="rId28" cstate="none"/>
+                    <a:srcRect/>
+                    <a:stretch>
+                      <a:fillRect/>
+                    </a:stretch>
+                  </pic:blipFill>
+                  <pic:spPr bwMode="auto">
+                    <a:xfrm>
+                      <a:off x="0" y="0"/>
+                      <a:ext cx="5762625" cy="3152775"/>
+                    </a:xfrm>
+                    <a:prstGeom prst="rect">
+                      <a:avLst/>
+                    </a:prstGeom>
+                  </pic:spPr>
+                </pic:pic>
+              </a:graphicData>
+            </a:graphic>
+          </wp:inline>
+        </w:drawing>
+      </w:r>
+    </w:p>
+    <w:p>
+      <w:pPr>
+        <w:spacing w:after="40"/>
+        <w:jc w:val="center"/>
+      </w:pPr>
+      <w:r>
+        <w:rPr>
+          <w:rFonts w:ascii="游ゴシック" w:cs="游ゴシック" w:eastAsia="游ゴシック" w:hAnsi="游ゴシック"/>
+          <w:b/>
+          <w:bCs/>
+          <w:color w:val="1F3864"/>
+          <w:sz w:val="18"/>
+          <w:szCs w:val="18"/>
+        </w:rPr>
+        <w:t xml:space="preserve">図2-19　交付金 合計得点の推移（村・福島県平均・全国平均）</w:t>
+      </w:r>
+    </w:p>
+    <w:p>
+      <w:pPr>
+        <w:spacing w:after="200"/>
+        <w:jc w:val="center"/>
+      </w:pPr>
+      <w:r>
+        <w:rPr>
+          <w:rFonts w:ascii="游ゴシック" w:cs="游ゴシック" w:eastAsia="游ゴシック" w:hAnsi="游ゴシック"/>
+          <w:color w:val="595959"/>
+          <w:sz w:val="15"/>
+          <w:szCs w:val="15"/>
+        </w:rPr>
+        <w:t xml:space="preserve">出典：厚生労働省「評価指標に係る該当状況調査票集計表」（令和6〜8年度）</w:t>
       </w:r>
     </w:p>
     <w:p>
@@ -17397,7 +16513,7 @@
           <w:sz w:val="21"/>
           <w:szCs w:val="21"/>
         </w:rPr>
-        <w:t xml:space="preserve">国は、保険者機能強化推進交付金および介護保険保険者努力支援交付金の評価指標により、市町村の取組を毎年度評価しています。本村の令和5年度の評価結果は次のとおりです。</w:t>
+        <w:t xml:space="preserve">国は、保険者機能強化推進交付金および介護保険保険者努力支援交付金の評価指標により、市町村の取組を毎年度評価しています。両交付金の合計は800点満点です。</w:t>
       </w:r>
     </w:p>
     <w:tbl>
@@ -17413,9 +16529,10 @@
         </w:tblBorders>
       </w:tblPr>
       <w:tblGrid>
-        <w:gridCol w:w="3182"/>
-        <w:gridCol w:w="3089"/>
-        <w:gridCol w:w="3089"/>
+        <w:gridCol w:w="3744"/>
+        <w:gridCol w:w="1872"/>
+        <w:gridCol w:w="1872"/>
+        <w:gridCol w:w="1872"/>
       </w:tblGrid>
       <w:tr>
         <w:trPr>
@@ -17423,7 +16540,7 @@
         </w:trPr>
         <w:tc>
           <w:tcPr>
-            <w:tcW w:type="dxa" w:w="3182"/>
+            <w:tcW w:type="dxa" w:w="3744"/>
             <w:shd w:fill="2E75B6" w:val="clear"/>
             <w:tcMar>
               <w:top w:type="dxa" w:w="60"/>
@@ -17446,13 +16563,13 @@
                 <w:sz w:val="17"/>
                 <w:szCs w:val="17"/>
               </w:rPr>
-              <w:t xml:space="preserve">指標群</w:t>
-            </w:r>
-          </w:p>
-        </w:tc>
-        <w:tc>
-          <w:tcPr>
-            <w:tcW w:type="dxa" w:w="3089"/>
+              <w:t xml:space="preserve"/>
+            </w:r>
+          </w:p>
+        </w:tc>
+        <w:tc>
+          <w:tcPr>
+            <w:tcW w:type="dxa" w:w="1872"/>
             <w:shd w:fill="2E75B6" w:val="clear"/>
             <w:tcMar>
               <w:top w:type="dxa" w:w="60"/>
@@ -17475,13 +16592,13 @@
                 <w:sz w:val="17"/>
                 <w:szCs w:val="17"/>
               </w:rPr>
-              <w:t xml:space="preserve">保険者機能強化推進交付金</w:t>
-            </w:r>
-          </w:p>
-        </w:tc>
-        <w:tc>
-          <w:tcPr>
-            <w:tcW w:type="dxa" w:w="3089"/>
+              <w:t xml:space="preserve">令和6年度</w:t>
+            </w:r>
+          </w:p>
+        </w:tc>
+        <w:tc>
+          <w:tcPr>
+            <w:tcW w:type="dxa" w:w="1872"/>
             <w:shd w:fill="2E75B6" w:val="clear"/>
             <w:tcMar>
               <w:top w:type="dxa" w:w="60"/>
@@ -17504,7 +16621,36 @@
                 <w:sz w:val="17"/>
                 <w:szCs w:val="17"/>
               </w:rPr>
-              <w:t xml:space="preserve">介護保険保険者努力支援交付金</w:t>
+              <w:t xml:space="preserve">令和7年度</w:t>
+            </w:r>
+          </w:p>
+        </w:tc>
+        <w:tc>
+          <w:tcPr>
+            <w:tcW w:type="dxa" w:w="1872"/>
+            <w:shd w:fill="2E75B6" w:val="clear"/>
+            <w:tcMar>
+              <w:top w:type="dxa" w:w="60"/>
+              <w:left w:type="dxa" w:w="90"/>
+              <w:bottom w:type="dxa" w:w="60"/>
+              <w:right w:type="dxa" w:w="90"/>
+            </w:tcMar>
+          </w:tcPr>
+          <w:p>
+            <w:pPr>
+              <w:spacing w:after="0" w:line="240"/>
+              <w:jc w:val="center"/>
+            </w:pPr>
+            <w:r>
+              <w:rPr>
+                <w:rFonts w:ascii="游ゴシック" w:cs="游ゴシック" w:eastAsia="游ゴシック" w:hAnsi="游ゴシック"/>
+                <w:b/>
+                <w:bCs/>
+                <w:color w:val="FFFFFF"/>
+                <w:sz w:val="17"/>
+                <w:szCs w:val="17"/>
+              </w:rPr>
+              <w:t xml:space="preserve">令和8年度</w:t>
             </w:r>
           </w:p>
         </w:tc>
@@ -17512,85 +16658,113 @@
       <w:tr>
         <w:tc>
           <w:tcPr>
-            <w:tcW w:type="dxa" w:w="3182"/>
-            <w:shd w:fill="FFFFFF" w:val="clear"/>
-            <w:tcMar>
-              <w:top w:type="dxa" w:w="60"/>
-              <w:left w:type="dxa" w:w="90"/>
-              <w:bottom w:type="dxa" w:w="60"/>
-              <w:right w:type="dxa" w:w="90"/>
-            </w:tcMar>
-          </w:tcPr>
-          <w:p>
-            <w:pPr>
-              <w:spacing w:after="0" w:line="240"/>
-            </w:pPr>
-            <w:r>
-              <w:rPr>
-                <w:rFonts w:ascii="游ゴシック" w:cs="游ゴシック" w:eastAsia="游ゴシック" w:hAnsi="游ゴシック"/>
-                <w:b w:val="false"/>
-                <w:bCs w:val="false"/>
-                <w:color w:val="000000"/>
-                <w:sz w:val="17"/>
-                <w:szCs w:val="17"/>
-              </w:rPr>
-              <w:t xml:space="preserve">取組・体制指標群</w:t>
-            </w:r>
-          </w:p>
-        </w:tc>
-        <w:tc>
-          <w:tcPr>
-            <w:tcW w:type="dxa" w:w="3089"/>
-            <w:shd w:fill="FFFFFF" w:val="clear"/>
-            <w:tcMar>
-              <w:top w:type="dxa" w:w="60"/>
-              <w:left w:type="dxa" w:w="90"/>
-              <w:bottom w:type="dxa" w:w="60"/>
-              <w:right w:type="dxa" w:w="90"/>
-            </w:tcMar>
-          </w:tcPr>
-          <w:p>
-            <w:pPr>
-              <w:spacing w:after="0" w:line="240"/>
-            </w:pPr>
-            <w:r>
-              <w:rPr>
-                <w:rFonts w:ascii="游ゴシック" w:cs="游ゴシック" w:eastAsia="游ゴシック" w:hAnsi="游ゴシック"/>
-                <w:b w:val="false"/>
-                <w:bCs w:val="false"/>
-                <w:color w:val="000000"/>
-                <w:sz w:val="17"/>
-                <w:szCs w:val="17"/>
-              </w:rPr>
-              <w:t xml:space="preserve">50点</w:t>
-            </w:r>
-          </w:p>
-        </w:tc>
-        <w:tc>
-          <w:tcPr>
-            <w:tcW w:type="dxa" w:w="3089"/>
-            <w:shd w:fill="FFFFFF" w:val="clear"/>
-            <w:tcMar>
-              <w:top w:type="dxa" w:w="60"/>
-              <w:left w:type="dxa" w:w="90"/>
-              <w:bottom w:type="dxa" w:w="60"/>
-              <w:right w:type="dxa" w:w="90"/>
-            </w:tcMar>
-          </w:tcPr>
-          <w:p>
-            <w:pPr>
-              <w:spacing w:after="0" w:line="240"/>
-            </w:pPr>
-            <w:r>
-              <w:rPr>
-                <w:rFonts w:ascii="游ゴシック" w:cs="游ゴシック" w:eastAsia="游ゴシック" w:hAnsi="游ゴシック"/>
-                <w:b w:val="false"/>
-                <w:bCs w:val="false"/>
-                <w:color w:val="000000"/>
-                <w:sz w:val="17"/>
-                <w:szCs w:val="17"/>
-              </w:rPr>
-              <w:t xml:space="preserve">77点</w:t>
+            <w:tcW w:type="dxa" w:w="3744"/>
+            <w:shd w:fill="FFFFFF" w:val="clear"/>
+            <w:tcMar>
+              <w:top w:type="dxa" w:w="60"/>
+              <w:left w:type="dxa" w:w="90"/>
+              <w:bottom w:type="dxa" w:w="60"/>
+              <w:right w:type="dxa" w:w="90"/>
+            </w:tcMar>
+          </w:tcPr>
+          <w:p>
+            <w:pPr>
+              <w:spacing w:after="0" w:line="240"/>
+            </w:pPr>
+            <w:r>
+              <w:rPr>
+                <w:rFonts w:ascii="游ゴシック" w:cs="游ゴシック" w:eastAsia="游ゴシック" w:hAnsi="游ゴシック"/>
+                <w:b w:val="false"/>
+                <w:bCs w:val="false"/>
+                <w:color w:val="000000"/>
+                <w:sz w:val="17"/>
+                <w:szCs w:val="17"/>
+              </w:rPr>
+              <w:t xml:space="preserve">保険者機能強化推進交付金（400点）</w:t>
+            </w:r>
+          </w:p>
+        </w:tc>
+        <w:tc>
+          <w:tcPr>
+            <w:tcW w:type="dxa" w:w="1872"/>
+            <w:shd w:fill="FFFFFF" w:val="clear"/>
+            <w:tcMar>
+              <w:top w:type="dxa" w:w="60"/>
+              <w:left w:type="dxa" w:w="90"/>
+              <w:bottom w:type="dxa" w:w="60"/>
+              <w:right w:type="dxa" w:w="90"/>
+            </w:tcMar>
+          </w:tcPr>
+          <w:p>
+            <w:pPr>
+              <w:spacing w:after="0" w:line="240"/>
+            </w:pPr>
+            <w:r>
+              <w:rPr>
+                <w:rFonts w:ascii="游ゴシック" w:cs="游ゴシック" w:eastAsia="游ゴシック" w:hAnsi="游ゴシック"/>
+                <w:b w:val="false"/>
+                <w:bCs w:val="false"/>
+                <w:color w:val="000000"/>
+                <w:sz w:val="17"/>
+                <w:szCs w:val="17"/>
+              </w:rPr>
+              <w:t xml:space="preserve">124</w:t>
+            </w:r>
+          </w:p>
+        </w:tc>
+        <w:tc>
+          <w:tcPr>
+            <w:tcW w:type="dxa" w:w="1872"/>
+            <w:shd w:fill="FFFFFF" w:val="clear"/>
+            <w:tcMar>
+              <w:top w:type="dxa" w:w="60"/>
+              <w:left w:type="dxa" w:w="90"/>
+              <w:bottom w:type="dxa" w:w="60"/>
+              <w:right w:type="dxa" w:w="90"/>
+            </w:tcMar>
+          </w:tcPr>
+          <w:p>
+            <w:pPr>
+              <w:spacing w:after="0" w:line="240"/>
+            </w:pPr>
+            <w:r>
+              <w:rPr>
+                <w:rFonts w:ascii="游ゴシック" w:cs="游ゴシック" w:eastAsia="游ゴシック" w:hAnsi="游ゴシック"/>
+                <w:b w:val="false"/>
+                <w:bCs w:val="false"/>
+                <w:color w:val="000000"/>
+                <w:sz w:val="17"/>
+                <w:szCs w:val="17"/>
+              </w:rPr>
+              <w:t xml:space="preserve">155</w:t>
+            </w:r>
+          </w:p>
+        </w:tc>
+        <w:tc>
+          <w:tcPr>
+            <w:tcW w:type="dxa" w:w="1872"/>
+            <w:shd w:fill="FFFFFF" w:val="clear"/>
+            <w:tcMar>
+              <w:top w:type="dxa" w:w="60"/>
+              <w:left w:type="dxa" w:w="90"/>
+              <w:bottom w:type="dxa" w:w="60"/>
+              <w:right w:type="dxa" w:w="90"/>
+            </w:tcMar>
+          </w:tcPr>
+          <w:p>
+            <w:pPr>
+              <w:spacing w:after="0" w:line="240"/>
+            </w:pPr>
+            <w:r>
+              <w:rPr>
+                <w:rFonts w:ascii="游ゴシック" w:cs="游ゴシック" w:eastAsia="游ゴシック" w:hAnsi="游ゴシック"/>
+                <w:b w:val="false"/>
+                <w:bCs w:val="false"/>
+                <w:color w:val="000000"/>
+                <w:sz w:val="17"/>
+                <w:szCs w:val="17"/>
+              </w:rPr>
+              <w:t xml:space="preserve">229</w:t>
             </w:r>
           </w:p>
         </w:tc>
@@ -17598,85 +16772,113 @@
       <w:tr>
         <w:tc>
           <w:tcPr>
-            <w:tcW w:type="dxa" w:w="3182"/>
-            <w:shd w:fill="FFFFFF" w:val="clear"/>
-            <w:tcMar>
-              <w:top w:type="dxa" w:w="60"/>
-              <w:left w:type="dxa" w:w="90"/>
-              <w:bottom w:type="dxa" w:w="60"/>
-              <w:right w:type="dxa" w:w="90"/>
-            </w:tcMar>
-          </w:tcPr>
-          <w:p>
-            <w:pPr>
-              <w:spacing w:after="0" w:line="240"/>
-            </w:pPr>
-            <w:r>
-              <w:rPr>
-                <w:rFonts w:ascii="游ゴシック" w:cs="游ゴシック" w:eastAsia="游ゴシック" w:hAnsi="游ゴシック"/>
-                <w:b w:val="false"/>
-                <w:bCs w:val="false"/>
-                <w:color w:val="000000"/>
-                <w:sz w:val="17"/>
-                <w:szCs w:val="17"/>
-              </w:rPr>
-              <w:t xml:space="preserve">活動指標群</w:t>
-            </w:r>
-          </w:p>
-        </w:tc>
-        <w:tc>
-          <w:tcPr>
-            <w:tcW w:type="dxa" w:w="3089"/>
-            <w:shd w:fill="FFFFFF" w:val="clear"/>
-            <w:tcMar>
-              <w:top w:type="dxa" w:w="60"/>
-              <w:left w:type="dxa" w:w="90"/>
-              <w:bottom w:type="dxa" w:w="60"/>
-              <w:right w:type="dxa" w:w="90"/>
-            </w:tcMar>
-          </w:tcPr>
-          <w:p>
-            <w:pPr>
-              <w:spacing w:after="0" w:line="240"/>
-            </w:pPr>
-            <w:r>
-              <w:rPr>
-                <w:rFonts w:ascii="游ゴシック" w:cs="游ゴシック" w:eastAsia="游ゴシック" w:hAnsi="游ゴシック"/>
-                <w:b w:val="false"/>
-                <w:bCs w:val="false"/>
-                <w:color w:val="000000"/>
-                <w:sz w:val="17"/>
-                <w:szCs w:val="17"/>
-              </w:rPr>
-              <w:t xml:space="preserve">9点</w:t>
-            </w:r>
-          </w:p>
-        </w:tc>
-        <w:tc>
-          <w:tcPr>
-            <w:tcW w:type="dxa" w:w="3089"/>
-            <w:shd w:fill="FFFFFF" w:val="clear"/>
-            <w:tcMar>
-              <w:top w:type="dxa" w:w="60"/>
-              <w:left w:type="dxa" w:w="90"/>
-              <w:bottom w:type="dxa" w:w="60"/>
-              <w:right w:type="dxa" w:w="90"/>
-            </w:tcMar>
-          </w:tcPr>
-          <w:p>
-            <w:pPr>
-              <w:spacing w:after="0" w:line="240"/>
-            </w:pPr>
-            <w:r>
-              <w:rPr>
-                <w:rFonts w:ascii="游ゴシック" w:cs="游ゴシック" w:eastAsia="游ゴシック" w:hAnsi="游ゴシック"/>
-                <w:b w:val="false"/>
-                <w:bCs w:val="false"/>
-                <w:color w:val="000000"/>
-                <w:sz w:val="17"/>
-                <w:szCs w:val="17"/>
-              </w:rPr>
-              <w:t xml:space="preserve">29点</w:t>
+            <w:tcW w:type="dxa" w:w="3744"/>
+            <w:shd w:fill="FFFFFF" w:val="clear"/>
+            <w:tcMar>
+              <w:top w:type="dxa" w:w="60"/>
+              <w:left w:type="dxa" w:w="90"/>
+              <w:bottom w:type="dxa" w:w="60"/>
+              <w:right w:type="dxa" w:w="90"/>
+            </w:tcMar>
+          </w:tcPr>
+          <w:p>
+            <w:pPr>
+              <w:spacing w:after="0" w:line="240"/>
+            </w:pPr>
+            <w:r>
+              <w:rPr>
+                <w:rFonts w:ascii="游ゴシック" w:cs="游ゴシック" w:eastAsia="游ゴシック" w:hAnsi="游ゴシック"/>
+                <w:b w:val="false"/>
+                <w:bCs w:val="false"/>
+                <w:color w:val="000000"/>
+                <w:sz w:val="17"/>
+                <w:szCs w:val="17"/>
+              </w:rPr>
+              <w:t xml:space="preserve">介護保険保険者努力支援交付金（400点）</w:t>
+            </w:r>
+          </w:p>
+        </w:tc>
+        <w:tc>
+          <w:tcPr>
+            <w:tcW w:type="dxa" w:w="1872"/>
+            <w:shd w:fill="FFFFFF" w:val="clear"/>
+            <w:tcMar>
+              <w:top w:type="dxa" w:w="60"/>
+              <w:left w:type="dxa" w:w="90"/>
+              <w:bottom w:type="dxa" w:w="60"/>
+              <w:right w:type="dxa" w:w="90"/>
+            </w:tcMar>
+          </w:tcPr>
+          <w:p>
+            <w:pPr>
+              <w:spacing w:after="0" w:line="240"/>
+            </w:pPr>
+            <w:r>
+              <w:rPr>
+                <w:rFonts w:ascii="游ゴシック" w:cs="游ゴシック" w:eastAsia="游ゴシック" w:hAnsi="游ゴシック"/>
+                <w:b w:val="false"/>
+                <w:bCs w:val="false"/>
+                <w:color w:val="000000"/>
+                <w:sz w:val="17"/>
+                <w:szCs w:val="17"/>
+              </w:rPr>
+              <w:t xml:space="preserve">171</w:t>
+            </w:r>
+          </w:p>
+        </w:tc>
+        <w:tc>
+          <w:tcPr>
+            <w:tcW w:type="dxa" w:w="1872"/>
+            <w:shd w:fill="FFFFFF" w:val="clear"/>
+            <w:tcMar>
+              <w:top w:type="dxa" w:w="60"/>
+              <w:left w:type="dxa" w:w="90"/>
+              <w:bottom w:type="dxa" w:w="60"/>
+              <w:right w:type="dxa" w:w="90"/>
+            </w:tcMar>
+          </w:tcPr>
+          <w:p>
+            <w:pPr>
+              <w:spacing w:after="0" w:line="240"/>
+            </w:pPr>
+            <w:r>
+              <w:rPr>
+                <w:rFonts w:ascii="游ゴシック" w:cs="游ゴシック" w:eastAsia="游ゴシック" w:hAnsi="游ゴシック"/>
+                <w:b w:val="false"/>
+                <w:bCs w:val="false"/>
+                <w:color w:val="000000"/>
+                <w:sz w:val="17"/>
+                <w:szCs w:val="17"/>
+              </w:rPr>
+              <w:t xml:space="preserve">184</w:t>
+            </w:r>
+          </w:p>
+        </w:tc>
+        <w:tc>
+          <w:tcPr>
+            <w:tcW w:type="dxa" w:w="1872"/>
+            <w:shd w:fill="FFFFFF" w:val="clear"/>
+            <w:tcMar>
+              <w:top w:type="dxa" w:w="60"/>
+              <w:left w:type="dxa" w:w="90"/>
+              <w:bottom w:type="dxa" w:w="60"/>
+              <w:right w:type="dxa" w:w="90"/>
+            </w:tcMar>
+          </w:tcPr>
+          <w:p>
+            <w:pPr>
+              <w:spacing w:after="0" w:line="240"/>
+            </w:pPr>
+            <w:r>
+              <w:rPr>
+                <w:rFonts w:ascii="游ゴシック" w:cs="游ゴシック" w:eastAsia="游ゴシック" w:hAnsi="游ゴシック"/>
+                <w:b w:val="false"/>
+                <w:bCs w:val="false"/>
+                <w:color w:val="000000"/>
+                <w:sz w:val="17"/>
+                <w:szCs w:val="17"/>
+              </w:rPr>
+              <w:t xml:space="preserve">218</w:t>
             </w:r>
           </w:p>
         </w:tc>
@@ -17684,85 +16886,113 @@
       <w:tr>
         <w:tc>
           <w:tcPr>
-            <w:tcW w:type="dxa" w:w="3182"/>
-            <w:shd w:fill="FFFFFF" w:val="clear"/>
-            <w:tcMar>
-              <w:top w:type="dxa" w:w="60"/>
-              <w:left w:type="dxa" w:w="90"/>
-              <w:bottom w:type="dxa" w:w="60"/>
-              <w:right w:type="dxa" w:w="90"/>
-            </w:tcMar>
-          </w:tcPr>
-          <w:p>
-            <w:pPr>
-              <w:spacing w:after="0" w:line="240"/>
-            </w:pPr>
-            <w:r>
-              <w:rPr>
-                <w:rFonts w:ascii="游ゴシック" w:cs="游ゴシック" w:eastAsia="游ゴシック" w:hAnsi="游ゴシック"/>
-                <w:b w:val="false"/>
-                <w:bCs w:val="false"/>
-                <w:color w:val="000000"/>
-                <w:sz w:val="17"/>
-                <w:szCs w:val="17"/>
-              </w:rPr>
-              <w:t xml:space="preserve">成果指標群</w:t>
-            </w:r>
-          </w:p>
-        </w:tc>
-        <w:tc>
-          <w:tcPr>
-            <w:tcW w:type="dxa" w:w="3089"/>
-            <w:shd w:fill="FFFFFF" w:val="clear"/>
-            <w:tcMar>
-              <w:top w:type="dxa" w:w="60"/>
-              <w:left w:type="dxa" w:w="90"/>
-              <w:bottom w:type="dxa" w:w="60"/>
-              <w:right w:type="dxa" w:w="90"/>
-            </w:tcMar>
-          </w:tcPr>
-          <w:p>
-            <w:pPr>
-              <w:spacing w:after="0" w:line="240"/>
-            </w:pPr>
-            <w:r>
-              <w:rPr>
-                <w:rFonts w:ascii="游ゴシック" w:cs="游ゴシック" w:eastAsia="游ゴシック" w:hAnsi="游ゴシック"/>
-                <w:b w:val="false"/>
-                <w:bCs w:val="false"/>
-                <w:color w:val="000000"/>
-                <w:sz w:val="17"/>
-                <w:szCs w:val="17"/>
-              </w:rPr>
-              <w:t xml:space="preserve">65点</w:t>
-            </w:r>
-          </w:p>
-        </w:tc>
-        <w:tc>
-          <w:tcPr>
-            <w:tcW w:type="dxa" w:w="3089"/>
-            <w:shd w:fill="FFFFFF" w:val="clear"/>
-            <w:tcMar>
-              <w:top w:type="dxa" w:w="60"/>
-              <w:left w:type="dxa" w:w="90"/>
-              <w:bottom w:type="dxa" w:w="60"/>
-              <w:right w:type="dxa" w:w="90"/>
-            </w:tcMar>
-          </w:tcPr>
-          <w:p>
-            <w:pPr>
-              <w:spacing w:after="0" w:line="240"/>
-            </w:pPr>
-            <w:r>
-              <w:rPr>
-                <w:rFonts w:ascii="游ゴシック" w:cs="游ゴシック" w:eastAsia="游ゴシック" w:hAnsi="游ゴシック"/>
-                <w:b w:val="false"/>
-                <w:bCs w:val="false"/>
-                <w:color w:val="000000"/>
-                <w:sz w:val="17"/>
-                <w:szCs w:val="17"/>
-              </w:rPr>
-              <w:t xml:space="preserve">65点</w:t>
+            <w:tcW w:type="dxa" w:w="3744"/>
+            <w:shd w:fill="FFFFFF" w:val="clear"/>
+            <w:tcMar>
+              <w:top w:type="dxa" w:w="60"/>
+              <w:left w:type="dxa" w:w="90"/>
+              <w:bottom w:type="dxa" w:w="60"/>
+              <w:right w:type="dxa" w:w="90"/>
+            </w:tcMar>
+          </w:tcPr>
+          <w:p>
+            <w:pPr>
+              <w:spacing w:after="0" w:line="240"/>
+            </w:pPr>
+            <w:r>
+              <w:rPr>
+                <w:rFonts w:ascii="游ゴシック" w:cs="游ゴシック" w:eastAsia="游ゴシック" w:hAnsi="游ゴシック"/>
+                <w:b w:val="false"/>
+                <w:bCs w:val="false"/>
+                <w:color w:val="000000"/>
+                <w:sz w:val="17"/>
+                <w:szCs w:val="17"/>
+              </w:rPr>
+              <w:t xml:space="preserve">合計（800点）</w:t>
+            </w:r>
+          </w:p>
+        </w:tc>
+        <w:tc>
+          <w:tcPr>
+            <w:tcW w:type="dxa" w:w="1872"/>
+            <w:shd w:fill="FFFFFF" w:val="clear"/>
+            <w:tcMar>
+              <w:top w:type="dxa" w:w="60"/>
+              <w:left w:type="dxa" w:w="90"/>
+              <w:bottom w:type="dxa" w:w="60"/>
+              <w:right w:type="dxa" w:w="90"/>
+            </w:tcMar>
+          </w:tcPr>
+          <w:p>
+            <w:pPr>
+              <w:spacing w:after="0" w:line="240"/>
+            </w:pPr>
+            <w:r>
+              <w:rPr>
+                <w:rFonts w:ascii="游ゴシック" w:cs="游ゴシック" w:eastAsia="游ゴシック" w:hAnsi="游ゴシック"/>
+                <w:b w:val="false"/>
+                <w:bCs w:val="false"/>
+                <w:color w:val="000000"/>
+                <w:sz w:val="17"/>
+                <w:szCs w:val="17"/>
+              </w:rPr>
+              <w:t xml:space="preserve">295</w:t>
+            </w:r>
+          </w:p>
+        </w:tc>
+        <w:tc>
+          <w:tcPr>
+            <w:tcW w:type="dxa" w:w="1872"/>
+            <w:shd w:fill="FFFFFF" w:val="clear"/>
+            <w:tcMar>
+              <w:top w:type="dxa" w:w="60"/>
+              <w:left w:type="dxa" w:w="90"/>
+              <w:bottom w:type="dxa" w:w="60"/>
+              <w:right w:type="dxa" w:w="90"/>
+            </w:tcMar>
+          </w:tcPr>
+          <w:p>
+            <w:pPr>
+              <w:spacing w:after="0" w:line="240"/>
+            </w:pPr>
+            <w:r>
+              <w:rPr>
+                <w:rFonts w:ascii="游ゴシック" w:cs="游ゴシック" w:eastAsia="游ゴシック" w:hAnsi="游ゴシック"/>
+                <w:b w:val="false"/>
+                <w:bCs w:val="false"/>
+                <w:color w:val="000000"/>
+                <w:sz w:val="17"/>
+                <w:szCs w:val="17"/>
+              </w:rPr>
+              <w:t xml:space="preserve">339</w:t>
+            </w:r>
+          </w:p>
+        </w:tc>
+        <w:tc>
+          <w:tcPr>
+            <w:tcW w:type="dxa" w:w="1872"/>
+            <w:shd w:fill="FFFFFF" w:val="clear"/>
+            <w:tcMar>
+              <w:top w:type="dxa" w:w="60"/>
+              <w:left w:type="dxa" w:w="90"/>
+              <w:bottom w:type="dxa" w:w="60"/>
+              <w:right w:type="dxa" w:w="90"/>
+            </w:tcMar>
+          </w:tcPr>
+          <w:p>
+            <w:pPr>
+              <w:spacing w:after="0" w:line="240"/>
+            </w:pPr>
+            <w:r>
+              <w:rPr>
+                <w:rFonts w:ascii="游ゴシック" w:cs="游ゴシック" w:eastAsia="游ゴシック" w:hAnsi="游ゴシック"/>
+                <w:b w:val="false"/>
+                <w:bCs w:val="false"/>
+                <w:color w:val="000000"/>
+                <w:sz w:val="17"/>
+                <w:szCs w:val="17"/>
+              </w:rPr>
+              <w:t xml:space="preserve">447</w:t>
             </w:r>
           </w:p>
         </w:tc>
@@ -17770,85 +17000,455 @@
       <w:tr>
         <w:tc>
           <w:tcPr>
-            <w:tcW w:type="dxa" w:w="3182"/>
-            <w:shd w:fill="FFFFFF" w:val="clear"/>
-            <w:tcMar>
-              <w:top w:type="dxa" w:w="60"/>
-              <w:left w:type="dxa" w:w="90"/>
-              <w:bottom w:type="dxa" w:w="60"/>
-              <w:right w:type="dxa" w:w="90"/>
-            </w:tcMar>
-          </w:tcPr>
-          <w:p>
-            <w:pPr>
-              <w:spacing w:after="0" w:line="240"/>
-            </w:pPr>
-            <w:r>
-              <w:rPr>
-                <w:rFonts w:ascii="游ゴシック" w:cs="游ゴシック" w:eastAsia="游ゴシック" w:hAnsi="游ゴシック"/>
-                <w:b w:val="false"/>
-                <w:bCs w:val="false"/>
-                <w:color w:val="000000"/>
-                <w:sz w:val="17"/>
-                <w:szCs w:val="17"/>
-              </w:rPr>
-              <w:t xml:space="preserve">合計</w:t>
-            </w:r>
-          </w:p>
-        </w:tc>
-        <w:tc>
-          <w:tcPr>
-            <w:tcW w:type="dxa" w:w="3089"/>
-            <w:shd w:fill="FFFFFF" w:val="clear"/>
-            <w:tcMar>
-              <w:top w:type="dxa" w:w="60"/>
-              <w:left w:type="dxa" w:w="90"/>
-              <w:bottom w:type="dxa" w:w="60"/>
-              <w:right w:type="dxa" w:w="90"/>
-            </w:tcMar>
-          </w:tcPr>
-          <w:p>
-            <w:pPr>
-              <w:spacing w:after="0" w:line="240"/>
-            </w:pPr>
-            <w:r>
-              <w:rPr>
-                <w:rFonts w:ascii="游ゴシック" w:cs="游ゴシック" w:eastAsia="游ゴシック" w:hAnsi="游ゴシック"/>
-                <w:b w:val="false"/>
-                <w:bCs w:val="false"/>
-                <w:color w:val="000000"/>
-                <w:sz w:val="17"/>
-                <w:szCs w:val="17"/>
-              </w:rPr>
-              <w:t xml:space="preserve">124点</w:t>
-            </w:r>
-          </w:p>
-        </w:tc>
-        <w:tc>
-          <w:tcPr>
-            <w:tcW w:type="dxa" w:w="3089"/>
-            <w:shd w:fill="FFFFFF" w:val="clear"/>
-            <w:tcMar>
-              <w:top w:type="dxa" w:w="60"/>
-              <w:left w:type="dxa" w:w="90"/>
-              <w:bottom w:type="dxa" w:w="60"/>
-              <w:right w:type="dxa" w:w="90"/>
-            </w:tcMar>
-          </w:tcPr>
-          <w:p>
-            <w:pPr>
-              <w:spacing w:after="0" w:line="240"/>
-            </w:pPr>
-            <w:r>
-              <w:rPr>
-                <w:rFonts w:ascii="游ゴシック" w:cs="游ゴシック" w:eastAsia="游ゴシック" w:hAnsi="游ゴシック"/>
-                <w:b w:val="false"/>
-                <w:bCs w:val="false"/>
-                <w:color w:val="000000"/>
-                <w:sz w:val="17"/>
-                <w:szCs w:val="17"/>
-              </w:rPr>
-              <w:t xml:space="preserve">171点</w:t>
+            <w:tcW w:type="dxa" w:w="3744"/>
+            <w:shd w:fill="FFFFFF" w:val="clear"/>
+            <w:tcMar>
+              <w:top w:type="dxa" w:w="60"/>
+              <w:left w:type="dxa" w:w="90"/>
+              <w:bottom w:type="dxa" w:w="60"/>
+              <w:right w:type="dxa" w:w="90"/>
+            </w:tcMar>
+          </w:tcPr>
+          <w:p>
+            <w:pPr>
+              <w:spacing w:after="0" w:line="240"/>
+            </w:pPr>
+            <w:r>
+              <w:rPr>
+                <w:rFonts w:ascii="游ゴシック" w:cs="游ゴシック" w:eastAsia="游ゴシック" w:hAnsi="游ゴシック"/>
+                <w:b w:val="false"/>
+                <w:bCs w:val="false"/>
+                <w:color w:val="000000"/>
+                <w:sz w:val="17"/>
+                <w:szCs w:val="17"/>
+              </w:rPr>
+              <w:t xml:space="preserve">全国平均</w:t>
+            </w:r>
+          </w:p>
+        </w:tc>
+        <w:tc>
+          <w:tcPr>
+            <w:tcW w:type="dxa" w:w="1872"/>
+            <w:shd w:fill="FFFFFF" w:val="clear"/>
+            <w:tcMar>
+              <w:top w:type="dxa" w:w="60"/>
+              <w:left w:type="dxa" w:w="90"/>
+              <w:bottom w:type="dxa" w:w="60"/>
+              <w:right w:type="dxa" w:w="90"/>
+            </w:tcMar>
+          </w:tcPr>
+          <w:p>
+            <w:pPr>
+              <w:spacing w:after="0" w:line="240"/>
+            </w:pPr>
+            <w:r>
+              <w:rPr>
+                <w:rFonts w:ascii="游ゴシック" w:cs="游ゴシック" w:eastAsia="游ゴシック" w:hAnsi="游ゴシック"/>
+                <w:b w:val="false"/>
+                <w:bCs w:val="false"/>
+                <w:color w:val="000000"/>
+                <w:sz w:val="17"/>
+                <w:szCs w:val="17"/>
+              </w:rPr>
+              <w:t xml:space="preserve">422.4</w:t>
+            </w:r>
+          </w:p>
+        </w:tc>
+        <w:tc>
+          <w:tcPr>
+            <w:tcW w:type="dxa" w:w="1872"/>
+            <w:shd w:fill="FFFFFF" w:val="clear"/>
+            <w:tcMar>
+              <w:top w:type="dxa" w:w="60"/>
+              <w:left w:type="dxa" w:w="90"/>
+              <w:bottom w:type="dxa" w:w="60"/>
+              <w:right w:type="dxa" w:w="90"/>
+            </w:tcMar>
+          </w:tcPr>
+          <w:p>
+            <w:pPr>
+              <w:spacing w:after="0" w:line="240"/>
+            </w:pPr>
+            <w:r>
+              <w:rPr>
+                <w:rFonts w:ascii="游ゴシック" w:cs="游ゴシック" w:eastAsia="游ゴシック" w:hAnsi="游ゴシック"/>
+                <w:b w:val="false"/>
+                <w:bCs w:val="false"/>
+                <w:color w:val="000000"/>
+                <w:sz w:val="17"/>
+                <w:szCs w:val="17"/>
+              </w:rPr>
+              <w:t xml:space="preserve">435.0</w:t>
+            </w:r>
+          </w:p>
+        </w:tc>
+        <w:tc>
+          <w:tcPr>
+            <w:tcW w:type="dxa" w:w="1872"/>
+            <w:shd w:fill="FFFFFF" w:val="clear"/>
+            <w:tcMar>
+              <w:top w:type="dxa" w:w="60"/>
+              <w:left w:type="dxa" w:w="90"/>
+              <w:bottom w:type="dxa" w:w="60"/>
+              <w:right w:type="dxa" w:w="90"/>
+            </w:tcMar>
+          </w:tcPr>
+          <w:p>
+            <w:pPr>
+              <w:spacing w:after="0" w:line="240"/>
+            </w:pPr>
+            <w:r>
+              <w:rPr>
+                <w:rFonts w:ascii="游ゴシック" w:cs="游ゴシック" w:eastAsia="游ゴシック" w:hAnsi="游ゴシック"/>
+                <w:b w:val="false"/>
+                <w:bCs w:val="false"/>
+                <w:color w:val="000000"/>
+                <w:sz w:val="17"/>
+                <w:szCs w:val="17"/>
+              </w:rPr>
+              <w:t xml:space="preserve">455.1</w:t>
+            </w:r>
+          </w:p>
+        </w:tc>
+      </w:tr>
+      <w:tr>
+        <w:tc>
+          <w:tcPr>
+            <w:tcW w:type="dxa" w:w="3744"/>
+            <w:shd w:fill="FFFFFF" w:val="clear"/>
+            <w:tcMar>
+              <w:top w:type="dxa" w:w="60"/>
+              <w:left w:type="dxa" w:w="90"/>
+              <w:bottom w:type="dxa" w:w="60"/>
+              <w:right w:type="dxa" w:w="90"/>
+            </w:tcMar>
+          </w:tcPr>
+          <w:p>
+            <w:pPr>
+              <w:spacing w:after="0" w:line="240"/>
+            </w:pPr>
+            <w:r>
+              <w:rPr>
+                <w:rFonts w:ascii="游ゴシック" w:cs="游ゴシック" w:eastAsia="游ゴシック" w:hAnsi="游ゴシック"/>
+                <w:b w:val="false"/>
+                <w:bCs w:val="false"/>
+                <w:color w:val="000000"/>
+                <w:sz w:val="17"/>
+                <w:szCs w:val="17"/>
+              </w:rPr>
+              <w:t xml:space="preserve">福島県平均（59市町村）</w:t>
+            </w:r>
+          </w:p>
+        </w:tc>
+        <w:tc>
+          <w:tcPr>
+            <w:tcW w:type="dxa" w:w="1872"/>
+            <w:shd w:fill="FFFFFF" w:val="clear"/>
+            <w:tcMar>
+              <w:top w:type="dxa" w:w="60"/>
+              <w:left w:type="dxa" w:w="90"/>
+              <w:bottom w:type="dxa" w:w="60"/>
+              <w:right w:type="dxa" w:w="90"/>
+            </w:tcMar>
+          </w:tcPr>
+          <w:p>
+            <w:pPr>
+              <w:spacing w:after="0" w:line="240"/>
+            </w:pPr>
+            <w:r>
+              <w:rPr>
+                <w:rFonts w:ascii="游ゴシック" w:cs="游ゴシック" w:eastAsia="游ゴシック" w:hAnsi="游ゴシック"/>
+                <w:b w:val="false"/>
+                <w:bCs w:val="false"/>
+                <w:color w:val="000000"/>
+                <w:sz w:val="17"/>
+                <w:szCs w:val="17"/>
+              </w:rPr>
+              <w:t xml:space="preserve">354.1</w:t>
+            </w:r>
+          </w:p>
+        </w:tc>
+        <w:tc>
+          <w:tcPr>
+            <w:tcW w:type="dxa" w:w="1872"/>
+            <w:shd w:fill="FFFFFF" w:val="clear"/>
+            <w:tcMar>
+              <w:top w:type="dxa" w:w="60"/>
+              <w:left w:type="dxa" w:w="90"/>
+              <w:bottom w:type="dxa" w:w="60"/>
+              <w:right w:type="dxa" w:w="90"/>
+            </w:tcMar>
+          </w:tcPr>
+          <w:p>
+            <w:pPr>
+              <w:spacing w:after="0" w:line="240"/>
+            </w:pPr>
+            <w:r>
+              <w:rPr>
+                <w:rFonts w:ascii="游ゴシック" w:cs="游ゴシック" w:eastAsia="游ゴシック" w:hAnsi="游ゴシック"/>
+                <w:b w:val="false"/>
+                <w:bCs w:val="false"/>
+                <w:color w:val="000000"/>
+                <w:sz w:val="17"/>
+                <w:szCs w:val="17"/>
+              </w:rPr>
+              <w:t xml:space="preserve">385.3</w:t>
+            </w:r>
+          </w:p>
+        </w:tc>
+        <w:tc>
+          <w:tcPr>
+            <w:tcW w:type="dxa" w:w="1872"/>
+            <w:shd w:fill="FFFFFF" w:val="clear"/>
+            <w:tcMar>
+              <w:top w:type="dxa" w:w="60"/>
+              <w:left w:type="dxa" w:w="90"/>
+              <w:bottom w:type="dxa" w:w="60"/>
+              <w:right w:type="dxa" w:w="90"/>
+            </w:tcMar>
+          </w:tcPr>
+          <w:p>
+            <w:pPr>
+              <w:spacing w:after="0" w:line="240"/>
+            </w:pPr>
+            <w:r>
+              <w:rPr>
+                <w:rFonts w:ascii="游ゴシック" w:cs="游ゴシック" w:eastAsia="游ゴシック" w:hAnsi="游ゴシック"/>
+                <w:b w:val="false"/>
+                <w:bCs w:val="false"/>
+                <w:color w:val="000000"/>
+                <w:sz w:val="17"/>
+                <w:szCs w:val="17"/>
+              </w:rPr>
+              <w:t xml:space="preserve">456.4</w:t>
+            </w:r>
+          </w:p>
+        </w:tc>
+      </w:tr>
+      <w:tr>
+        <w:tc>
+          <w:tcPr>
+            <w:tcW w:type="dxa" w:w="3744"/>
+            <w:shd w:fill="FFFFFF" w:val="clear"/>
+            <w:tcMar>
+              <w:top w:type="dxa" w:w="60"/>
+              <w:left w:type="dxa" w:w="90"/>
+              <w:bottom w:type="dxa" w:w="60"/>
+              <w:right w:type="dxa" w:w="90"/>
+            </w:tcMar>
+          </w:tcPr>
+          <w:p>
+            <w:pPr>
+              <w:spacing w:after="0" w:line="240"/>
+            </w:pPr>
+            <w:r>
+              <w:rPr>
+                <w:rFonts w:ascii="游ゴシック" w:cs="游ゴシック" w:eastAsia="游ゴシック" w:hAnsi="游ゴシック"/>
+                <w:b w:val="false"/>
+                <w:bCs w:val="false"/>
+                <w:color w:val="000000"/>
+                <w:sz w:val="17"/>
+                <w:szCs w:val="17"/>
+              </w:rPr>
+              <w:t xml:space="preserve">全国順位（1,741市町村中）</w:t>
+            </w:r>
+          </w:p>
+        </w:tc>
+        <w:tc>
+          <w:tcPr>
+            <w:tcW w:type="dxa" w:w="1872"/>
+            <w:shd w:fill="FFFFFF" w:val="clear"/>
+            <w:tcMar>
+              <w:top w:type="dxa" w:w="60"/>
+              <w:left w:type="dxa" w:w="90"/>
+              <w:bottom w:type="dxa" w:w="60"/>
+              <w:right w:type="dxa" w:w="90"/>
+            </w:tcMar>
+          </w:tcPr>
+          <w:p>
+            <w:pPr>
+              <w:spacing w:after="0" w:line="240"/>
+            </w:pPr>
+            <w:r>
+              <w:rPr>
+                <w:rFonts w:ascii="游ゴシック" w:cs="游ゴシック" w:eastAsia="游ゴシック" w:hAnsi="游ゴシック"/>
+                <w:b w:val="false"/>
+                <w:bCs w:val="false"/>
+                <w:color w:val="000000"/>
+                <w:sz w:val="17"/>
+                <w:szCs w:val="17"/>
+              </w:rPr>
+              <w:t xml:space="preserve">1,564位</w:t>
+            </w:r>
+          </w:p>
+        </w:tc>
+        <w:tc>
+          <w:tcPr>
+            <w:tcW w:type="dxa" w:w="1872"/>
+            <w:shd w:fill="FFFFFF" w:val="clear"/>
+            <w:tcMar>
+              <w:top w:type="dxa" w:w="60"/>
+              <w:left w:type="dxa" w:w="90"/>
+              <w:bottom w:type="dxa" w:w="60"/>
+              <w:right w:type="dxa" w:w="90"/>
+            </w:tcMar>
+          </w:tcPr>
+          <w:p>
+            <w:pPr>
+              <w:spacing w:after="0" w:line="240"/>
+            </w:pPr>
+            <w:r>
+              <w:rPr>
+                <w:rFonts w:ascii="游ゴシック" w:cs="游ゴシック" w:eastAsia="游ゴシック" w:hAnsi="游ゴシック"/>
+                <w:b w:val="false"/>
+                <w:bCs w:val="false"/>
+                <w:color w:val="000000"/>
+                <w:sz w:val="17"/>
+                <w:szCs w:val="17"/>
+              </w:rPr>
+              <w:t xml:space="preserve">1,462位</w:t>
+            </w:r>
+          </w:p>
+        </w:tc>
+        <w:tc>
+          <w:tcPr>
+            <w:tcW w:type="dxa" w:w="1872"/>
+            <w:shd w:fill="FFFFFF" w:val="clear"/>
+            <w:tcMar>
+              <w:top w:type="dxa" w:w="60"/>
+              <w:left w:type="dxa" w:w="90"/>
+              <w:bottom w:type="dxa" w:w="60"/>
+              <w:right w:type="dxa" w:w="90"/>
+            </w:tcMar>
+          </w:tcPr>
+          <w:p>
+            <w:pPr>
+              <w:spacing w:after="0" w:line="240"/>
+            </w:pPr>
+            <w:r>
+              <w:rPr>
+                <w:rFonts w:ascii="游ゴシック" w:cs="游ゴシック" w:eastAsia="游ゴシック" w:hAnsi="游ゴシック"/>
+                <w:b w:val="false"/>
+                <w:bCs w:val="false"/>
+                <w:color w:val="000000"/>
+                <w:sz w:val="17"/>
+                <w:szCs w:val="17"/>
+              </w:rPr>
+              <w:t xml:space="preserve">1,005位</w:t>
+            </w:r>
+          </w:p>
+        </w:tc>
+      </w:tr>
+      <w:tr>
+        <w:tc>
+          <w:tcPr>
+            <w:tcW w:type="dxa" w:w="3744"/>
+            <w:shd w:fill="FFFFFF" w:val="clear"/>
+            <w:tcMar>
+              <w:top w:type="dxa" w:w="60"/>
+              <w:left w:type="dxa" w:w="90"/>
+              <w:bottom w:type="dxa" w:w="60"/>
+              <w:right w:type="dxa" w:w="90"/>
+            </w:tcMar>
+          </w:tcPr>
+          <w:p>
+            <w:pPr>
+              <w:spacing w:after="0" w:line="240"/>
+            </w:pPr>
+            <w:r>
+              <w:rPr>
+                <w:rFonts w:ascii="游ゴシック" w:cs="游ゴシック" w:eastAsia="游ゴシック" w:hAnsi="游ゴシック"/>
+                <w:b w:val="false"/>
+                <w:bCs w:val="false"/>
+                <w:color w:val="000000"/>
+                <w:sz w:val="17"/>
+                <w:szCs w:val="17"/>
+              </w:rPr>
+              <w:t xml:space="preserve">県内順位（59市町村中）</w:t>
+            </w:r>
+          </w:p>
+        </w:tc>
+        <w:tc>
+          <w:tcPr>
+            <w:tcW w:type="dxa" w:w="1872"/>
+            <w:shd w:fill="FFFFFF" w:val="clear"/>
+            <w:tcMar>
+              <w:top w:type="dxa" w:w="60"/>
+              <w:left w:type="dxa" w:w="90"/>
+              <w:bottom w:type="dxa" w:w="60"/>
+              <w:right w:type="dxa" w:w="90"/>
+            </w:tcMar>
+          </w:tcPr>
+          <w:p>
+            <w:pPr>
+              <w:spacing w:after="0" w:line="240"/>
+            </w:pPr>
+            <w:r>
+              <w:rPr>
+                <w:rFonts w:ascii="游ゴシック" w:cs="游ゴシック" w:eastAsia="游ゴシック" w:hAnsi="游ゴシック"/>
+                <w:b w:val="false"/>
+                <w:bCs w:val="false"/>
+                <w:color w:val="000000"/>
+                <w:sz w:val="17"/>
+                <w:szCs w:val="17"/>
+              </w:rPr>
+              <w:t xml:space="preserve">44位</w:t>
+            </w:r>
+          </w:p>
+        </w:tc>
+        <w:tc>
+          <w:tcPr>
+            <w:tcW w:type="dxa" w:w="1872"/>
+            <w:shd w:fill="FFFFFF" w:val="clear"/>
+            <w:tcMar>
+              <w:top w:type="dxa" w:w="60"/>
+              <w:left w:type="dxa" w:w="90"/>
+              <w:bottom w:type="dxa" w:w="60"/>
+              <w:right w:type="dxa" w:w="90"/>
+            </w:tcMar>
+          </w:tcPr>
+          <w:p>
+            <w:pPr>
+              <w:spacing w:after="0" w:line="240"/>
+            </w:pPr>
+            <w:r>
+              <w:rPr>
+                <w:rFonts w:ascii="游ゴシック" w:cs="游ゴシック" w:eastAsia="游ゴシック" w:hAnsi="游ゴシック"/>
+                <w:b w:val="false"/>
+                <w:bCs w:val="false"/>
+                <w:color w:val="000000"/>
+                <w:sz w:val="17"/>
+                <w:szCs w:val="17"/>
+              </w:rPr>
+              <w:t xml:space="preserve">40位</w:t>
+            </w:r>
+          </w:p>
+        </w:tc>
+        <w:tc>
+          <w:tcPr>
+            <w:tcW w:type="dxa" w:w="1872"/>
+            <w:shd w:fill="FFFFFF" w:val="clear"/>
+            <w:tcMar>
+              <w:top w:type="dxa" w:w="60"/>
+              <w:left w:type="dxa" w:w="90"/>
+              <w:bottom w:type="dxa" w:w="60"/>
+              <w:right w:type="dxa" w:w="90"/>
+            </w:tcMar>
+          </w:tcPr>
+          <w:p>
+            <w:pPr>
+              <w:spacing w:after="0" w:line="240"/>
+            </w:pPr>
+            <w:r>
+              <w:rPr>
+                <w:rFonts w:ascii="游ゴシック" w:cs="游ゴシック" w:eastAsia="游ゴシック" w:hAnsi="游ゴシック"/>
+                <w:b w:val="false"/>
+                <w:bCs w:val="false"/>
+                <w:color w:val="000000"/>
+                <w:sz w:val="17"/>
+                <w:szCs w:val="17"/>
+              </w:rPr>
+              <w:t xml:space="preserve">34位</w:t>
             </w:r>
           </w:p>
         </w:tc>
@@ -17877,7 +17477,404 @@
           <w:sz w:val="21"/>
           <w:szCs w:val="21"/>
         </w:rPr>
-        <w:t xml:space="preserve">体制の整備を評価する「取組・体制指標群」と、要介護度の変化を評価する「成果指標群」では一定の得点を得ている一方、実際の活動量を評価する「活動指標群」の得点が低くなっています。体制は整っているものの、そこから生まれる活動が十分でないことを示しています。</w:t>
+        <w:t xml:space="preserve">3年間で152点（51.5%）増加しました。全国平均の伸びが32.8点であることと比べても大きな伸びです。令和6年度は全国平均を127点下回っていましたが、令和8年度には8.1点差まで縮まりました。全国順位は1,564位から1,005位へ、県内順位は44位から34位へと上がっています。第9期の計画期間を通じて保険者としての取組が積み上がったことが、数値で確認できます。</w:t>
+      </w:r>
+    </w:p>
+    <w:p>
+      <w:pPr>
+        <w:spacing w:after="100" w:line="300"/>
+      </w:pPr>
+      <w:r>
+        <w:rPr>
+          <w:rFonts w:ascii="游ゴシック" w:cs="游ゴシック" w:eastAsia="游ゴシック" w:hAnsi="游ゴシック"/>
+          <w:b/>
+          <w:bCs/>
+          <w:color w:val="2E75B6"/>
+          <w:sz w:val="21"/>
+          <w:szCs w:val="21"/>
+        </w:rPr>
+        <w:t xml:space="preserve">残された課題は2点です</w:t>
+      </w:r>
+    </w:p>
+    <w:tbl>
+      <w:tblPr>
+        <w:tblW w:type="dxa" w:w="9360"/>
+        <w:tblBorders>
+          <w:top w:val="single" w:color="auto" w:sz="4"/>
+          <w:left w:val="single" w:color="auto" w:sz="4"/>
+          <w:bottom w:val="single" w:color="auto" w:sz="4"/>
+          <w:right w:val="single" w:color="auto" w:sz="4"/>
+          <w:insideH w:val="single" w:color="auto" w:sz="4"/>
+          <w:insideV w:val="single" w:color="auto" w:sz="4"/>
+        </w:tblBorders>
+      </w:tblPr>
+      <w:tblGrid>
+        <w:gridCol w:w="2808"/>
+        <w:gridCol w:w="1030"/>
+        <w:gridCol w:w="1123"/>
+        <w:gridCol w:w="4399"/>
+      </w:tblGrid>
+      <w:tr>
+        <w:trPr>
+          <w:tblHeader/>
+        </w:trPr>
+        <w:tc>
+          <w:tcPr>
+            <w:tcW w:type="dxa" w:w="2808"/>
+            <w:shd w:fill="2E75B6" w:val="clear"/>
+            <w:tcMar>
+              <w:top w:type="dxa" w:w="60"/>
+              <w:left w:type="dxa" w:w="90"/>
+              <w:bottom w:type="dxa" w:w="60"/>
+              <w:right w:type="dxa" w:w="90"/>
+            </w:tcMar>
+          </w:tcPr>
+          <w:p>
+            <w:pPr>
+              <w:spacing w:after="0" w:line="240"/>
+              <w:jc w:val="center"/>
+            </w:pPr>
+            <w:r>
+              <w:rPr>
+                <w:rFonts w:ascii="游ゴシック" w:cs="游ゴシック" w:eastAsia="游ゴシック" w:hAnsi="游ゴシック"/>
+                <w:b/>
+                <w:bCs/>
+                <w:color w:val="FFFFFF"/>
+                <w:sz w:val="17"/>
+                <w:szCs w:val="17"/>
+              </w:rPr>
+              <w:t xml:space="preserve">区分</w:t>
+            </w:r>
+          </w:p>
+        </w:tc>
+        <w:tc>
+          <w:tcPr>
+            <w:tcW w:type="dxa" w:w="1030"/>
+            <w:shd w:fill="2E75B6" w:val="clear"/>
+            <w:tcMar>
+              <w:top w:type="dxa" w:w="60"/>
+              <w:left w:type="dxa" w:w="90"/>
+              <w:bottom w:type="dxa" w:w="60"/>
+              <w:right w:type="dxa" w:w="90"/>
+            </w:tcMar>
+          </w:tcPr>
+          <w:p>
+            <w:pPr>
+              <w:spacing w:after="0" w:line="240"/>
+              <w:jc w:val="center"/>
+            </w:pPr>
+            <w:r>
+              <w:rPr>
+                <w:rFonts w:ascii="游ゴシック" w:cs="游ゴシック" w:eastAsia="游ゴシック" w:hAnsi="游ゴシック"/>
+                <w:b/>
+                <w:bCs/>
+                <w:color w:val="FFFFFF"/>
+                <w:sz w:val="17"/>
+                <w:szCs w:val="17"/>
+              </w:rPr>
+              <w:t xml:space="preserve">本村</w:t>
+            </w:r>
+          </w:p>
+        </w:tc>
+        <w:tc>
+          <w:tcPr>
+            <w:tcW w:type="dxa" w:w="1123"/>
+            <w:shd w:fill="2E75B6" w:val="clear"/>
+            <w:tcMar>
+              <w:top w:type="dxa" w:w="60"/>
+              <w:left w:type="dxa" w:w="90"/>
+              <w:bottom w:type="dxa" w:w="60"/>
+              <w:right w:type="dxa" w:w="90"/>
+            </w:tcMar>
+          </w:tcPr>
+          <w:p>
+            <w:pPr>
+              <w:spacing w:after="0" w:line="240"/>
+              <w:jc w:val="center"/>
+            </w:pPr>
+            <w:r>
+              <w:rPr>
+                <w:rFonts w:ascii="游ゴシック" w:cs="游ゴシック" w:eastAsia="游ゴシック" w:hAnsi="游ゴシック"/>
+                <w:b/>
+                <w:bCs/>
+                <w:color w:val="FFFFFF"/>
+                <w:sz w:val="17"/>
+                <w:szCs w:val="17"/>
+              </w:rPr>
+              <w:t xml:space="preserve">全国平均</w:t>
+            </w:r>
+          </w:p>
+        </w:tc>
+        <w:tc>
+          <w:tcPr>
+            <w:tcW w:type="dxa" w:w="4399"/>
+            <w:shd w:fill="2E75B6" w:val="clear"/>
+            <w:tcMar>
+              <w:top w:type="dxa" w:w="60"/>
+              <w:left w:type="dxa" w:w="90"/>
+              <w:bottom w:type="dxa" w:w="60"/>
+              <w:right w:type="dxa" w:w="90"/>
+            </w:tcMar>
+          </w:tcPr>
+          <w:p>
+            <w:pPr>
+              <w:spacing w:after="0" w:line="240"/>
+              <w:jc w:val="center"/>
+            </w:pPr>
+            <w:r>
+              <w:rPr>
+                <w:rFonts w:ascii="游ゴシック" w:cs="游ゴシック" w:eastAsia="游ゴシック" w:hAnsi="游ゴシック"/>
+                <w:b/>
+                <w:bCs/>
+                <w:color w:val="FFFFFF"/>
+                <w:sz w:val="17"/>
+                <w:szCs w:val="17"/>
+              </w:rPr>
+              <w:t xml:space="preserve">内容</w:t>
+            </w:r>
+          </w:p>
+        </w:tc>
+      </w:tr>
+      <w:tr>
+        <w:tc>
+          <w:tcPr>
+            <w:tcW w:type="dxa" w:w="2808"/>
+            <w:shd w:fill="FFFFFF" w:val="clear"/>
+            <w:tcMar>
+              <w:top w:type="dxa" w:w="60"/>
+              <w:left w:type="dxa" w:w="90"/>
+              <w:bottom w:type="dxa" w:w="60"/>
+              <w:right w:type="dxa" w:w="90"/>
+            </w:tcMar>
+          </w:tcPr>
+          <w:p>
+            <w:pPr>
+              <w:spacing w:after="0" w:line="240"/>
+            </w:pPr>
+            <w:r>
+              <w:rPr>
+                <w:rFonts w:ascii="游ゴシック" w:cs="游ゴシック" w:eastAsia="游ゴシック" w:hAnsi="游ゴシック"/>
+                <w:b w:val="false"/>
+                <w:bCs w:val="false"/>
+                <w:color w:val="000000"/>
+                <w:sz w:val="17"/>
+                <w:szCs w:val="17"/>
+              </w:rPr>
+              <w:t xml:space="preserve">介護保険保険者努力支援交付金 目標Ⅱ（認知症総合支援）</w:t>
+            </w:r>
+          </w:p>
+        </w:tc>
+        <w:tc>
+          <w:tcPr>
+            <w:tcW w:type="dxa" w:w="1030"/>
+            <w:shd w:fill="FFFFFF" w:val="clear"/>
+            <w:tcMar>
+              <w:top w:type="dxa" w:w="60"/>
+              <w:left w:type="dxa" w:w="90"/>
+              <w:bottom w:type="dxa" w:w="60"/>
+              <w:right w:type="dxa" w:w="90"/>
+            </w:tcMar>
+          </w:tcPr>
+          <w:p>
+            <w:pPr>
+              <w:spacing w:after="0" w:line="240"/>
+            </w:pPr>
+            <w:r>
+              <w:rPr>
+                <w:rFonts w:ascii="游ゴシック" w:cs="游ゴシック" w:eastAsia="游ゴシック" w:hAnsi="游ゴシック"/>
+                <w:b w:val="false"/>
+                <w:bCs w:val="false"/>
+                <w:color w:val="000000"/>
+                <w:sz w:val="17"/>
+                <w:szCs w:val="17"/>
+              </w:rPr>
+              <w:t xml:space="preserve">32点</w:t>
+            </w:r>
+          </w:p>
+        </w:tc>
+        <w:tc>
+          <w:tcPr>
+            <w:tcW w:type="dxa" w:w="1123"/>
+            <w:shd w:fill="FFFFFF" w:val="clear"/>
+            <w:tcMar>
+              <w:top w:type="dxa" w:w="60"/>
+              <w:left w:type="dxa" w:w="90"/>
+              <w:bottom w:type="dxa" w:w="60"/>
+              <w:right w:type="dxa" w:w="90"/>
+            </w:tcMar>
+          </w:tcPr>
+          <w:p>
+            <w:pPr>
+              <w:spacing w:after="0" w:line="240"/>
+            </w:pPr>
+            <w:r>
+              <w:rPr>
+                <w:rFonts w:ascii="游ゴシック" w:cs="游ゴシック" w:eastAsia="游ゴシック" w:hAnsi="游ゴシック"/>
+                <w:b w:val="false"/>
+                <w:bCs w:val="false"/>
+                <w:color w:val="000000"/>
+                <w:sz w:val="17"/>
+                <w:szCs w:val="17"/>
+              </w:rPr>
+              <w:t xml:space="preserve">51.1点</w:t>
+            </w:r>
+          </w:p>
+        </w:tc>
+        <w:tc>
+          <w:tcPr>
+            <w:tcW w:type="dxa" w:w="4399"/>
+            <w:shd w:fill="FFFFFF" w:val="clear"/>
+            <w:tcMar>
+              <w:top w:type="dxa" w:w="60"/>
+              <w:left w:type="dxa" w:w="90"/>
+              <w:bottom w:type="dxa" w:w="60"/>
+              <w:right w:type="dxa" w:w="90"/>
+            </w:tcMar>
+          </w:tcPr>
+          <w:p>
+            <w:pPr>
+              <w:spacing w:after="0" w:line="240"/>
+            </w:pPr>
+            <w:r>
+              <w:rPr>
+                <w:rFonts w:ascii="游ゴシック" w:cs="游ゴシック" w:eastAsia="游ゴシック" w:hAnsi="游ゴシック"/>
+                <w:b w:val="false"/>
+                <w:bCs w:val="false"/>
+                <w:color w:val="000000"/>
+                <w:sz w:val="17"/>
+                <w:szCs w:val="17"/>
+              </w:rPr>
+              <w:t xml:space="preserve">全国平均を下回る唯一の目標。3か年で唯一、得点が低下した局面がある</w:t>
+            </w:r>
+          </w:p>
+        </w:tc>
+      </w:tr>
+      <w:tr>
+        <w:tc>
+          <w:tcPr>
+            <w:tcW w:type="dxa" w:w="2808"/>
+            <w:shd w:fill="FFFFFF" w:val="clear"/>
+            <w:tcMar>
+              <w:top w:type="dxa" w:w="60"/>
+              <w:left w:type="dxa" w:w="90"/>
+              <w:bottom w:type="dxa" w:w="60"/>
+              <w:right w:type="dxa" w:w="90"/>
+            </w:tcMar>
+          </w:tcPr>
+          <w:p>
+            <w:pPr>
+              <w:spacing w:after="0" w:line="240"/>
+            </w:pPr>
+            <w:r>
+              <w:rPr>
+                <w:rFonts w:ascii="游ゴシック" w:cs="游ゴシック" w:eastAsia="游ゴシック" w:hAnsi="游ゴシック"/>
+                <w:b w:val="false"/>
+                <w:bCs w:val="false"/>
+                <w:color w:val="000000"/>
+                <w:sz w:val="17"/>
+                <w:szCs w:val="17"/>
+              </w:rPr>
+              <w:t xml:space="preserve">目標Ⅳ（成果指標群）</w:t>
+            </w:r>
+          </w:p>
+        </w:tc>
+        <w:tc>
+          <w:tcPr>
+            <w:tcW w:type="dxa" w:w="1030"/>
+            <w:shd w:fill="FFFFFF" w:val="clear"/>
+            <w:tcMar>
+              <w:top w:type="dxa" w:w="60"/>
+              <w:left w:type="dxa" w:w="90"/>
+              <w:bottom w:type="dxa" w:w="60"/>
+              <w:right w:type="dxa" w:w="90"/>
+            </w:tcMar>
+          </w:tcPr>
+          <w:p>
+            <w:pPr>
+              <w:spacing w:after="0" w:line="240"/>
+            </w:pPr>
+            <w:r>
+              <w:rPr>
+                <w:rFonts w:ascii="游ゴシック" w:cs="游ゴシック" w:eastAsia="游ゴシック" w:hAnsi="游ゴシック"/>
+                <w:b w:val="false"/>
+                <w:bCs w:val="false"/>
+                <w:color w:val="000000"/>
+                <w:sz w:val="17"/>
+                <w:szCs w:val="17"/>
+              </w:rPr>
+              <w:t xml:space="preserve">45点</w:t>
+            </w:r>
+          </w:p>
+        </w:tc>
+        <w:tc>
+          <w:tcPr>
+            <w:tcW w:type="dxa" w:w="1123"/>
+            <w:shd w:fill="FFFFFF" w:val="clear"/>
+            <w:tcMar>
+              <w:top w:type="dxa" w:w="60"/>
+              <w:left w:type="dxa" w:w="90"/>
+              <w:bottom w:type="dxa" w:w="60"/>
+              <w:right w:type="dxa" w:w="90"/>
+            </w:tcMar>
+          </w:tcPr>
+          <w:p>
+            <w:pPr>
+              <w:spacing w:after="0" w:line="240"/>
+            </w:pPr>
+            <w:r>
+              <w:rPr>
+                <w:rFonts w:ascii="游ゴシック" w:cs="游ゴシック" w:eastAsia="游ゴシック" w:hAnsi="游ゴシック"/>
+                <w:b w:val="false"/>
+                <w:bCs w:val="false"/>
+                <w:color w:val="000000"/>
+                <w:sz w:val="17"/>
+                <w:szCs w:val="17"/>
+              </w:rPr>
+              <w:t xml:space="preserve">47.8点</w:t>
+            </w:r>
+          </w:p>
+        </w:tc>
+        <w:tc>
+          <w:tcPr>
+            <w:tcW w:type="dxa" w:w="4399"/>
+            <w:shd w:fill="FFFFFF" w:val="clear"/>
+            <w:tcMar>
+              <w:top w:type="dxa" w:w="60"/>
+              <w:left w:type="dxa" w:w="90"/>
+              <w:bottom w:type="dxa" w:w="60"/>
+              <w:right w:type="dxa" w:w="90"/>
+            </w:tcMar>
+          </w:tcPr>
+          <w:p>
+            <w:pPr>
+              <w:spacing w:after="0" w:line="240"/>
+            </w:pPr>
+            <w:r>
+              <w:rPr>
+                <w:rFonts w:ascii="游ゴシック" w:cs="游ゴシック" w:eastAsia="游ゴシック" w:hAnsi="游ゴシック"/>
+                <w:b w:val="false"/>
+                <w:bCs w:val="false"/>
+                <w:color w:val="000000"/>
+                <w:sz w:val="17"/>
+                <w:szCs w:val="17"/>
+              </w:rPr>
+              <w:t xml:space="preserve">令和6年度65点、令和7年度70点から令和8年度は45点へ25点低下</w:t>
+            </w:r>
+          </w:p>
+        </w:tc>
+      </w:tr>
+    </w:tbl>
+    <w:p>
+      <w:pPr>
+        <w:spacing w:after="160" w:line="300"/>
+      </w:pPr>
+      <w:r>
+        <w:rPr>
+          <w:rFonts w:ascii="游明朝" w:cs="游明朝" w:eastAsia="游明朝" w:hAnsi="游明朝"/>
+          <w:sz w:val="21"/>
+          <w:szCs w:val="21"/>
+        </w:rPr>
+        <w:t xml:space="preserve"/>
       </w:r>
     </w:p>
     <w:p>
@@ -17890,7 +17887,873 @@
           <w:sz w:val="21"/>
           <w:szCs w:val="21"/>
         </w:rPr>
-        <w:t xml:space="preserve">個別の評価項目では、令和3年度・令和4年度を通じて0点であった項目が21件あり、そのうち8件が「介護予防／日常生活支援」に集中しています。</w:t>
+        <w:t xml:space="preserve">目標Ⅳは、村の申告ではなく国が保有する統計から自動的に算定される領域です。得点の低下は、要介護度の維持・改善の実績そのものが後退したことを意味します。両交付金の合計で50点の減となっており、令和8年度の伸びを打ち消しています。</w:t>
+      </w:r>
+    </w:p>
+    <w:p>
+      <w:pPr>
+        <w:spacing w:after="100" w:line="300"/>
+      </w:pPr>
+      <w:r>
+        <w:rPr>
+          <w:rFonts w:ascii="游ゴシック" w:cs="游ゴシック" w:eastAsia="游ゴシック" w:hAnsi="游ゴシック"/>
+          <w:b/>
+          <w:bCs/>
+          <w:color w:val="2E75B6"/>
+          <w:sz w:val="21"/>
+          <w:szCs w:val="21"/>
+        </w:rPr>
+        <w:t xml:space="preserve">全国の多くの市町村が取得している項目のうち、未取得のもの</w:t>
+      </w:r>
+    </w:p>
+    <w:p>
+      <w:pPr>
+        <w:spacing w:after="120" w:line="300"/>
+      </w:pPr>
+      <w:r>
+        <w:rPr>
+          <w:rFonts w:ascii="游明朝" w:cs="游明朝" w:eastAsia="游明朝" w:hAnsi="游明朝"/>
+          <w:sz w:val="21"/>
+          <w:szCs w:val="21"/>
+        </w:rPr>
+        <w:t xml:space="preserve">令和8年度の評価で本村が0点であり、かつ全国の45%以上の市町村が取得している項目は32項目・配点合計122点でした。主なものは次のとおりです。</w:t>
+      </w:r>
+    </w:p>
+    <w:tbl>
+      <w:tblPr>
+        <w:tblW w:type="dxa" w:w="9360"/>
+        <w:tblBorders>
+          <w:top w:val="single" w:color="auto" w:sz="4"/>
+          <w:left w:val="single" w:color="auto" w:sz="4"/>
+          <w:bottom w:val="single" w:color="auto" w:sz="4"/>
+          <w:right w:val="single" w:color="auto" w:sz="4"/>
+          <w:insideH w:val="single" w:color="auto" w:sz="4"/>
+          <w:insideV w:val="single" w:color="auto" w:sz="4"/>
+        </w:tblBorders>
+      </w:tblPr>
+      <w:tblGrid>
+        <w:gridCol w:w="1498"/>
+        <w:gridCol w:w="4680"/>
+        <w:gridCol w:w="936"/>
+        <w:gridCol w:w="2246"/>
+      </w:tblGrid>
+      <w:tr>
+        <w:trPr>
+          <w:tblHeader/>
+        </w:trPr>
+        <w:tc>
+          <w:tcPr>
+            <w:tcW w:type="dxa" w:w="1498"/>
+            <w:shd w:fill="2E75B6" w:val="clear"/>
+            <w:tcMar>
+              <w:top w:type="dxa" w:w="60"/>
+              <w:left w:type="dxa" w:w="90"/>
+              <w:bottom w:type="dxa" w:w="60"/>
+              <w:right w:type="dxa" w:w="90"/>
+            </w:tcMar>
+          </w:tcPr>
+          <w:p>
+            <w:pPr>
+              <w:spacing w:after="0" w:line="240"/>
+              <w:jc w:val="center"/>
+            </w:pPr>
+            <w:r>
+              <w:rPr>
+                <w:rFonts w:ascii="游ゴシック" w:cs="游ゴシック" w:eastAsia="游ゴシック" w:hAnsi="游ゴシック"/>
+                <w:b/>
+                <w:bCs/>
+                <w:color w:val="FFFFFF"/>
+                <w:sz w:val="17"/>
+                <w:szCs w:val="17"/>
+              </w:rPr>
+              <w:t xml:space="preserve">交付金・目標</w:t>
+            </w:r>
+          </w:p>
+        </w:tc>
+        <w:tc>
+          <w:tcPr>
+            <w:tcW w:type="dxa" w:w="4680"/>
+            <w:shd w:fill="2E75B6" w:val="clear"/>
+            <w:tcMar>
+              <w:top w:type="dxa" w:w="60"/>
+              <w:left w:type="dxa" w:w="90"/>
+              <w:bottom w:type="dxa" w:w="60"/>
+              <w:right w:type="dxa" w:w="90"/>
+            </w:tcMar>
+          </w:tcPr>
+          <w:p>
+            <w:pPr>
+              <w:spacing w:after="0" w:line="240"/>
+              <w:jc w:val="center"/>
+            </w:pPr>
+            <w:r>
+              <w:rPr>
+                <w:rFonts w:ascii="游ゴシック" w:cs="游ゴシック" w:eastAsia="游ゴシック" w:hAnsi="游ゴシック"/>
+                <w:b/>
+                <w:bCs/>
+                <w:color w:val="FFFFFF"/>
+                <w:sz w:val="17"/>
+                <w:szCs w:val="17"/>
+              </w:rPr>
+              <w:t xml:space="preserve">評価指標</w:t>
+            </w:r>
+          </w:p>
+        </w:tc>
+        <w:tc>
+          <w:tcPr>
+            <w:tcW w:type="dxa" w:w="936"/>
+            <w:shd w:fill="2E75B6" w:val="clear"/>
+            <w:tcMar>
+              <w:top w:type="dxa" w:w="60"/>
+              <w:left w:type="dxa" w:w="90"/>
+              <w:bottom w:type="dxa" w:w="60"/>
+              <w:right w:type="dxa" w:w="90"/>
+            </w:tcMar>
+          </w:tcPr>
+          <w:p>
+            <w:pPr>
+              <w:spacing w:after="0" w:line="240"/>
+              <w:jc w:val="center"/>
+            </w:pPr>
+            <w:r>
+              <w:rPr>
+                <w:rFonts w:ascii="游ゴシック" w:cs="游ゴシック" w:eastAsia="游ゴシック" w:hAnsi="游ゴシック"/>
+                <w:b/>
+                <w:bCs/>
+                <w:color w:val="FFFFFF"/>
+                <w:sz w:val="17"/>
+                <w:szCs w:val="17"/>
+              </w:rPr>
+              <w:t xml:space="preserve">配点</w:t>
+            </w:r>
+          </w:p>
+        </w:tc>
+        <w:tc>
+          <w:tcPr>
+            <w:tcW w:type="dxa" w:w="2246"/>
+            <w:shd w:fill="2E75B6" w:val="clear"/>
+            <w:tcMar>
+              <w:top w:type="dxa" w:w="60"/>
+              <w:left w:type="dxa" w:w="90"/>
+              <w:bottom w:type="dxa" w:w="60"/>
+              <w:right w:type="dxa" w:w="90"/>
+            </w:tcMar>
+          </w:tcPr>
+          <w:p>
+            <w:pPr>
+              <w:spacing w:after="0" w:line="240"/>
+              <w:jc w:val="center"/>
+            </w:pPr>
+            <w:r>
+              <w:rPr>
+                <w:rFonts w:ascii="游ゴシック" w:cs="游ゴシック" w:eastAsia="游ゴシック" w:hAnsi="游ゴシック"/>
+                <w:b/>
+                <w:bCs/>
+                <w:color w:val="FFFFFF"/>
+                <w:sz w:val="17"/>
+                <w:szCs w:val="17"/>
+              </w:rPr>
+              <w:t xml:space="preserve">全国該当率</w:t>
+            </w:r>
+          </w:p>
+        </w:tc>
+      </w:tr>
+      <w:tr>
+        <w:tc>
+          <w:tcPr>
+            <w:tcW w:type="dxa" w:w="1498"/>
+            <w:shd w:fill="FFFFFF" w:val="clear"/>
+            <w:tcMar>
+              <w:top w:type="dxa" w:w="60"/>
+              <w:left w:type="dxa" w:w="90"/>
+              <w:bottom w:type="dxa" w:w="60"/>
+              <w:right w:type="dxa" w:w="90"/>
+            </w:tcMar>
+          </w:tcPr>
+          <w:p>
+            <w:pPr>
+              <w:spacing w:after="0" w:line="240"/>
+            </w:pPr>
+            <w:r>
+              <w:rPr>
+                <w:rFonts w:ascii="游ゴシック" w:cs="游ゴシック" w:eastAsia="游ゴシック" w:hAnsi="游ゴシック"/>
+                <w:b w:val="false"/>
+                <w:bCs w:val="false"/>
+                <w:color w:val="000000"/>
+                <w:sz w:val="17"/>
+                <w:szCs w:val="17"/>
+              </w:rPr>
+              <w:t xml:space="preserve">推進・目標Ⅱ</w:t>
+            </w:r>
+          </w:p>
+        </w:tc>
+        <w:tc>
+          <w:tcPr>
+            <w:tcW w:type="dxa" w:w="4680"/>
+            <w:shd w:fill="FFFFFF" w:val="clear"/>
+            <w:tcMar>
+              <w:top w:type="dxa" w:w="60"/>
+              <w:left w:type="dxa" w:w="90"/>
+              <w:bottom w:type="dxa" w:w="60"/>
+              <w:right w:type="dxa" w:w="90"/>
+            </w:tcMar>
+          </w:tcPr>
+          <w:p>
+            <w:pPr>
+              <w:spacing w:after="0" w:line="240"/>
+            </w:pPr>
+            <w:r>
+              <w:rPr>
+                <w:rFonts w:ascii="游ゴシック" w:cs="游ゴシック" w:eastAsia="游ゴシック" w:hAnsi="游ゴシック"/>
+                <w:b w:val="false"/>
+                <w:bCs w:val="false"/>
+                <w:color w:val="000000"/>
+                <w:sz w:val="17"/>
+                <w:szCs w:val="17"/>
+              </w:rPr>
+              <w:t xml:space="preserve">給付費適正化事業の取組状況（主要3事業の全実施）</w:t>
+            </w:r>
+          </w:p>
+        </w:tc>
+        <w:tc>
+          <w:tcPr>
+            <w:tcW w:type="dxa" w:w="936"/>
+            <w:shd w:fill="FFFFFF" w:val="clear"/>
+            <w:tcMar>
+              <w:top w:type="dxa" w:w="60"/>
+              <w:left w:type="dxa" w:w="90"/>
+              <w:bottom w:type="dxa" w:w="60"/>
+              <w:right w:type="dxa" w:w="90"/>
+            </w:tcMar>
+          </w:tcPr>
+          <w:p>
+            <w:pPr>
+              <w:spacing w:after="0" w:line="240"/>
+            </w:pPr>
+            <w:r>
+              <w:rPr>
+                <w:rFonts w:ascii="游ゴシック" w:cs="游ゴシック" w:eastAsia="游ゴシック" w:hAnsi="游ゴシック"/>
+                <w:b w:val="false"/>
+                <w:bCs w:val="false"/>
+                <w:color w:val="000000"/>
+                <w:sz w:val="17"/>
+                <w:szCs w:val="17"/>
+              </w:rPr>
+              <w:t xml:space="preserve">6</w:t>
+            </w:r>
+          </w:p>
+        </w:tc>
+        <w:tc>
+          <w:tcPr>
+            <w:tcW w:type="dxa" w:w="2246"/>
+            <w:shd w:fill="FFFFFF" w:val="clear"/>
+            <w:tcMar>
+              <w:top w:type="dxa" w:w="60"/>
+              <w:left w:type="dxa" w:w="90"/>
+              <w:bottom w:type="dxa" w:w="60"/>
+              <w:right w:type="dxa" w:w="90"/>
+            </w:tcMar>
+          </w:tcPr>
+          <w:p>
+            <w:pPr>
+              <w:spacing w:after="0" w:line="240"/>
+            </w:pPr>
+            <w:r>
+              <w:rPr>
+                <w:rFonts w:ascii="游ゴシック" w:cs="游ゴシック" w:eastAsia="游ゴシック" w:hAnsi="游ゴシック"/>
+                <w:b w:val="false"/>
+                <w:bCs w:val="false"/>
+                <w:color w:val="000000"/>
+                <w:sz w:val="17"/>
+                <w:szCs w:val="17"/>
+              </w:rPr>
+              <w:t xml:space="preserve">96.9%</w:t>
+            </w:r>
+          </w:p>
+        </w:tc>
+      </w:tr>
+      <w:tr>
+        <w:tc>
+          <w:tcPr>
+            <w:tcW w:type="dxa" w:w="1498"/>
+            <w:shd w:fill="FFFFFF" w:val="clear"/>
+            <w:tcMar>
+              <w:top w:type="dxa" w:w="60"/>
+              <w:left w:type="dxa" w:w="90"/>
+              <w:bottom w:type="dxa" w:w="60"/>
+              <w:right w:type="dxa" w:w="90"/>
+            </w:tcMar>
+          </w:tcPr>
+          <w:p>
+            <w:pPr>
+              <w:spacing w:after="0" w:line="240"/>
+            </w:pPr>
+            <w:r>
+              <w:rPr>
+                <w:rFonts w:ascii="游ゴシック" w:cs="游ゴシック" w:eastAsia="游ゴシック" w:hAnsi="游ゴシック"/>
+                <w:b w:val="false"/>
+                <w:bCs w:val="false"/>
+                <w:color w:val="000000"/>
+                <w:sz w:val="17"/>
+                <w:szCs w:val="17"/>
+              </w:rPr>
+              <w:t xml:space="preserve">支援・目標Ⅲ</w:t>
+            </w:r>
+          </w:p>
+        </w:tc>
+        <w:tc>
+          <w:tcPr>
+            <w:tcW w:type="dxa" w:w="4680"/>
+            <w:shd w:fill="FFFFFF" w:val="clear"/>
+            <w:tcMar>
+              <w:top w:type="dxa" w:w="60"/>
+              <w:left w:type="dxa" w:w="90"/>
+              <w:bottom w:type="dxa" w:w="60"/>
+              <w:right w:type="dxa" w:w="90"/>
+            </w:tcMar>
+          </w:tcPr>
+          <w:p>
+            <w:pPr>
+              <w:spacing w:after="0" w:line="240"/>
+            </w:pPr>
+            <w:r>
+              <w:rPr>
+                <w:rFonts w:ascii="游ゴシック" w:cs="游ゴシック" w:eastAsia="游ゴシック" w:hAnsi="游ゴシック"/>
+                <w:b w:val="false"/>
+                <w:bCs w:val="false"/>
+                <w:color w:val="000000"/>
+                <w:sz w:val="17"/>
+                <w:szCs w:val="17"/>
+              </w:rPr>
+              <w:t xml:space="preserve">在宅医療・介護連携に関する課題・対応策の検討</w:t>
+            </w:r>
+          </w:p>
+        </w:tc>
+        <w:tc>
+          <w:tcPr>
+            <w:tcW w:type="dxa" w:w="936"/>
+            <w:shd w:fill="FFFFFF" w:val="clear"/>
+            <w:tcMar>
+              <w:top w:type="dxa" w:w="60"/>
+              <w:left w:type="dxa" w:w="90"/>
+              <w:bottom w:type="dxa" w:w="60"/>
+              <w:right w:type="dxa" w:w="90"/>
+            </w:tcMar>
+          </w:tcPr>
+          <w:p>
+            <w:pPr>
+              <w:spacing w:after="0" w:line="240"/>
+            </w:pPr>
+            <w:r>
+              <w:rPr>
+                <w:rFonts w:ascii="游ゴシック" w:cs="游ゴシック" w:eastAsia="游ゴシック" w:hAnsi="游ゴシック"/>
+                <w:b w:val="false"/>
+                <w:bCs w:val="false"/>
+                <w:color w:val="000000"/>
+                <w:sz w:val="17"/>
+                <w:szCs w:val="17"/>
+              </w:rPr>
+              <w:t xml:space="preserve">5</w:t>
+            </w:r>
+          </w:p>
+        </w:tc>
+        <w:tc>
+          <w:tcPr>
+            <w:tcW w:type="dxa" w:w="2246"/>
+            <w:shd w:fill="FFFFFF" w:val="clear"/>
+            <w:tcMar>
+              <w:top w:type="dxa" w:w="60"/>
+              <w:left w:type="dxa" w:w="90"/>
+              <w:bottom w:type="dxa" w:w="60"/>
+              <w:right w:type="dxa" w:w="90"/>
+            </w:tcMar>
+          </w:tcPr>
+          <w:p>
+            <w:pPr>
+              <w:spacing w:after="0" w:line="240"/>
+            </w:pPr>
+            <w:r>
+              <w:rPr>
+                <w:rFonts w:ascii="游ゴシック" w:cs="游ゴシック" w:eastAsia="游ゴシック" w:hAnsi="游ゴシック"/>
+                <w:b w:val="false"/>
+                <w:bCs w:val="false"/>
+                <w:color w:val="000000"/>
+                <w:sz w:val="17"/>
+                <w:szCs w:val="17"/>
+              </w:rPr>
+              <w:t xml:space="preserve">72.3%</w:t>
+            </w:r>
+          </w:p>
+        </w:tc>
+      </w:tr>
+      <w:tr>
+        <w:tc>
+          <w:tcPr>
+            <w:tcW w:type="dxa" w:w="1498"/>
+            <w:shd w:fill="FFFFFF" w:val="clear"/>
+            <w:tcMar>
+              <w:top w:type="dxa" w:w="60"/>
+              <w:left w:type="dxa" w:w="90"/>
+              <w:bottom w:type="dxa" w:w="60"/>
+              <w:right w:type="dxa" w:w="90"/>
+            </w:tcMar>
+          </w:tcPr>
+          <w:p>
+            <w:pPr>
+              <w:spacing w:after="0" w:line="240"/>
+            </w:pPr>
+            <w:r>
+              <w:rPr>
+                <w:rFonts w:ascii="游ゴシック" w:cs="游ゴシック" w:eastAsia="游ゴシック" w:hAnsi="游ゴシック"/>
+                <w:b w:val="false"/>
+                <w:bCs w:val="false"/>
+                <w:color w:val="000000"/>
+                <w:sz w:val="17"/>
+                <w:szCs w:val="17"/>
+              </w:rPr>
+              <w:t xml:space="preserve">支援・目標Ⅱ</w:t>
+            </w:r>
+          </w:p>
+        </w:tc>
+        <w:tc>
+          <w:tcPr>
+            <w:tcW w:type="dxa" w:w="4680"/>
+            <w:shd w:fill="FFFFFF" w:val="clear"/>
+            <w:tcMar>
+              <w:top w:type="dxa" w:w="60"/>
+              <w:left w:type="dxa" w:w="90"/>
+              <w:bottom w:type="dxa" w:w="60"/>
+              <w:right w:type="dxa" w:w="90"/>
+            </w:tcMar>
+          </w:tcPr>
+          <w:p>
+            <w:pPr>
+              <w:spacing w:after="0" w:line="240"/>
+            </w:pPr>
+            <w:r>
+              <w:rPr>
+                <w:rFonts w:ascii="游ゴシック" w:cs="游ゴシック" w:eastAsia="游ゴシック" w:hAnsi="游ゴシック"/>
+                <w:b w:val="false"/>
+                <w:bCs w:val="false"/>
+                <w:color w:val="000000"/>
+                <w:sz w:val="17"/>
+                <w:szCs w:val="17"/>
+              </w:rPr>
+              <w:t xml:space="preserve">認知症サポーター等を活用した地域支援体制の構築</w:t>
+            </w:r>
+          </w:p>
+        </w:tc>
+        <w:tc>
+          <w:tcPr>
+            <w:tcW w:type="dxa" w:w="936"/>
+            <w:shd w:fill="FFFFFF" w:val="clear"/>
+            <w:tcMar>
+              <w:top w:type="dxa" w:w="60"/>
+              <w:left w:type="dxa" w:w="90"/>
+              <w:bottom w:type="dxa" w:w="60"/>
+              <w:right w:type="dxa" w:w="90"/>
+            </w:tcMar>
+          </w:tcPr>
+          <w:p>
+            <w:pPr>
+              <w:spacing w:after="0" w:line="240"/>
+            </w:pPr>
+            <w:r>
+              <w:rPr>
+                <w:rFonts w:ascii="游ゴシック" w:cs="游ゴシック" w:eastAsia="游ゴシック" w:hAnsi="游ゴシック"/>
+                <w:b w:val="false"/>
+                <w:bCs w:val="false"/>
+                <w:color w:val="000000"/>
+                <w:sz w:val="17"/>
+                <w:szCs w:val="17"/>
+              </w:rPr>
+              <w:t xml:space="preserve">4</w:t>
+            </w:r>
+          </w:p>
+        </w:tc>
+        <w:tc>
+          <w:tcPr>
+            <w:tcW w:type="dxa" w:w="2246"/>
+            <w:shd w:fill="FFFFFF" w:val="clear"/>
+            <w:tcMar>
+              <w:top w:type="dxa" w:w="60"/>
+              <w:left w:type="dxa" w:w="90"/>
+              <w:bottom w:type="dxa" w:w="60"/>
+              <w:right w:type="dxa" w:w="90"/>
+            </w:tcMar>
+          </w:tcPr>
+          <w:p>
+            <w:pPr>
+              <w:spacing w:after="0" w:line="240"/>
+            </w:pPr>
+            <w:r>
+              <w:rPr>
+                <w:rFonts w:ascii="游ゴシック" w:cs="游ゴシック" w:eastAsia="游ゴシック" w:hAnsi="游ゴシック"/>
+                <w:b w:val="false"/>
+                <w:bCs w:val="false"/>
+                <w:color w:val="000000"/>
+                <w:sz w:val="17"/>
+                <w:szCs w:val="17"/>
+              </w:rPr>
+              <w:t xml:space="preserve">78.1%</w:t>
+            </w:r>
+          </w:p>
+        </w:tc>
+      </w:tr>
+      <w:tr>
+        <w:tc>
+          <w:tcPr>
+            <w:tcW w:type="dxa" w:w="1498"/>
+            <w:shd w:fill="FFFFFF" w:val="clear"/>
+            <w:tcMar>
+              <w:top w:type="dxa" w:w="60"/>
+              <w:left w:type="dxa" w:w="90"/>
+              <w:bottom w:type="dxa" w:w="60"/>
+              <w:right w:type="dxa" w:w="90"/>
+            </w:tcMar>
+          </w:tcPr>
+          <w:p>
+            <w:pPr>
+              <w:spacing w:after="0" w:line="240"/>
+            </w:pPr>
+            <w:r>
+              <w:rPr>
+                <w:rFonts w:ascii="游ゴシック" w:cs="游ゴシック" w:eastAsia="游ゴシック" w:hAnsi="游ゴシック"/>
+                <w:b w:val="false"/>
+                <w:bCs w:val="false"/>
+                <w:color w:val="000000"/>
+                <w:sz w:val="17"/>
+                <w:szCs w:val="17"/>
+              </w:rPr>
+              <w:t xml:space="preserve">支援・目標Ⅱ</w:t>
+            </w:r>
+          </w:p>
+        </w:tc>
+        <w:tc>
+          <w:tcPr>
+            <w:tcW w:type="dxa" w:w="4680"/>
+            <w:shd w:fill="FFFFFF" w:val="clear"/>
+            <w:tcMar>
+              <w:top w:type="dxa" w:w="60"/>
+              <w:left w:type="dxa" w:w="90"/>
+              <w:bottom w:type="dxa" w:w="60"/>
+              <w:right w:type="dxa" w:w="90"/>
+            </w:tcMar>
+          </w:tcPr>
+          <w:p>
+            <w:pPr>
+              <w:spacing w:after="0" w:line="240"/>
+            </w:pPr>
+            <w:r>
+              <w:rPr>
+                <w:rFonts w:ascii="游ゴシック" w:cs="游ゴシック" w:eastAsia="游ゴシック" w:hAnsi="游ゴシック"/>
+                <w:b w:val="false"/>
+                <w:bCs w:val="false"/>
+                <w:color w:val="000000"/>
+                <w:sz w:val="17"/>
+                <w:szCs w:val="17"/>
+              </w:rPr>
+              <w:t xml:space="preserve">早期診断・早期対応の体制構築</w:t>
+            </w:r>
+          </w:p>
+        </w:tc>
+        <w:tc>
+          <w:tcPr>
+            <w:tcW w:type="dxa" w:w="936"/>
+            <w:shd w:fill="FFFFFF" w:val="clear"/>
+            <w:tcMar>
+              <w:top w:type="dxa" w:w="60"/>
+              <w:left w:type="dxa" w:w="90"/>
+              <w:bottom w:type="dxa" w:w="60"/>
+              <w:right w:type="dxa" w:w="90"/>
+            </w:tcMar>
+          </w:tcPr>
+          <w:p>
+            <w:pPr>
+              <w:spacing w:after="0" w:line="240"/>
+            </w:pPr>
+            <w:r>
+              <w:rPr>
+                <w:rFonts w:ascii="游ゴシック" w:cs="游ゴシック" w:eastAsia="游ゴシック" w:hAnsi="游ゴシック"/>
+                <w:b w:val="false"/>
+                <w:bCs w:val="false"/>
+                <w:color w:val="000000"/>
+                <w:sz w:val="17"/>
+                <w:szCs w:val="17"/>
+              </w:rPr>
+              <w:t xml:space="preserve">5</w:t>
+            </w:r>
+          </w:p>
+        </w:tc>
+        <w:tc>
+          <w:tcPr>
+            <w:tcW w:type="dxa" w:w="2246"/>
+            <w:shd w:fill="FFFFFF" w:val="clear"/>
+            <w:tcMar>
+              <w:top w:type="dxa" w:w="60"/>
+              <w:left w:type="dxa" w:w="90"/>
+              <w:bottom w:type="dxa" w:w="60"/>
+              <w:right w:type="dxa" w:w="90"/>
+            </w:tcMar>
+          </w:tcPr>
+          <w:p>
+            <w:pPr>
+              <w:spacing w:after="0" w:line="240"/>
+            </w:pPr>
+            <w:r>
+              <w:rPr>
+                <w:rFonts w:ascii="游ゴシック" w:cs="游ゴシック" w:eastAsia="游ゴシック" w:hAnsi="游ゴシック"/>
+                <w:b w:val="false"/>
+                <w:bCs w:val="false"/>
+                <w:color w:val="000000"/>
+                <w:sz w:val="17"/>
+                <w:szCs w:val="17"/>
+              </w:rPr>
+              <w:t xml:space="preserve">74.4%</w:t>
+            </w:r>
+          </w:p>
+        </w:tc>
+      </w:tr>
+      <w:tr>
+        <w:tc>
+          <w:tcPr>
+            <w:tcW w:type="dxa" w:w="1498"/>
+            <w:shd w:fill="FFFFFF" w:val="clear"/>
+            <w:tcMar>
+              <w:top w:type="dxa" w:w="60"/>
+              <w:left w:type="dxa" w:w="90"/>
+              <w:bottom w:type="dxa" w:w="60"/>
+              <w:right w:type="dxa" w:w="90"/>
+            </w:tcMar>
+          </w:tcPr>
+          <w:p>
+            <w:pPr>
+              <w:spacing w:after="0" w:line="240"/>
+            </w:pPr>
+            <w:r>
+              <w:rPr>
+                <w:rFonts w:ascii="游ゴシック" w:cs="游ゴシック" w:eastAsia="游ゴシック" w:hAnsi="游ゴシック"/>
+                <w:b w:val="false"/>
+                <w:bCs w:val="false"/>
+                <w:color w:val="000000"/>
+                <w:sz w:val="17"/>
+                <w:szCs w:val="17"/>
+              </w:rPr>
+              <w:t xml:space="preserve">支援・目標Ⅱ</w:t>
+            </w:r>
+          </w:p>
+        </w:tc>
+        <w:tc>
+          <w:tcPr>
+            <w:tcW w:type="dxa" w:w="4680"/>
+            <w:shd w:fill="FFFFFF" w:val="clear"/>
+            <w:tcMar>
+              <w:top w:type="dxa" w:w="60"/>
+              <w:left w:type="dxa" w:w="90"/>
+              <w:bottom w:type="dxa" w:w="60"/>
+              <w:right w:type="dxa" w:w="90"/>
+            </w:tcMar>
+          </w:tcPr>
+          <w:p>
+            <w:pPr>
+              <w:spacing w:after="0" w:line="240"/>
+            </w:pPr>
+            <w:r>
+              <w:rPr>
+                <w:rFonts w:ascii="游ゴシック" w:cs="游ゴシック" w:eastAsia="游ゴシック" w:hAnsi="游ゴシック"/>
+                <w:b w:val="false"/>
+                <w:bCs w:val="false"/>
+                <w:color w:val="000000"/>
+                <w:sz w:val="17"/>
+                <w:szCs w:val="17"/>
+              </w:rPr>
+              <w:t xml:space="preserve">難聴高齢者の早期発見・早期介入</w:t>
+            </w:r>
+          </w:p>
+        </w:tc>
+        <w:tc>
+          <w:tcPr>
+            <w:tcW w:type="dxa" w:w="936"/>
+            <w:shd w:fill="FFFFFF" w:val="clear"/>
+            <w:tcMar>
+              <w:top w:type="dxa" w:w="60"/>
+              <w:left w:type="dxa" w:w="90"/>
+              <w:bottom w:type="dxa" w:w="60"/>
+              <w:right w:type="dxa" w:w="90"/>
+            </w:tcMar>
+          </w:tcPr>
+          <w:p>
+            <w:pPr>
+              <w:spacing w:after="0" w:line="240"/>
+            </w:pPr>
+            <w:r>
+              <w:rPr>
+                <w:rFonts w:ascii="游ゴシック" w:cs="游ゴシック" w:eastAsia="游ゴシック" w:hAnsi="游ゴシック"/>
+                <w:b w:val="false"/>
+                <w:bCs w:val="false"/>
+                <w:color w:val="000000"/>
+                <w:sz w:val="17"/>
+                <w:szCs w:val="17"/>
+              </w:rPr>
+              <w:t xml:space="preserve">5</w:t>
+            </w:r>
+          </w:p>
+        </w:tc>
+        <w:tc>
+          <w:tcPr>
+            <w:tcW w:type="dxa" w:w="2246"/>
+            <w:shd w:fill="FFFFFF" w:val="clear"/>
+            <w:tcMar>
+              <w:top w:type="dxa" w:w="60"/>
+              <w:left w:type="dxa" w:w="90"/>
+              <w:bottom w:type="dxa" w:w="60"/>
+              <w:right w:type="dxa" w:w="90"/>
+            </w:tcMar>
+          </w:tcPr>
+          <w:p>
+            <w:pPr>
+              <w:spacing w:after="0" w:line="240"/>
+            </w:pPr>
+            <w:r>
+              <w:rPr>
+                <w:rFonts w:ascii="游ゴシック" w:cs="游ゴシック" w:eastAsia="游ゴシック" w:hAnsi="游ゴシック"/>
+                <w:b w:val="false"/>
+                <w:bCs w:val="false"/>
+                <w:color w:val="000000"/>
+                <w:sz w:val="17"/>
+                <w:szCs w:val="17"/>
+              </w:rPr>
+              <w:t xml:space="preserve">68.9%</w:t>
+            </w:r>
+          </w:p>
+        </w:tc>
+      </w:tr>
+      <w:tr>
+        <w:tc>
+          <w:tcPr>
+            <w:tcW w:type="dxa" w:w="1498"/>
+            <w:shd w:fill="FFFFFF" w:val="clear"/>
+            <w:tcMar>
+              <w:top w:type="dxa" w:w="60"/>
+              <w:left w:type="dxa" w:w="90"/>
+              <w:bottom w:type="dxa" w:w="60"/>
+              <w:right w:type="dxa" w:w="90"/>
+            </w:tcMar>
+          </w:tcPr>
+          <w:p>
+            <w:pPr>
+              <w:spacing w:after="0" w:line="240"/>
+            </w:pPr>
+            <w:r>
+              <w:rPr>
+                <w:rFonts w:ascii="游ゴシック" w:cs="游ゴシック" w:eastAsia="游ゴシック" w:hAnsi="游ゴシック"/>
+                <w:b w:val="false"/>
+                <w:bCs w:val="false"/>
+                <w:color w:val="000000"/>
+                <w:sz w:val="17"/>
+                <w:szCs w:val="17"/>
+              </w:rPr>
+              <w:t xml:space="preserve">支援・目標Ⅲ</w:t>
+            </w:r>
+          </w:p>
+        </w:tc>
+        <w:tc>
+          <w:tcPr>
+            <w:tcW w:type="dxa" w:w="4680"/>
+            <w:shd w:fill="FFFFFF" w:val="clear"/>
+            <w:tcMar>
+              <w:top w:type="dxa" w:w="60"/>
+              <w:left w:type="dxa" w:w="90"/>
+              <w:bottom w:type="dxa" w:w="60"/>
+              <w:right w:type="dxa" w:w="90"/>
+            </w:tcMar>
+          </w:tcPr>
+          <w:p>
+            <w:pPr>
+              <w:spacing w:after="0" w:line="240"/>
+            </w:pPr>
+            <w:r>
+              <w:rPr>
+                <w:rFonts w:ascii="游ゴシック" w:cs="游ゴシック" w:eastAsia="游ゴシック" w:hAnsi="游ゴシック"/>
+                <w:b w:val="false"/>
+                <w:bCs w:val="false"/>
+                <w:color w:val="000000"/>
+                <w:sz w:val="17"/>
+                <w:szCs w:val="17"/>
+              </w:rPr>
+              <w:t xml:space="preserve">人生の最終段階における支援の実施状況</w:t>
+            </w:r>
+          </w:p>
+        </w:tc>
+        <w:tc>
+          <w:tcPr>
+            <w:tcW w:type="dxa" w:w="936"/>
+            <w:shd w:fill="FFFFFF" w:val="clear"/>
+            <w:tcMar>
+              <w:top w:type="dxa" w:w="60"/>
+              <w:left w:type="dxa" w:w="90"/>
+              <w:bottom w:type="dxa" w:w="60"/>
+              <w:right w:type="dxa" w:w="90"/>
+            </w:tcMar>
+          </w:tcPr>
+          <w:p>
+            <w:pPr>
+              <w:spacing w:after="0" w:line="240"/>
+            </w:pPr>
+            <w:r>
+              <w:rPr>
+                <w:rFonts w:ascii="游ゴシック" w:cs="游ゴシック" w:eastAsia="游ゴシック" w:hAnsi="游ゴシック"/>
+                <w:b w:val="false"/>
+                <w:bCs w:val="false"/>
+                <w:color w:val="000000"/>
+                <w:sz w:val="17"/>
+                <w:szCs w:val="17"/>
+              </w:rPr>
+              <w:t xml:space="preserve">8</w:t>
+            </w:r>
+          </w:p>
+        </w:tc>
+        <w:tc>
+          <w:tcPr>
+            <w:tcW w:type="dxa" w:w="2246"/>
+            <w:shd w:fill="FFFFFF" w:val="clear"/>
+            <w:tcMar>
+              <w:top w:type="dxa" w:w="60"/>
+              <w:left w:type="dxa" w:w="90"/>
+              <w:bottom w:type="dxa" w:w="60"/>
+              <w:right w:type="dxa" w:w="90"/>
+            </w:tcMar>
+          </w:tcPr>
+          <w:p>
+            <w:pPr>
+              <w:spacing w:after="0" w:line="240"/>
+            </w:pPr>
+            <w:r>
+              <w:rPr>
+                <w:rFonts w:ascii="游ゴシック" w:cs="游ゴシック" w:eastAsia="游ゴシック" w:hAnsi="游ゴシック"/>
+                <w:b w:val="false"/>
+                <w:bCs w:val="false"/>
+                <w:color w:val="000000"/>
+                <w:sz w:val="17"/>
+                <w:szCs w:val="17"/>
+              </w:rPr>
+              <w:t xml:space="preserve">50.0〜70.0%</w:t>
+            </w:r>
+          </w:p>
+        </w:tc>
+      </w:tr>
+    </w:tbl>
+    <w:p>
+      <w:pPr>
+        <w:spacing w:after="160" w:line="300"/>
+      </w:pPr>
+      <w:r>
+        <w:rPr>
+          <w:rFonts w:ascii="游明朝" w:cs="游明朝" w:eastAsia="游明朝" w:hAnsi="游明朝"/>
+          <w:sz w:val="21"/>
+          <w:szCs w:val="21"/>
+        </w:rPr>
+        <w:t xml:space="preserve"/>
       </w:r>
     </w:p>
     <w:p>
@@ -18405,7 +19268,7 @@
           <w:sz w:val="18"/>
           <w:szCs w:val="18"/>
         </w:rPr>
-        <w:t xml:space="preserve">⚙ 編集注記：評価指標の福島県平均・全国平均は、村から提供を受けたうえで比較を記載します。なお令和4年度と令和5年度では評価指標の体系が異なるため、両年度の得点は単純に比較できません。</w:t>
+        <w:t xml:space="preserve">⚙ 編集注記：評価指標は毎年度改定されるため、得点の推移は参考値です。ただし令和6年度から令和8年度までは800点満点・目標別各100点・指標群別の配点がいずれも同一であり、枠組みは変わっていません。なお令和5年度以前は評価指標の体系そのものが異なるため、令和6年度以降の得点とは接続しません。</w:t>
       </w:r>
     </w:p>
     <w:p>
@@ -23091,7 +23954,7 @@
           <w:sz w:val="21"/>
           <w:szCs w:val="21"/>
         </w:rPr>
-        <w:t xml:space="preserve">はつらつ貯筋教室、シニア元気アップ教室、住民主体の通いの場であるいきいき百歳体操などを実施しています。第9期の調査では参加率は11.2%で、地区による差が大きく、大塩地区が最も低い状況です。また通いの場の箇所数・参加者数は、国の調査における報告が令和2年度で途絶えており、現在の実態が把握できていません。まず実数を把握し、そのうえで参加率の目標を設定します。</w:t>
+        <w:t xml:space="preserve">はつらつリハビリ教室、シニア元気アップ教室、住民主体の通いの場であるいきいき百歳体操などを実施しています。令和6年度の通いの場は23か所・参加者281人で、参加率は12.2%です。このうち週1回以上開催しているのは8か所・123人で、参加率は5.3%にとどまります。第9期の調査における参加率11.2%とほぼ同じ水準であり、地区による差が大きく、大塩地区が最も低い状況です。介護予防の効果は開催の頻度に左右されるため、箇所数を増やすことと同時に、既存の通いの場の開催頻度を高めることが課題です。</w:t>
       </w:r>
     </w:p>
     <w:p>
@@ -23125,7 +23988,7 @@
           <w:sz w:val="21"/>
           <w:szCs w:val="21"/>
         </w:rPr>
-        <w:t xml:space="preserve">通いの場の実施状況を悉皆で調査し、基準値を確定します</w:t>
+        <w:t xml:space="preserve">週1回以上開催する通いの場を増やします。既存の通いの場の開催頻度を高めることを優先します</w:t>
       </w:r>
     </w:p>
     <w:p>
@@ -23364,7 +24227,7 @@
                 <w:sz w:val="17"/>
                 <w:szCs w:val="17"/>
               </w:rPr>
-              <w:t xml:space="preserve">週1回以上の通いの場への参加率</w:t>
+              <w:t xml:space="preserve">通いの場の箇所数</w:t>
             </w:r>
           </w:p>
         </w:tc>
@@ -23392,7 +24255,7 @@
                 <w:sz w:val="17"/>
                 <w:szCs w:val="17"/>
               </w:rPr>
-              <w:t xml:space="preserve">【調査により確定】</w:t>
+              <w:t xml:space="preserve">23か所（令和6年度）</w:t>
             </w:r>
           </w:p>
         </w:tc>
@@ -23448,7 +24311,7 @@
                 <w:sz w:val="17"/>
                 <w:szCs w:val="17"/>
               </w:rPr>
-              <w:t xml:space="preserve">村実数</w:t>
+              <w:t xml:space="preserve">総合事業実施状況調査</w:t>
             </w:r>
           </w:p>
         </w:tc>
@@ -23478,7 +24341,7 @@
                 <w:sz w:val="17"/>
                 <w:szCs w:val="17"/>
               </w:rPr>
-              <w:t xml:space="preserve">通いの場の箇所数</w:t>
+              <w:t xml:space="preserve">通いの場の参加者数</w:t>
             </w:r>
           </w:p>
         </w:tc>
@@ -23506,7 +24369,7 @@
                 <w:sz w:val="17"/>
                 <w:szCs w:val="17"/>
               </w:rPr>
-              <w:t xml:space="preserve">【調査により確定】</w:t>
+              <w:t xml:space="preserve">281人（令和6年度）</w:t>
             </w:r>
           </w:p>
         </w:tc>
@@ -23562,7 +24425,349 @@
                 <w:sz w:val="17"/>
                 <w:szCs w:val="17"/>
               </w:rPr>
-              <w:t xml:space="preserve">村実数</w:t>
+              <w:t xml:space="preserve">総合事業実施状況調査</w:t>
+            </w:r>
+          </w:p>
+        </w:tc>
+      </w:tr>
+      <w:tr>
+        <w:tc>
+          <w:tcPr>
+            <w:tcW w:type="dxa" w:w="3931"/>
+            <w:shd w:fill="FFFFFF" w:val="clear"/>
+            <w:tcMar>
+              <w:top w:type="dxa" w:w="60"/>
+              <w:left w:type="dxa" w:w="90"/>
+              <w:bottom w:type="dxa" w:w="60"/>
+              <w:right w:type="dxa" w:w="90"/>
+            </w:tcMar>
+          </w:tcPr>
+          <w:p>
+            <w:pPr>
+              <w:spacing w:after="0" w:line="240"/>
+            </w:pPr>
+            <w:r>
+              <w:rPr>
+                <w:rFonts w:ascii="游ゴシック" w:cs="游ゴシック" w:eastAsia="游ゴシック" w:hAnsi="游ゴシック"/>
+                <w:b w:val="false"/>
+                <w:bCs w:val="false"/>
+                <w:color w:val="000000"/>
+                <w:sz w:val="17"/>
+                <w:szCs w:val="17"/>
+              </w:rPr>
+              <w:t xml:space="preserve">週1回以上開催の箇所数</w:t>
+            </w:r>
+          </w:p>
+        </w:tc>
+        <w:tc>
+          <w:tcPr>
+            <w:tcW w:type="dxa" w:w="2059"/>
+            <w:shd w:fill="FFFFFF" w:val="clear"/>
+            <w:tcMar>
+              <w:top w:type="dxa" w:w="60"/>
+              <w:left w:type="dxa" w:w="90"/>
+              <w:bottom w:type="dxa" w:w="60"/>
+              <w:right w:type="dxa" w:w="90"/>
+            </w:tcMar>
+          </w:tcPr>
+          <w:p>
+            <w:pPr>
+              <w:spacing w:after="0" w:line="240"/>
+            </w:pPr>
+            <w:r>
+              <w:rPr>
+                <w:rFonts w:ascii="游ゴシック" w:cs="游ゴシック" w:eastAsia="游ゴシック" w:hAnsi="游ゴシック"/>
+                <w:b w:val="false"/>
+                <w:bCs w:val="false"/>
+                <w:color w:val="000000"/>
+                <w:sz w:val="17"/>
+                <w:szCs w:val="17"/>
+              </w:rPr>
+              <w:t xml:space="preserve">8か所（令和6年度）</w:t>
+            </w:r>
+          </w:p>
+        </w:tc>
+        <w:tc>
+          <w:tcPr>
+            <w:tcW w:type="dxa" w:w="1685"/>
+            <w:shd w:fill="FFFFFF" w:val="clear"/>
+            <w:tcMar>
+              <w:top w:type="dxa" w:w="60"/>
+              <w:left w:type="dxa" w:w="90"/>
+              <w:bottom w:type="dxa" w:w="60"/>
+              <w:right w:type="dxa" w:w="90"/>
+            </w:tcMar>
+          </w:tcPr>
+          <w:p>
+            <w:pPr>
+              <w:spacing w:after="0" w:line="240"/>
+            </w:pPr>
+            <w:r>
+              <w:rPr>
+                <w:rFonts w:ascii="游ゴシック" w:cs="游ゴシック" w:eastAsia="游ゴシック" w:hAnsi="游ゴシック"/>
+                <w:b w:val="false"/>
+                <w:bCs w:val="false"/>
+                <w:color w:val="000000"/>
+                <w:sz w:val="17"/>
+                <w:szCs w:val="17"/>
+              </w:rPr>
+              <w:t xml:space="preserve">【要設定】</w:t>
+            </w:r>
+          </w:p>
+        </w:tc>
+        <w:tc>
+          <w:tcPr>
+            <w:tcW w:type="dxa" w:w="1685"/>
+            <w:shd w:fill="FFFFFF" w:val="clear"/>
+            <w:tcMar>
+              <w:top w:type="dxa" w:w="60"/>
+              <w:left w:type="dxa" w:w="90"/>
+              <w:bottom w:type="dxa" w:w="60"/>
+              <w:right w:type="dxa" w:w="90"/>
+            </w:tcMar>
+          </w:tcPr>
+          <w:p>
+            <w:pPr>
+              <w:spacing w:after="0" w:line="240"/>
+            </w:pPr>
+            <w:r>
+              <w:rPr>
+                <w:rFonts w:ascii="游ゴシック" w:cs="游ゴシック" w:eastAsia="游ゴシック" w:hAnsi="游ゴシック"/>
+                <w:b w:val="false"/>
+                <w:bCs w:val="false"/>
+                <w:color w:val="000000"/>
+                <w:sz w:val="17"/>
+                <w:szCs w:val="17"/>
+              </w:rPr>
+              <w:t xml:space="preserve">総合事業実施状況調査</w:t>
+            </w:r>
+          </w:p>
+        </w:tc>
+      </w:tr>
+      <w:tr>
+        <w:tc>
+          <w:tcPr>
+            <w:tcW w:type="dxa" w:w="3931"/>
+            <w:shd w:fill="FFFFFF" w:val="clear"/>
+            <w:tcMar>
+              <w:top w:type="dxa" w:w="60"/>
+              <w:left w:type="dxa" w:w="90"/>
+              <w:bottom w:type="dxa" w:w="60"/>
+              <w:right w:type="dxa" w:w="90"/>
+            </w:tcMar>
+          </w:tcPr>
+          <w:p>
+            <w:pPr>
+              <w:spacing w:after="0" w:line="240"/>
+            </w:pPr>
+            <w:r>
+              <w:rPr>
+                <w:rFonts w:ascii="游ゴシック" w:cs="游ゴシック" w:eastAsia="游ゴシック" w:hAnsi="游ゴシック"/>
+                <w:b w:val="false"/>
+                <w:bCs w:val="false"/>
+                <w:color w:val="000000"/>
+                <w:sz w:val="17"/>
+                <w:szCs w:val="17"/>
+              </w:rPr>
+              <w:t xml:space="preserve">通いの場への参加率</w:t>
+            </w:r>
+          </w:p>
+        </w:tc>
+        <w:tc>
+          <w:tcPr>
+            <w:tcW w:type="dxa" w:w="2059"/>
+            <w:shd w:fill="FFFFFF" w:val="clear"/>
+            <w:tcMar>
+              <w:top w:type="dxa" w:w="60"/>
+              <w:left w:type="dxa" w:w="90"/>
+              <w:bottom w:type="dxa" w:w="60"/>
+              <w:right w:type="dxa" w:w="90"/>
+            </w:tcMar>
+          </w:tcPr>
+          <w:p>
+            <w:pPr>
+              <w:spacing w:after="0" w:line="240"/>
+            </w:pPr>
+            <w:r>
+              <w:rPr>
+                <w:rFonts w:ascii="游ゴシック" w:cs="游ゴシック" w:eastAsia="游ゴシック" w:hAnsi="游ゴシック"/>
+                <w:b w:val="false"/>
+                <w:bCs w:val="false"/>
+                <w:color w:val="000000"/>
+                <w:sz w:val="17"/>
+                <w:szCs w:val="17"/>
+              </w:rPr>
+              <w:t xml:space="preserve">12.2%（令和6年度）</w:t>
+            </w:r>
+          </w:p>
+        </w:tc>
+        <w:tc>
+          <w:tcPr>
+            <w:tcW w:type="dxa" w:w="1685"/>
+            <w:shd w:fill="FFFFFF" w:val="clear"/>
+            <w:tcMar>
+              <w:top w:type="dxa" w:w="60"/>
+              <w:left w:type="dxa" w:w="90"/>
+              <w:bottom w:type="dxa" w:w="60"/>
+              <w:right w:type="dxa" w:w="90"/>
+            </w:tcMar>
+          </w:tcPr>
+          <w:p>
+            <w:pPr>
+              <w:spacing w:after="0" w:line="240"/>
+            </w:pPr>
+            <w:r>
+              <w:rPr>
+                <w:rFonts w:ascii="游ゴシック" w:cs="游ゴシック" w:eastAsia="游ゴシック" w:hAnsi="游ゴシック"/>
+                <w:b w:val="false"/>
+                <w:bCs w:val="false"/>
+                <w:color w:val="000000"/>
+                <w:sz w:val="17"/>
+                <w:szCs w:val="17"/>
+              </w:rPr>
+              <w:t xml:space="preserve">【要設定】</w:t>
+            </w:r>
+          </w:p>
+        </w:tc>
+        <w:tc>
+          <w:tcPr>
+            <w:tcW w:type="dxa" w:w="1685"/>
+            <w:shd w:fill="FFFFFF" w:val="clear"/>
+            <w:tcMar>
+              <w:top w:type="dxa" w:w="60"/>
+              <w:left w:type="dxa" w:w="90"/>
+              <w:bottom w:type="dxa" w:w="60"/>
+              <w:right w:type="dxa" w:w="90"/>
+            </w:tcMar>
+          </w:tcPr>
+          <w:p>
+            <w:pPr>
+              <w:spacing w:after="0" w:line="240"/>
+            </w:pPr>
+            <w:r>
+              <w:rPr>
+                <w:rFonts w:ascii="游ゴシック" w:cs="游ゴシック" w:eastAsia="游ゴシック" w:hAnsi="游ゴシック"/>
+                <w:b w:val="false"/>
+                <w:bCs w:val="false"/>
+                <w:color w:val="000000"/>
+                <w:sz w:val="17"/>
+                <w:szCs w:val="17"/>
+              </w:rPr>
+              <w:t xml:space="preserve">総合事業実施状況調査</w:t>
+            </w:r>
+          </w:p>
+        </w:tc>
+      </w:tr>
+      <w:tr>
+        <w:tc>
+          <w:tcPr>
+            <w:tcW w:type="dxa" w:w="3931"/>
+            <w:shd w:fill="FFFFFF" w:val="clear"/>
+            <w:tcMar>
+              <w:top w:type="dxa" w:w="60"/>
+              <w:left w:type="dxa" w:w="90"/>
+              <w:bottom w:type="dxa" w:w="60"/>
+              <w:right w:type="dxa" w:w="90"/>
+            </w:tcMar>
+          </w:tcPr>
+          <w:p>
+            <w:pPr>
+              <w:spacing w:after="0" w:line="240"/>
+            </w:pPr>
+            <w:r>
+              <w:rPr>
+                <w:rFonts w:ascii="游ゴシック" w:cs="游ゴシック" w:eastAsia="游ゴシック" w:hAnsi="游ゴシック"/>
+                <w:b w:val="false"/>
+                <w:bCs w:val="false"/>
+                <w:color w:val="000000"/>
+                <w:sz w:val="17"/>
+                <w:szCs w:val="17"/>
+              </w:rPr>
+              <w:t xml:space="preserve">週1回以上開催の通いの場への参加率</w:t>
+            </w:r>
+          </w:p>
+        </w:tc>
+        <w:tc>
+          <w:tcPr>
+            <w:tcW w:type="dxa" w:w="2059"/>
+            <w:shd w:fill="FFFFFF" w:val="clear"/>
+            <w:tcMar>
+              <w:top w:type="dxa" w:w="60"/>
+              <w:left w:type="dxa" w:w="90"/>
+              <w:bottom w:type="dxa" w:w="60"/>
+              <w:right w:type="dxa" w:w="90"/>
+            </w:tcMar>
+          </w:tcPr>
+          <w:p>
+            <w:pPr>
+              <w:spacing w:after="0" w:line="240"/>
+            </w:pPr>
+            <w:r>
+              <w:rPr>
+                <w:rFonts w:ascii="游ゴシック" w:cs="游ゴシック" w:eastAsia="游ゴシック" w:hAnsi="游ゴシック"/>
+                <w:b w:val="false"/>
+                <w:bCs w:val="false"/>
+                <w:color w:val="000000"/>
+                <w:sz w:val="17"/>
+                <w:szCs w:val="17"/>
+              </w:rPr>
+              <w:t xml:space="preserve">5.3%（令和6年度）</w:t>
+            </w:r>
+          </w:p>
+        </w:tc>
+        <w:tc>
+          <w:tcPr>
+            <w:tcW w:type="dxa" w:w="1685"/>
+            <w:shd w:fill="FFFFFF" w:val="clear"/>
+            <w:tcMar>
+              <w:top w:type="dxa" w:w="60"/>
+              <w:left w:type="dxa" w:w="90"/>
+              <w:bottom w:type="dxa" w:w="60"/>
+              <w:right w:type="dxa" w:w="90"/>
+            </w:tcMar>
+          </w:tcPr>
+          <w:p>
+            <w:pPr>
+              <w:spacing w:after="0" w:line="240"/>
+            </w:pPr>
+            <w:r>
+              <w:rPr>
+                <w:rFonts w:ascii="游ゴシック" w:cs="游ゴシック" w:eastAsia="游ゴシック" w:hAnsi="游ゴシック"/>
+                <w:b w:val="false"/>
+                <w:bCs w:val="false"/>
+                <w:color w:val="000000"/>
+                <w:sz w:val="17"/>
+                <w:szCs w:val="17"/>
+              </w:rPr>
+              <w:t xml:space="preserve">【要設定】</w:t>
+            </w:r>
+          </w:p>
+        </w:tc>
+        <w:tc>
+          <w:tcPr>
+            <w:tcW w:type="dxa" w:w="1685"/>
+            <w:shd w:fill="FFFFFF" w:val="clear"/>
+            <w:tcMar>
+              <w:top w:type="dxa" w:w="60"/>
+              <w:left w:type="dxa" w:w="90"/>
+              <w:bottom w:type="dxa" w:w="60"/>
+              <w:right w:type="dxa" w:w="90"/>
+            </w:tcMar>
+          </w:tcPr>
+          <w:p>
+            <w:pPr>
+              <w:spacing w:after="0" w:line="240"/>
+            </w:pPr>
+            <w:r>
+              <w:rPr>
+                <w:rFonts w:ascii="游ゴシック" w:cs="游ゴシック" w:eastAsia="游ゴシック" w:hAnsi="游ゴシック"/>
+                <w:b w:val="false"/>
+                <w:bCs w:val="false"/>
+                <w:color w:val="000000"/>
+                <w:sz w:val="17"/>
+                <w:szCs w:val="17"/>
+              </w:rPr>
+              <w:t xml:space="preserve">総合事業実施状況調査</w:t>
             </w:r>
           </w:p>
         </w:tc>
@@ -33911,7 +35116,7 @@
           <w:sz w:val="24"/>
           <w:szCs w:val="24"/>
         </w:rPr>
-        <w:t xml:space="preserve">4-7　成年後見制度の利用促進　【継続】</w:t>
+        <w:t xml:space="preserve">4-7　成年後見制度の利用促進　【継続・強化】</w:t>
       </w:r>
     </w:p>
     <w:p>
@@ -33940,7 +35145,7 @@
           <w:sz w:val="21"/>
           <w:szCs w:val="21"/>
         </w:rPr>
-        <w:t xml:space="preserve">会津11自治体が連携する中核機関「会津権利擁護・成年後見センター」が令和4年度に設置されています。第9期の調査では、成年後見制度について「わからない」と回答した方が30.3%あり、判断能力が低下した場合に備えて家族と話し合ったことがある方は27.7%にとどまっています。</w:t>
+        <w:t xml:space="preserve">本村の権利擁護支援の体制は整っています。中核機関は「会津権利擁護・成年後見センター」に委託して整備済みであり、協議会も設置しています。申立費用の助成制度と報酬の助成制度をいずれも設けており、権利擁護支援の地域連携ネットワークについては、国の調査で示された26項目のうち21項目で体制が概ね整っていると回答しています。一方で、制度の利用は進んでいません。令和8年7月時点の利用者は4人（後見1人・保佐2人・補助1人・任意後見0人）で、第1号被保険者の0.40%にとどまります。令和7年度の市町村長申立ては0件、市民後見人の登録者は0人、受任件数も0件です。圏域内に法人後見を実施している法人はありません。会津権利擁護・成年後見センターへの相談は、令和6年度の134件（対応時間1,625分）から令和7年度は76件（同729分）へと減少しています。圏域13市町村の総計が増加しているなかでの減少です。任意後見制度については、周知・広報を実施していません。独居高齢者の増加を見据えるうえで、判断能力が低下する前の備えを伝える必要があります。第9期の調査では、成年後見制度について「わからない」と回答した方が30.3%あり、判断能力が低下した場合に備えて家族と話し合ったことがある方は27.7%にとどまっています。体制が整っているにもかかわらず利用が進んでいない状況を踏まえ、本計画では体制の整備ではなく、制度の周知と担い手の確保に重点を置きます。</w:t>
       </w:r>
     </w:p>
     <w:p>
@@ -33974,7 +35179,7 @@
           <w:sz w:val="21"/>
           <w:szCs w:val="21"/>
         </w:rPr>
-        <w:t xml:space="preserve">権利擁護支援のネットワークづくりを進めます</w:t>
+        <w:t xml:space="preserve">制度の周知を強化します。特に任意後見制度について、判断能力が低下する前の備えとして広報を行います</w:t>
       </w:r>
     </w:p>
     <w:p>
@@ -33992,7 +35197,7 @@
           <w:sz w:val="21"/>
           <w:szCs w:val="21"/>
         </w:rPr>
-        <w:t xml:space="preserve">制度の広報・周知と相談対応を行います</w:t>
+        <w:t xml:space="preserve">中核機関である会津権利擁護・成年後見センターとの連携を強め、相談につながる経路を整えます</w:t>
       </w:r>
     </w:p>
     <w:p>
@@ -34010,7 +35215,7 @@
           <w:sz w:val="21"/>
           <w:szCs w:val="21"/>
         </w:rPr>
-        <w:t xml:space="preserve">市民後見人の養成について検討します</w:t>
+        <w:t xml:space="preserve">市民後見人の養成と登録を進めます。広域で養成された方の活動の場を村内に確保します</w:t>
       </w:r>
     </w:p>
     <w:p>
@@ -34028,7 +35233,43 @@
           <w:sz w:val="21"/>
           <w:szCs w:val="21"/>
         </w:rPr>
-        <w:t xml:space="preserve">利用支援事業を実施します</w:t>
+        <w:t xml:space="preserve">法人後見の担い手の確保について、社会福祉協議会等と協議します</w:t>
+      </w:r>
+    </w:p>
+    <w:p>
+      <w:pPr>
+        <w:pStyle w:val="ListParagraph"/>
+        <w:numPr>
+          <w:ilvl w:val="0"/>
+          <w:numId w:val="2"/>
+        </w:numPr>
+        <w:spacing w:after="60" w:line="300"/>
+      </w:pPr>
+      <w:r>
+        <w:rPr>
+          <w:rFonts w:ascii="游明朝" w:cs="游明朝" w:eastAsia="游明朝" w:hAnsi="游明朝"/>
+          <w:sz w:val="21"/>
+          <w:szCs w:val="21"/>
+        </w:rPr>
+        <w:t xml:space="preserve">申立費用助成制度と報酬助成制度の周知を行い、費用を理由に利用をあきらめることのないようにします</w:t>
+      </w:r>
+    </w:p>
+    <w:p>
+      <w:pPr>
+        <w:pStyle w:val="ListParagraph"/>
+        <w:numPr>
+          <w:ilvl w:val="0"/>
+          <w:numId w:val="2"/>
+        </w:numPr>
+        <w:spacing w:after="60" w:line="300"/>
+      </w:pPr>
+      <w:r>
+        <w:rPr>
+          <w:rFonts w:ascii="游明朝" w:cs="游明朝" w:eastAsia="游明朝" w:hAnsi="游明朝"/>
+          <w:sz w:val="21"/>
+          <w:szCs w:val="21"/>
+        </w:rPr>
+        <w:t xml:space="preserve">成年後見制度利用促進の市町村計画を本計画と一体のものとして位置づけ、毎年度その進捗を確認します</w:t>
       </w:r>
     </w:p>
     <w:tbl>
@@ -34223,7 +35464,7 @@
                 <w:sz w:val="17"/>
                 <w:szCs w:val="17"/>
               </w:rPr>
-              <w:t xml:space="preserve">【村データにより確定】</w:t>
+              <w:t xml:space="preserve">4人（令和8年7月）</w:t>
             </w:r>
           </w:p>
         </w:tc>
@@ -34279,7 +35520,7 @@
                 <w:sz w:val="17"/>
                 <w:szCs w:val="17"/>
               </w:rPr>
-              <w:t xml:space="preserve">村実績</w:t>
+              <w:t xml:space="preserve">国 取組状況調査</w:t>
             </w:r>
           </w:p>
         </w:tc>
@@ -34309,6 +35550,348 @@
                 <w:sz w:val="17"/>
                 <w:szCs w:val="17"/>
               </w:rPr>
+              <w:t xml:space="preserve">市町村長申立ての件数</w:t>
+            </w:r>
+          </w:p>
+        </w:tc>
+        <w:tc>
+          <w:tcPr>
+            <w:tcW w:type="dxa" w:w="2059"/>
+            <w:shd w:fill="FFFFFF" w:val="clear"/>
+            <w:tcMar>
+              <w:top w:type="dxa" w:w="60"/>
+              <w:left w:type="dxa" w:w="90"/>
+              <w:bottom w:type="dxa" w:w="60"/>
+              <w:right w:type="dxa" w:w="90"/>
+            </w:tcMar>
+          </w:tcPr>
+          <w:p>
+            <w:pPr>
+              <w:spacing w:after="0" w:line="240"/>
+            </w:pPr>
+            <w:r>
+              <w:rPr>
+                <w:rFonts w:ascii="游ゴシック" w:cs="游ゴシック" w:eastAsia="游ゴシック" w:hAnsi="游ゴシック"/>
+                <w:b w:val="false"/>
+                <w:bCs w:val="false"/>
+                <w:color w:val="000000"/>
+                <w:sz w:val="17"/>
+                <w:szCs w:val="17"/>
+              </w:rPr>
+              <w:t xml:space="preserve">0件（令和7年度）</w:t>
+            </w:r>
+          </w:p>
+        </w:tc>
+        <w:tc>
+          <w:tcPr>
+            <w:tcW w:type="dxa" w:w="1685"/>
+            <w:shd w:fill="FFFFFF" w:val="clear"/>
+            <w:tcMar>
+              <w:top w:type="dxa" w:w="60"/>
+              <w:left w:type="dxa" w:w="90"/>
+              <w:bottom w:type="dxa" w:w="60"/>
+              <w:right w:type="dxa" w:w="90"/>
+            </w:tcMar>
+          </w:tcPr>
+          <w:p>
+            <w:pPr>
+              <w:spacing w:after="0" w:line="240"/>
+            </w:pPr>
+            <w:r>
+              <w:rPr>
+                <w:rFonts w:ascii="游ゴシック" w:cs="游ゴシック" w:eastAsia="游ゴシック" w:hAnsi="游ゴシック"/>
+                <w:b w:val="false"/>
+                <w:bCs w:val="false"/>
+                <w:color w:val="000000"/>
+                <w:sz w:val="17"/>
+                <w:szCs w:val="17"/>
+              </w:rPr>
+              <w:t xml:space="preserve">【要設定】</w:t>
+            </w:r>
+          </w:p>
+        </w:tc>
+        <w:tc>
+          <w:tcPr>
+            <w:tcW w:type="dxa" w:w="1685"/>
+            <w:shd w:fill="FFFFFF" w:val="clear"/>
+            <w:tcMar>
+              <w:top w:type="dxa" w:w="60"/>
+              <w:left w:type="dxa" w:w="90"/>
+              <w:bottom w:type="dxa" w:w="60"/>
+              <w:right w:type="dxa" w:w="90"/>
+            </w:tcMar>
+          </w:tcPr>
+          <w:p>
+            <w:pPr>
+              <w:spacing w:after="0" w:line="240"/>
+            </w:pPr>
+            <w:r>
+              <w:rPr>
+                <w:rFonts w:ascii="游ゴシック" w:cs="游ゴシック" w:eastAsia="游ゴシック" w:hAnsi="游ゴシック"/>
+                <w:b w:val="false"/>
+                <w:bCs w:val="false"/>
+                <w:color w:val="000000"/>
+                <w:sz w:val="17"/>
+                <w:szCs w:val="17"/>
+              </w:rPr>
+              <w:t xml:space="preserve">国 取組状況調査</w:t>
+            </w:r>
+          </w:p>
+        </w:tc>
+      </w:tr>
+      <w:tr>
+        <w:tc>
+          <w:tcPr>
+            <w:tcW w:type="dxa" w:w="3931"/>
+            <w:shd w:fill="FFFFFF" w:val="clear"/>
+            <w:tcMar>
+              <w:top w:type="dxa" w:w="60"/>
+              <w:left w:type="dxa" w:w="90"/>
+              <w:bottom w:type="dxa" w:w="60"/>
+              <w:right w:type="dxa" w:w="90"/>
+            </w:tcMar>
+          </w:tcPr>
+          <w:p>
+            <w:pPr>
+              <w:spacing w:after="0" w:line="240"/>
+            </w:pPr>
+            <w:r>
+              <w:rPr>
+                <w:rFonts w:ascii="游ゴシック" w:cs="游ゴシック" w:eastAsia="游ゴシック" w:hAnsi="游ゴシック"/>
+                <w:b w:val="false"/>
+                <w:bCs w:val="false"/>
+                <w:color w:val="000000"/>
+                <w:sz w:val="17"/>
+                <w:szCs w:val="17"/>
+              </w:rPr>
+              <w:t xml:space="preserve">市民後見人等の登録者数</w:t>
+            </w:r>
+          </w:p>
+        </w:tc>
+        <w:tc>
+          <w:tcPr>
+            <w:tcW w:type="dxa" w:w="2059"/>
+            <w:shd w:fill="FFFFFF" w:val="clear"/>
+            <w:tcMar>
+              <w:top w:type="dxa" w:w="60"/>
+              <w:left w:type="dxa" w:w="90"/>
+              <w:bottom w:type="dxa" w:w="60"/>
+              <w:right w:type="dxa" w:w="90"/>
+            </w:tcMar>
+          </w:tcPr>
+          <w:p>
+            <w:pPr>
+              <w:spacing w:after="0" w:line="240"/>
+            </w:pPr>
+            <w:r>
+              <w:rPr>
+                <w:rFonts w:ascii="游ゴシック" w:cs="游ゴシック" w:eastAsia="游ゴシック" w:hAnsi="游ゴシック"/>
+                <w:b w:val="false"/>
+                <w:bCs w:val="false"/>
+                <w:color w:val="000000"/>
+                <w:sz w:val="17"/>
+                <w:szCs w:val="17"/>
+              </w:rPr>
+              <w:t xml:space="preserve">0人</w:t>
+            </w:r>
+          </w:p>
+        </w:tc>
+        <w:tc>
+          <w:tcPr>
+            <w:tcW w:type="dxa" w:w="1685"/>
+            <w:shd w:fill="FFFFFF" w:val="clear"/>
+            <w:tcMar>
+              <w:top w:type="dxa" w:w="60"/>
+              <w:left w:type="dxa" w:w="90"/>
+              <w:bottom w:type="dxa" w:w="60"/>
+              <w:right w:type="dxa" w:w="90"/>
+            </w:tcMar>
+          </w:tcPr>
+          <w:p>
+            <w:pPr>
+              <w:spacing w:after="0" w:line="240"/>
+            </w:pPr>
+            <w:r>
+              <w:rPr>
+                <w:rFonts w:ascii="游ゴシック" w:cs="游ゴシック" w:eastAsia="游ゴシック" w:hAnsi="游ゴシック"/>
+                <w:b w:val="false"/>
+                <w:bCs w:val="false"/>
+                <w:color w:val="000000"/>
+                <w:sz w:val="17"/>
+                <w:szCs w:val="17"/>
+              </w:rPr>
+              <w:t xml:space="preserve">【要設定】</w:t>
+            </w:r>
+          </w:p>
+        </w:tc>
+        <w:tc>
+          <w:tcPr>
+            <w:tcW w:type="dxa" w:w="1685"/>
+            <w:shd w:fill="FFFFFF" w:val="clear"/>
+            <w:tcMar>
+              <w:top w:type="dxa" w:w="60"/>
+              <w:left w:type="dxa" w:w="90"/>
+              <w:bottom w:type="dxa" w:w="60"/>
+              <w:right w:type="dxa" w:w="90"/>
+            </w:tcMar>
+          </w:tcPr>
+          <w:p>
+            <w:pPr>
+              <w:spacing w:after="0" w:line="240"/>
+            </w:pPr>
+            <w:r>
+              <w:rPr>
+                <w:rFonts w:ascii="游ゴシック" w:cs="游ゴシック" w:eastAsia="游ゴシック" w:hAnsi="游ゴシック"/>
+                <w:b w:val="false"/>
+                <w:bCs w:val="false"/>
+                <w:color w:val="000000"/>
+                <w:sz w:val="17"/>
+                <w:szCs w:val="17"/>
+              </w:rPr>
+              <w:t xml:space="preserve">国 取組状況調査</w:t>
+            </w:r>
+          </w:p>
+        </w:tc>
+      </w:tr>
+      <w:tr>
+        <w:tc>
+          <w:tcPr>
+            <w:tcW w:type="dxa" w:w="3931"/>
+            <w:shd w:fill="FFFFFF" w:val="clear"/>
+            <w:tcMar>
+              <w:top w:type="dxa" w:w="60"/>
+              <w:left w:type="dxa" w:w="90"/>
+              <w:bottom w:type="dxa" w:w="60"/>
+              <w:right w:type="dxa" w:w="90"/>
+            </w:tcMar>
+          </w:tcPr>
+          <w:p>
+            <w:pPr>
+              <w:spacing w:after="0" w:line="240"/>
+            </w:pPr>
+            <w:r>
+              <w:rPr>
+                <w:rFonts w:ascii="游ゴシック" w:cs="游ゴシック" w:eastAsia="游ゴシック" w:hAnsi="游ゴシック"/>
+                <w:b w:val="false"/>
+                <w:bCs w:val="false"/>
+                <w:color w:val="000000"/>
+                <w:sz w:val="17"/>
+                <w:szCs w:val="17"/>
+              </w:rPr>
+              <w:t xml:space="preserve">成年後見に関する相談の対応件数</w:t>
+            </w:r>
+          </w:p>
+        </w:tc>
+        <w:tc>
+          <w:tcPr>
+            <w:tcW w:type="dxa" w:w="2059"/>
+            <w:shd w:fill="FFFFFF" w:val="clear"/>
+            <w:tcMar>
+              <w:top w:type="dxa" w:w="60"/>
+              <w:left w:type="dxa" w:w="90"/>
+              <w:bottom w:type="dxa" w:w="60"/>
+              <w:right w:type="dxa" w:w="90"/>
+            </w:tcMar>
+          </w:tcPr>
+          <w:p>
+            <w:pPr>
+              <w:spacing w:after="0" w:line="240"/>
+            </w:pPr>
+            <w:r>
+              <w:rPr>
+                <w:rFonts w:ascii="游ゴシック" w:cs="游ゴシック" w:eastAsia="游ゴシック" w:hAnsi="游ゴシック"/>
+                <w:b w:val="false"/>
+                <w:bCs w:val="false"/>
+                <w:color w:val="000000"/>
+                <w:sz w:val="17"/>
+                <w:szCs w:val="17"/>
+              </w:rPr>
+              <w:t xml:space="preserve">76件（令和7年度）</w:t>
+            </w:r>
+          </w:p>
+        </w:tc>
+        <w:tc>
+          <w:tcPr>
+            <w:tcW w:type="dxa" w:w="1685"/>
+            <w:shd w:fill="FFFFFF" w:val="clear"/>
+            <w:tcMar>
+              <w:top w:type="dxa" w:w="60"/>
+              <w:left w:type="dxa" w:w="90"/>
+              <w:bottom w:type="dxa" w:w="60"/>
+              <w:right w:type="dxa" w:w="90"/>
+            </w:tcMar>
+          </w:tcPr>
+          <w:p>
+            <w:pPr>
+              <w:spacing w:after="0" w:line="240"/>
+            </w:pPr>
+            <w:r>
+              <w:rPr>
+                <w:rFonts w:ascii="游ゴシック" w:cs="游ゴシック" w:eastAsia="游ゴシック" w:hAnsi="游ゴシック"/>
+                <w:b w:val="false"/>
+                <w:bCs w:val="false"/>
+                <w:color w:val="000000"/>
+                <w:sz w:val="17"/>
+                <w:szCs w:val="17"/>
+              </w:rPr>
+              <w:t xml:space="preserve">【要設定】</w:t>
+            </w:r>
+          </w:p>
+        </w:tc>
+        <w:tc>
+          <w:tcPr>
+            <w:tcW w:type="dxa" w:w="1685"/>
+            <w:shd w:fill="FFFFFF" w:val="clear"/>
+            <w:tcMar>
+              <w:top w:type="dxa" w:w="60"/>
+              <w:left w:type="dxa" w:w="90"/>
+              <w:bottom w:type="dxa" w:w="60"/>
+              <w:right w:type="dxa" w:w="90"/>
+            </w:tcMar>
+          </w:tcPr>
+          <w:p>
+            <w:pPr>
+              <w:spacing w:after="0" w:line="240"/>
+            </w:pPr>
+            <w:r>
+              <w:rPr>
+                <w:rFonts w:ascii="游ゴシック" w:cs="游ゴシック" w:eastAsia="游ゴシック" w:hAnsi="游ゴシック"/>
+                <w:b w:val="false"/>
+                <w:bCs w:val="false"/>
+                <w:color w:val="000000"/>
+                <w:sz w:val="17"/>
+                <w:szCs w:val="17"/>
+              </w:rPr>
+              <w:t xml:space="preserve">会津権利擁護・成年後見センター</w:t>
+            </w:r>
+          </w:p>
+        </w:tc>
+      </w:tr>
+      <w:tr>
+        <w:tc>
+          <w:tcPr>
+            <w:tcW w:type="dxa" w:w="3931"/>
+            <w:shd w:fill="FFFFFF" w:val="clear"/>
+            <w:tcMar>
+              <w:top w:type="dxa" w:w="60"/>
+              <w:left w:type="dxa" w:w="90"/>
+              <w:bottom w:type="dxa" w:w="60"/>
+              <w:right w:type="dxa" w:w="90"/>
+            </w:tcMar>
+          </w:tcPr>
+          <w:p>
+            <w:pPr>
+              <w:spacing w:after="0" w:line="240"/>
+            </w:pPr>
+            <w:r>
+              <w:rPr>
+                <w:rFonts w:ascii="游ゴシック" w:cs="游ゴシック" w:eastAsia="游ゴシック" w:hAnsi="游ゴシック"/>
+                <w:b w:val="false"/>
+                <w:bCs w:val="false"/>
+                <w:color w:val="000000"/>
+                <w:sz w:val="17"/>
+                <w:szCs w:val="17"/>
+              </w:rPr>
               <w:t xml:space="preserve">制度を「わからない」と回答した方の割合</w:t>
             </w:r>
           </w:p>
@@ -34338,6 +35921,120 @@
                 <w:szCs w:val="17"/>
               </w:rPr>
               <w:t xml:space="preserve">30.3%（第9期調査）</w:t>
+            </w:r>
+          </w:p>
+        </w:tc>
+        <w:tc>
+          <w:tcPr>
+            <w:tcW w:type="dxa" w:w="1685"/>
+            <w:shd w:fill="FFFFFF" w:val="clear"/>
+            <w:tcMar>
+              <w:top w:type="dxa" w:w="60"/>
+              <w:left w:type="dxa" w:w="90"/>
+              <w:bottom w:type="dxa" w:w="60"/>
+              <w:right w:type="dxa" w:w="90"/>
+            </w:tcMar>
+          </w:tcPr>
+          <w:p>
+            <w:pPr>
+              <w:spacing w:after="0" w:line="240"/>
+            </w:pPr>
+            <w:r>
+              <w:rPr>
+                <w:rFonts w:ascii="游ゴシック" w:cs="游ゴシック" w:eastAsia="游ゴシック" w:hAnsi="游ゴシック"/>
+                <w:b w:val="false"/>
+                <w:bCs w:val="false"/>
+                <w:color w:val="000000"/>
+                <w:sz w:val="17"/>
+                <w:szCs w:val="17"/>
+              </w:rPr>
+              <w:t xml:space="preserve">【要設定】</w:t>
+            </w:r>
+          </w:p>
+        </w:tc>
+        <w:tc>
+          <w:tcPr>
+            <w:tcW w:type="dxa" w:w="1685"/>
+            <w:shd w:fill="FFFFFF" w:val="clear"/>
+            <w:tcMar>
+              <w:top w:type="dxa" w:w="60"/>
+              <w:left w:type="dxa" w:w="90"/>
+              <w:bottom w:type="dxa" w:w="60"/>
+              <w:right w:type="dxa" w:w="90"/>
+            </w:tcMar>
+          </w:tcPr>
+          <w:p>
+            <w:pPr>
+              <w:spacing w:after="0" w:line="240"/>
+            </w:pPr>
+            <w:r>
+              <w:rPr>
+                <w:rFonts w:ascii="游ゴシック" w:cs="游ゴシック" w:eastAsia="游ゴシック" w:hAnsi="游ゴシック"/>
+                <w:b w:val="false"/>
+                <w:bCs w:val="false"/>
+                <w:color w:val="000000"/>
+                <w:sz w:val="17"/>
+                <w:szCs w:val="17"/>
+              </w:rPr>
+              <w:t xml:space="preserve">アンケート調査</w:t>
+            </w:r>
+          </w:p>
+        </w:tc>
+      </w:tr>
+      <w:tr>
+        <w:tc>
+          <w:tcPr>
+            <w:tcW w:type="dxa" w:w="3931"/>
+            <w:shd w:fill="FFFFFF" w:val="clear"/>
+            <w:tcMar>
+              <w:top w:type="dxa" w:w="60"/>
+              <w:left w:type="dxa" w:w="90"/>
+              <w:bottom w:type="dxa" w:w="60"/>
+              <w:right w:type="dxa" w:w="90"/>
+            </w:tcMar>
+          </w:tcPr>
+          <w:p>
+            <w:pPr>
+              <w:spacing w:after="0" w:line="240"/>
+            </w:pPr>
+            <w:r>
+              <w:rPr>
+                <w:rFonts w:ascii="游ゴシック" w:cs="游ゴシック" w:eastAsia="游ゴシック" w:hAnsi="游ゴシック"/>
+                <w:b w:val="false"/>
+                <w:bCs w:val="false"/>
+                <w:color w:val="000000"/>
+                <w:sz w:val="17"/>
+                <w:szCs w:val="17"/>
+              </w:rPr>
+              <w:t xml:space="preserve">判断能力の低下に備えて家族と話し合った方の割合</w:t>
+            </w:r>
+          </w:p>
+        </w:tc>
+        <w:tc>
+          <w:tcPr>
+            <w:tcW w:type="dxa" w:w="2059"/>
+            <w:shd w:fill="FFFFFF" w:val="clear"/>
+            <w:tcMar>
+              <w:top w:type="dxa" w:w="60"/>
+              <w:left w:type="dxa" w:w="90"/>
+              <w:bottom w:type="dxa" w:w="60"/>
+              <w:right w:type="dxa" w:w="90"/>
+            </w:tcMar>
+          </w:tcPr>
+          <w:p>
+            <w:pPr>
+              <w:spacing w:after="0" w:line="240"/>
+            </w:pPr>
+            <w:r>
+              <w:rPr>
+                <w:rFonts w:ascii="游ゴシック" w:cs="游ゴシック" w:eastAsia="游ゴシック" w:hAnsi="游ゴシック"/>
+                <w:b w:val="false"/>
+                <w:bCs w:val="false"/>
+                <w:color w:val="000000"/>
+                <w:sz w:val="17"/>
+                <w:szCs w:val="17"/>
+              </w:rPr>
+              <w:t xml:space="preserve">27.7%（第9期調査）</w:t>
             </w:r>
           </w:p>
         </w:tc>
@@ -52375,6 +54072,19 @@
         <w:t xml:space="preserve">所得段階は、国の基準に基づき標準13段階を設定します。</w:t>
       </w:r>
     </w:p>
+    <w:p>
+      <w:pPr>
+        <w:spacing w:after="120" w:line="300"/>
+      </w:pPr>
+      <w:r>
+        <w:rPr>
+          <w:rFonts w:ascii="游明朝" w:cs="游明朝" w:eastAsia="游明朝" w:hAnsi="游明朝"/>
+          <w:sz w:val="21"/>
+          <w:szCs w:val="21"/>
+        </w:rPr>
+        <w:t xml:space="preserve">令和8年度合計所得金額分布調査により、段階別の第1号被保険者数が把握できました。</w:t>
+      </w:r>
+    </w:p>
     <w:tbl>
       <w:tblPr>
         <w:tblW w:type="dxa" w:w="9360"/>
@@ -52388,11 +54098,12 @@
         </w:tblBorders>
       </w:tblPr>
       <w:tblGrid>
-        <w:gridCol w:w="1498"/>
-        <w:gridCol w:w="4118"/>
+        <w:gridCol w:w="1310"/>
+        <w:gridCol w:w="1872"/>
+        <w:gridCol w:w="1404"/>
         <w:gridCol w:w="1217"/>
-        <w:gridCol w:w="1310"/>
         <w:gridCol w:w="1217"/>
+        <w:gridCol w:w="2340"/>
       </w:tblGrid>
       <w:tr>
         <w:trPr>
@@ -52400,7 +54111,7 @@
         </w:trPr>
         <w:tc>
           <w:tcPr>
-            <w:tcW w:type="dxa" w:w="1498"/>
+            <w:tcW w:type="dxa" w:w="1310"/>
             <w:shd w:fill="2E75B6" w:val="clear"/>
             <w:tcMar>
               <w:top w:type="dxa" w:w="60"/>
@@ -52429,7 +54140,7 @@
         </w:tc>
         <w:tc>
           <w:tcPr>
-            <w:tcW w:type="dxa" w:w="4118"/>
+            <w:tcW w:type="dxa" w:w="1872"/>
             <w:shd w:fill="2E75B6" w:val="clear"/>
             <w:tcMar>
               <w:top w:type="dxa" w:w="60"/>
@@ -52452,13 +54163,13 @@
                 <w:sz w:val="17"/>
                 <w:szCs w:val="17"/>
               </w:rPr>
-              <w:t xml:space="preserve">対象者</w:t>
-            </w:r>
-          </w:p>
-        </w:tc>
-        <w:tc>
-          <w:tcPr>
-            <w:tcW w:type="dxa" w:w="1217"/>
+              <w:t xml:space="preserve">区分</w:t>
+            </w:r>
+          </w:p>
+        </w:tc>
+        <w:tc>
+          <w:tcPr>
+            <w:tcW w:type="dxa" w:w="1404"/>
             <w:shd w:fill="2E75B6" w:val="clear"/>
             <w:tcMar>
               <w:top w:type="dxa" w:w="60"/>
@@ -52481,13 +54192,13 @@
                 <w:sz w:val="17"/>
                 <w:szCs w:val="17"/>
               </w:rPr>
-              <w:t xml:space="preserve">保険料率</w:t>
-            </w:r>
-          </w:p>
-        </w:tc>
-        <w:tc>
-          <w:tcPr>
-            <w:tcW w:type="dxa" w:w="1310"/>
+              <w:t xml:space="preserve">対象者数</w:t>
+            </w:r>
+          </w:p>
+        </w:tc>
+        <w:tc>
+          <w:tcPr>
+            <w:tcW w:type="dxa" w:w="1217"/>
             <w:shd w:fill="2E75B6" w:val="clear"/>
             <w:tcMar>
               <w:top w:type="dxa" w:w="60"/>
@@ -52510,7 +54221,7 @@
                 <w:sz w:val="17"/>
                 <w:szCs w:val="17"/>
               </w:rPr>
-              <w:t xml:space="preserve">保険料月額</w:t>
+              <w:t xml:space="preserve">構成比</w:t>
             </w:r>
           </w:p>
         </w:tc>
@@ -52539,7 +54250,36 @@
                 <w:sz w:val="17"/>
                 <w:szCs w:val="17"/>
               </w:rPr>
-              <w:t xml:space="preserve">対象者数</w:t>
+              <w:t xml:space="preserve">保険料率</w:t>
+            </w:r>
+          </w:p>
+        </w:tc>
+        <w:tc>
+          <w:tcPr>
+            <w:tcW w:type="dxa" w:w="2340"/>
+            <w:shd w:fill="2E75B6" w:val="clear"/>
+            <w:tcMar>
+              <w:top w:type="dxa" w:w="60"/>
+              <w:left w:type="dxa" w:w="90"/>
+              <w:bottom w:type="dxa" w:w="60"/>
+              <w:right w:type="dxa" w:w="90"/>
+            </w:tcMar>
+          </w:tcPr>
+          <w:p>
+            <w:pPr>
+              <w:spacing w:after="0" w:line="240"/>
+              <w:jc w:val="center"/>
+            </w:pPr>
+            <w:r>
+              <w:rPr>
+                <w:rFonts w:ascii="游ゴシック" w:cs="游ゴシック" w:eastAsia="游ゴシック" w:hAnsi="游ゴシック"/>
+                <w:b/>
+                <w:bCs/>
+                <w:color w:val="FFFFFF"/>
+                <w:sz w:val="17"/>
+                <w:szCs w:val="17"/>
+              </w:rPr>
+              <w:t xml:space="preserve">保険料月額</w:t>
             </w:r>
           </w:p>
         </w:tc>
@@ -52547,57 +54287,85 @@
       <w:tr>
         <w:tc>
           <w:tcPr>
-            <w:tcW w:type="dxa" w:w="1498"/>
-            <w:shd w:fill="FFFFFF" w:val="clear"/>
-            <w:tcMar>
-              <w:top w:type="dxa" w:w="60"/>
-              <w:left w:type="dxa" w:w="90"/>
-              <w:bottom w:type="dxa" w:w="60"/>
-              <w:right w:type="dxa" w:w="90"/>
-            </w:tcMar>
-          </w:tcPr>
-          <w:p>
-            <w:pPr>
-              <w:spacing w:after="0" w:line="240"/>
-            </w:pPr>
-            <w:r>
-              <w:rPr>
-                <w:rFonts w:ascii="游ゴシック" w:cs="游ゴシック" w:eastAsia="游ゴシック" w:hAnsi="游ゴシック"/>
-                <w:b w:val="false"/>
-                <w:bCs w:val="false"/>
-                <w:color w:val="000000"/>
-                <w:sz w:val="17"/>
-                <w:szCs w:val="17"/>
-              </w:rPr>
-              <w:t xml:space="preserve">第1〜3段階</w:t>
-            </w:r>
-          </w:p>
-        </w:tc>
-        <w:tc>
-          <w:tcPr>
-            <w:tcW w:type="dxa" w:w="4118"/>
-            <w:shd w:fill="FFFFFF" w:val="clear"/>
-            <w:tcMar>
-              <w:top w:type="dxa" w:w="60"/>
-              <w:left w:type="dxa" w:w="90"/>
-              <w:bottom w:type="dxa" w:w="60"/>
-              <w:right w:type="dxa" w:w="90"/>
-            </w:tcMar>
-          </w:tcPr>
-          <w:p>
-            <w:pPr>
-              <w:spacing w:after="0" w:line="240"/>
-            </w:pPr>
-            <w:r>
-              <w:rPr>
-                <w:rFonts w:ascii="游ゴシック" w:cs="游ゴシック" w:eastAsia="游ゴシック" w:hAnsi="游ゴシック"/>
-                <w:b w:val="false"/>
-                <w:bCs w:val="false"/>
-                <w:color w:val="000000"/>
-                <w:sz w:val="17"/>
-                <w:szCs w:val="17"/>
-              </w:rPr>
-              <w:t xml:space="preserve">生活保護受給者・世帯全員が市町村民税非課税</w:t>
+            <w:tcW w:type="dxa" w:w="1310"/>
+            <w:shd w:fill="FFFFFF" w:val="clear"/>
+            <w:tcMar>
+              <w:top w:type="dxa" w:w="60"/>
+              <w:left w:type="dxa" w:w="90"/>
+              <w:bottom w:type="dxa" w:w="60"/>
+              <w:right w:type="dxa" w:w="90"/>
+            </w:tcMar>
+          </w:tcPr>
+          <w:p>
+            <w:pPr>
+              <w:spacing w:after="0" w:line="240"/>
+            </w:pPr>
+            <w:r>
+              <w:rPr>
+                <w:rFonts w:ascii="游ゴシック" w:cs="游ゴシック" w:eastAsia="游ゴシック" w:hAnsi="游ゴシック"/>
+                <w:b w:val="false"/>
+                <w:bCs w:val="false"/>
+                <w:color w:val="000000"/>
+                <w:sz w:val="17"/>
+                <w:szCs w:val="17"/>
+              </w:rPr>
+              <w:t xml:space="preserve">第1段階</w:t>
+            </w:r>
+          </w:p>
+        </w:tc>
+        <w:tc>
+          <w:tcPr>
+            <w:tcW w:type="dxa" w:w="1872"/>
+            <w:shd w:fill="FFFFFF" w:val="clear"/>
+            <w:tcMar>
+              <w:top w:type="dxa" w:w="60"/>
+              <w:left w:type="dxa" w:w="90"/>
+              <w:bottom w:type="dxa" w:w="60"/>
+              <w:right w:type="dxa" w:w="90"/>
+            </w:tcMar>
+          </w:tcPr>
+          <w:p>
+            <w:pPr>
+              <w:spacing w:after="0" w:line="240"/>
+            </w:pPr>
+            <w:r>
+              <w:rPr>
+                <w:rFonts w:ascii="游ゴシック" w:cs="游ゴシック" w:eastAsia="游ゴシック" w:hAnsi="游ゴシック"/>
+                <w:b w:val="false"/>
+                <w:bCs w:val="false"/>
+                <w:color w:val="000000"/>
+                <w:sz w:val="17"/>
+                <w:szCs w:val="17"/>
+              </w:rPr>
+              <w:t xml:space="preserve">非課税</w:t>
+            </w:r>
+          </w:p>
+        </w:tc>
+        <w:tc>
+          <w:tcPr>
+            <w:tcW w:type="dxa" w:w="1404"/>
+            <w:shd w:fill="FFFFFF" w:val="clear"/>
+            <w:tcMar>
+              <w:top w:type="dxa" w:w="60"/>
+              <w:left w:type="dxa" w:w="90"/>
+              <w:bottom w:type="dxa" w:w="60"/>
+              <w:right w:type="dxa" w:w="90"/>
+            </w:tcMar>
+          </w:tcPr>
+          <w:p>
+            <w:pPr>
+              <w:spacing w:after="0" w:line="240"/>
+            </w:pPr>
+            <w:r>
+              <w:rPr>
+                <w:rFonts w:ascii="游ゴシック" w:cs="游ゴシック" w:eastAsia="游ゴシック" w:hAnsi="游ゴシック"/>
+                <w:b w:val="false"/>
+                <w:bCs w:val="false"/>
+                <w:color w:val="000000"/>
+                <w:sz w:val="17"/>
+                <w:szCs w:val="17"/>
+              </w:rPr>
+              <w:t xml:space="preserve">129人</w:t>
             </w:r>
           </w:p>
         </w:tc>
@@ -52625,41 +54393,41 @@
                 <w:sz w:val="17"/>
                 <w:szCs w:val="17"/>
               </w:rPr>
+              <w:t xml:space="preserve">12.7%</w:t>
+            </w:r>
+          </w:p>
+        </w:tc>
+        <w:tc>
+          <w:tcPr>
+            <w:tcW w:type="dxa" w:w="1217"/>
+            <w:shd w:fill="FFFFFF" w:val="clear"/>
+            <w:tcMar>
+              <w:top w:type="dxa" w:w="60"/>
+              <w:left w:type="dxa" w:w="90"/>
+              <w:bottom w:type="dxa" w:w="60"/>
+              <w:right w:type="dxa" w:w="90"/>
+            </w:tcMar>
+          </w:tcPr>
+          <w:p>
+            <w:pPr>
+              <w:spacing w:after="0" w:line="240"/>
+            </w:pPr>
+            <w:r>
+              <w:rPr>
+                <w:rFonts w:ascii="游ゴシック" w:cs="游ゴシック" w:eastAsia="游ゴシック" w:hAnsi="游ゴシック"/>
+                <w:b w:val="false"/>
+                <w:bCs w:val="false"/>
+                <w:color w:val="000000"/>
+                <w:sz w:val="17"/>
+                <w:szCs w:val="17"/>
+              </w:rPr>
               <w:t xml:space="preserve">―</w:t>
             </w:r>
           </w:p>
         </w:tc>
         <w:tc>
           <w:tcPr>
-            <w:tcW w:type="dxa" w:w="1310"/>
-            <w:shd w:fill="FFFFFF" w:val="clear"/>
-            <w:tcMar>
-              <w:top w:type="dxa" w:w="60"/>
-              <w:left w:type="dxa" w:w="90"/>
-              <w:bottom w:type="dxa" w:w="60"/>
-              <w:right w:type="dxa" w:w="90"/>
-            </w:tcMar>
-          </w:tcPr>
-          <w:p>
-            <w:pPr>
-              <w:spacing w:after="0" w:line="240"/>
-            </w:pPr>
-            <w:r>
-              <w:rPr>
-                <w:rFonts w:ascii="游ゴシック" w:cs="游ゴシック" w:eastAsia="游ゴシック" w:hAnsi="游ゴシック"/>
-                <w:b w:val="false"/>
-                <w:bCs w:val="false"/>
-                <w:color w:val="000000"/>
-                <w:sz w:val="17"/>
-                <w:szCs w:val="17"/>
-              </w:rPr>
-              <w:t xml:space="preserve">―</w:t>
-            </w:r>
-          </w:p>
-        </w:tc>
-        <w:tc>
-          <w:tcPr>
-            <w:tcW w:type="dxa" w:w="1217"/>
+            <w:tcW w:type="dxa" w:w="2340"/>
             <w:shd w:fill="FFFFFF" w:val="clear"/>
             <w:tcMar>
               <w:top w:type="dxa" w:w="60"/>
@@ -52689,57 +54457,85 @@
       <w:tr>
         <w:tc>
           <w:tcPr>
-            <w:tcW w:type="dxa" w:w="1498"/>
-            <w:shd w:fill="FFFFFF" w:val="clear"/>
-            <w:tcMar>
-              <w:top w:type="dxa" w:w="60"/>
-              <w:left w:type="dxa" w:w="90"/>
-              <w:bottom w:type="dxa" w:w="60"/>
-              <w:right w:type="dxa" w:w="90"/>
-            </w:tcMar>
-          </w:tcPr>
-          <w:p>
-            <w:pPr>
-              <w:spacing w:after="0" w:line="240"/>
-            </w:pPr>
-            <w:r>
-              <w:rPr>
-                <w:rFonts w:ascii="游ゴシック" w:cs="游ゴシック" w:eastAsia="游ゴシック" w:hAnsi="游ゴシック"/>
-                <w:b w:val="false"/>
-                <w:bCs w:val="false"/>
-                <w:color w:val="000000"/>
-                <w:sz w:val="17"/>
-                <w:szCs w:val="17"/>
-              </w:rPr>
-              <w:t xml:space="preserve">第4〜5段階</w:t>
-            </w:r>
-          </w:p>
-        </w:tc>
-        <w:tc>
-          <w:tcPr>
-            <w:tcW w:type="dxa" w:w="4118"/>
-            <w:shd w:fill="FFFFFF" w:val="clear"/>
-            <w:tcMar>
-              <w:top w:type="dxa" w:w="60"/>
-              <w:left w:type="dxa" w:w="90"/>
-              <w:bottom w:type="dxa" w:w="60"/>
-              <w:right w:type="dxa" w:w="90"/>
-            </w:tcMar>
-          </w:tcPr>
-          <w:p>
-            <w:pPr>
-              <w:spacing w:after="0" w:line="240"/>
-            </w:pPr>
-            <w:r>
-              <w:rPr>
-                <w:rFonts w:ascii="游ゴシック" w:cs="游ゴシック" w:eastAsia="游ゴシック" w:hAnsi="游ゴシック"/>
-                <w:b w:val="false"/>
-                <w:bCs w:val="false"/>
-                <w:color w:val="000000"/>
-                <w:sz w:val="17"/>
-                <w:szCs w:val="17"/>
-              </w:rPr>
-              <w:t xml:space="preserve">本人が市町村民税非課税（世帯に課税者あり）</w:t>
+            <w:tcW w:type="dxa" w:w="1310"/>
+            <w:shd w:fill="FFFFFF" w:val="clear"/>
+            <w:tcMar>
+              <w:top w:type="dxa" w:w="60"/>
+              <w:left w:type="dxa" w:w="90"/>
+              <w:bottom w:type="dxa" w:w="60"/>
+              <w:right w:type="dxa" w:w="90"/>
+            </w:tcMar>
+          </w:tcPr>
+          <w:p>
+            <w:pPr>
+              <w:spacing w:after="0" w:line="240"/>
+            </w:pPr>
+            <w:r>
+              <w:rPr>
+                <w:rFonts w:ascii="游ゴシック" w:cs="游ゴシック" w:eastAsia="游ゴシック" w:hAnsi="游ゴシック"/>
+                <w:b w:val="false"/>
+                <w:bCs w:val="false"/>
+                <w:color w:val="000000"/>
+                <w:sz w:val="17"/>
+                <w:szCs w:val="17"/>
+              </w:rPr>
+              <w:t xml:space="preserve">第2段階</w:t>
+            </w:r>
+          </w:p>
+        </w:tc>
+        <w:tc>
+          <w:tcPr>
+            <w:tcW w:type="dxa" w:w="1872"/>
+            <w:shd w:fill="FFFFFF" w:val="clear"/>
+            <w:tcMar>
+              <w:top w:type="dxa" w:w="60"/>
+              <w:left w:type="dxa" w:w="90"/>
+              <w:bottom w:type="dxa" w:w="60"/>
+              <w:right w:type="dxa" w:w="90"/>
+            </w:tcMar>
+          </w:tcPr>
+          <w:p>
+            <w:pPr>
+              <w:spacing w:after="0" w:line="240"/>
+            </w:pPr>
+            <w:r>
+              <w:rPr>
+                <w:rFonts w:ascii="游ゴシック" w:cs="游ゴシック" w:eastAsia="游ゴシック" w:hAnsi="游ゴシック"/>
+                <w:b w:val="false"/>
+                <w:bCs w:val="false"/>
+                <w:color w:val="000000"/>
+                <w:sz w:val="17"/>
+                <w:szCs w:val="17"/>
+              </w:rPr>
+              <w:t xml:space="preserve">非課税</w:t>
+            </w:r>
+          </w:p>
+        </w:tc>
+        <w:tc>
+          <w:tcPr>
+            <w:tcW w:type="dxa" w:w="1404"/>
+            <w:shd w:fill="FFFFFF" w:val="clear"/>
+            <w:tcMar>
+              <w:top w:type="dxa" w:w="60"/>
+              <w:left w:type="dxa" w:w="90"/>
+              <w:bottom w:type="dxa" w:w="60"/>
+              <w:right w:type="dxa" w:w="90"/>
+            </w:tcMar>
+          </w:tcPr>
+          <w:p>
+            <w:pPr>
+              <w:spacing w:after="0" w:line="240"/>
+            </w:pPr>
+            <w:r>
+              <w:rPr>
+                <w:rFonts w:ascii="游ゴシック" w:cs="游ゴシック" w:eastAsia="游ゴシック" w:hAnsi="游ゴシック"/>
+                <w:b w:val="false"/>
+                <w:bCs w:val="false"/>
+                <w:color w:val="000000"/>
+                <w:sz w:val="17"/>
+                <w:szCs w:val="17"/>
+              </w:rPr>
+              <w:t xml:space="preserve">101人</w:t>
             </w:r>
           </w:p>
         </w:tc>
@@ -52767,41 +54563,41 @@
                 <w:sz w:val="17"/>
                 <w:szCs w:val="17"/>
               </w:rPr>
+              <w:t xml:space="preserve">10.0%</w:t>
+            </w:r>
+          </w:p>
+        </w:tc>
+        <w:tc>
+          <w:tcPr>
+            <w:tcW w:type="dxa" w:w="1217"/>
+            <w:shd w:fill="FFFFFF" w:val="clear"/>
+            <w:tcMar>
+              <w:top w:type="dxa" w:w="60"/>
+              <w:left w:type="dxa" w:w="90"/>
+              <w:bottom w:type="dxa" w:w="60"/>
+              <w:right w:type="dxa" w:w="90"/>
+            </w:tcMar>
+          </w:tcPr>
+          <w:p>
+            <w:pPr>
+              <w:spacing w:after="0" w:line="240"/>
+            </w:pPr>
+            <w:r>
+              <w:rPr>
+                <w:rFonts w:ascii="游ゴシック" w:cs="游ゴシック" w:eastAsia="游ゴシック" w:hAnsi="游ゴシック"/>
+                <w:b w:val="false"/>
+                <w:bCs w:val="false"/>
+                <w:color w:val="000000"/>
+                <w:sz w:val="17"/>
+                <w:szCs w:val="17"/>
+              </w:rPr>
               <w:t xml:space="preserve">―</w:t>
             </w:r>
           </w:p>
         </w:tc>
         <w:tc>
           <w:tcPr>
-            <w:tcW w:type="dxa" w:w="1310"/>
-            <w:shd w:fill="FFFFFF" w:val="clear"/>
-            <w:tcMar>
-              <w:top w:type="dxa" w:w="60"/>
-              <w:left w:type="dxa" w:w="90"/>
-              <w:bottom w:type="dxa" w:w="60"/>
-              <w:right w:type="dxa" w:w="90"/>
-            </w:tcMar>
-          </w:tcPr>
-          <w:p>
-            <w:pPr>
-              <w:spacing w:after="0" w:line="240"/>
-            </w:pPr>
-            <w:r>
-              <w:rPr>
-                <w:rFonts w:ascii="游ゴシック" w:cs="游ゴシック" w:eastAsia="游ゴシック" w:hAnsi="游ゴシック"/>
-                <w:b w:val="false"/>
-                <w:bCs w:val="false"/>
-                <w:color w:val="000000"/>
-                <w:sz w:val="17"/>
-                <w:szCs w:val="17"/>
-              </w:rPr>
-              <w:t xml:space="preserve">―</w:t>
-            </w:r>
-          </w:p>
-        </w:tc>
-        <w:tc>
-          <w:tcPr>
-            <w:tcW w:type="dxa" w:w="1217"/>
+            <w:tcW w:type="dxa" w:w="2340"/>
             <w:shd w:fill="FFFFFF" w:val="clear"/>
             <w:tcMar>
               <w:top w:type="dxa" w:w="60"/>
@@ -52831,57 +54627,85 @@
       <w:tr>
         <w:tc>
           <w:tcPr>
-            <w:tcW w:type="dxa" w:w="1498"/>
-            <w:shd w:fill="FFFFFF" w:val="clear"/>
-            <w:tcMar>
-              <w:top w:type="dxa" w:w="60"/>
-              <w:left w:type="dxa" w:w="90"/>
-              <w:bottom w:type="dxa" w:w="60"/>
-              <w:right w:type="dxa" w:w="90"/>
-            </w:tcMar>
-          </w:tcPr>
-          <w:p>
-            <w:pPr>
-              <w:spacing w:after="0" w:line="240"/>
-            </w:pPr>
-            <w:r>
-              <w:rPr>
-                <w:rFonts w:ascii="游ゴシック" w:cs="游ゴシック" w:eastAsia="游ゴシック" w:hAnsi="游ゴシック"/>
-                <w:b w:val="false"/>
-                <w:bCs w:val="false"/>
-                <w:color w:val="000000"/>
-                <w:sz w:val="17"/>
-                <w:szCs w:val="17"/>
-              </w:rPr>
-              <w:t xml:space="preserve">第6〜13段階</w:t>
-            </w:r>
-          </w:p>
-        </w:tc>
-        <w:tc>
-          <w:tcPr>
-            <w:tcW w:type="dxa" w:w="4118"/>
-            <w:shd w:fill="FFFFFF" w:val="clear"/>
-            <w:tcMar>
-              <w:top w:type="dxa" w:w="60"/>
-              <w:left w:type="dxa" w:w="90"/>
-              <w:bottom w:type="dxa" w:w="60"/>
-              <w:right w:type="dxa" w:w="90"/>
-            </w:tcMar>
-          </w:tcPr>
-          <w:p>
-            <w:pPr>
-              <w:spacing w:after="0" w:line="240"/>
-            </w:pPr>
-            <w:r>
-              <w:rPr>
-                <w:rFonts w:ascii="游ゴシック" w:cs="游ゴシック" w:eastAsia="游ゴシック" w:hAnsi="游ゴシック"/>
-                <w:b w:val="false"/>
-                <w:bCs w:val="false"/>
-                <w:color w:val="000000"/>
-                <w:sz w:val="17"/>
-                <w:szCs w:val="17"/>
-              </w:rPr>
-              <w:t xml:space="preserve">本人が市町村民税課税（所得金額に応じて区分）</w:t>
+            <w:tcW w:type="dxa" w:w="1310"/>
+            <w:shd w:fill="FFFFFF" w:val="clear"/>
+            <w:tcMar>
+              <w:top w:type="dxa" w:w="60"/>
+              <w:left w:type="dxa" w:w="90"/>
+              <w:bottom w:type="dxa" w:w="60"/>
+              <w:right w:type="dxa" w:w="90"/>
+            </w:tcMar>
+          </w:tcPr>
+          <w:p>
+            <w:pPr>
+              <w:spacing w:after="0" w:line="240"/>
+            </w:pPr>
+            <w:r>
+              <w:rPr>
+                <w:rFonts w:ascii="游ゴシック" w:cs="游ゴシック" w:eastAsia="游ゴシック" w:hAnsi="游ゴシック"/>
+                <w:b w:val="false"/>
+                <w:bCs w:val="false"/>
+                <w:color w:val="000000"/>
+                <w:sz w:val="17"/>
+                <w:szCs w:val="17"/>
+              </w:rPr>
+              <w:t xml:space="preserve">第3段階</w:t>
+            </w:r>
+          </w:p>
+        </w:tc>
+        <w:tc>
+          <w:tcPr>
+            <w:tcW w:type="dxa" w:w="1872"/>
+            <w:shd w:fill="FFFFFF" w:val="clear"/>
+            <w:tcMar>
+              <w:top w:type="dxa" w:w="60"/>
+              <w:left w:type="dxa" w:w="90"/>
+              <w:bottom w:type="dxa" w:w="60"/>
+              <w:right w:type="dxa" w:w="90"/>
+            </w:tcMar>
+          </w:tcPr>
+          <w:p>
+            <w:pPr>
+              <w:spacing w:after="0" w:line="240"/>
+            </w:pPr>
+            <w:r>
+              <w:rPr>
+                <w:rFonts w:ascii="游ゴシック" w:cs="游ゴシック" w:eastAsia="游ゴシック" w:hAnsi="游ゴシック"/>
+                <w:b w:val="false"/>
+                <w:bCs w:val="false"/>
+                <w:color w:val="000000"/>
+                <w:sz w:val="17"/>
+                <w:szCs w:val="17"/>
+              </w:rPr>
+              <w:t xml:space="preserve">非課税</w:t>
+            </w:r>
+          </w:p>
+        </w:tc>
+        <w:tc>
+          <w:tcPr>
+            <w:tcW w:type="dxa" w:w="1404"/>
+            <w:shd w:fill="FFFFFF" w:val="clear"/>
+            <w:tcMar>
+              <w:top w:type="dxa" w:w="60"/>
+              <w:left w:type="dxa" w:w="90"/>
+              <w:bottom w:type="dxa" w:w="60"/>
+              <w:right w:type="dxa" w:w="90"/>
+            </w:tcMar>
+          </w:tcPr>
+          <w:p>
+            <w:pPr>
+              <w:spacing w:after="0" w:line="240"/>
+            </w:pPr>
+            <w:r>
+              <w:rPr>
+                <w:rFonts w:ascii="游ゴシック" w:cs="游ゴシック" w:eastAsia="游ゴシック" w:hAnsi="游ゴシック"/>
+                <w:b w:val="false"/>
+                <w:bCs w:val="false"/>
+                <w:color w:val="000000"/>
+                <w:sz w:val="17"/>
+                <w:szCs w:val="17"/>
+              </w:rPr>
+              <w:t xml:space="preserve">116人</w:t>
             </w:r>
           </w:p>
         </w:tc>
@@ -52909,12 +54733,70 @@
                 <w:sz w:val="17"/>
                 <w:szCs w:val="17"/>
               </w:rPr>
+              <w:t xml:space="preserve">11.4%</w:t>
+            </w:r>
+          </w:p>
+        </w:tc>
+        <w:tc>
+          <w:tcPr>
+            <w:tcW w:type="dxa" w:w="1217"/>
+            <w:shd w:fill="FFFFFF" w:val="clear"/>
+            <w:tcMar>
+              <w:top w:type="dxa" w:w="60"/>
+              <w:left w:type="dxa" w:w="90"/>
+              <w:bottom w:type="dxa" w:w="60"/>
+              <w:right w:type="dxa" w:w="90"/>
+            </w:tcMar>
+          </w:tcPr>
+          <w:p>
+            <w:pPr>
+              <w:spacing w:after="0" w:line="240"/>
+            </w:pPr>
+            <w:r>
+              <w:rPr>
+                <w:rFonts w:ascii="游ゴシック" w:cs="游ゴシック" w:eastAsia="游ゴシック" w:hAnsi="游ゴシック"/>
+                <w:b w:val="false"/>
+                <w:bCs w:val="false"/>
+                <w:color w:val="000000"/>
+                <w:sz w:val="17"/>
+                <w:szCs w:val="17"/>
+              </w:rPr>
               <w:t xml:space="preserve">―</w:t>
             </w:r>
           </w:p>
         </w:tc>
         <w:tc>
           <w:tcPr>
+            <w:tcW w:type="dxa" w:w="2340"/>
+            <w:shd w:fill="FFFFFF" w:val="clear"/>
+            <w:tcMar>
+              <w:top w:type="dxa" w:w="60"/>
+              <w:left w:type="dxa" w:w="90"/>
+              <w:bottom w:type="dxa" w:w="60"/>
+              <w:right w:type="dxa" w:w="90"/>
+            </w:tcMar>
+          </w:tcPr>
+          <w:p>
+            <w:pPr>
+              <w:spacing w:after="0" w:line="240"/>
+            </w:pPr>
+            <w:r>
+              <w:rPr>
+                <w:rFonts w:ascii="游ゴシック" w:cs="游ゴシック" w:eastAsia="游ゴシック" w:hAnsi="游ゴシック"/>
+                <w:b w:val="false"/>
+                <w:bCs w:val="false"/>
+                <w:color w:val="000000"/>
+                <w:sz w:val="17"/>
+                <w:szCs w:val="17"/>
+              </w:rPr>
+              <w:t xml:space="preserve">―</w:t>
+            </w:r>
+          </w:p>
+        </w:tc>
+      </w:tr>
+      <w:tr>
+        <w:tc>
+          <w:tcPr>
             <w:tcW w:type="dxa" w:w="1310"/>
             <w:shd w:fill="FFFFFF" w:val="clear"/>
             <w:tcMar>
@@ -52937,13 +54819,1825 @@
                 <w:sz w:val="17"/>
                 <w:szCs w:val="17"/>
               </w:rPr>
+              <w:t xml:space="preserve">第4段階</w:t>
+            </w:r>
+          </w:p>
+        </w:tc>
+        <w:tc>
+          <w:tcPr>
+            <w:tcW w:type="dxa" w:w="1872"/>
+            <w:shd w:fill="FFFFFF" w:val="clear"/>
+            <w:tcMar>
+              <w:top w:type="dxa" w:w="60"/>
+              <w:left w:type="dxa" w:w="90"/>
+              <w:bottom w:type="dxa" w:w="60"/>
+              <w:right w:type="dxa" w:w="90"/>
+            </w:tcMar>
+          </w:tcPr>
+          <w:p>
+            <w:pPr>
+              <w:spacing w:after="0" w:line="240"/>
+            </w:pPr>
+            <w:r>
+              <w:rPr>
+                <w:rFonts w:ascii="游ゴシック" w:cs="游ゴシック" w:eastAsia="游ゴシック" w:hAnsi="游ゴシック"/>
+                <w:b w:val="false"/>
+                <w:bCs w:val="false"/>
+                <w:color w:val="000000"/>
+                <w:sz w:val="17"/>
+                <w:szCs w:val="17"/>
+              </w:rPr>
+              <w:t xml:space="preserve">非課税</w:t>
+            </w:r>
+          </w:p>
+        </w:tc>
+        <w:tc>
+          <w:tcPr>
+            <w:tcW w:type="dxa" w:w="1404"/>
+            <w:shd w:fill="FFFFFF" w:val="clear"/>
+            <w:tcMar>
+              <w:top w:type="dxa" w:w="60"/>
+              <w:left w:type="dxa" w:w="90"/>
+              <w:bottom w:type="dxa" w:w="60"/>
+              <w:right w:type="dxa" w:w="90"/>
+            </w:tcMar>
+          </w:tcPr>
+          <w:p>
+            <w:pPr>
+              <w:spacing w:after="0" w:line="240"/>
+            </w:pPr>
+            <w:r>
+              <w:rPr>
+                <w:rFonts w:ascii="游ゴシック" w:cs="游ゴシック" w:eastAsia="游ゴシック" w:hAnsi="游ゴシック"/>
+                <w:b w:val="false"/>
+                <w:bCs w:val="false"/>
+                <w:color w:val="000000"/>
+                <w:sz w:val="17"/>
+                <w:szCs w:val="17"/>
+              </w:rPr>
+              <w:t xml:space="preserve">73人</w:t>
+            </w:r>
+          </w:p>
+        </w:tc>
+        <w:tc>
+          <w:tcPr>
+            <w:tcW w:type="dxa" w:w="1217"/>
+            <w:shd w:fill="FFFFFF" w:val="clear"/>
+            <w:tcMar>
+              <w:top w:type="dxa" w:w="60"/>
+              <w:left w:type="dxa" w:w="90"/>
+              <w:bottom w:type="dxa" w:w="60"/>
+              <w:right w:type="dxa" w:w="90"/>
+            </w:tcMar>
+          </w:tcPr>
+          <w:p>
+            <w:pPr>
+              <w:spacing w:after="0" w:line="240"/>
+            </w:pPr>
+            <w:r>
+              <w:rPr>
+                <w:rFonts w:ascii="游ゴシック" w:cs="游ゴシック" w:eastAsia="游ゴシック" w:hAnsi="游ゴシック"/>
+                <w:b w:val="false"/>
+                <w:bCs w:val="false"/>
+                <w:color w:val="000000"/>
+                <w:sz w:val="17"/>
+                <w:szCs w:val="17"/>
+              </w:rPr>
+              <w:t xml:space="preserve">7.2%</w:t>
+            </w:r>
+          </w:p>
+        </w:tc>
+        <w:tc>
+          <w:tcPr>
+            <w:tcW w:type="dxa" w:w="1217"/>
+            <w:shd w:fill="FFFFFF" w:val="clear"/>
+            <w:tcMar>
+              <w:top w:type="dxa" w:w="60"/>
+              <w:left w:type="dxa" w:w="90"/>
+              <w:bottom w:type="dxa" w:w="60"/>
+              <w:right w:type="dxa" w:w="90"/>
+            </w:tcMar>
+          </w:tcPr>
+          <w:p>
+            <w:pPr>
+              <w:spacing w:after="0" w:line="240"/>
+            </w:pPr>
+            <w:r>
+              <w:rPr>
+                <w:rFonts w:ascii="游ゴシック" w:cs="游ゴシック" w:eastAsia="游ゴシック" w:hAnsi="游ゴシック"/>
+                <w:b w:val="false"/>
+                <w:bCs w:val="false"/>
+                <w:color w:val="000000"/>
+                <w:sz w:val="17"/>
+                <w:szCs w:val="17"/>
+              </w:rPr>
               <w:t xml:space="preserve">―</w:t>
             </w:r>
           </w:p>
         </w:tc>
         <w:tc>
           <w:tcPr>
+            <w:tcW w:type="dxa" w:w="2340"/>
+            <w:shd w:fill="FFFFFF" w:val="clear"/>
+            <w:tcMar>
+              <w:top w:type="dxa" w:w="60"/>
+              <w:left w:type="dxa" w:w="90"/>
+              <w:bottom w:type="dxa" w:w="60"/>
+              <w:right w:type="dxa" w:w="90"/>
+            </w:tcMar>
+          </w:tcPr>
+          <w:p>
+            <w:pPr>
+              <w:spacing w:after="0" w:line="240"/>
+            </w:pPr>
+            <w:r>
+              <w:rPr>
+                <w:rFonts w:ascii="游ゴシック" w:cs="游ゴシック" w:eastAsia="游ゴシック" w:hAnsi="游ゴシック"/>
+                <w:b w:val="false"/>
+                <w:bCs w:val="false"/>
+                <w:color w:val="000000"/>
+                <w:sz w:val="17"/>
+                <w:szCs w:val="17"/>
+              </w:rPr>
+              <w:t xml:space="preserve">―</w:t>
+            </w:r>
+          </w:p>
+        </w:tc>
+      </w:tr>
+      <w:tr>
+        <w:tc>
+          <w:tcPr>
+            <w:tcW w:type="dxa" w:w="1310"/>
+            <w:shd w:fill="FFFFFF" w:val="clear"/>
+            <w:tcMar>
+              <w:top w:type="dxa" w:w="60"/>
+              <w:left w:type="dxa" w:w="90"/>
+              <w:bottom w:type="dxa" w:w="60"/>
+              <w:right w:type="dxa" w:w="90"/>
+            </w:tcMar>
+          </w:tcPr>
+          <w:p>
+            <w:pPr>
+              <w:spacing w:after="0" w:line="240"/>
+            </w:pPr>
+            <w:r>
+              <w:rPr>
+                <w:rFonts w:ascii="游ゴシック" w:cs="游ゴシック" w:eastAsia="游ゴシック" w:hAnsi="游ゴシック"/>
+                <w:b w:val="false"/>
+                <w:bCs w:val="false"/>
+                <w:color w:val="000000"/>
+                <w:sz w:val="17"/>
+                <w:szCs w:val="17"/>
+              </w:rPr>
+              <w:t xml:space="preserve">第5段階</w:t>
+            </w:r>
+          </w:p>
+        </w:tc>
+        <w:tc>
+          <w:tcPr>
+            <w:tcW w:type="dxa" w:w="1872"/>
+            <w:shd w:fill="FFFFFF" w:val="clear"/>
+            <w:tcMar>
+              <w:top w:type="dxa" w:w="60"/>
+              <w:left w:type="dxa" w:w="90"/>
+              <w:bottom w:type="dxa" w:w="60"/>
+              <w:right w:type="dxa" w:w="90"/>
+            </w:tcMar>
+          </w:tcPr>
+          <w:p>
+            <w:pPr>
+              <w:spacing w:after="0" w:line="240"/>
+            </w:pPr>
+            <w:r>
+              <w:rPr>
+                <w:rFonts w:ascii="游ゴシック" w:cs="游ゴシック" w:eastAsia="游ゴシック" w:hAnsi="游ゴシック"/>
+                <w:b w:val="false"/>
+                <w:bCs w:val="false"/>
+                <w:color w:val="000000"/>
+                <w:sz w:val="17"/>
+                <w:szCs w:val="17"/>
+              </w:rPr>
+              <w:t xml:space="preserve">非課税（基準額）</w:t>
+            </w:r>
+          </w:p>
+        </w:tc>
+        <w:tc>
+          <w:tcPr>
+            <w:tcW w:type="dxa" w:w="1404"/>
+            <w:shd w:fill="FFFFFF" w:val="clear"/>
+            <w:tcMar>
+              <w:top w:type="dxa" w:w="60"/>
+              <w:left w:type="dxa" w:w="90"/>
+              <w:bottom w:type="dxa" w:w="60"/>
+              <w:right w:type="dxa" w:w="90"/>
+            </w:tcMar>
+          </w:tcPr>
+          <w:p>
+            <w:pPr>
+              <w:spacing w:after="0" w:line="240"/>
+            </w:pPr>
+            <w:r>
+              <w:rPr>
+                <w:rFonts w:ascii="游ゴシック" w:cs="游ゴシック" w:eastAsia="游ゴシック" w:hAnsi="游ゴシック"/>
+                <w:b w:val="false"/>
+                <w:bCs w:val="false"/>
+                <w:color w:val="000000"/>
+                <w:sz w:val="17"/>
+                <w:szCs w:val="17"/>
+              </w:rPr>
+              <w:t xml:space="preserve">193人</w:t>
+            </w:r>
+          </w:p>
+        </w:tc>
+        <w:tc>
+          <w:tcPr>
             <w:tcW w:type="dxa" w:w="1217"/>
+            <w:shd w:fill="FFFFFF" w:val="clear"/>
+            <w:tcMar>
+              <w:top w:type="dxa" w:w="60"/>
+              <w:left w:type="dxa" w:w="90"/>
+              <w:bottom w:type="dxa" w:w="60"/>
+              <w:right w:type="dxa" w:w="90"/>
+            </w:tcMar>
+          </w:tcPr>
+          <w:p>
+            <w:pPr>
+              <w:spacing w:after="0" w:line="240"/>
+            </w:pPr>
+            <w:r>
+              <w:rPr>
+                <w:rFonts w:ascii="游ゴシック" w:cs="游ゴシック" w:eastAsia="游ゴシック" w:hAnsi="游ゴシック"/>
+                <w:b w:val="false"/>
+                <w:bCs w:val="false"/>
+                <w:color w:val="000000"/>
+                <w:sz w:val="17"/>
+                <w:szCs w:val="17"/>
+              </w:rPr>
+              <w:t xml:space="preserve">19.0%</w:t>
+            </w:r>
+          </w:p>
+        </w:tc>
+        <w:tc>
+          <w:tcPr>
+            <w:tcW w:type="dxa" w:w="1217"/>
+            <w:shd w:fill="FFFFFF" w:val="clear"/>
+            <w:tcMar>
+              <w:top w:type="dxa" w:w="60"/>
+              <w:left w:type="dxa" w:w="90"/>
+              <w:bottom w:type="dxa" w:w="60"/>
+              <w:right w:type="dxa" w:w="90"/>
+            </w:tcMar>
+          </w:tcPr>
+          <w:p>
+            <w:pPr>
+              <w:spacing w:after="0" w:line="240"/>
+            </w:pPr>
+            <w:r>
+              <w:rPr>
+                <w:rFonts w:ascii="游ゴシック" w:cs="游ゴシック" w:eastAsia="游ゴシック" w:hAnsi="游ゴシック"/>
+                <w:b w:val="false"/>
+                <w:bCs w:val="false"/>
+                <w:color w:val="000000"/>
+                <w:sz w:val="17"/>
+                <w:szCs w:val="17"/>
+              </w:rPr>
+              <w:t xml:space="preserve">1.00</w:t>
+            </w:r>
+          </w:p>
+        </w:tc>
+        <w:tc>
+          <w:tcPr>
+            <w:tcW w:type="dxa" w:w="2340"/>
+            <w:shd w:fill="FFFFFF" w:val="clear"/>
+            <w:tcMar>
+              <w:top w:type="dxa" w:w="60"/>
+              <w:left w:type="dxa" w:w="90"/>
+              <w:bottom w:type="dxa" w:w="60"/>
+              <w:right w:type="dxa" w:w="90"/>
+            </w:tcMar>
+          </w:tcPr>
+          <w:p>
+            <w:pPr>
+              <w:spacing w:after="0" w:line="240"/>
+            </w:pPr>
+            <w:r>
+              <w:rPr>
+                <w:rFonts w:ascii="游ゴシック" w:cs="游ゴシック" w:eastAsia="游ゴシック" w:hAnsi="游ゴシック"/>
+                <w:b w:val="false"/>
+                <w:bCs w:val="false"/>
+                <w:color w:val="000000"/>
+                <w:sz w:val="17"/>
+                <w:szCs w:val="17"/>
+              </w:rPr>
+              <w:t xml:space="preserve">―</w:t>
+            </w:r>
+          </w:p>
+        </w:tc>
+      </w:tr>
+      <w:tr>
+        <w:tc>
+          <w:tcPr>
+            <w:tcW w:type="dxa" w:w="1310"/>
+            <w:shd w:fill="FFFFFF" w:val="clear"/>
+            <w:tcMar>
+              <w:top w:type="dxa" w:w="60"/>
+              <w:left w:type="dxa" w:w="90"/>
+              <w:bottom w:type="dxa" w:w="60"/>
+              <w:right w:type="dxa" w:w="90"/>
+            </w:tcMar>
+          </w:tcPr>
+          <w:p>
+            <w:pPr>
+              <w:spacing w:after="0" w:line="240"/>
+            </w:pPr>
+            <w:r>
+              <w:rPr>
+                <w:rFonts w:ascii="游ゴシック" w:cs="游ゴシック" w:eastAsia="游ゴシック" w:hAnsi="游ゴシック"/>
+                <w:b w:val="false"/>
+                <w:bCs w:val="false"/>
+                <w:color w:val="000000"/>
+                <w:sz w:val="17"/>
+                <w:szCs w:val="17"/>
+              </w:rPr>
+              <w:t xml:space="preserve">第6段階</w:t>
+            </w:r>
+          </w:p>
+        </w:tc>
+        <w:tc>
+          <w:tcPr>
+            <w:tcW w:type="dxa" w:w="1872"/>
+            <w:shd w:fill="FFFFFF" w:val="clear"/>
+            <w:tcMar>
+              <w:top w:type="dxa" w:w="60"/>
+              <w:left w:type="dxa" w:w="90"/>
+              <w:bottom w:type="dxa" w:w="60"/>
+              <w:right w:type="dxa" w:w="90"/>
+            </w:tcMar>
+          </w:tcPr>
+          <w:p>
+            <w:pPr>
+              <w:spacing w:after="0" w:line="240"/>
+            </w:pPr>
+            <w:r>
+              <w:rPr>
+                <w:rFonts w:ascii="游ゴシック" w:cs="游ゴシック" w:eastAsia="游ゴシック" w:hAnsi="游ゴシック"/>
+                <w:b w:val="false"/>
+                <w:bCs w:val="false"/>
+                <w:color w:val="000000"/>
+                <w:sz w:val="17"/>
+                <w:szCs w:val="17"/>
+              </w:rPr>
+              <w:t xml:space="preserve">課税</w:t>
+            </w:r>
+          </w:p>
+        </w:tc>
+        <w:tc>
+          <w:tcPr>
+            <w:tcW w:type="dxa" w:w="1404"/>
+            <w:shd w:fill="FFFFFF" w:val="clear"/>
+            <w:tcMar>
+              <w:top w:type="dxa" w:w="60"/>
+              <w:left w:type="dxa" w:w="90"/>
+              <w:bottom w:type="dxa" w:w="60"/>
+              <w:right w:type="dxa" w:w="90"/>
+            </w:tcMar>
+          </w:tcPr>
+          <w:p>
+            <w:pPr>
+              <w:spacing w:after="0" w:line="240"/>
+            </w:pPr>
+            <w:r>
+              <w:rPr>
+                <w:rFonts w:ascii="游ゴシック" w:cs="游ゴシック" w:eastAsia="游ゴシック" w:hAnsi="游ゴシック"/>
+                <w:b w:val="false"/>
+                <w:bCs w:val="false"/>
+                <w:color w:val="000000"/>
+                <w:sz w:val="17"/>
+                <w:szCs w:val="17"/>
+              </w:rPr>
+              <w:t xml:space="preserve">159人</w:t>
+            </w:r>
+          </w:p>
+        </w:tc>
+        <w:tc>
+          <w:tcPr>
+            <w:tcW w:type="dxa" w:w="1217"/>
+            <w:shd w:fill="FFFFFF" w:val="clear"/>
+            <w:tcMar>
+              <w:top w:type="dxa" w:w="60"/>
+              <w:left w:type="dxa" w:w="90"/>
+              <w:bottom w:type="dxa" w:w="60"/>
+              <w:right w:type="dxa" w:w="90"/>
+            </w:tcMar>
+          </w:tcPr>
+          <w:p>
+            <w:pPr>
+              <w:spacing w:after="0" w:line="240"/>
+            </w:pPr>
+            <w:r>
+              <w:rPr>
+                <w:rFonts w:ascii="游ゴシック" w:cs="游ゴシック" w:eastAsia="游ゴシック" w:hAnsi="游ゴシック"/>
+                <w:b w:val="false"/>
+                <w:bCs w:val="false"/>
+                <w:color w:val="000000"/>
+                <w:sz w:val="17"/>
+                <w:szCs w:val="17"/>
+              </w:rPr>
+              <w:t xml:space="preserve">15.7%</w:t>
+            </w:r>
+          </w:p>
+        </w:tc>
+        <w:tc>
+          <w:tcPr>
+            <w:tcW w:type="dxa" w:w="1217"/>
+            <w:shd w:fill="FFFFFF" w:val="clear"/>
+            <w:tcMar>
+              <w:top w:type="dxa" w:w="60"/>
+              <w:left w:type="dxa" w:w="90"/>
+              <w:bottom w:type="dxa" w:w="60"/>
+              <w:right w:type="dxa" w:w="90"/>
+            </w:tcMar>
+          </w:tcPr>
+          <w:p>
+            <w:pPr>
+              <w:spacing w:after="0" w:line="240"/>
+            </w:pPr>
+            <w:r>
+              <w:rPr>
+                <w:rFonts w:ascii="游ゴシック" w:cs="游ゴシック" w:eastAsia="游ゴシック" w:hAnsi="游ゴシック"/>
+                <w:b w:val="false"/>
+                <w:bCs w:val="false"/>
+                <w:color w:val="000000"/>
+                <w:sz w:val="17"/>
+                <w:szCs w:val="17"/>
+              </w:rPr>
+              <w:t xml:space="preserve">―</w:t>
+            </w:r>
+          </w:p>
+        </w:tc>
+        <w:tc>
+          <w:tcPr>
+            <w:tcW w:type="dxa" w:w="2340"/>
+            <w:shd w:fill="FFFFFF" w:val="clear"/>
+            <w:tcMar>
+              <w:top w:type="dxa" w:w="60"/>
+              <w:left w:type="dxa" w:w="90"/>
+              <w:bottom w:type="dxa" w:w="60"/>
+              <w:right w:type="dxa" w:w="90"/>
+            </w:tcMar>
+          </w:tcPr>
+          <w:p>
+            <w:pPr>
+              <w:spacing w:after="0" w:line="240"/>
+            </w:pPr>
+            <w:r>
+              <w:rPr>
+                <w:rFonts w:ascii="游ゴシック" w:cs="游ゴシック" w:eastAsia="游ゴシック" w:hAnsi="游ゴシック"/>
+                <w:b w:val="false"/>
+                <w:bCs w:val="false"/>
+                <w:color w:val="000000"/>
+                <w:sz w:val="17"/>
+                <w:szCs w:val="17"/>
+              </w:rPr>
+              <w:t xml:space="preserve">―</w:t>
+            </w:r>
+          </w:p>
+        </w:tc>
+      </w:tr>
+      <w:tr>
+        <w:tc>
+          <w:tcPr>
+            <w:tcW w:type="dxa" w:w="1310"/>
+            <w:shd w:fill="FFFFFF" w:val="clear"/>
+            <w:tcMar>
+              <w:top w:type="dxa" w:w="60"/>
+              <w:left w:type="dxa" w:w="90"/>
+              <w:bottom w:type="dxa" w:w="60"/>
+              <w:right w:type="dxa" w:w="90"/>
+            </w:tcMar>
+          </w:tcPr>
+          <w:p>
+            <w:pPr>
+              <w:spacing w:after="0" w:line="240"/>
+            </w:pPr>
+            <w:r>
+              <w:rPr>
+                <w:rFonts w:ascii="游ゴシック" w:cs="游ゴシック" w:eastAsia="游ゴシック" w:hAnsi="游ゴシック"/>
+                <w:b w:val="false"/>
+                <w:bCs w:val="false"/>
+                <w:color w:val="000000"/>
+                <w:sz w:val="17"/>
+                <w:szCs w:val="17"/>
+              </w:rPr>
+              <w:t xml:space="preserve">第7段階</w:t>
+            </w:r>
+          </w:p>
+        </w:tc>
+        <w:tc>
+          <w:tcPr>
+            <w:tcW w:type="dxa" w:w="1872"/>
+            <w:shd w:fill="FFFFFF" w:val="clear"/>
+            <w:tcMar>
+              <w:top w:type="dxa" w:w="60"/>
+              <w:left w:type="dxa" w:w="90"/>
+              <w:bottom w:type="dxa" w:w="60"/>
+              <w:right w:type="dxa" w:w="90"/>
+            </w:tcMar>
+          </w:tcPr>
+          <w:p>
+            <w:pPr>
+              <w:spacing w:after="0" w:line="240"/>
+            </w:pPr>
+            <w:r>
+              <w:rPr>
+                <w:rFonts w:ascii="游ゴシック" w:cs="游ゴシック" w:eastAsia="游ゴシック" w:hAnsi="游ゴシック"/>
+                <w:b w:val="false"/>
+                <w:bCs w:val="false"/>
+                <w:color w:val="000000"/>
+                <w:sz w:val="17"/>
+                <w:szCs w:val="17"/>
+              </w:rPr>
+              <w:t xml:space="preserve">課税</w:t>
+            </w:r>
+          </w:p>
+        </w:tc>
+        <w:tc>
+          <w:tcPr>
+            <w:tcW w:type="dxa" w:w="1404"/>
+            <w:shd w:fill="FFFFFF" w:val="clear"/>
+            <w:tcMar>
+              <w:top w:type="dxa" w:w="60"/>
+              <w:left w:type="dxa" w:w="90"/>
+              <w:bottom w:type="dxa" w:w="60"/>
+              <w:right w:type="dxa" w:w="90"/>
+            </w:tcMar>
+          </w:tcPr>
+          <w:p>
+            <w:pPr>
+              <w:spacing w:after="0" w:line="240"/>
+            </w:pPr>
+            <w:r>
+              <w:rPr>
+                <w:rFonts w:ascii="游ゴシック" w:cs="游ゴシック" w:eastAsia="游ゴシック" w:hAnsi="游ゴシック"/>
+                <w:b w:val="false"/>
+                <w:bCs w:val="false"/>
+                <w:color w:val="000000"/>
+                <w:sz w:val="17"/>
+                <w:szCs w:val="17"/>
+              </w:rPr>
+              <w:t xml:space="preserve">103人</w:t>
+            </w:r>
+          </w:p>
+        </w:tc>
+        <w:tc>
+          <w:tcPr>
+            <w:tcW w:type="dxa" w:w="1217"/>
+            <w:shd w:fill="FFFFFF" w:val="clear"/>
+            <w:tcMar>
+              <w:top w:type="dxa" w:w="60"/>
+              <w:left w:type="dxa" w:w="90"/>
+              <w:bottom w:type="dxa" w:w="60"/>
+              <w:right w:type="dxa" w:w="90"/>
+            </w:tcMar>
+          </w:tcPr>
+          <w:p>
+            <w:pPr>
+              <w:spacing w:after="0" w:line="240"/>
+            </w:pPr>
+            <w:r>
+              <w:rPr>
+                <w:rFonts w:ascii="游ゴシック" w:cs="游ゴシック" w:eastAsia="游ゴシック" w:hAnsi="游ゴシック"/>
+                <w:b w:val="false"/>
+                <w:bCs w:val="false"/>
+                <w:color w:val="000000"/>
+                <w:sz w:val="17"/>
+                <w:szCs w:val="17"/>
+              </w:rPr>
+              <w:t xml:space="preserve">10.1%</w:t>
+            </w:r>
+          </w:p>
+        </w:tc>
+        <w:tc>
+          <w:tcPr>
+            <w:tcW w:type="dxa" w:w="1217"/>
+            <w:shd w:fill="FFFFFF" w:val="clear"/>
+            <w:tcMar>
+              <w:top w:type="dxa" w:w="60"/>
+              <w:left w:type="dxa" w:w="90"/>
+              <w:bottom w:type="dxa" w:w="60"/>
+              <w:right w:type="dxa" w:w="90"/>
+            </w:tcMar>
+          </w:tcPr>
+          <w:p>
+            <w:pPr>
+              <w:spacing w:after="0" w:line="240"/>
+            </w:pPr>
+            <w:r>
+              <w:rPr>
+                <w:rFonts w:ascii="游ゴシック" w:cs="游ゴシック" w:eastAsia="游ゴシック" w:hAnsi="游ゴシック"/>
+                <w:b w:val="false"/>
+                <w:bCs w:val="false"/>
+                <w:color w:val="000000"/>
+                <w:sz w:val="17"/>
+                <w:szCs w:val="17"/>
+              </w:rPr>
+              <w:t xml:space="preserve">―</w:t>
+            </w:r>
+          </w:p>
+        </w:tc>
+        <w:tc>
+          <w:tcPr>
+            <w:tcW w:type="dxa" w:w="2340"/>
+            <w:shd w:fill="FFFFFF" w:val="clear"/>
+            <w:tcMar>
+              <w:top w:type="dxa" w:w="60"/>
+              <w:left w:type="dxa" w:w="90"/>
+              <w:bottom w:type="dxa" w:w="60"/>
+              <w:right w:type="dxa" w:w="90"/>
+            </w:tcMar>
+          </w:tcPr>
+          <w:p>
+            <w:pPr>
+              <w:spacing w:after="0" w:line="240"/>
+            </w:pPr>
+            <w:r>
+              <w:rPr>
+                <w:rFonts w:ascii="游ゴシック" w:cs="游ゴシック" w:eastAsia="游ゴシック" w:hAnsi="游ゴシック"/>
+                <w:b w:val="false"/>
+                <w:bCs w:val="false"/>
+                <w:color w:val="000000"/>
+                <w:sz w:val="17"/>
+                <w:szCs w:val="17"/>
+              </w:rPr>
+              <w:t xml:space="preserve">―</w:t>
+            </w:r>
+          </w:p>
+        </w:tc>
+      </w:tr>
+      <w:tr>
+        <w:tc>
+          <w:tcPr>
+            <w:tcW w:type="dxa" w:w="1310"/>
+            <w:shd w:fill="FFFFFF" w:val="clear"/>
+            <w:tcMar>
+              <w:top w:type="dxa" w:w="60"/>
+              <w:left w:type="dxa" w:w="90"/>
+              <w:bottom w:type="dxa" w:w="60"/>
+              <w:right w:type="dxa" w:w="90"/>
+            </w:tcMar>
+          </w:tcPr>
+          <w:p>
+            <w:pPr>
+              <w:spacing w:after="0" w:line="240"/>
+            </w:pPr>
+            <w:r>
+              <w:rPr>
+                <w:rFonts w:ascii="游ゴシック" w:cs="游ゴシック" w:eastAsia="游ゴシック" w:hAnsi="游ゴシック"/>
+                <w:b w:val="false"/>
+                <w:bCs w:val="false"/>
+                <w:color w:val="000000"/>
+                <w:sz w:val="17"/>
+                <w:szCs w:val="17"/>
+              </w:rPr>
+              <w:t xml:space="preserve">第8段階</w:t>
+            </w:r>
+          </w:p>
+        </w:tc>
+        <w:tc>
+          <w:tcPr>
+            <w:tcW w:type="dxa" w:w="1872"/>
+            <w:shd w:fill="FFFFFF" w:val="clear"/>
+            <w:tcMar>
+              <w:top w:type="dxa" w:w="60"/>
+              <w:left w:type="dxa" w:w="90"/>
+              <w:bottom w:type="dxa" w:w="60"/>
+              <w:right w:type="dxa" w:w="90"/>
+            </w:tcMar>
+          </w:tcPr>
+          <w:p>
+            <w:pPr>
+              <w:spacing w:after="0" w:line="240"/>
+            </w:pPr>
+            <w:r>
+              <w:rPr>
+                <w:rFonts w:ascii="游ゴシック" w:cs="游ゴシック" w:eastAsia="游ゴシック" w:hAnsi="游ゴシック"/>
+                <w:b w:val="false"/>
+                <w:bCs w:val="false"/>
+                <w:color w:val="000000"/>
+                <w:sz w:val="17"/>
+                <w:szCs w:val="17"/>
+              </w:rPr>
+              <w:t xml:space="preserve">課税</w:t>
+            </w:r>
+          </w:p>
+        </w:tc>
+        <w:tc>
+          <w:tcPr>
+            <w:tcW w:type="dxa" w:w="1404"/>
+            <w:shd w:fill="FFFFFF" w:val="clear"/>
+            <w:tcMar>
+              <w:top w:type="dxa" w:w="60"/>
+              <w:left w:type="dxa" w:w="90"/>
+              <w:bottom w:type="dxa" w:w="60"/>
+              <w:right w:type="dxa" w:w="90"/>
+            </w:tcMar>
+          </w:tcPr>
+          <w:p>
+            <w:pPr>
+              <w:spacing w:after="0" w:line="240"/>
+            </w:pPr>
+            <w:r>
+              <w:rPr>
+                <w:rFonts w:ascii="游ゴシック" w:cs="游ゴシック" w:eastAsia="游ゴシック" w:hAnsi="游ゴシック"/>
+                <w:b w:val="false"/>
+                <w:bCs w:val="false"/>
+                <w:color w:val="000000"/>
+                <w:sz w:val="17"/>
+                <w:szCs w:val="17"/>
+              </w:rPr>
+              <w:t xml:space="preserve">72人</w:t>
+            </w:r>
+          </w:p>
+        </w:tc>
+        <w:tc>
+          <w:tcPr>
+            <w:tcW w:type="dxa" w:w="1217"/>
+            <w:shd w:fill="FFFFFF" w:val="clear"/>
+            <w:tcMar>
+              <w:top w:type="dxa" w:w="60"/>
+              <w:left w:type="dxa" w:w="90"/>
+              <w:bottom w:type="dxa" w:w="60"/>
+              <w:right w:type="dxa" w:w="90"/>
+            </w:tcMar>
+          </w:tcPr>
+          <w:p>
+            <w:pPr>
+              <w:spacing w:after="0" w:line="240"/>
+            </w:pPr>
+            <w:r>
+              <w:rPr>
+                <w:rFonts w:ascii="游ゴシック" w:cs="游ゴシック" w:eastAsia="游ゴシック" w:hAnsi="游ゴシック"/>
+                <w:b w:val="false"/>
+                <w:bCs w:val="false"/>
+                <w:color w:val="000000"/>
+                <w:sz w:val="17"/>
+                <w:szCs w:val="17"/>
+              </w:rPr>
+              <w:t xml:space="preserve">7.1%</w:t>
+            </w:r>
+          </w:p>
+        </w:tc>
+        <w:tc>
+          <w:tcPr>
+            <w:tcW w:type="dxa" w:w="1217"/>
+            <w:shd w:fill="FFFFFF" w:val="clear"/>
+            <w:tcMar>
+              <w:top w:type="dxa" w:w="60"/>
+              <w:left w:type="dxa" w:w="90"/>
+              <w:bottom w:type="dxa" w:w="60"/>
+              <w:right w:type="dxa" w:w="90"/>
+            </w:tcMar>
+          </w:tcPr>
+          <w:p>
+            <w:pPr>
+              <w:spacing w:after="0" w:line="240"/>
+            </w:pPr>
+            <w:r>
+              <w:rPr>
+                <w:rFonts w:ascii="游ゴシック" w:cs="游ゴシック" w:eastAsia="游ゴシック" w:hAnsi="游ゴシック"/>
+                <w:b w:val="false"/>
+                <w:bCs w:val="false"/>
+                <w:color w:val="000000"/>
+                <w:sz w:val="17"/>
+                <w:szCs w:val="17"/>
+              </w:rPr>
+              <w:t xml:space="preserve">―</w:t>
+            </w:r>
+          </w:p>
+        </w:tc>
+        <w:tc>
+          <w:tcPr>
+            <w:tcW w:type="dxa" w:w="2340"/>
+            <w:shd w:fill="FFFFFF" w:val="clear"/>
+            <w:tcMar>
+              <w:top w:type="dxa" w:w="60"/>
+              <w:left w:type="dxa" w:w="90"/>
+              <w:bottom w:type="dxa" w:w="60"/>
+              <w:right w:type="dxa" w:w="90"/>
+            </w:tcMar>
+          </w:tcPr>
+          <w:p>
+            <w:pPr>
+              <w:spacing w:after="0" w:line="240"/>
+            </w:pPr>
+            <w:r>
+              <w:rPr>
+                <w:rFonts w:ascii="游ゴシック" w:cs="游ゴシック" w:eastAsia="游ゴシック" w:hAnsi="游ゴシック"/>
+                <w:b w:val="false"/>
+                <w:bCs w:val="false"/>
+                <w:color w:val="000000"/>
+                <w:sz w:val="17"/>
+                <w:szCs w:val="17"/>
+              </w:rPr>
+              <w:t xml:space="preserve">―</w:t>
+            </w:r>
+          </w:p>
+        </w:tc>
+      </w:tr>
+      <w:tr>
+        <w:tc>
+          <w:tcPr>
+            <w:tcW w:type="dxa" w:w="1310"/>
+            <w:shd w:fill="FFFFFF" w:val="clear"/>
+            <w:tcMar>
+              <w:top w:type="dxa" w:w="60"/>
+              <w:left w:type="dxa" w:w="90"/>
+              <w:bottom w:type="dxa" w:w="60"/>
+              <w:right w:type="dxa" w:w="90"/>
+            </w:tcMar>
+          </w:tcPr>
+          <w:p>
+            <w:pPr>
+              <w:spacing w:after="0" w:line="240"/>
+            </w:pPr>
+            <w:r>
+              <w:rPr>
+                <w:rFonts w:ascii="游ゴシック" w:cs="游ゴシック" w:eastAsia="游ゴシック" w:hAnsi="游ゴシック"/>
+                <w:b w:val="false"/>
+                <w:bCs w:val="false"/>
+                <w:color w:val="000000"/>
+                <w:sz w:val="17"/>
+                <w:szCs w:val="17"/>
+              </w:rPr>
+              <w:t xml:space="preserve">第9段階</w:t>
+            </w:r>
+          </w:p>
+        </w:tc>
+        <w:tc>
+          <w:tcPr>
+            <w:tcW w:type="dxa" w:w="1872"/>
+            <w:shd w:fill="FFFFFF" w:val="clear"/>
+            <w:tcMar>
+              <w:top w:type="dxa" w:w="60"/>
+              <w:left w:type="dxa" w:w="90"/>
+              <w:bottom w:type="dxa" w:w="60"/>
+              <w:right w:type="dxa" w:w="90"/>
+            </w:tcMar>
+          </w:tcPr>
+          <w:p>
+            <w:pPr>
+              <w:spacing w:after="0" w:line="240"/>
+            </w:pPr>
+            <w:r>
+              <w:rPr>
+                <w:rFonts w:ascii="游ゴシック" w:cs="游ゴシック" w:eastAsia="游ゴシック" w:hAnsi="游ゴシック"/>
+                <w:b w:val="false"/>
+                <w:bCs w:val="false"/>
+                <w:color w:val="000000"/>
+                <w:sz w:val="17"/>
+                <w:szCs w:val="17"/>
+              </w:rPr>
+              <w:t xml:space="preserve">課税</w:t>
+            </w:r>
+          </w:p>
+        </w:tc>
+        <w:tc>
+          <w:tcPr>
+            <w:tcW w:type="dxa" w:w="1404"/>
+            <w:shd w:fill="FFFFFF" w:val="clear"/>
+            <w:tcMar>
+              <w:top w:type="dxa" w:w="60"/>
+              <w:left w:type="dxa" w:w="90"/>
+              <w:bottom w:type="dxa" w:w="60"/>
+              <w:right w:type="dxa" w:w="90"/>
+            </w:tcMar>
+          </w:tcPr>
+          <w:p>
+            <w:pPr>
+              <w:spacing w:after="0" w:line="240"/>
+            </w:pPr>
+            <w:r>
+              <w:rPr>
+                <w:rFonts w:ascii="游ゴシック" w:cs="游ゴシック" w:eastAsia="游ゴシック" w:hAnsi="游ゴシック"/>
+                <w:b w:val="false"/>
+                <w:bCs w:val="false"/>
+                <w:color w:val="000000"/>
+                <w:sz w:val="17"/>
+                <w:szCs w:val="17"/>
+              </w:rPr>
+              <w:t xml:space="preserve">30人</w:t>
+            </w:r>
+          </w:p>
+        </w:tc>
+        <w:tc>
+          <w:tcPr>
+            <w:tcW w:type="dxa" w:w="1217"/>
+            <w:shd w:fill="FFFFFF" w:val="clear"/>
+            <w:tcMar>
+              <w:top w:type="dxa" w:w="60"/>
+              <w:left w:type="dxa" w:w="90"/>
+              <w:bottom w:type="dxa" w:w="60"/>
+              <w:right w:type="dxa" w:w="90"/>
+            </w:tcMar>
+          </w:tcPr>
+          <w:p>
+            <w:pPr>
+              <w:spacing w:after="0" w:line="240"/>
+            </w:pPr>
+            <w:r>
+              <w:rPr>
+                <w:rFonts w:ascii="游ゴシック" w:cs="游ゴシック" w:eastAsia="游ゴシック" w:hAnsi="游ゴシック"/>
+                <w:b w:val="false"/>
+                <w:bCs w:val="false"/>
+                <w:color w:val="000000"/>
+                <w:sz w:val="17"/>
+                <w:szCs w:val="17"/>
+              </w:rPr>
+              <w:t xml:space="preserve">3.0%</w:t>
+            </w:r>
+          </w:p>
+        </w:tc>
+        <w:tc>
+          <w:tcPr>
+            <w:tcW w:type="dxa" w:w="1217"/>
+            <w:shd w:fill="FFFFFF" w:val="clear"/>
+            <w:tcMar>
+              <w:top w:type="dxa" w:w="60"/>
+              <w:left w:type="dxa" w:w="90"/>
+              <w:bottom w:type="dxa" w:w="60"/>
+              <w:right w:type="dxa" w:w="90"/>
+            </w:tcMar>
+          </w:tcPr>
+          <w:p>
+            <w:pPr>
+              <w:spacing w:after="0" w:line="240"/>
+            </w:pPr>
+            <w:r>
+              <w:rPr>
+                <w:rFonts w:ascii="游ゴシック" w:cs="游ゴシック" w:eastAsia="游ゴシック" w:hAnsi="游ゴシック"/>
+                <w:b w:val="false"/>
+                <w:bCs w:val="false"/>
+                <w:color w:val="000000"/>
+                <w:sz w:val="17"/>
+                <w:szCs w:val="17"/>
+              </w:rPr>
+              <w:t xml:space="preserve">―</w:t>
+            </w:r>
+          </w:p>
+        </w:tc>
+        <w:tc>
+          <w:tcPr>
+            <w:tcW w:type="dxa" w:w="2340"/>
+            <w:shd w:fill="FFFFFF" w:val="clear"/>
+            <w:tcMar>
+              <w:top w:type="dxa" w:w="60"/>
+              <w:left w:type="dxa" w:w="90"/>
+              <w:bottom w:type="dxa" w:w="60"/>
+              <w:right w:type="dxa" w:w="90"/>
+            </w:tcMar>
+          </w:tcPr>
+          <w:p>
+            <w:pPr>
+              <w:spacing w:after="0" w:line="240"/>
+            </w:pPr>
+            <w:r>
+              <w:rPr>
+                <w:rFonts w:ascii="游ゴシック" w:cs="游ゴシック" w:eastAsia="游ゴシック" w:hAnsi="游ゴシック"/>
+                <w:b w:val="false"/>
+                <w:bCs w:val="false"/>
+                <w:color w:val="000000"/>
+                <w:sz w:val="17"/>
+                <w:szCs w:val="17"/>
+              </w:rPr>
+              <w:t xml:space="preserve">―</w:t>
+            </w:r>
+          </w:p>
+        </w:tc>
+      </w:tr>
+      <w:tr>
+        <w:tc>
+          <w:tcPr>
+            <w:tcW w:type="dxa" w:w="1310"/>
+            <w:shd w:fill="FFFFFF" w:val="clear"/>
+            <w:tcMar>
+              <w:top w:type="dxa" w:w="60"/>
+              <w:left w:type="dxa" w:w="90"/>
+              <w:bottom w:type="dxa" w:w="60"/>
+              <w:right w:type="dxa" w:w="90"/>
+            </w:tcMar>
+          </w:tcPr>
+          <w:p>
+            <w:pPr>
+              <w:spacing w:after="0" w:line="240"/>
+            </w:pPr>
+            <w:r>
+              <w:rPr>
+                <w:rFonts w:ascii="游ゴシック" w:cs="游ゴシック" w:eastAsia="游ゴシック" w:hAnsi="游ゴシック"/>
+                <w:b w:val="false"/>
+                <w:bCs w:val="false"/>
+                <w:color w:val="000000"/>
+                <w:sz w:val="17"/>
+                <w:szCs w:val="17"/>
+              </w:rPr>
+              <w:t xml:space="preserve">第10段階</w:t>
+            </w:r>
+          </w:p>
+        </w:tc>
+        <w:tc>
+          <w:tcPr>
+            <w:tcW w:type="dxa" w:w="1872"/>
+            <w:shd w:fill="FFFFFF" w:val="clear"/>
+            <w:tcMar>
+              <w:top w:type="dxa" w:w="60"/>
+              <w:left w:type="dxa" w:w="90"/>
+              <w:bottom w:type="dxa" w:w="60"/>
+              <w:right w:type="dxa" w:w="90"/>
+            </w:tcMar>
+          </w:tcPr>
+          <w:p>
+            <w:pPr>
+              <w:spacing w:after="0" w:line="240"/>
+            </w:pPr>
+            <w:r>
+              <w:rPr>
+                <w:rFonts w:ascii="游ゴシック" w:cs="游ゴシック" w:eastAsia="游ゴシック" w:hAnsi="游ゴシック"/>
+                <w:b w:val="false"/>
+                <w:bCs w:val="false"/>
+                <w:color w:val="000000"/>
+                <w:sz w:val="17"/>
+                <w:szCs w:val="17"/>
+              </w:rPr>
+              <w:t xml:space="preserve">課税</w:t>
+            </w:r>
+          </w:p>
+        </w:tc>
+        <w:tc>
+          <w:tcPr>
+            <w:tcW w:type="dxa" w:w="1404"/>
+            <w:shd w:fill="FFFFFF" w:val="clear"/>
+            <w:tcMar>
+              <w:top w:type="dxa" w:w="60"/>
+              <w:left w:type="dxa" w:w="90"/>
+              <w:bottom w:type="dxa" w:w="60"/>
+              <w:right w:type="dxa" w:w="90"/>
+            </w:tcMar>
+          </w:tcPr>
+          <w:p>
+            <w:pPr>
+              <w:spacing w:after="0" w:line="240"/>
+            </w:pPr>
+            <w:r>
+              <w:rPr>
+                <w:rFonts w:ascii="游ゴシック" w:cs="游ゴシック" w:eastAsia="游ゴシック" w:hAnsi="游ゴシック"/>
+                <w:b w:val="false"/>
+                <w:bCs w:val="false"/>
+                <w:color w:val="000000"/>
+                <w:sz w:val="17"/>
+                <w:szCs w:val="17"/>
+              </w:rPr>
+              <w:t xml:space="preserve">19人</w:t>
+            </w:r>
+          </w:p>
+        </w:tc>
+        <w:tc>
+          <w:tcPr>
+            <w:tcW w:type="dxa" w:w="1217"/>
+            <w:shd w:fill="FFFFFF" w:val="clear"/>
+            <w:tcMar>
+              <w:top w:type="dxa" w:w="60"/>
+              <w:left w:type="dxa" w:w="90"/>
+              <w:bottom w:type="dxa" w:w="60"/>
+              <w:right w:type="dxa" w:w="90"/>
+            </w:tcMar>
+          </w:tcPr>
+          <w:p>
+            <w:pPr>
+              <w:spacing w:after="0" w:line="240"/>
+            </w:pPr>
+            <w:r>
+              <w:rPr>
+                <w:rFonts w:ascii="游ゴシック" w:cs="游ゴシック" w:eastAsia="游ゴシック" w:hAnsi="游ゴシック"/>
+                <w:b w:val="false"/>
+                <w:bCs w:val="false"/>
+                <w:color w:val="000000"/>
+                <w:sz w:val="17"/>
+                <w:szCs w:val="17"/>
+              </w:rPr>
+              <w:t xml:space="preserve">1.9%</w:t>
+            </w:r>
+          </w:p>
+        </w:tc>
+        <w:tc>
+          <w:tcPr>
+            <w:tcW w:type="dxa" w:w="1217"/>
+            <w:shd w:fill="FFFFFF" w:val="clear"/>
+            <w:tcMar>
+              <w:top w:type="dxa" w:w="60"/>
+              <w:left w:type="dxa" w:w="90"/>
+              <w:bottom w:type="dxa" w:w="60"/>
+              <w:right w:type="dxa" w:w="90"/>
+            </w:tcMar>
+          </w:tcPr>
+          <w:p>
+            <w:pPr>
+              <w:spacing w:after="0" w:line="240"/>
+            </w:pPr>
+            <w:r>
+              <w:rPr>
+                <w:rFonts w:ascii="游ゴシック" w:cs="游ゴシック" w:eastAsia="游ゴシック" w:hAnsi="游ゴシック"/>
+                <w:b w:val="false"/>
+                <w:bCs w:val="false"/>
+                <w:color w:val="000000"/>
+                <w:sz w:val="17"/>
+                <w:szCs w:val="17"/>
+              </w:rPr>
+              <w:t xml:space="preserve">―</w:t>
+            </w:r>
+          </w:p>
+        </w:tc>
+        <w:tc>
+          <w:tcPr>
+            <w:tcW w:type="dxa" w:w="2340"/>
+            <w:shd w:fill="FFFFFF" w:val="clear"/>
+            <w:tcMar>
+              <w:top w:type="dxa" w:w="60"/>
+              <w:left w:type="dxa" w:w="90"/>
+              <w:bottom w:type="dxa" w:w="60"/>
+              <w:right w:type="dxa" w:w="90"/>
+            </w:tcMar>
+          </w:tcPr>
+          <w:p>
+            <w:pPr>
+              <w:spacing w:after="0" w:line="240"/>
+            </w:pPr>
+            <w:r>
+              <w:rPr>
+                <w:rFonts w:ascii="游ゴシック" w:cs="游ゴシック" w:eastAsia="游ゴシック" w:hAnsi="游ゴシック"/>
+                <w:b w:val="false"/>
+                <w:bCs w:val="false"/>
+                <w:color w:val="000000"/>
+                <w:sz w:val="17"/>
+                <w:szCs w:val="17"/>
+              </w:rPr>
+              <w:t xml:space="preserve">―</w:t>
+            </w:r>
+          </w:p>
+        </w:tc>
+      </w:tr>
+      <w:tr>
+        <w:tc>
+          <w:tcPr>
+            <w:tcW w:type="dxa" w:w="1310"/>
+            <w:shd w:fill="FFFFFF" w:val="clear"/>
+            <w:tcMar>
+              <w:top w:type="dxa" w:w="60"/>
+              <w:left w:type="dxa" w:w="90"/>
+              <w:bottom w:type="dxa" w:w="60"/>
+              <w:right w:type="dxa" w:w="90"/>
+            </w:tcMar>
+          </w:tcPr>
+          <w:p>
+            <w:pPr>
+              <w:spacing w:after="0" w:line="240"/>
+            </w:pPr>
+            <w:r>
+              <w:rPr>
+                <w:rFonts w:ascii="游ゴシック" w:cs="游ゴシック" w:eastAsia="游ゴシック" w:hAnsi="游ゴシック"/>
+                <w:b w:val="false"/>
+                <w:bCs w:val="false"/>
+                <w:color w:val="000000"/>
+                <w:sz w:val="17"/>
+                <w:szCs w:val="17"/>
+              </w:rPr>
+              <w:t xml:space="preserve">第11段階</w:t>
+            </w:r>
+          </w:p>
+        </w:tc>
+        <w:tc>
+          <w:tcPr>
+            <w:tcW w:type="dxa" w:w="1872"/>
+            <w:shd w:fill="FFFFFF" w:val="clear"/>
+            <w:tcMar>
+              <w:top w:type="dxa" w:w="60"/>
+              <w:left w:type="dxa" w:w="90"/>
+              <w:bottom w:type="dxa" w:w="60"/>
+              <w:right w:type="dxa" w:w="90"/>
+            </w:tcMar>
+          </w:tcPr>
+          <w:p>
+            <w:pPr>
+              <w:spacing w:after="0" w:line="240"/>
+            </w:pPr>
+            <w:r>
+              <w:rPr>
+                <w:rFonts w:ascii="游ゴシック" w:cs="游ゴシック" w:eastAsia="游ゴシック" w:hAnsi="游ゴシック"/>
+                <w:b w:val="false"/>
+                <w:bCs w:val="false"/>
+                <w:color w:val="000000"/>
+                <w:sz w:val="17"/>
+                <w:szCs w:val="17"/>
+              </w:rPr>
+              <w:t xml:space="preserve">課税</w:t>
+            </w:r>
+          </w:p>
+        </w:tc>
+        <w:tc>
+          <w:tcPr>
+            <w:tcW w:type="dxa" w:w="1404"/>
+            <w:shd w:fill="FFFFFF" w:val="clear"/>
+            <w:tcMar>
+              <w:top w:type="dxa" w:w="60"/>
+              <w:left w:type="dxa" w:w="90"/>
+              <w:bottom w:type="dxa" w:w="60"/>
+              <w:right w:type="dxa" w:w="90"/>
+            </w:tcMar>
+          </w:tcPr>
+          <w:p>
+            <w:pPr>
+              <w:spacing w:after="0" w:line="240"/>
+            </w:pPr>
+            <w:r>
+              <w:rPr>
+                <w:rFonts w:ascii="游ゴシック" w:cs="游ゴシック" w:eastAsia="游ゴシック" w:hAnsi="游ゴシック"/>
+                <w:b w:val="false"/>
+                <w:bCs w:val="false"/>
+                <w:color w:val="000000"/>
+                <w:sz w:val="17"/>
+                <w:szCs w:val="17"/>
+              </w:rPr>
+              <w:t xml:space="preserve">4人</w:t>
+            </w:r>
+          </w:p>
+        </w:tc>
+        <w:tc>
+          <w:tcPr>
+            <w:tcW w:type="dxa" w:w="1217"/>
+            <w:shd w:fill="FFFFFF" w:val="clear"/>
+            <w:tcMar>
+              <w:top w:type="dxa" w:w="60"/>
+              <w:left w:type="dxa" w:w="90"/>
+              <w:bottom w:type="dxa" w:w="60"/>
+              <w:right w:type="dxa" w:w="90"/>
+            </w:tcMar>
+          </w:tcPr>
+          <w:p>
+            <w:pPr>
+              <w:spacing w:after="0" w:line="240"/>
+            </w:pPr>
+            <w:r>
+              <w:rPr>
+                <w:rFonts w:ascii="游ゴシック" w:cs="游ゴシック" w:eastAsia="游ゴシック" w:hAnsi="游ゴシック"/>
+                <w:b w:val="false"/>
+                <w:bCs w:val="false"/>
+                <w:color w:val="000000"/>
+                <w:sz w:val="17"/>
+                <w:szCs w:val="17"/>
+              </w:rPr>
+              <w:t xml:space="preserve">0.4%</w:t>
+            </w:r>
+          </w:p>
+        </w:tc>
+        <w:tc>
+          <w:tcPr>
+            <w:tcW w:type="dxa" w:w="1217"/>
+            <w:shd w:fill="FFFFFF" w:val="clear"/>
+            <w:tcMar>
+              <w:top w:type="dxa" w:w="60"/>
+              <w:left w:type="dxa" w:w="90"/>
+              <w:bottom w:type="dxa" w:w="60"/>
+              <w:right w:type="dxa" w:w="90"/>
+            </w:tcMar>
+          </w:tcPr>
+          <w:p>
+            <w:pPr>
+              <w:spacing w:after="0" w:line="240"/>
+            </w:pPr>
+            <w:r>
+              <w:rPr>
+                <w:rFonts w:ascii="游ゴシック" w:cs="游ゴシック" w:eastAsia="游ゴシック" w:hAnsi="游ゴシック"/>
+                <w:b w:val="false"/>
+                <w:bCs w:val="false"/>
+                <w:color w:val="000000"/>
+                <w:sz w:val="17"/>
+                <w:szCs w:val="17"/>
+              </w:rPr>
+              <w:t xml:space="preserve">―</w:t>
+            </w:r>
+          </w:p>
+        </w:tc>
+        <w:tc>
+          <w:tcPr>
+            <w:tcW w:type="dxa" w:w="2340"/>
+            <w:shd w:fill="FFFFFF" w:val="clear"/>
+            <w:tcMar>
+              <w:top w:type="dxa" w:w="60"/>
+              <w:left w:type="dxa" w:w="90"/>
+              <w:bottom w:type="dxa" w:w="60"/>
+              <w:right w:type="dxa" w:w="90"/>
+            </w:tcMar>
+          </w:tcPr>
+          <w:p>
+            <w:pPr>
+              <w:spacing w:after="0" w:line="240"/>
+            </w:pPr>
+            <w:r>
+              <w:rPr>
+                <w:rFonts w:ascii="游ゴシック" w:cs="游ゴシック" w:eastAsia="游ゴシック" w:hAnsi="游ゴシック"/>
+                <w:b w:val="false"/>
+                <w:bCs w:val="false"/>
+                <w:color w:val="000000"/>
+                <w:sz w:val="17"/>
+                <w:szCs w:val="17"/>
+              </w:rPr>
+              <w:t xml:space="preserve">―</w:t>
+            </w:r>
+          </w:p>
+        </w:tc>
+      </w:tr>
+      <w:tr>
+        <w:tc>
+          <w:tcPr>
+            <w:tcW w:type="dxa" w:w="1310"/>
+            <w:shd w:fill="FFFFFF" w:val="clear"/>
+            <w:tcMar>
+              <w:top w:type="dxa" w:w="60"/>
+              <w:left w:type="dxa" w:w="90"/>
+              <w:bottom w:type="dxa" w:w="60"/>
+              <w:right w:type="dxa" w:w="90"/>
+            </w:tcMar>
+          </w:tcPr>
+          <w:p>
+            <w:pPr>
+              <w:spacing w:after="0" w:line="240"/>
+            </w:pPr>
+            <w:r>
+              <w:rPr>
+                <w:rFonts w:ascii="游ゴシック" w:cs="游ゴシック" w:eastAsia="游ゴシック" w:hAnsi="游ゴシック"/>
+                <w:b w:val="false"/>
+                <w:bCs w:val="false"/>
+                <w:color w:val="000000"/>
+                <w:sz w:val="17"/>
+                <w:szCs w:val="17"/>
+              </w:rPr>
+              <w:t xml:space="preserve">第12段階</w:t>
+            </w:r>
+          </w:p>
+        </w:tc>
+        <w:tc>
+          <w:tcPr>
+            <w:tcW w:type="dxa" w:w="1872"/>
+            <w:shd w:fill="FFFFFF" w:val="clear"/>
+            <w:tcMar>
+              <w:top w:type="dxa" w:w="60"/>
+              <w:left w:type="dxa" w:w="90"/>
+              <w:bottom w:type="dxa" w:w="60"/>
+              <w:right w:type="dxa" w:w="90"/>
+            </w:tcMar>
+          </w:tcPr>
+          <w:p>
+            <w:pPr>
+              <w:spacing w:after="0" w:line="240"/>
+            </w:pPr>
+            <w:r>
+              <w:rPr>
+                <w:rFonts w:ascii="游ゴシック" w:cs="游ゴシック" w:eastAsia="游ゴシック" w:hAnsi="游ゴシック"/>
+                <w:b w:val="false"/>
+                <w:bCs w:val="false"/>
+                <w:color w:val="000000"/>
+                <w:sz w:val="17"/>
+                <w:szCs w:val="17"/>
+              </w:rPr>
+              <w:t xml:space="preserve">課税</w:t>
+            </w:r>
+          </w:p>
+        </w:tc>
+        <w:tc>
+          <w:tcPr>
+            <w:tcW w:type="dxa" w:w="1404"/>
+            <w:shd w:fill="FFFFFF" w:val="clear"/>
+            <w:tcMar>
+              <w:top w:type="dxa" w:w="60"/>
+              <w:left w:type="dxa" w:w="90"/>
+              <w:bottom w:type="dxa" w:w="60"/>
+              <w:right w:type="dxa" w:w="90"/>
+            </w:tcMar>
+          </w:tcPr>
+          <w:p>
+            <w:pPr>
+              <w:spacing w:after="0" w:line="240"/>
+            </w:pPr>
+            <w:r>
+              <w:rPr>
+                <w:rFonts w:ascii="游ゴシック" w:cs="游ゴシック" w:eastAsia="游ゴシック" w:hAnsi="游ゴシック"/>
+                <w:b w:val="false"/>
+                <w:bCs w:val="false"/>
+                <w:color w:val="000000"/>
+                <w:sz w:val="17"/>
+                <w:szCs w:val="17"/>
+              </w:rPr>
+              <w:t xml:space="preserve">1人</w:t>
+            </w:r>
+          </w:p>
+        </w:tc>
+        <w:tc>
+          <w:tcPr>
+            <w:tcW w:type="dxa" w:w="1217"/>
+            <w:shd w:fill="FFFFFF" w:val="clear"/>
+            <w:tcMar>
+              <w:top w:type="dxa" w:w="60"/>
+              <w:left w:type="dxa" w:w="90"/>
+              <w:bottom w:type="dxa" w:w="60"/>
+              <w:right w:type="dxa" w:w="90"/>
+            </w:tcMar>
+          </w:tcPr>
+          <w:p>
+            <w:pPr>
+              <w:spacing w:after="0" w:line="240"/>
+            </w:pPr>
+            <w:r>
+              <w:rPr>
+                <w:rFonts w:ascii="游ゴシック" w:cs="游ゴシック" w:eastAsia="游ゴシック" w:hAnsi="游ゴシック"/>
+                <w:b w:val="false"/>
+                <w:bCs w:val="false"/>
+                <w:color w:val="000000"/>
+                <w:sz w:val="17"/>
+                <w:szCs w:val="17"/>
+              </w:rPr>
+              <w:t xml:space="preserve">0.1%</w:t>
+            </w:r>
+          </w:p>
+        </w:tc>
+        <w:tc>
+          <w:tcPr>
+            <w:tcW w:type="dxa" w:w="1217"/>
+            <w:shd w:fill="FFFFFF" w:val="clear"/>
+            <w:tcMar>
+              <w:top w:type="dxa" w:w="60"/>
+              <w:left w:type="dxa" w:w="90"/>
+              <w:bottom w:type="dxa" w:w="60"/>
+              <w:right w:type="dxa" w:w="90"/>
+            </w:tcMar>
+          </w:tcPr>
+          <w:p>
+            <w:pPr>
+              <w:spacing w:after="0" w:line="240"/>
+            </w:pPr>
+            <w:r>
+              <w:rPr>
+                <w:rFonts w:ascii="游ゴシック" w:cs="游ゴシック" w:eastAsia="游ゴシック" w:hAnsi="游ゴシック"/>
+                <w:b w:val="false"/>
+                <w:bCs w:val="false"/>
+                <w:color w:val="000000"/>
+                <w:sz w:val="17"/>
+                <w:szCs w:val="17"/>
+              </w:rPr>
+              <w:t xml:space="preserve">―</w:t>
+            </w:r>
+          </w:p>
+        </w:tc>
+        <w:tc>
+          <w:tcPr>
+            <w:tcW w:type="dxa" w:w="2340"/>
+            <w:shd w:fill="FFFFFF" w:val="clear"/>
+            <w:tcMar>
+              <w:top w:type="dxa" w:w="60"/>
+              <w:left w:type="dxa" w:w="90"/>
+              <w:bottom w:type="dxa" w:w="60"/>
+              <w:right w:type="dxa" w:w="90"/>
+            </w:tcMar>
+          </w:tcPr>
+          <w:p>
+            <w:pPr>
+              <w:spacing w:after="0" w:line="240"/>
+            </w:pPr>
+            <w:r>
+              <w:rPr>
+                <w:rFonts w:ascii="游ゴシック" w:cs="游ゴシック" w:eastAsia="游ゴシック" w:hAnsi="游ゴシック"/>
+                <w:b w:val="false"/>
+                <w:bCs w:val="false"/>
+                <w:color w:val="000000"/>
+                <w:sz w:val="17"/>
+                <w:szCs w:val="17"/>
+              </w:rPr>
+              <w:t xml:space="preserve">―</w:t>
+            </w:r>
+          </w:p>
+        </w:tc>
+      </w:tr>
+      <w:tr>
+        <w:tc>
+          <w:tcPr>
+            <w:tcW w:type="dxa" w:w="1310"/>
+            <w:shd w:fill="FFFFFF" w:val="clear"/>
+            <w:tcMar>
+              <w:top w:type="dxa" w:w="60"/>
+              <w:left w:type="dxa" w:w="90"/>
+              <w:bottom w:type="dxa" w:w="60"/>
+              <w:right w:type="dxa" w:w="90"/>
+            </w:tcMar>
+          </w:tcPr>
+          <w:p>
+            <w:pPr>
+              <w:spacing w:after="0" w:line="240"/>
+            </w:pPr>
+            <w:r>
+              <w:rPr>
+                <w:rFonts w:ascii="游ゴシック" w:cs="游ゴシック" w:eastAsia="游ゴシック" w:hAnsi="游ゴシック"/>
+                <w:b w:val="false"/>
+                <w:bCs w:val="false"/>
+                <w:color w:val="000000"/>
+                <w:sz w:val="17"/>
+                <w:szCs w:val="17"/>
+              </w:rPr>
+              <w:t xml:space="preserve">第13段階</w:t>
+            </w:r>
+          </w:p>
+        </w:tc>
+        <w:tc>
+          <w:tcPr>
+            <w:tcW w:type="dxa" w:w="1872"/>
+            <w:shd w:fill="FFFFFF" w:val="clear"/>
+            <w:tcMar>
+              <w:top w:type="dxa" w:w="60"/>
+              <w:left w:type="dxa" w:w="90"/>
+              <w:bottom w:type="dxa" w:w="60"/>
+              <w:right w:type="dxa" w:w="90"/>
+            </w:tcMar>
+          </w:tcPr>
+          <w:p>
+            <w:pPr>
+              <w:spacing w:after="0" w:line="240"/>
+            </w:pPr>
+            <w:r>
+              <w:rPr>
+                <w:rFonts w:ascii="游ゴシック" w:cs="游ゴシック" w:eastAsia="游ゴシック" w:hAnsi="游ゴシック"/>
+                <w:b w:val="false"/>
+                <w:bCs w:val="false"/>
+                <w:color w:val="000000"/>
+                <w:sz w:val="17"/>
+                <w:szCs w:val="17"/>
+              </w:rPr>
+              <w:t xml:space="preserve">課税</w:t>
+            </w:r>
+          </w:p>
+        </w:tc>
+        <w:tc>
+          <w:tcPr>
+            <w:tcW w:type="dxa" w:w="1404"/>
+            <w:shd w:fill="FFFFFF" w:val="clear"/>
+            <w:tcMar>
+              <w:top w:type="dxa" w:w="60"/>
+              <w:left w:type="dxa" w:w="90"/>
+              <w:bottom w:type="dxa" w:w="60"/>
+              <w:right w:type="dxa" w:w="90"/>
+            </w:tcMar>
+          </w:tcPr>
+          <w:p>
+            <w:pPr>
+              <w:spacing w:after="0" w:line="240"/>
+            </w:pPr>
+            <w:r>
+              <w:rPr>
+                <w:rFonts w:ascii="游ゴシック" w:cs="游ゴシック" w:eastAsia="游ゴシック" w:hAnsi="游ゴシック"/>
+                <w:b w:val="false"/>
+                <w:bCs w:val="false"/>
+                <w:color w:val="000000"/>
+                <w:sz w:val="17"/>
+                <w:szCs w:val="17"/>
+              </w:rPr>
+              <w:t xml:space="preserve">15人</w:t>
+            </w:r>
+          </w:p>
+        </w:tc>
+        <w:tc>
+          <w:tcPr>
+            <w:tcW w:type="dxa" w:w="1217"/>
+            <w:shd w:fill="FFFFFF" w:val="clear"/>
+            <w:tcMar>
+              <w:top w:type="dxa" w:w="60"/>
+              <w:left w:type="dxa" w:w="90"/>
+              <w:bottom w:type="dxa" w:w="60"/>
+              <w:right w:type="dxa" w:w="90"/>
+            </w:tcMar>
+          </w:tcPr>
+          <w:p>
+            <w:pPr>
+              <w:spacing w:after="0" w:line="240"/>
+            </w:pPr>
+            <w:r>
+              <w:rPr>
+                <w:rFonts w:ascii="游ゴシック" w:cs="游ゴシック" w:eastAsia="游ゴシック" w:hAnsi="游ゴシック"/>
+                <w:b w:val="false"/>
+                <w:bCs w:val="false"/>
+                <w:color w:val="000000"/>
+                <w:sz w:val="17"/>
+                <w:szCs w:val="17"/>
+              </w:rPr>
+              <w:t xml:space="preserve">1.5%</w:t>
+            </w:r>
+          </w:p>
+        </w:tc>
+        <w:tc>
+          <w:tcPr>
+            <w:tcW w:type="dxa" w:w="1217"/>
+            <w:shd w:fill="FFFFFF" w:val="clear"/>
+            <w:tcMar>
+              <w:top w:type="dxa" w:w="60"/>
+              <w:left w:type="dxa" w:w="90"/>
+              <w:bottom w:type="dxa" w:w="60"/>
+              <w:right w:type="dxa" w:w="90"/>
+            </w:tcMar>
+          </w:tcPr>
+          <w:p>
+            <w:pPr>
+              <w:spacing w:after="0" w:line="240"/>
+            </w:pPr>
+            <w:r>
+              <w:rPr>
+                <w:rFonts w:ascii="游ゴシック" w:cs="游ゴシック" w:eastAsia="游ゴシック" w:hAnsi="游ゴシック"/>
+                <w:b w:val="false"/>
+                <w:bCs w:val="false"/>
+                <w:color w:val="000000"/>
+                <w:sz w:val="17"/>
+                <w:szCs w:val="17"/>
+              </w:rPr>
+              <w:t xml:space="preserve">―</w:t>
+            </w:r>
+          </w:p>
+        </w:tc>
+        <w:tc>
+          <w:tcPr>
+            <w:tcW w:type="dxa" w:w="2340"/>
+            <w:shd w:fill="FFFFFF" w:val="clear"/>
+            <w:tcMar>
+              <w:top w:type="dxa" w:w="60"/>
+              <w:left w:type="dxa" w:w="90"/>
+              <w:bottom w:type="dxa" w:w="60"/>
+              <w:right w:type="dxa" w:w="90"/>
+            </w:tcMar>
+          </w:tcPr>
+          <w:p>
+            <w:pPr>
+              <w:spacing w:after="0" w:line="240"/>
+            </w:pPr>
+            <w:r>
+              <w:rPr>
+                <w:rFonts w:ascii="游ゴシック" w:cs="游ゴシック" w:eastAsia="游ゴシック" w:hAnsi="游ゴシック"/>
+                <w:b w:val="false"/>
+                <w:bCs w:val="false"/>
+                <w:color w:val="000000"/>
+                <w:sz w:val="17"/>
+                <w:szCs w:val="17"/>
+              </w:rPr>
+              <w:t xml:space="preserve">―</w:t>
+            </w:r>
+          </w:p>
+        </w:tc>
+      </w:tr>
+      <w:tr>
+        <w:tc>
+          <w:tcPr>
+            <w:tcW w:type="dxa" w:w="1310"/>
+            <w:shd w:fill="FFFFFF" w:val="clear"/>
+            <w:tcMar>
+              <w:top w:type="dxa" w:w="60"/>
+              <w:left w:type="dxa" w:w="90"/>
+              <w:bottom w:type="dxa" w:w="60"/>
+              <w:right w:type="dxa" w:w="90"/>
+            </w:tcMar>
+          </w:tcPr>
+          <w:p>
+            <w:pPr>
+              <w:spacing w:after="0" w:line="240"/>
+            </w:pPr>
+            <w:r>
+              <w:rPr>
+                <w:rFonts w:ascii="游ゴシック" w:cs="游ゴシック" w:eastAsia="游ゴシック" w:hAnsi="游ゴシック"/>
+                <w:b w:val="false"/>
+                <w:bCs w:val="false"/>
+                <w:color w:val="000000"/>
+                <w:sz w:val="17"/>
+                <w:szCs w:val="17"/>
+              </w:rPr>
+              <w:t xml:space="preserve">合計</w:t>
+            </w:r>
+          </w:p>
+        </w:tc>
+        <w:tc>
+          <w:tcPr>
+            <w:tcW w:type="dxa" w:w="1872"/>
+            <w:shd w:fill="FFFFFF" w:val="clear"/>
+            <w:tcMar>
+              <w:top w:type="dxa" w:w="60"/>
+              <w:left w:type="dxa" w:w="90"/>
+              <w:bottom w:type="dxa" w:w="60"/>
+              <w:right w:type="dxa" w:w="90"/>
+            </w:tcMar>
+          </w:tcPr>
+          <w:p>
+            <w:pPr>
+              <w:spacing w:after="0" w:line="240"/>
+            </w:pPr>
+            <w:r>
+              <w:rPr>
+                <w:rFonts w:ascii="游ゴシック" w:cs="游ゴシック" w:eastAsia="游ゴシック" w:hAnsi="游ゴシック"/>
+                <w:b w:val="false"/>
+                <w:bCs w:val="false"/>
+                <w:color w:val="000000"/>
+                <w:sz w:val="17"/>
+                <w:szCs w:val="17"/>
+              </w:rPr>
+              <w:t xml:space="preserve">―</w:t>
+            </w:r>
+          </w:p>
+        </w:tc>
+        <w:tc>
+          <w:tcPr>
+            <w:tcW w:type="dxa" w:w="1404"/>
+            <w:shd w:fill="FFFFFF" w:val="clear"/>
+            <w:tcMar>
+              <w:top w:type="dxa" w:w="60"/>
+              <w:left w:type="dxa" w:w="90"/>
+              <w:bottom w:type="dxa" w:w="60"/>
+              <w:right w:type="dxa" w:w="90"/>
+            </w:tcMar>
+          </w:tcPr>
+          <w:p>
+            <w:pPr>
+              <w:spacing w:after="0" w:line="240"/>
+            </w:pPr>
+            <w:r>
+              <w:rPr>
+                <w:rFonts w:ascii="游ゴシック" w:cs="游ゴシック" w:eastAsia="游ゴシック" w:hAnsi="游ゴシック"/>
+                <w:b w:val="false"/>
+                <w:bCs w:val="false"/>
+                <w:color w:val="000000"/>
+                <w:sz w:val="17"/>
+                <w:szCs w:val="17"/>
+              </w:rPr>
+              <w:t xml:space="preserve">1,015人</w:t>
+            </w:r>
+          </w:p>
+        </w:tc>
+        <w:tc>
+          <w:tcPr>
+            <w:tcW w:type="dxa" w:w="1217"/>
+            <w:shd w:fill="FFFFFF" w:val="clear"/>
+            <w:tcMar>
+              <w:top w:type="dxa" w:w="60"/>
+              <w:left w:type="dxa" w:w="90"/>
+              <w:bottom w:type="dxa" w:w="60"/>
+              <w:right w:type="dxa" w:w="90"/>
+            </w:tcMar>
+          </w:tcPr>
+          <w:p>
+            <w:pPr>
+              <w:spacing w:after="0" w:line="240"/>
+            </w:pPr>
+            <w:r>
+              <w:rPr>
+                <w:rFonts w:ascii="游ゴシック" w:cs="游ゴシック" w:eastAsia="游ゴシック" w:hAnsi="游ゴシック"/>
+                <w:b w:val="false"/>
+                <w:bCs w:val="false"/>
+                <w:color w:val="000000"/>
+                <w:sz w:val="17"/>
+                <w:szCs w:val="17"/>
+              </w:rPr>
+              <w:t xml:space="preserve">100.0%</w:t>
+            </w:r>
+          </w:p>
+        </w:tc>
+        <w:tc>
+          <w:tcPr>
+            <w:tcW w:type="dxa" w:w="1217"/>
+            <w:shd w:fill="FFFFFF" w:val="clear"/>
+            <w:tcMar>
+              <w:top w:type="dxa" w:w="60"/>
+              <w:left w:type="dxa" w:w="90"/>
+              <w:bottom w:type="dxa" w:w="60"/>
+              <w:right w:type="dxa" w:w="90"/>
+            </w:tcMar>
+          </w:tcPr>
+          <w:p>
+            <w:pPr>
+              <w:spacing w:after="0" w:line="240"/>
+            </w:pPr>
+            <w:r>
+              <w:rPr>
+                <w:rFonts w:ascii="游ゴシック" w:cs="游ゴシック" w:eastAsia="游ゴシック" w:hAnsi="游ゴシック"/>
+                <w:b w:val="false"/>
+                <w:bCs w:val="false"/>
+                <w:color w:val="000000"/>
+                <w:sz w:val="17"/>
+                <w:szCs w:val="17"/>
+              </w:rPr>
+              <w:t xml:space="preserve">―</w:t>
+            </w:r>
+          </w:p>
+        </w:tc>
+        <w:tc>
+          <w:tcPr>
+            <w:tcW w:type="dxa" w:w="2340"/>
             <w:shd w:fill="FFFFFF" w:val="clear"/>
             <w:tcMar>
               <w:top w:type="dxa" w:w="60"/>
@@ -52982,6 +56676,45 @@
           <w:szCs w:val="21"/>
         </w:rPr>
         <w:t xml:space="preserve"/>
+      </w:r>
+    </w:p>
+    <w:p>
+      <w:pPr>
+        <w:spacing w:after="120" w:line="300"/>
+      </w:pPr>
+      <w:r>
+        <w:rPr>
+          <w:rFonts w:ascii="游明朝" w:cs="游明朝" w:eastAsia="游明朝" w:hAnsi="游明朝"/>
+          <w:sz w:val="21"/>
+          <w:szCs w:val="21"/>
+        </w:rPr>
+        <w:t xml:space="preserve">出典：令和8年度合計所得金額分布調査</w:t>
+      </w:r>
+    </w:p>
+    <w:p>
+      <w:pPr>
+        <w:spacing w:after="120" w:line="300"/>
+      </w:pPr>
+      <w:r>
+        <w:rPr>
+          <w:rFonts w:ascii="游明朝" w:cs="游明朝" w:eastAsia="游明朝" w:hAnsi="游明朝"/>
+          <w:sz w:val="21"/>
+          <w:szCs w:val="21"/>
+        </w:rPr>
+        <w:t xml:space="preserve">市町村民税非課税の第1段階から第5段階までが612人で、全体の60.3%を占めます。公費による保険料軽減の対象となる第1段階から第3段階までは346人・34.1%です。保険料の改定が低所得の方に与える影響が大きい構造にあります。</w:t>
+      </w:r>
+    </w:p>
+    <w:p>
+      <w:pPr>
+        <w:spacing w:after="120" w:line="300"/>
+      </w:pPr>
+      <w:r>
+        <w:rPr>
+          <w:rFonts w:ascii="游明朝" w:cs="游明朝" w:eastAsia="游明朝" w:hAnsi="游明朝"/>
+          <w:sz w:val="21"/>
+          <w:szCs w:val="21"/>
+        </w:rPr>
+        <w:t xml:space="preserve">一方で、第11段階は4人、第12段階は1人と、高所得の段階に該当する方は多くありません。段階の多段階化による負担の再配分には限りがあります。</w:t>
       </w:r>
     </w:p>
     <w:p>
@@ -53000,7 +56733,7 @@
           <w:sz w:val="18"/>
           <w:szCs w:val="18"/>
         </w:rPr>
-        <w:t xml:space="preserve">⚙ 編集注記：各段階の保険料率・保険料月額・対象者数は、保険料基準額の算定後に記載します。第9期から標準9段階が13段階に多段階化されており、本計画でも13段階を基本とします。</w:t>
+        <w:t xml:space="preserve">⚙ 編集注記：各段階の保険料率・保険料月額は、保険料基準額の算定後に記載します。第9期から標準9段階が13段階に多段階化されており、本計画でも13段階を基本とします。</w:t>
       </w:r>
     </w:p>
     <w:p>
